--- a/docs/files/artea/artea_6M2026_lt.docx
+++ b/docs/files/artea/artea_6M2026_lt.docx
@@ -4496,24 +4496,10 @@
         <w:rPr>
           <w:sz w:val="24"/>
         </w:rPr>
-        <w:t xml:space="preserve">☐ </w:t>
+        <w:t xml:space="preserve">☑ </w:t>
       </w:r>
       <w:r>
         <w:t>Yes, the company is not in the list of sanctions (add a screenshot)</w:t>
-      </w:r>
-    </w:p>
-    <w:p>
-      <w:pPr>
-        <w:spacing w:after="0"/>
-        <w:ind w:left="397"/>
-      </w:pPr>
-      <w:r>
-        <w:rPr>
-          <w:b/>
-          <w:color w:val="B42318"/>
-          <w:sz w:val="19"/>
-        </w:rPr>
-        <w:t>Reikia peržiūrėti</w:t>
       </w:r>
     </w:p>
     <w:p>
@@ -4533,7 +4519,7 @@
           <w:color w:val="333333"/>
           <w:sz w:val="19"/>
         </w:rPr>
-        <w:t>Automatinė patikra ES, JT, JAV OFAC ir JK konsoliduotuose sankcijų sąrašuose.</w:t>
+        <w:t>Nerasta EU, UN, UK, US OFAC konsoliduotuose sankcijų sąrašuose (automatinė patikra 2026-10-22).</w:t>
       </w:r>
     </w:p>
     <w:p>

--- a/docs/files/artea/artea_6M2026_lt.docx
+++ b/docs/files/artea/artea_6M2026_lt.docx
@@ -2,112 +2,287 @@
 <file path=word/document.xml><?xml version="1.0" encoding="utf-8"?>
 <w:document xmlns:wpc="http://schemas.microsoft.com/office/word/2010/wordprocessingCanvas" xmlns:mo="http://schemas.microsoft.com/office/mac/office/2008/main" xmlns:mc="http://schemas.openxmlformats.org/markup-compatibility/2006" xmlns:mv="urn:schemas-microsoft-com:mac:vml" xmlns:o="urn:schemas-microsoft-com:office:office" xmlns:r="http://schemas.openxmlformats.org/officeDocument/2006/relationships" xmlns:m="http://schemas.openxmlformats.org/officeDocument/2006/math" xmlns:v="urn:schemas-microsoft-com:vml" xmlns:wp14="http://schemas.microsoft.com/office/word/2010/wordprocessingDrawing" xmlns:wp="http://schemas.openxmlformats.org/drawingml/2006/wordprocessingDrawing" xmlns:w10="urn:schemas-microsoft-com:office:word" xmlns:w="http://schemas.openxmlformats.org/wordprocessingml/2006/main" xmlns:w14="http://schemas.microsoft.com/office/word/2010/wordml" xmlns:wpg="http://schemas.microsoft.com/office/word/2010/wordprocessingGroup" xmlns:wpi="http://schemas.microsoft.com/office/word/2010/wordprocessingInk" xmlns:wne="http://schemas.microsoft.com/office/word/2006/wordml" xmlns:wps="http://schemas.microsoft.com/office/word/2010/wordprocessingShape" mc:Ignorable="w14 wp14">
   <w:body>
+    <w:tbl>
+      <w:tblPr>
+        <w:tblW w:w="9639" w:type="dxa"/>
+        <w:tblBorders>
+          <w:top w:val="nil"/>
+          <w:left w:val="nil"/>
+          <w:bottom w:val="nil"/>
+          <w:right w:val="nil"/>
+          <w:insideH w:val="nil"/>
+          <w:insideV w:val="nil"/>
+        </w:tblBorders>
+        <w:tblLayout w:type="fixed"/>
+        <w:tblCellMar>
+          <w:top w:w="260" w:type="dxa"/>
+          <w:left w:w="280" w:type="dxa"/>
+          <w:bottom w:w="260" w:type="dxa"/>
+          <w:right w:w="280" w:type="dxa"/>
+        </w:tblCellMar>
+        <w:tblLook w:firstColumn="1" w:firstRow="1" w:lastColumn="0" w:lastRow="0" w:noHBand="0" w:noVBand="1" w:val="04A0"/>
+      </w:tblPr>
+      <w:tblGrid>
+        <w:gridCol w:w="7030"/>
+        <w:gridCol w:w="2608"/>
+      </w:tblGrid>
+      <w:tr>
+        <w:tc>
+          <w:tcPr>
+            <w:tcW w:type="dxa" w:w="7030"/>
+            <w:shd w:val="clear" w:color="auto" w:fill="1F4E79"/>
+          </w:tcPr>
+          <w:p>
+            <w:pPr>
+              <w:spacing w:before="0" w:after="0"/>
+            </w:pPr>
+            <w:r>
+              <w:rPr>
+                <w:b/>
+                <w:caps/>
+                <w:color w:val="AFC6DD"/>
+                <w:sz w:val="17"/>
+              </w:rPr>
+              <w:t>Emitento apžvalga · 6M2026</w:t>
+            </w:r>
+          </w:p>
+          <w:p>
+            <w:pPr>
+              <w:spacing w:before="40" w:after="0"/>
+            </w:pPr>
+            <w:r>
+              <w:rPr>
+                <w:b/>
+                <w:color w:val="FFFFFF"/>
+                <w:sz w:val="52"/>
+              </w:rPr>
+              <w:t>Artea bankas</w:t>
+            </w:r>
+          </w:p>
+        </w:tc>
+        <w:tc>
+          <w:tcPr>
+            <w:tcW w:type="dxa" w:w="2608"/>
+            <w:shd w:val="clear" w:color="auto" w:fill="1F4E79"/>
+          </w:tcPr>
+          <w:p>
+            <w:pPr>
+              <w:spacing w:before="280" w:after="0"/>
+              <w:jc w:val="right"/>
+            </w:pPr>
+            <w:r>
+              <w:rPr>
+                <w:b/>
+                <w:color w:val="1B7F3B"/>
+                <w:sz w:val="19"/>
+                <w:shd w:val="clear" w:color="auto" w:fill="E3F3E8"/>
+              </w:rPr>
+              <w:t xml:space="preserve">  ●  TVARKINGA  </w:t>
+            </w:r>
+          </w:p>
+        </w:tc>
+      </w:tr>
+    </w:tbl>
     <w:p>
       <w:pPr>
-        <w:spacing w:after="0"/>
+        <w:pBdr>
+          <w:top w:val="single" w:sz="12" w:color="2A78D6" w:space="0"/>
+        </w:pBdr>
+        <w:spacing w:before="0" w:after="200" w:line="120" w:lineRule="auto"/>
       </w:pPr>
-      <w:r>
-        <w:rPr>
-          <w:b/>
-          <w:color w:val="1F4E79"/>
-          <w:sz w:val="48"/>
-        </w:rPr>
-        <w:t>Artea bankas</w:t>
-      </w:r>
-    </w:p>
-    <w:p>
-      <w:r>
-        <w:rPr>
-          <w:color w:val="5F6B7A"/>
-          <w:sz w:val="24"/>
-        </w:rPr>
-        <w:t>Emitento apžvalga · 6M2026</w:t>
-      </w:r>
-    </w:p>
-    <w:p>
-      <w:pPr>
-        <w:spacing w:after="0"/>
-      </w:pPr>
-      <w:r>
-        <w:rPr>
-          <w:b/>
-          <w:sz w:val="19"/>
-        </w:rPr>
-        <w:t xml:space="preserve">Analizės data: </w:t>
-      </w:r>
-      <w:r>
-        <w:rPr>
-          <w:b w:val="0"/>
-          <w:sz w:val="19"/>
-        </w:rPr>
-        <w:t>2026-10-22</w:t>
-      </w:r>
-    </w:p>
-    <w:p>
-      <w:pPr>
-        <w:spacing w:after="0"/>
-      </w:pPr>
-      <w:r>
-        <w:rPr>
-          <w:b/>
-          <w:sz w:val="19"/>
-        </w:rPr>
-        <w:t xml:space="preserve">Reitingas: </w:t>
-      </w:r>
-      <w:r>
-        <w:rPr>
-          <w:b w:val="0"/>
-          <w:sz w:val="19"/>
-        </w:rPr>
-        <w:t>Moody's (2026-04-21): long-term deposits upgraded to A3, senior unsecured Baa1 affirmed, outlook changed from stable to positive</w:t>
-      </w:r>
-      <w:hyperlink r:id="rId10">
-        <w:r>
-          <w:rPr>
-            <w:color w:val="2A78D6"/>
-            <w:vertAlign w:val="superscript"/>
-            <w:sz w:val="16"/>
-          </w:rPr>
-          <w:t xml:space="preserve">1</w:t>
-        </w:r>
-      </w:hyperlink>
-    </w:p>
-    <w:p>
-      <w:pPr>
-        <w:spacing w:after="0"/>
-      </w:pPr>
-      <w:r>
-        <w:rPr>
-          <w:b/>
-          <w:sz w:val="19"/>
-        </w:rPr>
-        <w:t xml:space="preserve">Kita ataskaita: </w:t>
-      </w:r>
-      <w:r>
-        <w:rPr>
-          <w:b w:val="0"/>
-          <w:sz w:val="19"/>
-        </w:rPr>
-        <w:t>9M 2026 interim report - 2026-10-28</w:t>
-      </w:r>
     </w:p>
     <w:tbl>
       <w:tblPr>
-        <w:tblW w:type="auto" w:w="0"/>
+        <w:tblW w:w="9639" w:type="dxa"/>
+        <w:tblBorders>
+          <w:top w:val="nil"/>
+          <w:left w:val="nil"/>
+          <w:bottom w:val="nil"/>
+          <w:right w:val="nil"/>
+          <w:insideH w:val="nil"/>
+          <w:insideV w:val="nil"/>
+        </w:tblBorders>
+        <w:tblLayout w:type="fixed"/>
+        <w:tblCellMar>
+          <w:top w:w="0" w:type="dxa"/>
+          <w:left w:w="0" w:type="dxa"/>
+          <w:bottom w:w="120" w:type="dxa"/>
+          <w:right w:w="160" w:type="dxa"/>
+        </w:tblCellMar>
         <w:tblLook w:firstColumn="1" w:firstRow="1" w:lastColumn="0" w:lastRow="0" w:noHBand="0" w:noVBand="1" w:val="04A0"/>
       </w:tblPr>
       <w:tblGrid>
-        <w:gridCol w:w="9972"/>
+        <w:gridCol w:w="3213"/>
+        <w:gridCol w:w="3213"/>
+        <w:gridCol w:w="3213"/>
+      </w:tblGrid>
+      <w:tr>
+        <w:tc>
+          <w:tcPr>
+            <w:tcW w:type="dxa" w:w="3213"/>
+            <w:tcBorders>
+              <w:top w:val="nil"/>
+              <w:left w:val="nil"/>
+              <w:bottom w:val="single" w:sz="4" w:color="C9D3DE" w:space="0"/>
+              <w:right w:val="nil"/>
+            </w:tcBorders>
+          </w:tcPr>
+          <w:p>
+            <w:pPr>
+              <w:spacing w:before="0" w:after="20"/>
+            </w:pPr>
+            <w:r>
+              <w:rPr>
+                <w:b/>
+                <w:caps/>
+                <w:color w:val="5F6B7A"/>
+                <w:sz w:val="15"/>
+              </w:rPr>
+              <w:t>Analizės data</w:t>
+            </w:r>
+          </w:p>
+          <w:p>
+            <w:pPr>
+              <w:spacing w:before="0" w:after="0"/>
+            </w:pPr>
+            <w:r>
+              <w:rPr>
+                <w:b w:val="0"/>
+                <w:sz w:val="19"/>
+              </w:rPr>
+              <w:t>2026-10-22</w:t>
+            </w:r>
+          </w:p>
+        </w:tc>
+        <w:tc>
+          <w:tcPr>
+            <w:tcW w:type="dxa" w:w="3213"/>
+            <w:tcBorders>
+              <w:top w:val="nil"/>
+              <w:left w:val="nil"/>
+              <w:bottom w:val="single" w:sz="4" w:color="C9D3DE" w:space="0"/>
+              <w:right w:val="nil"/>
+            </w:tcBorders>
+          </w:tcPr>
+          <w:p>
+            <w:pPr>
+              <w:spacing w:before="0" w:after="20"/>
+            </w:pPr>
+            <w:r>
+              <w:rPr>
+                <w:b/>
+                <w:caps/>
+                <w:color w:val="5F6B7A"/>
+                <w:sz w:val="15"/>
+              </w:rPr>
+              <w:t>Reitingas</w:t>
+            </w:r>
+          </w:p>
+          <w:p>
+            <w:pPr>
+              <w:spacing w:before="0" w:after="0"/>
+            </w:pPr>
+            <w:r>
+              <w:rPr>
+                <w:b w:val="0"/>
+                <w:sz w:val="19"/>
+              </w:rPr>
+              <w:t>Moody's (2026-04-21): long-term deposits upgraded to A3, senior unsecured Baa1 affirmed, outlook changed from stable to positive</w:t>
+            </w:r>
+            <w:hyperlink r:id="rId12">
+              <w:r>
+                <w:rPr>
+                  <w:color w:val="2A78D6"/>
+                  <w:vertAlign w:val="superscript"/>
+                  <w:sz w:val="16"/>
+                </w:rPr>
+                <w:t xml:space="preserve">1</w:t>
+              </w:r>
+            </w:hyperlink>
+          </w:p>
+        </w:tc>
+        <w:tc>
+          <w:tcPr>
+            <w:tcW w:type="dxa" w:w="3213"/>
+            <w:tcBorders>
+              <w:top w:val="nil"/>
+              <w:left w:val="nil"/>
+              <w:bottom w:val="single" w:sz="4" w:color="C9D3DE" w:space="0"/>
+              <w:right w:val="nil"/>
+            </w:tcBorders>
+          </w:tcPr>
+          <w:p>
+            <w:pPr>
+              <w:spacing w:before="0" w:after="20"/>
+            </w:pPr>
+            <w:r>
+              <w:rPr>
+                <w:b/>
+                <w:caps/>
+                <w:color w:val="5F6B7A"/>
+                <w:sz w:val="15"/>
+              </w:rPr>
+              <w:t>Kita ataskaita</w:t>
+            </w:r>
+          </w:p>
+          <w:p>
+            <w:pPr>
+              <w:spacing w:before="0" w:after="0"/>
+            </w:pPr>
+            <w:r>
+              <w:rPr>
+                <w:b w:val="0"/>
+                <w:sz w:val="19"/>
+              </w:rPr>
+              <w:t>9M 2026 interim report - 2026-10-28</w:t>
+            </w:r>
+          </w:p>
+        </w:tc>
+      </w:tr>
+    </w:tbl>
+    <w:p>
+      <w:pPr>
+        <w:spacing w:before="0" w:after="80"/>
+      </w:pPr>
+    </w:p>
+    <w:tbl>
+      <w:tblPr>
+        <w:tblW w:w="9639" w:type="dxa"/>
+        <w:tblBorders>
+          <w:top w:val="nil"/>
+          <w:left w:val="nil"/>
+          <w:bottom w:val="nil"/>
+          <w:right w:val="nil"/>
+          <w:insideH w:val="nil"/>
+          <w:insideV w:val="nil"/>
+        </w:tblBorders>
+        <w:tblLayout w:type="fixed"/>
+        <w:tblCellMar>
+          <w:top w:w="180" w:type="dxa"/>
+          <w:left w:w="260" w:type="dxa"/>
+          <w:bottom w:w="200" w:type="dxa"/>
+          <w:right w:w="260" w:type="dxa"/>
+        </w:tblCellMar>
+        <w:tblLook w:firstColumn="1" w:firstRow="1" w:lastColumn="0" w:lastRow="0" w:noHBand="0" w:noVBand="1" w:val="04A0"/>
+      </w:tblPr>
+      <w:tblGrid>
+        <w:gridCol w:w="9639"/>
       </w:tblGrid>
       <w:tr>
         <w:tc>
           <w:tcPr>
             <w:tcW w:type="dxa" w:w="9638"/>
+            <w:tcBorders>
+              <w:top w:val="nil"/>
+              <w:left w:val="single" w:sz="24" w:color="1B7F3B" w:space="0"/>
+              <w:bottom w:val="nil"/>
+              <w:right w:val="nil"/>
+            </w:tcBorders>
             <w:shd w:val="clear" w:color="auto" w:fill="E3F3E8"/>
           </w:tcPr>
           <w:p>
             <w:pPr>
-              <w:spacing w:before="60" w:after="60"/>
+              <w:spacing w:before="0" w:after="0" w:line="276" w:lineRule="auto"/>
             </w:pPr>
             <w:r>
               <w:rPr>
@@ -125,7 +300,7 @@
               </w:rPr>
               <w:t xml:space="preserve"> I pusm. pelnas 23,2 mln. EUR, prieš metus 31,9 mln.; ROE 7,8 %</w:t>
             </w:r>
-            <w:hyperlink r:id="rId11">
+            <w:hyperlink r:id="rId13">
               <w:r>
                 <w:rPr>
                   <w:color w:val="2A78D6"/>
@@ -143,7 +318,7 @@
               </w:rPr>
               <w:t>. Kapitalas (21,5 %) ir likvidumas (LCR 179 %) – su atsarga, o Moody's 2026 m. balandį reitingą pagerino</w:t>
             </w:r>
-            <w:hyperlink r:id="rId11">
+            <w:hyperlink r:id="rId13">
               <w:r>
                 <w:rPr>
                   <w:color w:val="2A78D6"/>
@@ -167,63 +342,101 @@
     </w:tbl>
     <w:p>
       <w:pPr>
-        <w:spacing w:after="0"/>
+        <w:spacing w:before="0" w:after="120"/>
       </w:pPr>
     </w:p>
     <w:tbl>
       <w:tblPr>
-        <w:tblW w:type="auto" w:w="0"/>
-        <w:jc w:val="center"/>
+        <w:tblW w:w="9639" w:type="dxa"/>
+        <w:tblBorders>
+          <w:top w:val="nil"/>
+          <w:left w:val="nil"/>
+          <w:bottom w:val="nil"/>
+          <w:right w:val="nil"/>
+          <w:insideH w:val="nil"/>
+          <w:insideV w:val="nil"/>
+        </w:tblBorders>
+        <w:tblLayout w:type="fixed"/>
+        <w:tblCellMar>
+          <w:top w:w="150" w:type="dxa"/>
+          <w:left w:w="170" w:type="dxa"/>
+          <w:bottom w:w="150" w:type="dxa"/>
+          <w:right w:w="100" w:type="dxa"/>
+        </w:tblCellMar>
         <w:tblLook w:firstColumn="1" w:firstRow="1" w:lastColumn="0" w:lastRow="0" w:noHBand="0" w:noVBand="1" w:val="04A0"/>
-        <w:tblBorders>
-          <w:top w:val="single" w:sz="4" w:color="FFFFFF"/>
-          <w:left w:val="nil"/>
-          <w:bottom w:val="single" w:sz="4" w:color="FFFFFF"/>
-          <w:right w:val="nil"/>
-          <w:insideH w:val="single" w:sz="4" w:color="FFFFFF"/>
-          <w:insideV w:val="nil"/>
-        </w:tblBorders>
       </w:tblPr>
       <w:tblGrid>
-        <w:gridCol w:w="2493"/>
-        <w:gridCol w:w="2493"/>
-        <w:gridCol w:w="2493"/>
-        <w:gridCol w:w="2493"/>
+        <w:gridCol w:w="2260"/>
+        <w:gridCol w:w="198"/>
+        <w:gridCol w:w="2260"/>
+        <w:gridCol w:w="198"/>
+        <w:gridCol w:w="2260"/>
+        <w:gridCol w:w="198"/>
+        <w:gridCol w:w="2260"/>
       </w:tblGrid>
       <w:tr>
         <w:tc>
           <w:tcPr>
-            <w:tcW w:type="dxa" w:w="2493"/>
-            <w:shd w:val="clear" w:color="auto" w:fill="EAF1F8"/>
+            <w:tcW w:type="dxa" w:w="2261"/>
+            <w:tcBorders>
+              <w:top w:val="single" w:sz="18" w:color="2A78D6" w:space="0"/>
+              <w:left w:val="single" w:sz="4" w:color="C9D3DE" w:space="0"/>
+              <w:bottom w:val="single" w:sz="4" w:color="C9D3DE" w:space="0"/>
+              <w:right w:val="single" w:sz="4" w:color="C9D3DE" w:space="0"/>
+            </w:tcBorders>
           </w:tcPr>
           <w:p>
-            <w:r/>
+            <w:pPr>
+              <w:spacing w:before="0" w:after="60"/>
+            </w:pPr>
             <w:r>
               <w:rPr>
+                <w:b/>
+                <w:caps/>
                 <w:color w:val="5F6B7A"/>
-                <w:sz w:val="16"/>
+                <w:sz w:val="14"/>
               </w:rPr>
-              <w:t>Grynasis pelnas (6M2026)</w:t>
+              <w:t>Grynasis pelnas</w:t>
+            </w:r>
+            <w:r>
+              <w:rPr>
+                <w:b w:val="0"/>
+                <w:color w:val="5F6B7A"/>
+                <w:sz w:val="14"/>
+              </w:rPr>
+              <w:t xml:space="preserve">  ·  6M2026</w:t>
             </w:r>
           </w:p>
           <w:p>
             <w:pPr>
-              <w:spacing w:after="0"/>
+              <w:spacing w:before="0" w:after="20"/>
             </w:pPr>
             <w:r>
               <w:rPr>
                 <w:b/>
                 <w:color w:val="1F4E79"/>
-                <w:sz w:val="26"/>
+                <w:sz w:val="34"/>
               </w:rPr>
-              <w:t>23,2 mln. EUR</w:t>
+              <w:t>23,2</w:t>
+            </w:r>
+            <w:r>
+              <w:rPr>
+                <w:b w:val="0"/>
+                <w:color w:val="5F6B7A"/>
+                <w:sz w:val="18"/>
+              </w:rPr>
+              <w:t xml:space="preserve"> mln. EUR</w:t>
             </w:r>
           </w:p>
           <w:p>
+            <w:pPr>
+              <w:spacing w:before="0" w:after="0"/>
+            </w:pPr>
             <w:r>
               <w:rPr>
+                <w:b w:val="0"/>
                 <w:color w:val="5F6B7A"/>
-                <w:sz w:val="16"/>
+                <w:sz w:val="15"/>
               </w:rPr>
               <w:t>▼ 27,3 % vs 6M2025</w:t>
             </w:r>
@@ -231,37 +444,72 @@
         </w:tc>
         <w:tc>
           <w:tcPr>
-            <w:tcW w:type="dxa" w:w="2493"/>
-            <w:shd w:val="clear" w:color="auto" w:fill="EAF1F8"/>
+            <w:tcW w:type="dxa" w:w="198"/>
+          </w:tcPr>
+          <w:p/>
+        </w:tc>
+        <w:tc>
+          <w:tcPr>
+            <w:tcW w:type="dxa" w:w="2261"/>
+            <w:tcBorders>
+              <w:top w:val="single" w:sz="18" w:color="2A78D6" w:space="0"/>
+              <w:left w:val="single" w:sz="4" w:color="C9D3DE" w:space="0"/>
+              <w:bottom w:val="single" w:sz="4" w:color="C9D3DE" w:space="0"/>
+              <w:right w:val="single" w:sz="4" w:color="C9D3DE" w:space="0"/>
+            </w:tcBorders>
           </w:tcPr>
           <w:p>
-            <w:r/>
+            <w:pPr>
+              <w:spacing w:before="0" w:after="60"/>
+            </w:pPr>
             <w:r>
               <w:rPr>
+                <w:b/>
+                <w:caps/>
                 <w:color w:val="5F6B7A"/>
-                <w:sz w:val="16"/>
+                <w:sz w:val="14"/>
               </w:rPr>
-              <w:t>ROE (6M2026)</w:t>
+              <w:t>ROE</w:t>
+            </w:r>
+            <w:r>
+              <w:rPr>
+                <w:b w:val="0"/>
+                <w:color w:val="5F6B7A"/>
+                <w:sz w:val="14"/>
+              </w:rPr>
+              <w:t xml:space="preserve">  ·  6M2026</w:t>
             </w:r>
           </w:p>
           <w:p>
             <w:pPr>
-              <w:spacing w:after="0"/>
+              <w:spacing w:before="0" w:after="20"/>
             </w:pPr>
             <w:r>
               <w:rPr>
                 <w:b/>
                 <w:color w:val="1F4E79"/>
-                <w:sz w:val="26"/>
+                <w:sz w:val="34"/>
               </w:rPr>
-              <w:t>7,8 %</w:t>
+              <w:t>7,8</w:t>
+            </w:r>
+            <w:r>
+              <w:rPr>
+                <w:b w:val="0"/>
+                <w:color w:val="5F6B7A"/>
+                <w:sz w:val="18"/>
+              </w:rPr>
+              <w:t xml:space="preserve"> %</w:t>
             </w:r>
           </w:p>
           <w:p>
+            <w:pPr>
+              <w:spacing w:before="0" w:after="0"/>
+            </w:pPr>
             <w:r>
               <w:rPr>
+                <w:b w:val="0"/>
                 <w:color w:val="5F6B7A"/>
-                <w:sz w:val="16"/>
+                <w:sz w:val="15"/>
               </w:rPr>
               <w:t>▼ 3,3 p. p. vs 6M2025</w:t>
             </w:r>
@@ -269,37 +517,72 @@
         </w:tc>
         <w:tc>
           <w:tcPr>
-            <w:tcW w:type="dxa" w:w="2493"/>
-            <w:shd w:val="clear" w:color="auto" w:fill="EAF1F8"/>
+            <w:tcW w:type="dxa" w:w="198"/>
+          </w:tcPr>
+          <w:p/>
+        </w:tc>
+        <w:tc>
+          <w:tcPr>
+            <w:tcW w:type="dxa" w:w="2261"/>
+            <w:tcBorders>
+              <w:top w:val="single" w:sz="18" w:color="2A78D6" w:space="0"/>
+              <w:left w:val="single" w:sz="4" w:color="C9D3DE" w:space="0"/>
+              <w:bottom w:val="single" w:sz="4" w:color="C9D3DE" w:space="0"/>
+              <w:right w:val="single" w:sz="4" w:color="C9D3DE" w:space="0"/>
+            </w:tcBorders>
           </w:tcPr>
           <w:p>
-            <w:r/>
+            <w:pPr>
+              <w:spacing w:before="0" w:after="60"/>
+            </w:pPr>
             <w:r>
               <w:rPr>
+                <w:b/>
+                <w:caps/>
                 <w:color w:val="5F6B7A"/>
-                <w:sz w:val="16"/>
+                <w:sz w:val="14"/>
               </w:rPr>
-              <w:t>Bendrasis kapitalo rodiklis (6M2026)</w:t>
+              <w:t>Bendrasis kapitalo rodiklis</w:t>
+            </w:r>
+            <w:r>
+              <w:rPr>
+                <w:b w:val="0"/>
+                <w:color w:val="5F6B7A"/>
+                <w:sz w:val="14"/>
+              </w:rPr>
+              <w:t xml:space="preserve">  ·  6M2026</w:t>
             </w:r>
           </w:p>
           <w:p>
             <w:pPr>
-              <w:spacing w:after="0"/>
+              <w:spacing w:before="0" w:after="20"/>
             </w:pPr>
             <w:r>
               <w:rPr>
                 <w:b/>
                 <w:color w:val="1F4E79"/>
-                <w:sz w:val="26"/>
+                <w:sz w:val="34"/>
               </w:rPr>
-              <w:t>21,5 %</w:t>
+              <w:t>21,5</w:t>
+            </w:r>
+            <w:r>
+              <w:rPr>
+                <w:b w:val="0"/>
+                <w:color w:val="5F6B7A"/>
+                <w:sz w:val="18"/>
+              </w:rPr>
+              <w:t xml:space="preserve"> %</w:t>
             </w:r>
           </w:p>
           <w:p>
+            <w:pPr>
+              <w:spacing w:before="0" w:after="0"/>
+            </w:pPr>
             <w:r>
               <w:rPr>
+                <w:b w:val="0"/>
                 <w:color w:val="5F6B7A"/>
-                <w:sz w:val="16"/>
+                <w:sz w:val="15"/>
               </w:rPr>
               <w:t>▲ 0,35 p. p. vs FY2025</w:t>
             </w:r>
@@ -307,37 +590,72 @@
         </w:tc>
         <w:tc>
           <w:tcPr>
-            <w:tcW w:type="dxa" w:w="2493"/>
-            <w:shd w:val="clear" w:color="auto" w:fill="EAF1F8"/>
+            <w:tcW w:type="dxa" w:w="198"/>
+          </w:tcPr>
+          <w:p/>
+        </w:tc>
+        <w:tc>
+          <w:tcPr>
+            <w:tcW w:type="dxa" w:w="2261"/>
+            <w:tcBorders>
+              <w:top w:val="single" w:sz="18" w:color="2A78D6" w:space="0"/>
+              <w:left w:val="single" w:sz="4" w:color="C9D3DE" w:space="0"/>
+              <w:bottom w:val="single" w:sz="4" w:color="C9D3DE" w:space="0"/>
+              <w:right w:val="single" w:sz="4" w:color="C9D3DE" w:space="0"/>
+            </w:tcBorders>
           </w:tcPr>
           <w:p>
-            <w:r/>
+            <w:pPr>
+              <w:spacing w:before="0" w:after="60"/>
+            </w:pPr>
             <w:r>
               <w:rPr>
+                <w:b/>
+                <w:caps/>
                 <w:color w:val="5F6B7A"/>
-                <w:sz w:val="16"/>
+                <w:sz w:val="14"/>
               </w:rPr>
-              <w:t>LCR (6M2026)</w:t>
+              <w:t>LCR</w:t>
+            </w:r>
+            <w:r>
+              <w:rPr>
+                <w:b w:val="0"/>
+                <w:color w:val="5F6B7A"/>
+                <w:sz w:val="14"/>
+              </w:rPr>
+              <w:t xml:space="preserve">  ·  6M2026</w:t>
             </w:r>
           </w:p>
           <w:p>
             <w:pPr>
-              <w:spacing w:after="0"/>
+              <w:spacing w:before="0" w:after="20"/>
             </w:pPr>
             <w:r>
               <w:rPr>
                 <w:b/>
                 <w:color w:val="1F4E79"/>
-                <w:sz w:val="26"/>
+                <w:sz w:val="34"/>
               </w:rPr>
-              <w:t>179 %</w:t>
+              <w:t>179</w:t>
+            </w:r>
+            <w:r>
+              <w:rPr>
+                <w:b w:val="0"/>
+                <w:color w:val="5F6B7A"/>
+                <w:sz w:val="18"/>
+              </w:rPr>
+              <w:t xml:space="preserve"> %</w:t>
             </w:r>
           </w:p>
           <w:p>
+            <w:pPr>
+              <w:spacing w:before="0" w:after="0"/>
+            </w:pPr>
             <w:r>
               <w:rPr>
+                <w:b w:val="0"/>
                 <w:color w:val="5F6B7A"/>
-                <w:sz w:val="16"/>
+                <w:sz w:val="15"/>
               </w:rPr>
               <w:t>▼ 29 p. p. vs FY2025</w:t>
             </w:r>
@@ -347,11 +665,29 @@
     </w:tbl>
     <w:p>
       <w:pPr>
-        <w:spacing w:before="280" w:after="80"/>
+        <w:spacing w:before="0" w:after="40"/>
+      </w:pPr>
+    </w:p>
+    <w:p>
+      <w:pPr>
+        <w:keepNext/>
         <w:pBdr>
-          <w:bottom w:val="single" w:sz="6" w:color="C9D3DE" w:space="2"/>
+          <w:bottom w:val="single" w:sz="8" w:color="1F4E79" w:space="4"/>
         </w:pBdr>
+        <w:tabs>
+          <w:tab w:pos="482" w:val="left"/>
+        </w:tabs>
+        <w:spacing w:before="360" w:after="160"/>
       </w:pPr>
+      <w:r>
+        <w:rPr>
+          <w:b/>
+          <w:color w:val="2A78D6"/>
+          <w:sz w:val="18"/>
+        </w:rPr>
+        <w:t>01</w:t>
+        <w:tab/>
+      </w:r>
       <w:r>
         <w:rPr>
           <w:b/>
@@ -363,9 +699,21 @@
     </w:p>
     <w:p>
       <w:pPr>
-        <w:pStyle w:val="ListBullet"/>
-        <w:spacing w:after="60"/>
+        <w:tabs>
+          <w:tab w:pos="255" w:val="left"/>
+        </w:tabs>
+        <w:spacing w:before="0" w:after="80"/>
+        <w:ind w:left="255" w:hanging="255"/>
       </w:pPr>
+      <w:r>
+        <w:rPr>
+          <w:b/>
+          <w:color w:val="2A78D6"/>
+          <w:sz w:val="20"/>
+        </w:rPr>
+        <w:t>▪</w:t>
+        <w:tab/>
+      </w:r>
       <w:r>
         <w:rPr>
           <w:b/>
@@ -378,7 +726,7 @@
         </w:rPr>
         <w:t xml:space="preserve"> I pusm. grynasis pelnas 23,2 mln. EUR (prieš metus 31,9 mln.), ROE 7,8 % (11,1 %). Palūkanų pajamos išaugo 6 % iki 72,5 mln. EUR, bet sąnaudos augo greičiau: sąnaudų / pajamų santykis 56,8 %</w:t>
       </w:r>
-      <w:hyperlink r:id="rId11">
+      <w:hyperlink r:id="rId13">
         <w:r>
           <w:rPr>
             <w:color w:val="2A78D6"/>
@@ -397,9 +745,21 @@
     </w:p>
     <w:p>
       <w:pPr>
-        <w:pStyle w:val="ListBullet"/>
-        <w:spacing w:after="60"/>
+        <w:tabs>
+          <w:tab w:pos="255" w:val="left"/>
+        </w:tabs>
+        <w:spacing w:before="0" w:after="80"/>
+        <w:ind w:left="255" w:hanging="255"/>
       </w:pPr>
+      <w:r>
+        <w:rPr>
+          <w:b/>
+          <w:color w:val="2A78D6"/>
+          <w:sz w:val="20"/>
+        </w:rPr>
+        <w:t>▪</w:t>
+        <w:tab/>
+      </w:r>
       <w:r>
         <w:rPr>
           <w:b/>
@@ -412,7 +772,7 @@
         </w:rPr>
         <w:t xml:space="preserve"> rizikos kaina 0,01 % (0,24 %), trečios stadijos paskolos 2,4 % (apskaičiuota įrankio)</w:t>
       </w:r>
-      <w:hyperlink r:id="rId11">
+      <w:hyperlink r:id="rId13">
         <w:r>
           <w:rPr>
             <w:color w:val="2A78D6"/>
@@ -431,9 +791,21 @@
     </w:p>
     <w:p>
       <w:pPr>
-        <w:pStyle w:val="ListBullet"/>
-        <w:spacing w:after="60"/>
+        <w:tabs>
+          <w:tab w:pos="255" w:val="left"/>
+        </w:tabs>
+        <w:spacing w:before="0" w:after="80"/>
+        <w:ind w:left="255" w:hanging="255"/>
       </w:pPr>
+      <w:r>
+        <w:rPr>
+          <w:b/>
+          <w:color w:val="2A78D6"/>
+          <w:sz w:val="20"/>
+        </w:rPr>
+        <w:t>▪</w:t>
+        <w:tab/>
+      </w:r>
       <w:r>
         <w:rPr>
           <w:b/>
@@ -446,7 +818,7 @@
         </w:rPr>
         <w:t xml:space="preserve"> 2026-04-21 Moody's indėlių reitingą pakėlė iki A3, pirmaeilės skolos reitingas Baa1, perspektyva – teigiama</w:t>
       </w:r>
-      <w:hyperlink r:id="rId10">
+      <w:hyperlink r:id="rId12">
         <w:r>
           <w:rPr>
             <w:color w:val="2A78D6"/>
@@ -465,9 +837,21 @@
     </w:p>
     <w:p>
       <w:pPr>
-        <w:pStyle w:val="ListBullet"/>
-        <w:spacing w:after="60"/>
+        <w:tabs>
+          <w:tab w:pos="255" w:val="left"/>
+        </w:tabs>
+        <w:spacing w:before="0" w:after="80"/>
+        <w:ind w:left="255" w:hanging="255"/>
       </w:pPr>
+      <w:r>
+        <w:rPr>
+          <w:b/>
+          <w:color w:val="2A78D6"/>
+          <w:sz w:val="20"/>
+        </w:rPr>
+        <w:t>▪</w:t>
+        <w:tab/>
+      </w:r>
       <w:r>
         <w:rPr>
           <w:b/>
@@ -480,7 +864,7 @@
         </w:rPr>
         <w:t xml:space="preserve"> Tesonet Global ketina padidinti dalį iki 31,68 % ir siekti kontrolės (ECB leidimas, iki 2027 m. I ketv.); laikinai einančiu vadovo pareigas paskirtas Tomas Varenbergas</w:t>
       </w:r>
-      <w:hyperlink r:id="rId11">
+      <w:hyperlink r:id="rId13">
         <w:r>
           <w:rPr>
             <w:color w:val="2A78D6"/>
@@ -499,11 +883,24 @@
     </w:p>
     <w:p>
       <w:pPr>
-        <w:spacing w:before="280" w:after="80"/>
+        <w:keepNext/>
         <w:pBdr>
-          <w:bottom w:val="single" w:sz="6" w:color="C9D3DE" w:space="2"/>
+          <w:bottom w:val="single" w:sz="8" w:color="1F4E79" w:space="4"/>
         </w:pBdr>
+        <w:tabs>
+          <w:tab w:pos="482" w:val="left"/>
+        </w:tabs>
+        <w:spacing w:before="360" w:after="160"/>
       </w:pPr>
+      <w:r>
+        <w:rPr>
+          <w:b/>
+          <w:color w:val="2A78D6"/>
+          <w:sz w:val="18"/>
+        </w:rPr>
+        <w:t>02</w:t>
+        <w:tab/>
+      </w:r>
       <w:r>
         <w:rPr>
           <w:b/>
@@ -515,37 +912,53 @@
     </w:p>
     <w:tbl>
       <w:tblPr>
-        <w:tblW w:type="auto" w:w="0"/>
+        <w:tblW w:w="9639" w:type="dxa"/>
+        <w:tblBorders>
+          <w:top w:val="nil"/>
+          <w:left w:val="nil"/>
+          <w:bottom w:val="nil"/>
+          <w:right w:val="nil"/>
+          <w:insideH w:val="nil"/>
+          <w:insideV w:val="nil"/>
+        </w:tblBorders>
+        <w:tblLayout w:type="fixed"/>
+        <w:tblCellMar>
+          <w:top w:w="70" w:type="dxa"/>
+          <w:left w:w="100" w:type="dxa"/>
+          <w:bottom w:w="70" w:type="dxa"/>
+          <w:right w:w="100" w:type="dxa"/>
+        </w:tblCellMar>
         <w:tblLook w:firstColumn="1" w:firstRow="1" w:lastColumn="0" w:lastRow="0" w:noHBand="0" w:noVBand="1" w:val="04A0"/>
-        <w:tblBorders>
-          <w:top w:val="single" w:sz="4" w:color="C9D3DE"/>
-          <w:left w:val="nil"/>
-          <w:bottom w:val="single" w:sz="4" w:color="C9D3DE"/>
-          <w:right w:val="nil"/>
-          <w:insideH w:val="single" w:sz="4" w:color="C9D3DE"/>
-          <w:insideV w:val="nil"/>
-        </w:tblBorders>
       </w:tblPr>
       <w:tblGrid>
-        <w:gridCol w:w="1994"/>
-        <w:gridCol w:w="1994"/>
-        <w:gridCol w:w="1994"/>
-        <w:gridCol w:w="1994"/>
-        <w:gridCol w:w="1994"/>
+        <w:gridCol w:w="1701"/>
+        <w:gridCol w:w="2608"/>
+        <w:gridCol w:w="963"/>
+        <w:gridCol w:w="1304"/>
+        <w:gridCol w:w="3061"/>
       </w:tblGrid>
       <w:tr>
         <w:tc>
           <w:tcPr>
             <w:tcW w:type="dxa" w:w="1701"/>
-            <w:shd w:val="clear" w:color="auto" w:fill="1F4E79"/>
+            <w:tcBorders>
+              <w:top w:val="single" w:sz="12" w:color="1F4E79" w:space="0"/>
+              <w:left w:val="nil"/>
+              <w:bottom w:val="single" w:sz="4" w:color="C9D3DE" w:space="0"/>
+              <w:right w:val="nil"/>
+            </w:tcBorders>
+            <w:shd w:val="clear" w:color="auto" w:fill="EAF1F8"/>
           </w:tcPr>
           <w:p>
-            <w:r/>
+            <w:pPr>
+              <w:spacing w:before="0" w:after="0"/>
+            </w:pPr>
             <w:r>
               <w:rPr>
                 <w:b/>
-                <w:color w:val="FFFFFF"/>
-                <w:sz w:val="17"/>
+                <w:caps/>
+                <w:color w:val="1F4E79"/>
+                <w:sz w:val="16"/>
               </w:rPr>
               <w:t>ISIN</w:t>
             </w:r>
@@ -554,15 +967,24 @@
         <w:tc>
           <w:tcPr>
             <w:tcW w:type="dxa" w:w="2608"/>
-            <w:shd w:val="clear" w:color="auto" w:fill="1F4E79"/>
+            <w:tcBorders>
+              <w:top w:val="single" w:sz="12" w:color="1F4E79" w:space="0"/>
+              <w:left w:val="nil"/>
+              <w:bottom w:val="single" w:sz="4" w:color="C9D3DE" w:space="0"/>
+              <w:right w:val="nil"/>
+            </w:tcBorders>
+            <w:shd w:val="clear" w:color="auto" w:fill="EAF1F8"/>
           </w:tcPr>
           <w:p>
-            <w:r/>
+            <w:pPr>
+              <w:spacing w:before="0" w:after="0"/>
+            </w:pPr>
             <w:r>
               <w:rPr>
                 <w:b/>
-                <w:color w:val="FFFFFF"/>
-                <w:sz w:val="17"/>
+                <w:caps/>
+                <w:color w:val="1F4E79"/>
+                <w:sz w:val="16"/>
               </w:rPr>
               <w:t>Priemonė</w:t>
             </w:r>
@@ -571,18 +993,25 @@
         <w:tc>
           <w:tcPr>
             <w:tcW w:type="dxa" w:w="964"/>
-            <w:shd w:val="clear" w:color="auto" w:fill="1F4E79"/>
+            <w:tcBorders>
+              <w:top w:val="single" w:sz="12" w:color="1F4E79" w:space="0"/>
+              <w:left w:val="nil"/>
+              <w:bottom w:val="single" w:sz="4" w:color="C9D3DE" w:space="0"/>
+              <w:right w:val="nil"/>
+            </w:tcBorders>
+            <w:shd w:val="clear" w:color="auto" w:fill="EAF1F8"/>
           </w:tcPr>
           <w:p>
             <w:pPr>
+              <w:spacing w:before="0" w:after="0"/>
               <w:jc w:val="right"/>
             </w:pPr>
-            <w:r/>
             <w:r>
               <w:rPr>
                 <w:b/>
-                <w:color w:val="FFFFFF"/>
-                <w:sz w:val="17"/>
+                <w:caps/>
+                <w:color w:val="1F4E79"/>
+                <w:sz w:val="16"/>
               </w:rPr>
               <w:t>Kuponas</w:t>
             </w:r>
@@ -591,15 +1020,24 @@
         <w:tc>
           <w:tcPr>
             <w:tcW w:type="dxa" w:w="1304"/>
-            <w:shd w:val="clear" w:color="auto" w:fill="1F4E79"/>
+            <w:tcBorders>
+              <w:top w:val="single" w:sz="12" w:color="1F4E79" w:space="0"/>
+              <w:left w:val="nil"/>
+              <w:bottom w:val="single" w:sz="4" w:color="C9D3DE" w:space="0"/>
+              <w:right w:val="nil"/>
+            </w:tcBorders>
+            <w:shd w:val="clear" w:color="auto" w:fill="EAF1F8"/>
           </w:tcPr>
           <w:p>
-            <w:r/>
+            <w:pPr>
+              <w:spacing w:before="0" w:after="0"/>
+            </w:pPr>
             <w:r>
               <w:rPr>
                 <w:b/>
-                <w:color w:val="FFFFFF"/>
-                <w:sz w:val="17"/>
+                <w:caps/>
+                <w:color w:val="1F4E79"/>
+                <w:sz w:val="16"/>
               </w:rPr>
               <w:t>Išpirkimas</w:t>
             </w:r>
@@ -608,15 +1046,24 @@
         <w:tc>
           <w:tcPr>
             <w:tcW w:type="dxa" w:w="3061"/>
-            <w:shd w:val="clear" w:color="auto" w:fill="1F4E79"/>
+            <w:tcBorders>
+              <w:top w:val="single" w:sz="12" w:color="1F4E79" w:space="0"/>
+              <w:left w:val="nil"/>
+              <w:bottom w:val="single" w:sz="4" w:color="C9D3DE" w:space="0"/>
+              <w:right w:val="nil"/>
+            </w:tcBorders>
+            <w:shd w:val="clear" w:color="auto" w:fill="EAF1F8"/>
           </w:tcPr>
           <w:p>
-            <w:r/>
+            <w:pPr>
+              <w:spacing w:before="0" w:after="0"/>
+            </w:pPr>
             <w:r>
               <w:rPr>
                 <w:b/>
-                <w:color w:val="FFFFFF"/>
-                <w:sz w:val="17"/>
+                <w:caps/>
+                <w:color w:val="1F4E79"/>
+                <w:sz w:val="16"/>
               </w:rPr>
               <w:t>Pastaba</w:t>
             </w:r>
@@ -627,12 +1074,17 @@
         <w:tc>
           <w:tcPr>
             <w:tcW w:type="dxa" w:w="1701"/>
+            <w:tcBorders>
+              <w:top w:val="nil"/>
+              <w:left w:val="nil"/>
+              <w:bottom w:val="single" w:sz="4" w:color="DDE3EA" w:space="0"/>
+              <w:right w:val="nil"/>
+            </w:tcBorders>
           </w:tcPr>
           <w:p>
             <w:pPr>
-              <w:spacing w:after="0"/>
+              <w:spacing w:before="0" w:after="0"/>
             </w:pPr>
-            <w:r/>
             <w:r>
               <w:rPr>
                 <w:b w:val="0"/>
@@ -645,12 +1097,17 @@
         <w:tc>
           <w:tcPr>
             <w:tcW w:type="dxa" w:w="2608"/>
+            <w:tcBorders>
+              <w:top w:val="nil"/>
+              <w:left w:val="nil"/>
+              <w:bottom w:val="single" w:sz="4" w:color="DDE3EA" w:space="0"/>
+              <w:right w:val="nil"/>
+            </w:tcBorders>
           </w:tcPr>
           <w:p>
             <w:pPr>
-              <w:spacing w:after="0"/>
+              <w:spacing w:before="0" w:after="0"/>
             </w:pPr>
-            <w:r/>
             <w:r>
               <w:rPr>
                 <w:b w:val="0"/>
@@ -663,13 +1120,18 @@
         <w:tc>
           <w:tcPr>
             <w:tcW w:type="dxa" w:w="964"/>
+            <w:tcBorders>
+              <w:top w:val="nil"/>
+              <w:left w:val="nil"/>
+              <w:bottom w:val="single" w:sz="4" w:color="DDE3EA" w:space="0"/>
+              <w:right w:val="nil"/>
+            </w:tcBorders>
           </w:tcPr>
           <w:p>
             <w:pPr>
-              <w:spacing w:after="0"/>
+              <w:spacing w:before="0" w:after="0"/>
               <w:jc w:val="right"/>
             </w:pPr>
-            <w:r/>
             <w:r>
               <w:rPr>
                 <w:b w:val="0"/>
@@ -682,12 +1144,17 @@
         <w:tc>
           <w:tcPr>
             <w:tcW w:type="dxa" w:w="1304"/>
+            <w:tcBorders>
+              <w:top w:val="nil"/>
+              <w:left w:val="nil"/>
+              <w:bottom w:val="single" w:sz="4" w:color="DDE3EA" w:space="0"/>
+              <w:right w:val="nil"/>
+            </w:tcBorders>
           </w:tcPr>
           <w:p>
             <w:pPr>
-              <w:spacing w:after="0"/>
+              <w:spacing w:before="0" w:after="0"/>
             </w:pPr>
-            <w:r/>
             <w:r>
               <w:rPr>
                 <w:b w:val="0"/>
@@ -700,12 +1167,17 @@
         <w:tc>
           <w:tcPr>
             <w:tcW w:type="dxa" w:w="3061"/>
+            <w:tcBorders>
+              <w:top w:val="nil"/>
+              <w:left w:val="nil"/>
+              <w:bottom w:val="single" w:sz="4" w:color="DDE3EA" w:space="0"/>
+              <w:right w:val="nil"/>
+            </w:tcBorders>
           </w:tcPr>
           <w:p>
             <w:pPr>
-              <w:spacing w:after="0"/>
+              <w:spacing w:before="0" w:after="0"/>
             </w:pPr>
-            <w:r/>
             <w:r>
               <w:rPr>
                 <w:b w:val="0"/>
@@ -720,13 +1192,17 @@
         <w:tc>
           <w:tcPr>
             <w:tcW w:type="dxa" w:w="1701"/>
-            <w:shd w:val="clear" w:color="auto" w:fill="F6F8FA"/>
+            <w:tcBorders>
+              <w:top w:val="nil"/>
+              <w:left w:val="nil"/>
+              <w:bottom w:val="single" w:sz="4" w:color="DDE3EA" w:space="0"/>
+              <w:right w:val="nil"/>
+            </w:tcBorders>
           </w:tcPr>
           <w:p>
             <w:pPr>
-              <w:spacing w:after="0"/>
+              <w:spacing w:before="0" w:after="0"/>
             </w:pPr>
-            <w:r/>
             <w:r>
               <w:rPr>
                 <w:b w:val="0"/>
@@ -739,13 +1215,17 @@
         <w:tc>
           <w:tcPr>
             <w:tcW w:type="dxa" w:w="2608"/>
-            <w:shd w:val="clear" w:color="auto" w:fill="F6F8FA"/>
+            <w:tcBorders>
+              <w:top w:val="nil"/>
+              <w:left w:val="nil"/>
+              <w:bottom w:val="single" w:sz="4" w:color="DDE3EA" w:space="0"/>
+              <w:right w:val="nil"/>
+            </w:tcBorders>
           </w:tcPr>
           <w:p>
             <w:pPr>
-              <w:spacing w:after="0"/>
+              <w:spacing w:before="0" w:after="0"/>
             </w:pPr>
-            <w:r/>
             <w:r>
               <w:rPr>
                 <w:b w:val="0"/>
@@ -758,14 +1238,18 @@
         <w:tc>
           <w:tcPr>
             <w:tcW w:type="dxa" w:w="964"/>
-            <w:shd w:val="clear" w:color="auto" w:fill="F6F8FA"/>
+            <w:tcBorders>
+              <w:top w:val="nil"/>
+              <w:left w:val="nil"/>
+              <w:bottom w:val="single" w:sz="4" w:color="DDE3EA" w:space="0"/>
+              <w:right w:val="nil"/>
+            </w:tcBorders>
           </w:tcPr>
           <w:p>
             <w:pPr>
-              <w:spacing w:after="0"/>
+              <w:spacing w:before="0" w:after="0"/>
               <w:jc w:val="right"/>
             </w:pPr>
-            <w:r/>
             <w:r>
               <w:rPr>
                 <w:b w:val="0"/>
@@ -778,13 +1262,17 @@
         <w:tc>
           <w:tcPr>
             <w:tcW w:type="dxa" w:w="1304"/>
-            <w:shd w:val="clear" w:color="auto" w:fill="F6F8FA"/>
+            <w:tcBorders>
+              <w:top w:val="nil"/>
+              <w:left w:val="nil"/>
+              <w:bottom w:val="single" w:sz="4" w:color="DDE3EA" w:space="0"/>
+              <w:right w:val="nil"/>
+            </w:tcBorders>
           </w:tcPr>
           <w:p>
             <w:pPr>
-              <w:spacing w:after="0"/>
+              <w:spacing w:before="0" w:after="0"/>
             </w:pPr>
-            <w:r/>
             <w:r>
               <w:rPr>
                 <w:b w:val="0"/>
@@ -797,13 +1285,17 @@
         <w:tc>
           <w:tcPr>
             <w:tcW w:type="dxa" w:w="3061"/>
-            <w:shd w:val="clear" w:color="auto" w:fill="F6F8FA"/>
+            <w:tcBorders>
+              <w:top w:val="nil"/>
+              <w:left w:val="nil"/>
+              <w:bottom w:val="single" w:sz="4" w:color="DDE3EA" w:space="0"/>
+              <w:right w:val="nil"/>
+            </w:tcBorders>
           </w:tcPr>
           <w:p>
             <w:pPr>
-              <w:spacing w:after="0"/>
+              <w:spacing w:before="0" w:after="0"/>
             </w:pPr>
-            <w:r/>
             <w:r>
               <w:rPr>
                 <w:b w:val="0"/>
@@ -818,12 +1310,17 @@
         <w:tc>
           <w:tcPr>
             <w:tcW w:type="dxa" w:w="1701"/>
+            <w:tcBorders>
+              <w:top w:val="nil"/>
+              <w:left w:val="nil"/>
+              <w:bottom w:val="single" w:sz="4" w:color="DDE3EA" w:space="0"/>
+              <w:right w:val="nil"/>
+            </w:tcBorders>
           </w:tcPr>
           <w:p>
             <w:pPr>
-              <w:spacing w:after="0"/>
+              <w:spacing w:before="0" w:after="0"/>
             </w:pPr>
-            <w:r/>
             <w:r>
               <w:rPr>
                 <w:b w:val="0"/>
@@ -836,12 +1333,17 @@
         <w:tc>
           <w:tcPr>
             <w:tcW w:type="dxa" w:w="2608"/>
+            <w:tcBorders>
+              <w:top w:val="nil"/>
+              <w:left w:val="nil"/>
+              <w:bottom w:val="single" w:sz="4" w:color="DDE3EA" w:space="0"/>
+              <w:right w:val="nil"/>
+            </w:tcBorders>
           </w:tcPr>
           <w:p>
             <w:pPr>
-              <w:spacing w:after="0"/>
+              <w:spacing w:before="0" w:after="0"/>
             </w:pPr>
-            <w:r/>
             <w:r>
               <w:rPr>
                 <w:b w:val="0"/>
@@ -854,13 +1356,18 @@
         <w:tc>
           <w:tcPr>
             <w:tcW w:type="dxa" w:w="964"/>
+            <w:tcBorders>
+              <w:top w:val="nil"/>
+              <w:left w:val="nil"/>
+              <w:bottom w:val="single" w:sz="4" w:color="DDE3EA" w:space="0"/>
+              <w:right w:val="nil"/>
+            </w:tcBorders>
           </w:tcPr>
           <w:p>
             <w:pPr>
-              <w:spacing w:after="0"/>
+              <w:spacing w:before="0" w:after="0"/>
               <w:jc w:val="right"/>
             </w:pPr>
-            <w:r/>
             <w:r>
               <w:rPr>
                 <w:b w:val="0"/>
@@ -873,12 +1380,17 @@
         <w:tc>
           <w:tcPr>
             <w:tcW w:type="dxa" w:w="1304"/>
+            <w:tcBorders>
+              <w:top w:val="nil"/>
+              <w:left w:val="nil"/>
+              <w:bottom w:val="single" w:sz="4" w:color="DDE3EA" w:space="0"/>
+              <w:right w:val="nil"/>
+            </w:tcBorders>
           </w:tcPr>
           <w:p>
             <w:pPr>
-              <w:spacing w:after="0"/>
+              <w:spacing w:before="0" w:after="0"/>
             </w:pPr>
-            <w:r/>
             <w:r>
               <w:rPr>
                 <w:b w:val="0"/>
@@ -891,12 +1403,17 @@
         <w:tc>
           <w:tcPr>
             <w:tcW w:type="dxa" w:w="3061"/>
+            <w:tcBorders>
+              <w:top w:val="nil"/>
+              <w:left w:val="nil"/>
+              <w:bottom w:val="single" w:sz="4" w:color="DDE3EA" w:space="0"/>
+              <w:right w:val="nil"/>
+            </w:tcBorders>
           </w:tcPr>
           <w:p>
             <w:pPr>
-              <w:spacing w:after="0"/>
+              <w:spacing w:before="0" w:after="0"/>
             </w:pPr>
-            <w:r/>
             <w:r>
               <w:rPr>
                 <w:b w:val="0"/>
@@ -911,13 +1428,17 @@
         <w:tc>
           <w:tcPr>
             <w:tcW w:type="dxa" w:w="1701"/>
-            <w:shd w:val="clear" w:color="auto" w:fill="F6F8FA"/>
+            <w:tcBorders>
+              <w:top w:val="nil"/>
+              <w:left w:val="nil"/>
+              <w:bottom w:val="single" w:sz="4" w:color="DDE3EA" w:space="0"/>
+              <w:right w:val="nil"/>
+            </w:tcBorders>
           </w:tcPr>
           <w:p>
             <w:pPr>
-              <w:spacing w:after="0"/>
+              <w:spacing w:before="0" w:after="0"/>
             </w:pPr>
-            <w:r/>
             <w:r>
               <w:rPr>
                 <w:b w:val="0"/>
@@ -930,13 +1451,17 @@
         <w:tc>
           <w:tcPr>
             <w:tcW w:type="dxa" w:w="2608"/>
-            <w:shd w:val="clear" w:color="auto" w:fill="F6F8FA"/>
+            <w:tcBorders>
+              <w:top w:val="nil"/>
+              <w:left w:val="nil"/>
+              <w:bottom w:val="single" w:sz="4" w:color="DDE3EA" w:space="0"/>
+              <w:right w:val="nil"/>
+            </w:tcBorders>
           </w:tcPr>
           <w:p>
             <w:pPr>
-              <w:spacing w:after="0"/>
+              <w:spacing w:before="0" w:after="0"/>
             </w:pPr>
-            <w:r/>
             <w:r>
               <w:rPr>
                 <w:b w:val="0"/>
@@ -949,14 +1474,18 @@
         <w:tc>
           <w:tcPr>
             <w:tcW w:type="dxa" w:w="964"/>
-            <w:shd w:val="clear" w:color="auto" w:fill="F6F8FA"/>
+            <w:tcBorders>
+              <w:top w:val="nil"/>
+              <w:left w:val="nil"/>
+              <w:bottom w:val="single" w:sz="4" w:color="DDE3EA" w:space="0"/>
+              <w:right w:val="nil"/>
+            </w:tcBorders>
           </w:tcPr>
           <w:p>
             <w:pPr>
-              <w:spacing w:after="0"/>
+              <w:spacing w:before="0" w:after="0"/>
               <w:jc w:val="right"/>
             </w:pPr>
-            <w:r/>
             <w:r>
               <w:rPr>
                 <w:b w:val="0"/>
@@ -969,13 +1498,17 @@
         <w:tc>
           <w:tcPr>
             <w:tcW w:type="dxa" w:w="1304"/>
-            <w:shd w:val="clear" w:color="auto" w:fill="F6F8FA"/>
+            <w:tcBorders>
+              <w:top w:val="nil"/>
+              <w:left w:val="nil"/>
+              <w:bottom w:val="single" w:sz="4" w:color="DDE3EA" w:space="0"/>
+              <w:right w:val="nil"/>
+            </w:tcBorders>
           </w:tcPr>
           <w:p>
             <w:pPr>
-              <w:spacing w:after="0"/>
+              <w:spacing w:before="0" w:after="0"/>
             </w:pPr>
-            <w:r/>
             <w:r>
               <w:rPr>
                 <w:b w:val="0"/>
@@ -988,13 +1521,17 @@
         <w:tc>
           <w:tcPr>
             <w:tcW w:type="dxa" w:w="3061"/>
-            <w:shd w:val="clear" w:color="auto" w:fill="F6F8FA"/>
+            <w:tcBorders>
+              <w:top w:val="nil"/>
+              <w:left w:val="nil"/>
+              <w:bottom w:val="single" w:sz="4" w:color="DDE3EA" w:space="0"/>
+              <w:right w:val="nil"/>
+            </w:tcBorders>
           </w:tcPr>
           <w:p>
             <w:pPr>
-              <w:spacing w:after="0"/>
+              <w:spacing w:before="0" w:after="0"/>
             </w:pPr>
-            <w:r/>
             <w:r>
               <w:rPr>
                 <w:b w:val="0"/>
@@ -1009,12 +1546,17 @@
         <w:tc>
           <w:tcPr>
             <w:tcW w:type="dxa" w:w="1701"/>
+            <w:tcBorders>
+              <w:top w:val="nil"/>
+              <w:left w:val="nil"/>
+              <w:bottom w:val="single" w:sz="4" w:color="DDE3EA" w:space="0"/>
+              <w:right w:val="nil"/>
+            </w:tcBorders>
           </w:tcPr>
           <w:p>
             <w:pPr>
-              <w:spacing w:after="0"/>
+              <w:spacing w:before="0" w:after="0"/>
             </w:pPr>
-            <w:r/>
             <w:r>
               <w:rPr>
                 <w:b w:val="0"/>
@@ -1027,12 +1569,17 @@
         <w:tc>
           <w:tcPr>
             <w:tcW w:type="dxa" w:w="2608"/>
+            <w:tcBorders>
+              <w:top w:val="nil"/>
+              <w:left w:val="nil"/>
+              <w:bottom w:val="single" w:sz="4" w:color="DDE3EA" w:space="0"/>
+              <w:right w:val="nil"/>
+            </w:tcBorders>
           </w:tcPr>
           <w:p>
             <w:pPr>
-              <w:spacing w:after="0"/>
+              <w:spacing w:before="0" w:after="0"/>
             </w:pPr>
-            <w:r/>
             <w:r>
               <w:rPr>
                 <w:b w:val="0"/>
@@ -1045,13 +1592,18 @@
         <w:tc>
           <w:tcPr>
             <w:tcW w:type="dxa" w:w="964"/>
+            <w:tcBorders>
+              <w:top w:val="nil"/>
+              <w:left w:val="nil"/>
+              <w:bottom w:val="single" w:sz="4" w:color="DDE3EA" w:space="0"/>
+              <w:right w:val="nil"/>
+            </w:tcBorders>
           </w:tcPr>
           <w:p>
             <w:pPr>
-              <w:spacing w:after="0"/>
+              <w:spacing w:before="0" w:after="0"/>
               <w:jc w:val="right"/>
             </w:pPr>
-            <w:r/>
             <w:r>
               <w:rPr>
                 <w:b w:val="0"/>
@@ -1064,12 +1616,17 @@
         <w:tc>
           <w:tcPr>
             <w:tcW w:type="dxa" w:w="1304"/>
+            <w:tcBorders>
+              <w:top w:val="nil"/>
+              <w:left w:val="nil"/>
+              <w:bottom w:val="single" w:sz="4" w:color="DDE3EA" w:space="0"/>
+              <w:right w:val="nil"/>
+            </w:tcBorders>
           </w:tcPr>
           <w:p>
             <w:pPr>
-              <w:spacing w:after="0"/>
+              <w:spacing w:before="0" w:after="0"/>
             </w:pPr>
-            <w:r/>
             <w:r>
               <w:rPr>
                 <w:b w:val="0"/>
@@ -1082,12 +1639,17 @@
         <w:tc>
           <w:tcPr>
             <w:tcW w:type="dxa" w:w="3061"/>
+            <w:tcBorders>
+              <w:top w:val="nil"/>
+              <w:left w:val="nil"/>
+              <w:bottom w:val="single" w:sz="4" w:color="DDE3EA" w:space="0"/>
+              <w:right w:val="nil"/>
+            </w:tcBorders>
           </w:tcPr>
           <w:p>
             <w:pPr>
-              <w:spacing w:after="0"/>
+              <w:spacing w:before="0" w:after="0"/>
             </w:pPr>
-            <w:r/>
             <w:r>
               <w:rPr>
                 <w:b w:val="0"/>
@@ -1101,11 +1663,29 @@
     </w:tbl>
     <w:p>
       <w:pPr>
-        <w:spacing w:before="280" w:after="80"/>
+        <w:spacing w:before="0" w:after="40"/>
+      </w:pPr>
+    </w:p>
+    <w:p>
+      <w:pPr>
+        <w:keepNext/>
         <w:pBdr>
-          <w:bottom w:val="single" w:sz="6" w:color="C9D3DE" w:space="2"/>
+          <w:bottom w:val="single" w:sz="8" w:color="1F4E79" w:space="4"/>
         </w:pBdr>
+        <w:tabs>
+          <w:tab w:pos="482" w:val="left"/>
+        </w:tabs>
+        <w:spacing w:before="360" w:after="160"/>
       </w:pPr>
+      <w:r>
+        <w:rPr>
+          <w:b/>
+          <w:color w:val="2A78D6"/>
+          <w:sz w:val="18"/>
+        </w:rPr>
+        <w:t>03</w:t>
+        <w:tab/>
+      </w:r>
       <w:r>
         <w:rPr>
           <w:b/>
@@ -1117,38 +1697,54 @@
     </w:p>
     <w:tbl>
       <w:tblPr>
-        <w:tblW w:type="auto" w:w="0"/>
+        <w:tblW w:w="9639" w:type="dxa"/>
+        <w:tblBorders>
+          <w:top w:val="nil"/>
+          <w:left w:val="nil"/>
+          <w:bottom w:val="nil"/>
+          <w:right w:val="nil"/>
+          <w:insideH w:val="nil"/>
+          <w:insideV w:val="nil"/>
+        </w:tblBorders>
+        <w:tblLayout w:type="fixed"/>
+        <w:tblCellMar>
+          <w:top w:w="70" w:type="dxa"/>
+          <w:left w:w="100" w:type="dxa"/>
+          <w:bottom w:w="70" w:type="dxa"/>
+          <w:right w:w="100" w:type="dxa"/>
+        </w:tblCellMar>
         <w:tblLook w:firstColumn="1" w:firstRow="1" w:lastColumn="0" w:lastRow="0" w:noHBand="0" w:noVBand="1" w:val="04A0"/>
-        <w:tblBorders>
-          <w:top w:val="single" w:sz="4" w:color="C9D3DE"/>
-          <w:left w:val="nil"/>
-          <w:bottom w:val="single" w:sz="4" w:color="C9D3DE"/>
-          <w:right w:val="nil"/>
-          <w:insideH w:val="single" w:sz="4" w:color="C9D3DE"/>
-          <w:insideV w:val="nil"/>
-        </w:tblBorders>
       </w:tblPr>
       <w:tblGrid>
-        <w:gridCol w:w="1662"/>
-        <w:gridCol w:w="1662"/>
-        <w:gridCol w:w="1662"/>
-        <w:gridCol w:w="1662"/>
-        <w:gridCol w:w="1662"/>
-        <w:gridCol w:w="1662"/>
+        <w:gridCol w:w="2864"/>
+        <w:gridCol w:w="1156"/>
+        <w:gridCol w:w="1156"/>
+        <w:gridCol w:w="1156"/>
+        <w:gridCol w:w="1156"/>
+        <w:gridCol w:w="2148"/>
       </w:tblGrid>
       <w:tr>
         <w:tc>
           <w:tcPr>
-            <w:tcW w:type="dxa" w:w="2948"/>
-            <w:shd w:val="clear" w:color="auto" w:fill="1F4E79"/>
+            <w:tcW w:type="dxa" w:w="2864"/>
+            <w:tcBorders>
+              <w:top w:val="single" w:sz="12" w:color="1F4E79" w:space="0"/>
+              <w:left w:val="nil"/>
+              <w:bottom w:val="single" w:sz="4" w:color="C9D3DE" w:space="0"/>
+              <w:right w:val="nil"/>
+            </w:tcBorders>
+            <w:shd w:val="clear" w:color="auto" w:fill="EAF1F8"/>
           </w:tcPr>
           <w:p>
-            <w:r/>
+            <w:pPr>
+              <w:spacing w:before="0" w:after="0"/>
+            </w:pPr>
             <w:r>
               <w:rPr>
                 <w:b/>
-                <w:color w:val="FFFFFF"/>
-                <w:sz w:val="17"/>
+                <w:caps/>
+                <w:color w:val="1F4E79"/>
+                <w:sz w:val="16"/>
               </w:rPr>
               <w:t>Rodiklis</w:t>
             </w:r>
@@ -1156,19 +1752,26 @@
         </w:tc>
         <w:tc>
           <w:tcPr>
-            <w:tcW w:type="dxa" w:w="1191"/>
-            <w:shd w:val="clear" w:color="auto" w:fill="1F4E79"/>
+            <w:tcW w:type="dxa" w:w="1157"/>
+            <w:tcBorders>
+              <w:top w:val="single" w:sz="12" w:color="1F4E79" w:space="0"/>
+              <w:left w:val="nil"/>
+              <w:bottom w:val="single" w:sz="4" w:color="C9D3DE" w:space="0"/>
+              <w:right w:val="nil"/>
+            </w:tcBorders>
+            <w:shd w:val="clear" w:color="auto" w:fill="EAF1F8"/>
           </w:tcPr>
           <w:p>
             <w:pPr>
+              <w:spacing w:before="0" w:after="0"/>
               <w:jc w:val="right"/>
             </w:pPr>
-            <w:r/>
             <w:r>
               <w:rPr>
                 <w:b/>
-                <w:color w:val="FFFFFF"/>
-                <w:sz w:val="17"/>
+                <w:caps/>
+                <w:color w:val="1F4E79"/>
+                <w:sz w:val="16"/>
               </w:rPr>
               <w:t>FY2024</w:t>
             </w:r>
@@ -1176,19 +1779,26 @@
         </w:tc>
         <w:tc>
           <w:tcPr>
-            <w:tcW w:type="dxa" w:w="1191"/>
-            <w:shd w:val="clear" w:color="auto" w:fill="1F4E79"/>
+            <w:tcW w:type="dxa" w:w="1157"/>
+            <w:tcBorders>
+              <w:top w:val="single" w:sz="12" w:color="1F4E79" w:space="0"/>
+              <w:left w:val="nil"/>
+              <w:bottom w:val="single" w:sz="4" w:color="C9D3DE" w:space="0"/>
+              <w:right w:val="nil"/>
+            </w:tcBorders>
+            <w:shd w:val="clear" w:color="auto" w:fill="EAF1F8"/>
           </w:tcPr>
           <w:p>
             <w:pPr>
+              <w:spacing w:before="0" w:after="0"/>
               <w:jc w:val="right"/>
             </w:pPr>
-            <w:r/>
             <w:r>
               <w:rPr>
                 <w:b/>
-                <w:color w:val="FFFFFF"/>
-                <w:sz w:val="17"/>
+                <w:caps/>
+                <w:color w:val="1F4E79"/>
+                <w:sz w:val="16"/>
               </w:rPr>
               <w:t>FY2025</w:t>
             </w:r>
@@ -1196,19 +1806,26 @@
         </w:tc>
         <w:tc>
           <w:tcPr>
-            <w:tcW w:type="dxa" w:w="1191"/>
-            <w:shd w:val="clear" w:color="auto" w:fill="1F4E79"/>
+            <w:tcW w:type="dxa" w:w="1157"/>
+            <w:tcBorders>
+              <w:top w:val="single" w:sz="12" w:color="1F4E79" w:space="0"/>
+              <w:left w:val="nil"/>
+              <w:bottom w:val="single" w:sz="4" w:color="C9D3DE" w:space="0"/>
+              <w:right w:val="nil"/>
+            </w:tcBorders>
+            <w:shd w:val="clear" w:color="auto" w:fill="EAF1F8"/>
           </w:tcPr>
           <w:p>
             <w:pPr>
+              <w:spacing w:before="0" w:after="0"/>
               <w:jc w:val="right"/>
             </w:pPr>
-            <w:r/>
             <w:r>
               <w:rPr>
                 <w:b/>
-                <w:color w:val="FFFFFF"/>
-                <w:sz w:val="17"/>
+                <w:caps/>
+                <w:color w:val="1F4E79"/>
+                <w:sz w:val="16"/>
               </w:rPr>
               <w:t>6M2025</w:t>
             </w:r>
@@ -1216,19 +1833,26 @@
         </w:tc>
         <w:tc>
           <w:tcPr>
-            <w:tcW w:type="dxa" w:w="1191"/>
-            <w:shd w:val="clear" w:color="auto" w:fill="1F4E79"/>
+            <w:tcW w:type="dxa" w:w="1157"/>
+            <w:tcBorders>
+              <w:top w:val="single" w:sz="12" w:color="1F4E79" w:space="0"/>
+              <w:left w:val="nil"/>
+              <w:bottom w:val="single" w:sz="4" w:color="C9D3DE" w:space="0"/>
+              <w:right w:val="nil"/>
+            </w:tcBorders>
+            <w:shd w:val="clear" w:color="auto" w:fill="EAF1F8"/>
           </w:tcPr>
           <w:p>
             <w:pPr>
+              <w:spacing w:before="0" w:after="0"/>
               <w:jc w:val="right"/>
             </w:pPr>
-            <w:r/>
             <w:r>
               <w:rPr>
                 <w:b/>
-                <w:color w:val="FFFFFF"/>
-                <w:sz w:val="17"/>
+                <w:caps/>
+                <w:color w:val="1F4E79"/>
+                <w:sz w:val="16"/>
               </w:rPr>
               <w:t>6M2026</w:t>
             </w:r>
@@ -1236,19 +1860,26 @@
         </w:tc>
         <w:tc>
           <w:tcPr>
-            <w:tcW w:type="dxa" w:w="2211"/>
-            <w:shd w:val="clear" w:color="auto" w:fill="1F4E79"/>
+            <w:tcW w:type="dxa" w:w="2148"/>
+            <w:tcBorders>
+              <w:top w:val="single" w:sz="12" w:color="1F4E79" w:space="0"/>
+              <w:left w:val="nil"/>
+              <w:bottom w:val="single" w:sz="4" w:color="C9D3DE" w:space="0"/>
+              <w:right w:val="nil"/>
+            </w:tcBorders>
+            <w:shd w:val="clear" w:color="auto" w:fill="EAF1F8"/>
           </w:tcPr>
           <w:p>
             <w:pPr>
+              <w:spacing w:before="0" w:after="0"/>
               <w:jc w:val="right"/>
             </w:pPr>
-            <w:r/>
             <w:r>
               <w:rPr>
                 <w:b/>
-                <w:color w:val="FFFFFF"/>
-                <w:sz w:val="17"/>
+                <w:caps/>
+                <w:color w:val="1F4E79"/>
+                <w:sz w:val="16"/>
               </w:rPr>
               <w:t>Pokytis</w:t>
             </w:r>
@@ -1258,13 +1889,18 @@
       <w:tr>
         <w:tc>
           <w:tcPr>
-            <w:tcW w:type="dxa" w:w="2948"/>
+            <w:tcW w:type="dxa" w:w="2864"/>
+            <w:tcBorders>
+              <w:top w:val="nil"/>
+              <w:left w:val="nil"/>
+              <w:bottom w:val="single" w:sz="4" w:color="DDE3EA" w:space="0"/>
+              <w:right w:val="nil"/>
+            </w:tcBorders>
           </w:tcPr>
           <w:p>
             <w:pPr>
-              <w:spacing w:after="0"/>
+              <w:spacing w:before="0" w:after="0"/>
             </w:pPr>
-            <w:r/>
             <w:r>
               <w:rPr>
                 <w:b w:val="0"/>
@@ -1272,7 +1908,7 @@
               </w:rPr>
               <w:t>Grynasis pelnas, mln. EUR</w:t>
             </w:r>
-            <w:hyperlink r:id="rId12">
+            <w:hyperlink r:id="rId14">
               <w:r>
                 <w:rPr>
                   <w:color w:val="2A78D6"/>
@@ -1289,7 +1925,7 @@
               </w:rPr>
               <w:t>,</w:t>
             </w:r>
-            <w:hyperlink r:id="rId13">
+            <w:hyperlink r:id="rId15">
               <w:r>
                 <w:rPr>
                   <w:color w:val="2A78D6"/>
@@ -1306,7 +1942,7 @@
               </w:rPr>
               <w:t>,</w:t>
             </w:r>
-            <w:hyperlink r:id="rId14">
+            <w:hyperlink r:id="rId16">
               <w:r>
                 <w:rPr>
                   <w:color w:val="2A78D6"/>
@@ -1320,14 +1956,19 @@
         </w:tc>
         <w:tc>
           <w:tcPr>
-            <w:tcW w:type="dxa" w:w="1191"/>
+            <w:tcW w:type="dxa" w:w="1157"/>
+            <w:tcBorders>
+              <w:top w:val="nil"/>
+              <w:left w:val="nil"/>
+              <w:bottom w:val="single" w:sz="4" w:color="DDE3EA" w:space="0"/>
+              <w:right w:val="nil"/>
+            </w:tcBorders>
           </w:tcPr>
           <w:p>
             <w:pPr>
-              <w:spacing w:after="0"/>
+              <w:spacing w:before="0" w:after="0"/>
               <w:jc w:val="right"/>
             </w:pPr>
-            <w:r/>
             <w:r>
               <w:rPr>
                 <w:b w:val="0"/>
@@ -1339,14 +1980,19 @@
         </w:tc>
         <w:tc>
           <w:tcPr>
-            <w:tcW w:type="dxa" w:w="1191"/>
+            <w:tcW w:type="dxa" w:w="1157"/>
+            <w:tcBorders>
+              <w:top w:val="nil"/>
+              <w:left w:val="nil"/>
+              <w:bottom w:val="single" w:sz="4" w:color="DDE3EA" w:space="0"/>
+              <w:right w:val="nil"/>
+            </w:tcBorders>
           </w:tcPr>
           <w:p>
             <w:pPr>
-              <w:spacing w:after="0"/>
+              <w:spacing w:before="0" w:after="0"/>
               <w:jc w:val="right"/>
             </w:pPr>
-            <w:r/>
             <w:r>
               <w:rPr>
                 <w:b w:val="0"/>
@@ -1358,14 +2004,19 @@
         </w:tc>
         <w:tc>
           <w:tcPr>
-            <w:tcW w:type="dxa" w:w="1191"/>
+            <w:tcW w:type="dxa" w:w="1157"/>
+            <w:tcBorders>
+              <w:top w:val="nil"/>
+              <w:left w:val="nil"/>
+              <w:bottom w:val="single" w:sz="4" w:color="DDE3EA" w:space="0"/>
+              <w:right w:val="nil"/>
+            </w:tcBorders>
           </w:tcPr>
           <w:p>
             <w:pPr>
-              <w:spacing w:after="0"/>
+              <w:spacing w:before="0" w:after="0"/>
               <w:jc w:val="right"/>
             </w:pPr>
-            <w:r/>
             <w:r>
               <w:rPr>
                 <w:b w:val="0"/>
@@ -1377,14 +2028,19 @@
         </w:tc>
         <w:tc>
           <w:tcPr>
-            <w:tcW w:type="dxa" w:w="1191"/>
+            <w:tcW w:type="dxa" w:w="1157"/>
+            <w:tcBorders>
+              <w:top w:val="nil"/>
+              <w:left w:val="nil"/>
+              <w:bottom w:val="single" w:sz="4" w:color="DDE3EA" w:space="0"/>
+              <w:right w:val="nil"/>
+            </w:tcBorders>
           </w:tcPr>
           <w:p>
             <w:pPr>
-              <w:spacing w:after="0"/>
+              <w:spacing w:before="0" w:after="0"/>
               <w:jc w:val="right"/>
             </w:pPr>
-            <w:r/>
             <w:r>
               <w:rPr>
                 <w:b w:val="0"/>
@@ -1396,14 +2052,19 @@
         </w:tc>
         <w:tc>
           <w:tcPr>
-            <w:tcW w:type="dxa" w:w="2211"/>
+            <w:tcW w:type="dxa" w:w="2148"/>
+            <w:tcBorders>
+              <w:top w:val="nil"/>
+              <w:left w:val="nil"/>
+              <w:bottom w:val="single" w:sz="4" w:color="DDE3EA" w:space="0"/>
+              <w:right w:val="nil"/>
+            </w:tcBorders>
           </w:tcPr>
           <w:p>
             <w:pPr>
-              <w:spacing w:after="0"/>
+              <w:spacing w:before="0" w:after="0"/>
               <w:jc w:val="right"/>
             </w:pPr>
-            <w:r/>
             <w:r>
               <w:rPr>
                 <w:b/>
@@ -1418,14 +2079,18 @@
       <w:tr>
         <w:tc>
           <w:tcPr>
-            <w:tcW w:type="dxa" w:w="2948"/>
-            <w:shd w:val="clear" w:color="auto" w:fill="F6F8FA"/>
+            <w:tcW w:type="dxa" w:w="2864"/>
+            <w:tcBorders>
+              <w:top w:val="nil"/>
+              <w:left w:val="nil"/>
+              <w:bottom w:val="single" w:sz="4" w:color="DDE3EA" w:space="0"/>
+              <w:right w:val="nil"/>
+            </w:tcBorders>
           </w:tcPr>
           <w:p>
             <w:pPr>
-              <w:spacing w:after="0"/>
+              <w:spacing w:before="0" w:after="0"/>
             </w:pPr>
-            <w:r/>
             <w:r>
               <w:rPr>
                 <w:b w:val="0"/>
@@ -1433,7 +2098,7 @@
               </w:rPr>
               <w:t>Grynosios palūkanų pajamos, mln. EUR</w:t>
             </w:r>
-            <w:hyperlink r:id="rId12">
+            <w:hyperlink r:id="rId14">
               <w:r>
                 <w:rPr>
                   <w:color w:val="2A78D6"/>
@@ -1450,7 +2115,7 @@
               </w:rPr>
               <w:t>,</w:t>
             </w:r>
-            <w:hyperlink r:id="rId13">
+            <w:hyperlink r:id="rId15">
               <w:r>
                 <w:rPr>
                   <w:color w:val="2A78D6"/>
@@ -1467,7 +2132,7 @@
               </w:rPr>
               <w:t>,</w:t>
             </w:r>
-            <w:hyperlink r:id="rId14">
+            <w:hyperlink r:id="rId16">
               <w:r>
                 <w:rPr>
                   <w:color w:val="2A78D6"/>
@@ -1481,15 +2146,19 @@
         </w:tc>
         <w:tc>
           <w:tcPr>
-            <w:tcW w:type="dxa" w:w="1191"/>
-            <w:shd w:val="clear" w:color="auto" w:fill="F6F8FA"/>
+            <w:tcW w:type="dxa" w:w="1157"/>
+            <w:tcBorders>
+              <w:top w:val="nil"/>
+              <w:left w:val="nil"/>
+              <w:bottom w:val="single" w:sz="4" w:color="DDE3EA" w:space="0"/>
+              <w:right w:val="nil"/>
+            </w:tcBorders>
           </w:tcPr>
           <w:p>
             <w:pPr>
-              <w:spacing w:after="0"/>
+              <w:spacing w:before="0" w:after="0"/>
               <w:jc w:val="right"/>
             </w:pPr>
-            <w:r/>
             <w:r>
               <w:rPr>
                 <w:b w:val="0"/>
@@ -1501,15 +2170,19 @@
         </w:tc>
         <w:tc>
           <w:tcPr>
-            <w:tcW w:type="dxa" w:w="1191"/>
-            <w:shd w:val="clear" w:color="auto" w:fill="F6F8FA"/>
+            <w:tcW w:type="dxa" w:w="1157"/>
+            <w:tcBorders>
+              <w:top w:val="nil"/>
+              <w:left w:val="nil"/>
+              <w:bottom w:val="single" w:sz="4" w:color="DDE3EA" w:space="0"/>
+              <w:right w:val="nil"/>
+            </w:tcBorders>
           </w:tcPr>
           <w:p>
             <w:pPr>
-              <w:spacing w:after="0"/>
+              <w:spacing w:before="0" w:after="0"/>
               <w:jc w:val="right"/>
             </w:pPr>
-            <w:r/>
             <w:r>
               <w:rPr>
                 <w:b w:val="0"/>
@@ -1521,15 +2194,19 @@
         </w:tc>
         <w:tc>
           <w:tcPr>
-            <w:tcW w:type="dxa" w:w="1191"/>
-            <w:shd w:val="clear" w:color="auto" w:fill="F6F8FA"/>
+            <w:tcW w:type="dxa" w:w="1157"/>
+            <w:tcBorders>
+              <w:top w:val="nil"/>
+              <w:left w:val="nil"/>
+              <w:bottom w:val="single" w:sz="4" w:color="DDE3EA" w:space="0"/>
+              <w:right w:val="nil"/>
+            </w:tcBorders>
           </w:tcPr>
           <w:p>
             <w:pPr>
-              <w:spacing w:after="0"/>
+              <w:spacing w:before="0" w:after="0"/>
               <w:jc w:val="right"/>
             </w:pPr>
-            <w:r/>
             <w:r>
               <w:rPr>
                 <w:b w:val="0"/>
@@ -1541,15 +2218,19 @@
         </w:tc>
         <w:tc>
           <w:tcPr>
-            <w:tcW w:type="dxa" w:w="1191"/>
-            <w:shd w:val="clear" w:color="auto" w:fill="F6F8FA"/>
+            <w:tcW w:type="dxa" w:w="1157"/>
+            <w:tcBorders>
+              <w:top w:val="nil"/>
+              <w:left w:val="nil"/>
+              <w:bottom w:val="single" w:sz="4" w:color="DDE3EA" w:space="0"/>
+              <w:right w:val="nil"/>
+            </w:tcBorders>
           </w:tcPr>
           <w:p>
             <w:pPr>
-              <w:spacing w:after="0"/>
+              <w:spacing w:before="0" w:after="0"/>
               <w:jc w:val="right"/>
             </w:pPr>
-            <w:r/>
             <w:r>
               <w:rPr>
                 <w:b w:val="0"/>
@@ -1561,15 +2242,19 @@
         </w:tc>
         <w:tc>
           <w:tcPr>
-            <w:tcW w:type="dxa" w:w="2211"/>
-            <w:shd w:val="clear" w:color="auto" w:fill="F6F8FA"/>
+            <w:tcW w:type="dxa" w:w="2148"/>
+            <w:tcBorders>
+              <w:top w:val="nil"/>
+              <w:left w:val="nil"/>
+              <w:bottom w:val="single" w:sz="4" w:color="DDE3EA" w:space="0"/>
+              <w:right w:val="nil"/>
+            </w:tcBorders>
           </w:tcPr>
           <w:p>
             <w:pPr>
-              <w:spacing w:after="0"/>
+              <w:spacing w:before="0" w:after="0"/>
               <w:jc w:val="right"/>
             </w:pPr>
-            <w:r/>
             <w:r>
               <w:rPr>
                 <w:b/>
@@ -1584,13 +2269,18 @@
       <w:tr>
         <w:tc>
           <w:tcPr>
-            <w:tcW w:type="dxa" w:w="2948"/>
+            <w:tcW w:type="dxa" w:w="2864"/>
+            <w:tcBorders>
+              <w:top w:val="nil"/>
+              <w:left w:val="nil"/>
+              <w:bottom w:val="single" w:sz="4" w:color="DDE3EA" w:space="0"/>
+              <w:right w:val="nil"/>
+            </w:tcBorders>
           </w:tcPr>
           <w:p>
             <w:pPr>
-              <w:spacing w:after="0"/>
+              <w:spacing w:before="0" w:after="0"/>
             </w:pPr>
-            <w:r/>
             <w:r>
               <w:rPr>
                 <w:b w:val="0"/>
@@ -1598,7 +2288,7 @@
               </w:rPr>
               <w:t>Visos veiklos pajamos, mln. EUR</w:t>
             </w:r>
-            <w:hyperlink r:id="rId12">
+            <w:hyperlink r:id="rId14">
               <w:r>
                 <w:rPr>
                   <w:color w:val="2A78D6"/>
@@ -1615,7 +2305,7 @@
               </w:rPr>
               <w:t>,</w:t>
             </w:r>
-            <w:hyperlink r:id="rId14">
+            <w:hyperlink r:id="rId16">
               <w:r>
                 <w:rPr>
                   <w:color w:val="2A78D6"/>
@@ -1629,14 +2319,19 @@
         </w:tc>
         <w:tc>
           <w:tcPr>
-            <w:tcW w:type="dxa" w:w="1191"/>
+            <w:tcW w:type="dxa" w:w="1157"/>
+            <w:tcBorders>
+              <w:top w:val="nil"/>
+              <w:left w:val="nil"/>
+              <w:bottom w:val="single" w:sz="4" w:color="DDE3EA" w:space="0"/>
+              <w:right w:val="nil"/>
+            </w:tcBorders>
           </w:tcPr>
           <w:p>
             <w:pPr>
-              <w:spacing w:after="0"/>
+              <w:spacing w:before="0" w:after="0"/>
               <w:jc w:val="right"/>
             </w:pPr>
-            <w:r/>
             <w:r>
               <w:rPr>
                 <w:b w:val="0"/>
@@ -1648,14 +2343,19 @@
         </w:tc>
         <w:tc>
           <w:tcPr>
-            <w:tcW w:type="dxa" w:w="1191"/>
+            <w:tcW w:type="dxa" w:w="1157"/>
+            <w:tcBorders>
+              <w:top w:val="nil"/>
+              <w:left w:val="nil"/>
+              <w:bottom w:val="single" w:sz="4" w:color="DDE3EA" w:space="0"/>
+              <w:right w:val="nil"/>
+            </w:tcBorders>
           </w:tcPr>
           <w:p>
             <w:pPr>
-              <w:spacing w:after="0"/>
+              <w:spacing w:before="0" w:after="0"/>
               <w:jc w:val="right"/>
             </w:pPr>
-            <w:r/>
             <w:r>
               <w:rPr>
                 <w:b w:val="0"/>
@@ -1667,14 +2367,19 @@
         </w:tc>
         <w:tc>
           <w:tcPr>
-            <w:tcW w:type="dxa" w:w="1191"/>
+            <w:tcW w:type="dxa" w:w="1157"/>
+            <w:tcBorders>
+              <w:top w:val="nil"/>
+              <w:left w:val="nil"/>
+              <w:bottom w:val="single" w:sz="4" w:color="DDE3EA" w:space="0"/>
+              <w:right w:val="nil"/>
+            </w:tcBorders>
           </w:tcPr>
           <w:p>
             <w:pPr>
-              <w:spacing w:after="0"/>
+              <w:spacing w:before="0" w:after="0"/>
               <w:jc w:val="right"/>
             </w:pPr>
-            <w:r/>
             <w:r>
               <w:rPr>
                 <w:b w:val="0"/>
@@ -1686,14 +2391,19 @@
         </w:tc>
         <w:tc>
           <w:tcPr>
-            <w:tcW w:type="dxa" w:w="1191"/>
+            <w:tcW w:type="dxa" w:w="1157"/>
+            <w:tcBorders>
+              <w:top w:val="nil"/>
+              <w:left w:val="nil"/>
+              <w:bottom w:val="single" w:sz="4" w:color="DDE3EA" w:space="0"/>
+              <w:right w:val="nil"/>
+            </w:tcBorders>
           </w:tcPr>
           <w:p>
             <w:pPr>
-              <w:spacing w:after="0"/>
+              <w:spacing w:before="0" w:after="0"/>
               <w:jc w:val="right"/>
             </w:pPr>
-            <w:r/>
             <w:r>
               <w:rPr>
                 <w:b w:val="0"/>
@@ -1705,14 +2415,19 @@
         </w:tc>
         <w:tc>
           <w:tcPr>
-            <w:tcW w:type="dxa" w:w="2211"/>
+            <w:tcW w:type="dxa" w:w="2148"/>
+            <w:tcBorders>
+              <w:top w:val="nil"/>
+              <w:left w:val="nil"/>
+              <w:bottom w:val="single" w:sz="4" w:color="DDE3EA" w:space="0"/>
+              <w:right w:val="nil"/>
+            </w:tcBorders>
           </w:tcPr>
           <w:p>
             <w:pPr>
-              <w:spacing w:after="0"/>
+              <w:spacing w:before="0" w:after="0"/>
               <w:jc w:val="right"/>
             </w:pPr>
-            <w:r/>
             <w:r>
               <w:rPr>
                 <w:b/>
@@ -1727,14 +2442,18 @@
       <w:tr>
         <w:tc>
           <w:tcPr>
-            <w:tcW w:type="dxa" w:w="2948"/>
-            <w:shd w:val="clear" w:color="auto" w:fill="F6F8FA"/>
+            <w:tcW w:type="dxa" w:w="2864"/>
+            <w:tcBorders>
+              <w:top w:val="nil"/>
+              <w:left w:val="nil"/>
+              <w:bottom w:val="single" w:sz="4" w:color="DDE3EA" w:space="0"/>
+              <w:right w:val="nil"/>
+            </w:tcBorders>
           </w:tcPr>
           <w:p>
             <w:pPr>
-              <w:spacing w:after="0"/>
+              <w:spacing w:before="0" w:after="0"/>
             </w:pPr>
-            <w:r/>
             <w:r>
               <w:rPr>
                 <w:b w:val="0"/>
@@ -1742,155 +2461,7 @@
               </w:rPr>
               <w:t>Sąnaudų ir pajamų santykis</w:t>
             </w:r>
-            <w:hyperlink r:id="rId15">
-              <w:r>
-                <w:rPr>
-                  <w:color w:val="2A78D6"/>
-                  <w:vertAlign w:val="superscript"/>
-                  <w:sz w:val="14"/>
-                </w:rPr>
-                <w:t xml:space="preserve">9</w:t>
-              </w:r>
-            </w:hyperlink>
-            <w:r>
-              <w:rPr>
-                <w:color w:val="2A78D6"/>
-                <w:vertAlign w:val="superscript"/>
-              </w:rPr>
-              <w:t>,</w:t>
-            </w:r>
-            <w:hyperlink r:id="rId11">
-              <w:r>
-                <w:rPr>
-                  <w:color w:val="2A78D6"/>
-                  <w:vertAlign w:val="superscript"/>
-                  <w:sz w:val="14"/>
-                </w:rPr>
-                <w:t xml:space="preserve">2</w:t>
-              </w:r>
-            </w:hyperlink>
-          </w:p>
-        </w:tc>
-        <w:tc>
-          <w:tcPr>
-            <w:tcW w:type="dxa" w:w="1191"/>
-            <w:shd w:val="clear" w:color="auto" w:fill="F6F8FA"/>
-          </w:tcPr>
-          <w:p>
-            <w:pPr>
-              <w:spacing w:after="0"/>
-              <w:jc w:val="right"/>
-            </w:pPr>
-            <w:r/>
-            <w:r>
-              <w:rPr>
-                <w:b w:val="0"/>
-                <w:sz w:val="17"/>
-              </w:rPr>
-              <w:t>47,1 %*</w:t>
-            </w:r>
-          </w:p>
-        </w:tc>
-        <w:tc>
-          <w:tcPr>
-            <w:tcW w:type="dxa" w:w="1191"/>
-            <w:shd w:val="clear" w:color="auto" w:fill="F6F8FA"/>
-          </w:tcPr>
-          <w:p>
-            <w:pPr>
-              <w:spacing w:after="0"/>
-              <w:jc w:val="right"/>
-            </w:pPr>
-            <w:r/>
-            <w:r>
-              <w:rPr>
-                <w:b w:val="0"/>
-                <w:sz w:val="17"/>
-              </w:rPr>
-              <w:t>58,8 %*</w:t>
-            </w:r>
-          </w:p>
-        </w:tc>
-        <w:tc>
-          <w:tcPr>
-            <w:tcW w:type="dxa" w:w="1191"/>
-            <w:shd w:val="clear" w:color="auto" w:fill="F6F8FA"/>
-          </w:tcPr>
-          <w:p>
-            <w:pPr>
-              <w:spacing w:after="0"/>
-              <w:jc w:val="right"/>
-            </w:pPr>
-            <w:r/>
-            <w:r>
-              <w:rPr>
-                <w:b w:val="0"/>
-                <w:sz w:val="17"/>
-              </w:rPr>
-              <w:t>55,2 %*</w:t>
-            </w:r>
-          </w:p>
-        </w:tc>
-        <w:tc>
-          <w:tcPr>
-            <w:tcW w:type="dxa" w:w="1191"/>
-            <w:shd w:val="clear" w:color="auto" w:fill="FDF1D8"/>
-          </w:tcPr>
-          <w:p>
-            <w:pPr>
-              <w:spacing w:after="0"/>
-              <w:jc w:val="right"/>
-            </w:pPr>
-            <w:r/>
-            <w:r>
-              <w:rPr>
-                <w:b/>
-                <w:sz w:val="17"/>
-              </w:rPr>
-              <w:t>56,8 %*</w:t>
-            </w:r>
-          </w:p>
-        </w:tc>
-        <w:tc>
-          <w:tcPr>
-            <w:tcW w:type="dxa" w:w="2211"/>
-            <w:shd w:val="clear" w:color="auto" w:fill="F6F8FA"/>
-          </w:tcPr>
-          <w:p>
-            <w:pPr>
-              <w:spacing w:after="0"/>
-              <w:jc w:val="right"/>
-            </w:pPr>
-            <w:r/>
-            <w:r>
-              <w:rPr>
-                <w:b/>
-                <w:color w:val="B42318"/>
-                <w:sz w:val="17"/>
-              </w:rPr>
-              <w:t>▲ 1,6 p. p. vs 6M2025</w:t>
-            </w:r>
-          </w:p>
-        </w:tc>
-      </w:tr>
-      <w:tr>
-        <w:tc>
-          <w:tcPr>
-            <w:tcW w:type="dxa" w:w="2948"/>
-          </w:tcPr>
-          <w:p>
-            <w:pPr>
-              <w:spacing w:after="0"/>
-            </w:pPr>
-            <w:r/>
-            <w:r>
-              <w:rPr>
-                <w:b w:val="0"/>
-                <w:sz w:val="17"/>
-              </w:rPr>
-              <w:t>ROE</w:t>
-            </w:r>
-            <w:hyperlink r:id="rId15">
+            <w:hyperlink r:id="rId17">
               <w:r>
                 <w:rPr>
                   <w:color w:val="2A78D6"/>
@@ -1914,7 +2485,164 @@
                   <w:vertAlign w:val="superscript"/>
                   <w:sz w:val="14"/>
                 </w:rPr>
-                <w:t xml:space="preserve">7</w:t>
+                <w:t xml:space="preserve">2</w:t>
+              </w:r>
+            </w:hyperlink>
+          </w:p>
+        </w:tc>
+        <w:tc>
+          <w:tcPr>
+            <w:tcW w:type="dxa" w:w="1157"/>
+            <w:tcBorders>
+              <w:top w:val="nil"/>
+              <w:left w:val="nil"/>
+              <w:bottom w:val="single" w:sz="4" w:color="DDE3EA" w:space="0"/>
+              <w:right w:val="nil"/>
+            </w:tcBorders>
+          </w:tcPr>
+          <w:p>
+            <w:pPr>
+              <w:spacing w:before="0" w:after="0"/>
+              <w:jc w:val="right"/>
+            </w:pPr>
+            <w:r>
+              <w:rPr>
+                <w:b w:val="0"/>
+                <w:sz w:val="17"/>
+              </w:rPr>
+              <w:t>47,1 %*</w:t>
+            </w:r>
+          </w:p>
+        </w:tc>
+        <w:tc>
+          <w:tcPr>
+            <w:tcW w:type="dxa" w:w="1157"/>
+            <w:tcBorders>
+              <w:top w:val="nil"/>
+              <w:left w:val="nil"/>
+              <w:bottom w:val="single" w:sz="4" w:color="DDE3EA" w:space="0"/>
+              <w:right w:val="nil"/>
+            </w:tcBorders>
+          </w:tcPr>
+          <w:p>
+            <w:pPr>
+              <w:spacing w:before="0" w:after="0"/>
+              <w:jc w:val="right"/>
+            </w:pPr>
+            <w:r>
+              <w:rPr>
+                <w:b w:val="0"/>
+                <w:sz w:val="17"/>
+              </w:rPr>
+              <w:t>58,8 %*</w:t>
+            </w:r>
+          </w:p>
+        </w:tc>
+        <w:tc>
+          <w:tcPr>
+            <w:tcW w:type="dxa" w:w="1157"/>
+            <w:tcBorders>
+              <w:top w:val="nil"/>
+              <w:left w:val="nil"/>
+              <w:bottom w:val="single" w:sz="4" w:color="DDE3EA" w:space="0"/>
+              <w:right w:val="nil"/>
+            </w:tcBorders>
+          </w:tcPr>
+          <w:p>
+            <w:pPr>
+              <w:spacing w:before="0" w:after="0"/>
+              <w:jc w:val="right"/>
+            </w:pPr>
+            <w:r>
+              <w:rPr>
+                <w:b w:val="0"/>
+                <w:sz w:val="17"/>
+              </w:rPr>
+              <w:t>55,2 %*</w:t>
+            </w:r>
+          </w:p>
+        </w:tc>
+        <w:tc>
+          <w:tcPr>
+            <w:tcW w:type="dxa" w:w="1157"/>
+            <w:tcBorders>
+              <w:top w:val="nil"/>
+              <w:left w:val="nil"/>
+              <w:bottom w:val="single" w:sz="4" w:color="DDE3EA" w:space="0"/>
+              <w:right w:val="nil"/>
+            </w:tcBorders>
+            <w:shd w:val="clear" w:color="auto" w:fill="FDF1D8"/>
+          </w:tcPr>
+          <w:p>
+            <w:pPr>
+              <w:spacing w:before="0" w:after="0"/>
+              <w:jc w:val="right"/>
+            </w:pPr>
+            <w:r>
+              <w:rPr>
+                <w:b/>
+                <w:sz w:val="17"/>
+              </w:rPr>
+              <w:t>56,8 %*</w:t>
+            </w:r>
+          </w:p>
+        </w:tc>
+        <w:tc>
+          <w:tcPr>
+            <w:tcW w:type="dxa" w:w="2148"/>
+            <w:tcBorders>
+              <w:top w:val="nil"/>
+              <w:left w:val="nil"/>
+              <w:bottom w:val="single" w:sz="4" w:color="DDE3EA" w:space="0"/>
+              <w:right w:val="nil"/>
+            </w:tcBorders>
+          </w:tcPr>
+          <w:p>
+            <w:pPr>
+              <w:spacing w:before="0" w:after="0"/>
+              <w:jc w:val="right"/>
+            </w:pPr>
+            <w:r>
+              <w:rPr>
+                <w:b/>
+                <w:color w:val="B42318"/>
+                <w:sz w:val="17"/>
+              </w:rPr>
+              <w:t>▲ 1,6 p. p. vs 6M2025</w:t>
+            </w:r>
+          </w:p>
+        </w:tc>
+      </w:tr>
+      <w:tr>
+        <w:tc>
+          <w:tcPr>
+            <w:tcW w:type="dxa" w:w="2864"/>
+            <w:tcBorders>
+              <w:top w:val="nil"/>
+              <w:left w:val="nil"/>
+              <w:bottom w:val="single" w:sz="4" w:color="DDE3EA" w:space="0"/>
+              <w:right w:val="nil"/>
+            </w:tcBorders>
+          </w:tcPr>
+          <w:p>
+            <w:pPr>
+              <w:spacing w:before="0" w:after="0"/>
+            </w:pPr>
+            <w:r>
+              <w:rPr>
+                <w:b w:val="0"/>
+                <w:sz w:val="17"/>
+              </w:rPr>
+              <w:t>ROE</w:t>
+            </w:r>
+            <w:hyperlink r:id="rId17">
+              <w:r>
+                <w:rPr>
+                  <w:color w:val="2A78D6"/>
+                  <w:vertAlign w:val="superscript"/>
+                  <w:sz w:val="14"/>
+                </w:rPr>
+                <w:t xml:space="preserve">9</w:t>
               </w:r>
             </w:hyperlink>
             <w:r>
@@ -1924,135 +2652,7 @@
               </w:rPr>
               <w:t>,</w:t>
             </w:r>
-            <w:hyperlink r:id="rId11">
-              <w:r>
-                <w:rPr>
-                  <w:color w:val="2A78D6"/>
-                  <w:vertAlign w:val="superscript"/>
-                  <w:sz w:val="14"/>
-                </w:rPr>
-                <w:t xml:space="preserve">2</w:t>
-              </w:r>
-            </w:hyperlink>
-          </w:p>
-        </w:tc>
-        <w:tc>
-          <w:tcPr>
-            <w:tcW w:type="dxa" w:w="1191"/>
-          </w:tcPr>
-          <w:p>
-            <w:pPr>
-              <w:spacing w:after="0"/>
-              <w:jc w:val="right"/>
-            </w:pPr>
-            <w:r/>
-            <w:r>
-              <w:rPr>
-                <w:b w:val="0"/>
-                <w:sz w:val="17"/>
-              </w:rPr>
-              <w:t>14,0 %*</w:t>
-            </w:r>
-          </w:p>
-        </w:tc>
-        <w:tc>
-          <w:tcPr>
-            <w:tcW w:type="dxa" w:w="1191"/>
-          </w:tcPr>
-          <w:p>
-            <w:pPr>
-              <w:spacing w:after="0"/>
-              <w:jc w:val="right"/>
-            </w:pPr>
-            <w:r/>
-            <w:r>
-              <w:rPr>
-                <w:b w:val="0"/>
-                <w:sz w:val="17"/>
-              </w:rPr>
-              <w:t>10,4 %*</w:t>
-            </w:r>
-          </w:p>
-        </w:tc>
-        <w:tc>
-          <w:tcPr>
-            <w:tcW w:type="dxa" w:w="1191"/>
-          </w:tcPr>
-          <w:p>
-            <w:pPr>
-              <w:spacing w:after="0"/>
-              <w:jc w:val="right"/>
-            </w:pPr>
-            <w:r/>
-            <w:r>
-              <w:rPr>
-                <w:b w:val="0"/>
-                <w:sz w:val="17"/>
-              </w:rPr>
-              <w:t>11,1 %*</w:t>
-            </w:r>
-          </w:p>
-        </w:tc>
-        <w:tc>
-          <w:tcPr>
-            <w:tcW w:type="dxa" w:w="1191"/>
-            <w:shd w:val="clear" w:color="auto" w:fill="FDE7E5"/>
-          </w:tcPr>
-          <w:p>
-            <w:pPr>
-              <w:spacing w:after="0"/>
-              <w:jc w:val="right"/>
-            </w:pPr>
-            <w:r/>
-            <w:r>
-              <w:rPr>
-                <w:b/>
-                <w:sz w:val="17"/>
-              </w:rPr>
-              <w:t>7,8 %*</w:t>
-            </w:r>
-          </w:p>
-        </w:tc>
-        <w:tc>
-          <w:tcPr>
-            <w:tcW w:type="dxa" w:w="2211"/>
-          </w:tcPr>
-          <w:p>
-            <w:pPr>
-              <w:spacing w:after="0"/>
-              <w:jc w:val="right"/>
-            </w:pPr>
-            <w:r/>
-            <w:r>
-              <w:rPr>
-                <w:b/>
-                <w:color w:val="B42318"/>
-                <w:sz w:val="17"/>
-              </w:rPr>
-              <w:t>▼ 3,3 p. p. vs 6M2025</w:t>
-            </w:r>
-          </w:p>
-        </w:tc>
-      </w:tr>
-      <w:tr>
-        <w:tc>
-          <w:tcPr>
-            <w:tcW w:type="dxa" w:w="2948"/>
-            <w:shd w:val="clear" w:color="auto" w:fill="F6F8FA"/>
-          </w:tcPr>
-          <w:p>
-            <w:pPr>
-              <w:spacing w:after="0"/>
-            </w:pPr>
-            <w:r/>
-            <w:r>
-              <w:rPr>
-                <w:b w:val="0"/>
-                <w:sz w:val="17"/>
-              </w:rPr>
-              <w:t>Rizikos kaina</w:t>
-            </w:r>
-            <w:hyperlink r:id="rId13">
+            <w:hyperlink r:id="rId15">
               <w:r>
                 <w:rPr>
                   <w:color w:val="2A78D6"/>
@@ -2069,7 +2669,7 @@
               </w:rPr>
               <w:t>,</w:t>
             </w:r>
-            <w:hyperlink r:id="rId11">
+            <w:hyperlink r:id="rId13">
               <w:r>
                 <w:rPr>
                   <w:color w:val="2A78D6"/>
@@ -2083,15 +2683,193 @@
         </w:tc>
         <w:tc>
           <w:tcPr>
-            <w:tcW w:type="dxa" w:w="1191"/>
-            <w:shd w:val="clear" w:color="auto" w:fill="F6F8FA"/>
+            <w:tcW w:type="dxa" w:w="1157"/>
+            <w:tcBorders>
+              <w:top w:val="nil"/>
+              <w:left w:val="nil"/>
+              <w:bottom w:val="single" w:sz="4" w:color="DDE3EA" w:space="0"/>
+              <w:right w:val="nil"/>
+            </w:tcBorders>
           </w:tcPr>
           <w:p>
             <w:pPr>
-              <w:spacing w:after="0"/>
+              <w:spacing w:before="0" w:after="0"/>
               <w:jc w:val="right"/>
             </w:pPr>
-            <w:r/>
+            <w:r>
+              <w:rPr>
+                <w:b w:val="0"/>
+                <w:sz w:val="17"/>
+              </w:rPr>
+              <w:t>14,0 %*</w:t>
+            </w:r>
+          </w:p>
+        </w:tc>
+        <w:tc>
+          <w:tcPr>
+            <w:tcW w:type="dxa" w:w="1157"/>
+            <w:tcBorders>
+              <w:top w:val="nil"/>
+              <w:left w:val="nil"/>
+              <w:bottom w:val="single" w:sz="4" w:color="DDE3EA" w:space="0"/>
+              <w:right w:val="nil"/>
+            </w:tcBorders>
+          </w:tcPr>
+          <w:p>
+            <w:pPr>
+              <w:spacing w:before="0" w:after="0"/>
+              <w:jc w:val="right"/>
+            </w:pPr>
+            <w:r>
+              <w:rPr>
+                <w:b w:val="0"/>
+                <w:sz w:val="17"/>
+              </w:rPr>
+              <w:t>10,4 %*</w:t>
+            </w:r>
+          </w:p>
+        </w:tc>
+        <w:tc>
+          <w:tcPr>
+            <w:tcW w:type="dxa" w:w="1157"/>
+            <w:tcBorders>
+              <w:top w:val="nil"/>
+              <w:left w:val="nil"/>
+              <w:bottom w:val="single" w:sz="4" w:color="DDE3EA" w:space="0"/>
+              <w:right w:val="nil"/>
+            </w:tcBorders>
+          </w:tcPr>
+          <w:p>
+            <w:pPr>
+              <w:spacing w:before="0" w:after="0"/>
+              <w:jc w:val="right"/>
+            </w:pPr>
+            <w:r>
+              <w:rPr>
+                <w:b w:val="0"/>
+                <w:sz w:val="17"/>
+              </w:rPr>
+              <w:t>11,1 %*</w:t>
+            </w:r>
+          </w:p>
+        </w:tc>
+        <w:tc>
+          <w:tcPr>
+            <w:tcW w:type="dxa" w:w="1157"/>
+            <w:tcBorders>
+              <w:top w:val="nil"/>
+              <w:left w:val="nil"/>
+              <w:bottom w:val="single" w:sz="4" w:color="DDE3EA" w:space="0"/>
+              <w:right w:val="nil"/>
+            </w:tcBorders>
+            <w:shd w:val="clear" w:color="auto" w:fill="FDE7E5"/>
+          </w:tcPr>
+          <w:p>
+            <w:pPr>
+              <w:spacing w:before="0" w:after="0"/>
+              <w:jc w:val="right"/>
+            </w:pPr>
+            <w:r>
+              <w:rPr>
+                <w:b/>
+                <w:sz w:val="17"/>
+              </w:rPr>
+              <w:t>7,8 %*</w:t>
+            </w:r>
+          </w:p>
+        </w:tc>
+        <w:tc>
+          <w:tcPr>
+            <w:tcW w:type="dxa" w:w="2148"/>
+            <w:tcBorders>
+              <w:top w:val="nil"/>
+              <w:left w:val="nil"/>
+              <w:bottom w:val="single" w:sz="4" w:color="DDE3EA" w:space="0"/>
+              <w:right w:val="nil"/>
+            </w:tcBorders>
+          </w:tcPr>
+          <w:p>
+            <w:pPr>
+              <w:spacing w:before="0" w:after="0"/>
+              <w:jc w:val="right"/>
+            </w:pPr>
+            <w:r>
+              <w:rPr>
+                <w:b/>
+                <w:color w:val="B42318"/>
+                <w:sz w:val="17"/>
+              </w:rPr>
+              <w:t>▼ 3,3 p. p. vs 6M2025</w:t>
+            </w:r>
+          </w:p>
+        </w:tc>
+      </w:tr>
+      <w:tr>
+        <w:tc>
+          <w:tcPr>
+            <w:tcW w:type="dxa" w:w="2864"/>
+            <w:tcBorders>
+              <w:top w:val="nil"/>
+              <w:left w:val="nil"/>
+              <w:bottom w:val="single" w:sz="4" w:color="DDE3EA" w:space="0"/>
+              <w:right w:val="nil"/>
+            </w:tcBorders>
+          </w:tcPr>
+          <w:p>
+            <w:pPr>
+              <w:spacing w:before="0" w:after="0"/>
+            </w:pPr>
+            <w:r>
+              <w:rPr>
+                <w:b w:val="0"/>
+                <w:sz w:val="17"/>
+              </w:rPr>
+              <w:t>Rizikos kaina</w:t>
+            </w:r>
+            <w:hyperlink r:id="rId15">
+              <w:r>
+                <w:rPr>
+                  <w:color w:val="2A78D6"/>
+                  <w:vertAlign w:val="superscript"/>
+                  <w:sz w:val="14"/>
+                </w:rPr>
+                <w:t xml:space="preserve">7</w:t>
+              </w:r>
+            </w:hyperlink>
+            <w:r>
+              <w:rPr>
+                <w:color w:val="2A78D6"/>
+                <w:vertAlign w:val="superscript"/>
+              </w:rPr>
+              <w:t>,</w:t>
+            </w:r>
+            <w:hyperlink r:id="rId13">
+              <w:r>
+                <w:rPr>
+                  <w:color w:val="2A78D6"/>
+                  <w:vertAlign w:val="superscript"/>
+                  <w:sz w:val="14"/>
+                </w:rPr>
+                <w:t xml:space="preserve">2</w:t>
+              </w:r>
+            </w:hyperlink>
+          </w:p>
+        </w:tc>
+        <w:tc>
+          <w:tcPr>
+            <w:tcW w:type="dxa" w:w="1157"/>
+            <w:tcBorders>
+              <w:top w:val="nil"/>
+              <w:left w:val="nil"/>
+              <w:bottom w:val="single" w:sz="4" w:color="DDE3EA" w:space="0"/>
+              <w:right w:val="nil"/>
+            </w:tcBorders>
+          </w:tcPr>
+          <w:p>
+            <w:pPr>
+              <w:spacing w:before="0" w:after="0"/>
+              <w:jc w:val="right"/>
+            </w:pPr>
             <w:r>
               <w:rPr>
                 <w:b w:val="0"/>
@@ -2103,15 +2881,19 @@
         </w:tc>
         <w:tc>
           <w:tcPr>
-            <w:tcW w:type="dxa" w:w="1191"/>
-            <w:shd w:val="clear" w:color="auto" w:fill="F6F8FA"/>
+            <w:tcW w:type="dxa" w:w="1157"/>
+            <w:tcBorders>
+              <w:top w:val="nil"/>
+              <w:left w:val="nil"/>
+              <w:bottom w:val="single" w:sz="4" w:color="DDE3EA" w:space="0"/>
+              <w:right w:val="nil"/>
+            </w:tcBorders>
           </w:tcPr>
           <w:p>
             <w:pPr>
-              <w:spacing w:after="0"/>
+              <w:spacing w:before="0" w:after="0"/>
               <w:jc w:val="right"/>
             </w:pPr>
-            <w:r/>
             <w:r>
               <w:rPr>
                 <w:b w:val="0"/>
@@ -2123,15 +2905,19 @@
         </w:tc>
         <w:tc>
           <w:tcPr>
-            <w:tcW w:type="dxa" w:w="1191"/>
-            <w:shd w:val="clear" w:color="auto" w:fill="F6F8FA"/>
+            <w:tcW w:type="dxa" w:w="1157"/>
+            <w:tcBorders>
+              <w:top w:val="nil"/>
+              <w:left w:val="nil"/>
+              <w:bottom w:val="single" w:sz="4" w:color="DDE3EA" w:space="0"/>
+              <w:right w:val="nil"/>
+            </w:tcBorders>
           </w:tcPr>
           <w:p>
             <w:pPr>
-              <w:spacing w:after="0"/>
+              <w:spacing w:before="0" w:after="0"/>
               <w:jc w:val="right"/>
             </w:pPr>
-            <w:r/>
             <w:r>
               <w:rPr>
                 <w:b w:val="0"/>
@@ -2143,15 +2929,19 @@
         </w:tc>
         <w:tc>
           <w:tcPr>
-            <w:tcW w:type="dxa" w:w="1191"/>
-            <w:shd w:val="clear" w:color="auto" w:fill="F6F8FA"/>
+            <w:tcW w:type="dxa" w:w="1157"/>
+            <w:tcBorders>
+              <w:top w:val="nil"/>
+              <w:left w:val="nil"/>
+              <w:bottom w:val="single" w:sz="4" w:color="DDE3EA" w:space="0"/>
+              <w:right w:val="nil"/>
+            </w:tcBorders>
           </w:tcPr>
           <w:p>
             <w:pPr>
-              <w:spacing w:after="0"/>
+              <w:spacing w:before="0" w:after="0"/>
               <w:jc w:val="right"/>
             </w:pPr>
-            <w:r/>
             <w:r>
               <w:rPr>
                 <w:b w:val="0"/>
@@ -2163,15 +2953,19 @@
         </w:tc>
         <w:tc>
           <w:tcPr>
-            <w:tcW w:type="dxa" w:w="2211"/>
-            <w:shd w:val="clear" w:color="auto" w:fill="F6F8FA"/>
+            <w:tcW w:type="dxa" w:w="2148"/>
+            <w:tcBorders>
+              <w:top w:val="nil"/>
+              <w:left w:val="nil"/>
+              <w:bottom w:val="single" w:sz="4" w:color="DDE3EA" w:space="0"/>
+              <w:right w:val="nil"/>
+            </w:tcBorders>
           </w:tcPr>
           <w:p>
             <w:pPr>
-              <w:spacing w:after="0"/>
+              <w:spacing w:before="0" w:after="0"/>
               <w:jc w:val="right"/>
             </w:pPr>
-            <w:r/>
             <w:r>
               <w:rPr>
                 <w:b/>
@@ -2186,13 +2980,18 @@
       <w:tr>
         <w:tc>
           <w:tcPr>
-            <w:tcW w:type="dxa" w:w="2948"/>
+            <w:tcW w:type="dxa" w:w="2864"/>
+            <w:tcBorders>
+              <w:top w:val="nil"/>
+              <w:left w:val="nil"/>
+              <w:bottom w:val="single" w:sz="4" w:color="DDE3EA" w:space="0"/>
+              <w:right w:val="nil"/>
+            </w:tcBorders>
           </w:tcPr>
           <w:p>
             <w:pPr>
-              <w:spacing w:after="0"/>
+              <w:spacing w:before="0" w:after="0"/>
             </w:pPr>
-            <w:r/>
             <w:r>
               <w:rPr>
                 <w:b w:val="0"/>
@@ -2200,7 +2999,7 @@
               </w:rPr>
               <w:t>Grynoji palūkanų marža</w:t>
             </w:r>
-            <w:hyperlink r:id="rId15">
+            <w:hyperlink r:id="rId17">
               <w:r>
                 <w:rPr>
                   <w:color w:val="2A78D6"/>
@@ -2217,7 +3016,7 @@
               </w:rPr>
               <w:t>,</w:t>
             </w:r>
-            <w:hyperlink r:id="rId10">
+            <w:hyperlink r:id="rId12">
               <w:r>
                 <w:rPr>
                   <w:color w:val="2A78D6"/>
@@ -2231,14 +3030,19 @@
         </w:tc>
         <w:tc>
           <w:tcPr>
-            <w:tcW w:type="dxa" w:w="1191"/>
+            <w:tcW w:type="dxa" w:w="1157"/>
+            <w:tcBorders>
+              <w:top w:val="nil"/>
+              <w:left w:val="nil"/>
+              <w:bottom w:val="single" w:sz="4" w:color="DDE3EA" w:space="0"/>
+              <w:right w:val="nil"/>
+            </w:tcBorders>
           </w:tcPr>
           <w:p>
             <w:pPr>
-              <w:spacing w:after="0"/>
+              <w:spacing w:before="0" w:after="0"/>
               <w:jc w:val="right"/>
             </w:pPr>
-            <w:r/>
             <w:r>
               <w:rPr>
                 <w:b w:val="0"/>
@@ -2250,14 +3054,19 @@
         </w:tc>
         <w:tc>
           <w:tcPr>
-            <w:tcW w:type="dxa" w:w="1191"/>
+            <w:tcW w:type="dxa" w:w="1157"/>
+            <w:tcBorders>
+              <w:top w:val="nil"/>
+              <w:left w:val="nil"/>
+              <w:bottom w:val="single" w:sz="4" w:color="DDE3EA" w:space="0"/>
+              <w:right w:val="nil"/>
+            </w:tcBorders>
           </w:tcPr>
           <w:p>
             <w:pPr>
-              <w:spacing w:after="0"/>
+              <w:spacing w:before="0" w:after="0"/>
               <w:jc w:val="right"/>
             </w:pPr>
-            <w:r/>
             <w:r>
               <w:rPr>
                 <w:b w:val="0"/>
@@ -2269,14 +3078,19 @@
         </w:tc>
         <w:tc>
           <w:tcPr>
-            <w:tcW w:type="dxa" w:w="1191"/>
+            <w:tcW w:type="dxa" w:w="1157"/>
+            <w:tcBorders>
+              <w:top w:val="nil"/>
+              <w:left w:val="nil"/>
+              <w:bottom w:val="single" w:sz="4" w:color="DDE3EA" w:space="0"/>
+              <w:right w:val="nil"/>
+            </w:tcBorders>
           </w:tcPr>
           <w:p>
             <w:pPr>
-              <w:spacing w:after="0"/>
+              <w:spacing w:before="0" w:after="0"/>
               <w:jc w:val="right"/>
             </w:pPr>
-            <w:r/>
             <w:r>
               <w:rPr>
                 <w:b w:val="0"/>
@@ -2288,14 +3102,19 @@
         </w:tc>
         <w:tc>
           <w:tcPr>
-            <w:tcW w:type="dxa" w:w="1191"/>
+            <w:tcW w:type="dxa" w:w="1157"/>
+            <w:tcBorders>
+              <w:top w:val="nil"/>
+              <w:left w:val="nil"/>
+              <w:bottom w:val="single" w:sz="4" w:color="DDE3EA" w:space="0"/>
+              <w:right w:val="nil"/>
+            </w:tcBorders>
           </w:tcPr>
           <w:p>
             <w:pPr>
-              <w:spacing w:after="0"/>
+              <w:spacing w:before="0" w:after="0"/>
               <w:jc w:val="right"/>
             </w:pPr>
-            <w:r/>
             <w:r>
               <w:rPr>
                 <w:b w:val="0"/>
@@ -2307,14 +3126,19 @@
         </w:tc>
         <w:tc>
           <w:tcPr>
-            <w:tcW w:type="dxa" w:w="2211"/>
+            <w:tcW w:type="dxa" w:w="2148"/>
+            <w:tcBorders>
+              <w:top w:val="nil"/>
+              <w:left w:val="nil"/>
+              <w:bottom w:val="single" w:sz="4" w:color="DDE3EA" w:space="0"/>
+              <w:right w:val="nil"/>
+            </w:tcBorders>
           </w:tcPr>
           <w:p>
             <w:pPr>
-              <w:spacing w:after="0"/>
+              <w:spacing w:before="0" w:after="0"/>
               <w:jc w:val="right"/>
             </w:pPr>
-            <w:r/>
             <w:r>
               <w:rPr>
                 <w:b/>
@@ -2329,14 +3153,18 @@
       <w:tr>
         <w:tc>
           <w:tcPr>
-            <w:tcW w:type="dxa" w:w="2948"/>
-            <w:shd w:val="clear" w:color="auto" w:fill="F6F8FA"/>
+            <w:tcW w:type="dxa" w:w="2864"/>
+            <w:tcBorders>
+              <w:top w:val="nil"/>
+              <w:left w:val="nil"/>
+              <w:bottom w:val="single" w:sz="4" w:color="DDE3EA" w:space="0"/>
+              <w:right w:val="nil"/>
+            </w:tcBorders>
           </w:tcPr>
           <w:p>
             <w:pPr>
-              <w:spacing w:after="0"/>
+              <w:spacing w:before="0" w:after="0"/>
             </w:pPr>
-            <w:r/>
             <w:r>
               <w:rPr>
                 <w:b w:val="0"/>
@@ -2344,7 +3172,7 @@
               </w:rPr>
               <w:t>Paskolos klientams, mln. EUR</w:t>
             </w:r>
-            <w:hyperlink r:id="rId16">
+            <w:hyperlink r:id="rId18">
               <w:r>
                 <w:rPr>
                   <w:color w:val="2A78D6"/>
@@ -2361,7 +3189,7 @@
               </w:rPr>
               <w:t>,</w:t>
             </w:r>
-            <w:hyperlink r:id="rId17">
+            <w:hyperlink r:id="rId19">
               <w:r>
                 <w:rPr>
                   <w:color w:val="2A78D6"/>
@@ -2375,15 +3203,19 @@
         </w:tc>
         <w:tc>
           <w:tcPr>
-            <w:tcW w:type="dxa" w:w="1191"/>
-            <w:shd w:val="clear" w:color="auto" w:fill="F6F8FA"/>
+            <w:tcW w:type="dxa" w:w="1157"/>
+            <w:tcBorders>
+              <w:top w:val="nil"/>
+              <w:left w:val="nil"/>
+              <w:bottom w:val="single" w:sz="4" w:color="DDE3EA" w:space="0"/>
+              <w:right w:val="nil"/>
+            </w:tcBorders>
           </w:tcPr>
           <w:p>
             <w:pPr>
-              <w:spacing w:after="0"/>
+              <w:spacing w:before="0" w:after="0"/>
               <w:jc w:val="right"/>
             </w:pPr>
-            <w:r/>
             <w:r>
               <w:rPr>
                 <w:b w:val="0"/>
@@ -2395,15 +3227,19 @@
         </w:tc>
         <w:tc>
           <w:tcPr>
-            <w:tcW w:type="dxa" w:w="1191"/>
-            <w:shd w:val="clear" w:color="auto" w:fill="F6F8FA"/>
+            <w:tcW w:type="dxa" w:w="1157"/>
+            <w:tcBorders>
+              <w:top w:val="nil"/>
+              <w:left w:val="nil"/>
+              <w:bottom w:val="single" w:sz="4" w:color="DDE3EA" w:space="0"/>
+              <w:right w:val="nil"/>
+            </w:tcBorders>
           </w:tcPr>
           <w:p>
             <w:pPr>
-              <w:spacing w:after="0"/>
+              <w:spacing w:before="0" w:after="0"/>
               <w:jc w:val="right"/>
             </w:pPr>
-            <w:r/>
             <w:r>
               <w:rPr>
                 <w:b w:val="0"/>
@@ -2415,15 +3251,19 @@
         </w:tc>
         <w:tc>
           <w:tcPr>
-            <w:tcW w:type="dxa" w:w="1191"/>
-            <w:shd w:val="clear" w:color="auto" w:fill="F6F8FA"/>
+            <w:tcW w:type="dxa" w:w="1157"/>
+            <w:tcBorders>
+              <w:top w:val="nil"/>
+              <w:left w:val="nil"/>
+              <w:bottom w:val="single" w:sz="4" w:color="DDE3EA" w:space="0"/>
+              <w:right w:val="nil"/>
+            </w:tcBorders>
           </w:tcPr>
           <w:p>
             <w:pPr>
-              <w:spacing w:after="0"/>
+              <w:spacing w:before="0" w:after="0"/>
               <w:jc w:val="right"/>
             </w:pPr>
-            <w:r/>
             <w:r>
               <w:rPr>
                 <w:b w:val="0"/>
@@ -2435,15 +3275,19 @@
         </w:tc>
         <w:tc>
           <w:tcPr>
-            <w:tcW w:type="dxa" w:w="1191"/>
-            <w:shd w:val="clear" w:color="auto" w:fill="F6F8FA"/>
+            <w:tcW w:type="dxa" w:w="1157"/>
+            <w:tcBorders>
+              <w:top w:val="nil"/>
+              <w:left w:val="nil"/>
+              <w:bottom w:val="single" w:sz="4" w:color="DDE3EA" w:space="0"/>
+              <w:right w:val="nil"/>
+            </w:tcBorders>
           </w:tcPr>
           <w:p>
             <w:pPr>
-              <w:spacing w:after="0"/>
+              <w:spacing w:before="0" w:after="0"/>
               <w:jc w:val="right"/>
             </w:pPr>
-            <w:r/>
             <w:r>
               <w:rPr>
                 <w:b w:val="0"/>
@@ -2455,15 +3299,19 @@
         </w:tc>
         <w:tc>
           <w:tcPr>
-            <w:tcW w:type="dxa" w:w="2211"/>
-            <w:shd w:val="clear" w:color="auto" w:fill="F6F8FA"/>
+            <w:tcW w:type="dxa" w:w="2148"/>
+            <w:tcBorders>
+              <w:top w:val="nil"/>
+              <w:left w:val="nil"/>
+              <w:bottom w:val="single" w:sz="4" w:color="DDE3EA" w:space="0"/>
+              <w:right w:val="nil"/>
+            </w:tcBorders>
           </w:tcPr>
           <w:p>
             <w:pPr>
-              <w:spacing w:after="0"/>
+              <w:spacing w:before="0" w:after="0"/>
               <w:jc w:val="right"/>
             </w:pPr>
-            <w:r/>
             <w:r>
               <w:rPr>
                 <w:b/>
@@ -2478,13 +3326,18 @@
       <w:tr>
         <w:tc>
           <w:tcPr>
-            <w:tcW w:type="dxa" w:w="2948"/>
+            <w:tcW w:type="dxa" w:w="2864"/>
+            <w:tcBorders>
+              <w:top w:val="nil"/>
+              <w:left w:val="nil"/>
+              <w:bottom w:val="single" w:sz="4" w:color="DDE3EA" w:space="0"/>
+              <w:right w:val="nil"/>
+            </w:tcBorders>
           </w:tcPr>
           <w:p>
             <w:pPr>
-              <w:spacing w:after="0"/>
+              <w:spacing w:before="0" w:after="0"/>
             </w:pPr>
-            <w:r/>
             <w:r>
               <w:rPr>
                 <w:b w:val="0"/>
@@ -2492,7 +3345,7 @@
               </w:rPr>
               <w:t>Klientų indėliai, mln. EUR</w:t>
             </w:r>
-            <w:hyperlink r:id="rId18">
+            <w:hyperlink r:id="rId20">
               <w:r>
                 <w:rPr>
                   <w:color w:val="2A78D6"/>
@@ -2509,7 +3362,7 @@
               </w:rPr>
               <w:t>,</w:t>
             </w:r>
-            <w:hyperlink r:id="rId19">
+            <w:hyperlink r:id="rId21">
               <w:r>
                 <w:rPr>
                   <w:color w:val="2A78D6"/>
@@ -2523,14 +3376,19 @@
         </w:tc>
         <w:tc>
           <w:tcPr>
-            <w:tcW w:type="dxa" w:w="1191"/>
+            <w:tcW w:type="dxa" w:w="1157"/>
+            <w:tcBorders>
+              <w:top w:val="nil"/>
+              <w:left w:val="nil"/>
+              <w:bottom w:val="single" w:sz="4" w:color="DDE3EA" w:space="0"/>
+              <w:right w:val="nil"/>
+            </w:tcBorders>
           </w:tcPr>
           <w:p>
             <w:pPr>
-              <w:spacing w:after="0"/>
+              <w:spacing w:before="0" w:after="0"/>
               <w:jc w:val="right"/>
             </w:pPr>
-            <w:r/>
             <w:r>
               <w:rPr>
                 <w:b w:val="0"/>
@@ -2542,14 +3400,19 @@
         </w:tc>
         <w:tc>
           <w:tcPr>
-            <w:tcW w:type="dxa" w:w="1191"/>
+            <w:tcW w:type="dxa" w:w="1157"/>
+            <w:tcBorders>
+              <w:top w:val="nil"/>
+              <w:left w:val="nil"/>
+              <w:bottom w:val="single" w:sz="4" w:color="DDE3EA" w:space="0"/>
+              <w:right w:val="nil"/>
+            </w:tcBorders>
           </w:tcPr>
           <w:p>
             <w:pPr>
-              <w:spacing w:after="0"/>
+              <w:spacing w:before="0" w:after="0"/>
               <w:jc w:val="right"/>
             </w:pPr>
-            <w:r/>
             <w:r>
               <w:rPr>
                 <w:b w:val="0"/>
@@ -2561,14 +3424,19 @@
         </w:tc>
         <w:tc>
           <w:tcPr>
-            <w:tcW w:type="dxa" w:w="1191"/>
+            <w:tcW w:type="dxa" w:w="1157"/>
+            <w:tcBorders>
+              <w:top w:val="nil"/>
+              <w:left w:val="nil"/>
+              <w:bottom w:val="single" w:sz="4" w:color="DDE3EA" w:space="0"/>
+              <w:right w:val="nil"/>
+            </w:tcBorders>
           </w:tcPr>
           <w:p>
             <w:pPr>
-              <w:spacing w:after="0"/>
+              <w:spacing w:before="0" w:after="0"/>
               <w:jc w:val="right"/>
             </w:pPr>
-            <w:r/>
             <w:r>
               <w:rPr>
                 <w:b w:val="0"/>
@@ -2580,14 +3448,19 @@
         </w:tc>
         <w:tc>
           <w:tcPr>
-            <w:tcW w:type="dxa" w:w="1191"/>
+            <w:tcW w:type="dxa" w:w="1157"/>
+            <w:tcBorders>
+              <w:top w:val="nil"/>
+              <w:left w:val="nil"/>
+              <w:bottom w:val="single" w:sz="4" w:color="DDE3EA" w:space="0"/>
+              <w:right w:val="nil"/>
+            </w:tcBorders>
           </w:tcPr>
           <w:p>
             <w:pPr>
-              <w:spacing w:after="0"/>
+              <w:spacing w:before="0" w:after="0"/>
               <w:jc w:val="right"/>
             </w:pPr>
-            <w:r/>
             <w:r>
               <w:rPr>
                 <w:b w:val="0"/>
@@ -2599,14 +3472,19 @@
         </w:tc>
         <w:tc>
           <w:tcPr>
-            <w:tcW w:type="dxa" w:w="2211"/>
+            <w:tcW w:type="dxa" w:w="2148"/>
+            <w:tcBorders>
+              <w:top w:val="nil"/>
+              <w:left w:val="nil"/>
+              <w:bottom w:val="single" w:sz="4" w:color="DDE3EA" w:space="0"/>
+              <w:right w:val="nil"/>
+            </w:tcBorders>
           </w:tcPr>
           <w:p>
             <w:pPr>
-              <w:spacing w:after="0"/>
+              <w:spacing w:before="0" w:after="0"/>
               <w:jc w:val="right"/>
             </w:pPr>
-            <w:r/>
             <w:r>
               <w:rPr>
                 <w:b/>
@@ -2621,14 +3499,18 @@
       <w:tr>
         <w:tc>
           <w:tcPr>
-            <w:tcW w:type="dxa" w:w="2948"/>
-            <w:shd w:val="clear" w:color="auto" w:fill="F6F8FA"/>
+            <w:tcW w:type="dxa" w:w="2864"/>
+            <w:tcBorders>
+              <w:top w:val="nil"/>
+              <w:left w:val="nil"/>
+              <w:bottom w:val="single" w:sz="4" w:color="DDE3EA" w:space="0"/>
+              <w:right w:val="nil"/>
+            </w:tcBorders>
           </w:tcPr>
           <w:p>
             <w:pPr>
-              <w:spacing w:after="0"/>
+              <w:spacing w:before="0" w:after="0"/>
             </w:pPr>
-            <w:r/>
             <w:r>
               <w:rPr>
                 <w:b w:val="0"/>
@@ -2636,7 +3518,7 @@
               </w:rPr>
               <w:t>Bendrasis kapitalo rodiklis</w:t>
             </w:r>
-            <w:hyperlink r:id="rId15">
+            <w:hyperlink r:id="rId17">
               <w:r>
                 <w:rPr>
                   <w:color w:val="2A78D6"/>
@@ -2653,7 +3535,7 @@
               </w:rPr>
               <w:t>,</w:t>
             </w:r>
-            <w:hyperlink r:id="rId11">
+            <w:hyperlink r:id="rId13">
               <w:r>
                 <w:rPr>
                   <w:color w:val="2A78D6"/>
@@ -2667,15 +3549,19 @@
         </w:tc>
         <w:tc>
           <w:tcPr>
-            <w:tcW w:type="dxa" w:w="1191"/>
-            <w:shd w:val="clear" w:color="auto" w:fill="F6F8FA"/>
+            <w:tcW w:type="dxa" w:w="1157"/>
+            <w:tcBorders>
+              <w:top w:val="nil"/>
+              <w:left w:val="nil"/>
+              <w:bottom w:val="single" w:sz="4" w:color="DDE3EA" w:space="0"/>
+              <w:right w:val="nil"/>
+            </w:tcBorders>
           </w:tcPr>
           <w:p>
             <w:pPr>
-              <w:spacing w:after="0"/>
+              <w:spacing w:before="0" w:after="0"/>
               <w:jc w:val="right"/>
             </w:pPr>
-            <w:r/>
             <w:r>
               <w:rPr>
                 <w:b w:val="0"/>
@@ -2687,15 +3573,19 @@
         </w:tc>
         <w:tc>
           <w:tcPr>
-            <w:tcW w:type="dxa" w:w="1191"/>
-            <w:shd w:val="clear" w:color="auto" w:fill="F6F8FA"/>
+            <w:tcW w:type="dxa" w:w="1157"/>
+            <w:tcBorders>
+              <w:top w:val="nil"/>
+              <w:left w:val="nil"/>
+              <w:bottom w:val="single" w:sz="4" w:color="DDE3EA" w:space="0"/>
+              <w:right w:val="nil"/>
+            </w:tcBorders>
           </w:tcPr>
           <w:p>
             <w:pPr>
-              <w:spacing w:after="0"/>
+              <w:spacing w:before="0" w:after="0"/>
               <w:jc w:val="right"/>
             </w:pPr>
-            <w:r/>
             <w:r>
               <w:rPr>
                 <w:b w:val="0"/>
@@ -2707,15 +3597,19 @@
         </w:tc>
         <w:tc>
           <w:tcPr>
-            <w:tcW w:type="dxa" w:w="1191"/>
-            <w:shd w:val="clear" w:color="auto" w:fill="F6F8FA"/>
+            <w:tcW w:type="dxa" w:w="1157"/>
+            <w:tcBorders>
+              <w:top w:val="nil"/>
+              <w:left w:val="nil"/>
+              <w:bottom w:val="single" w:sz="4" w:color="DDE3EA" w:space="0"/>
+              <w:right w:val="nil"/>
+            </w:tcBorders>
           </w:tcPr>
           <w:p>
             <w:pPr>
-              <w:spacing w:after="0"/>
+              <w:spacing w:before="0" w:after="0"/>
               <w:jc w:val="right"/>
             </w:pPr>
-            <w:r/>
             <w:r>
               <w:rPr>
                 <w:b w:val="0"/>
@@ -2727,15 +3621,20 @@
         </w:tc>
         <w:tc>
           <w:tcPr>
-            <w:tcW w:type="dxa" w:w="1191"/>
+            <w:tcW w:type="dxa" w:w="1157"/>
+            <w:tcBorders>
+              <w:top w:val="nil"/>
+              <w:left w:val="nil"/>
+              <w:bottom w:val="single" w:sz="4" w:color="DDE3EA" w:space="0"/>
+              <w:right w:val="nil"/>
+            </w:tcBorders>
             <w:shd w:val="clear" w:color="auto" w:fill="E3F3E8"/>
           </w:tcPr>
           <w:p>
             <w:pPr>
-              <w:spacing w:after="0"/>
+              <w:spacing w:before="0" w:after="0"/>
               <w:jc w:val="right"/>
             </w:pPr>
-            <w:r/>
             <w:r>
               <w:rPr>
                 <w:b/>
@@ -2747,15 +3646,19 @@
         </w:tc>
         <w:tc>
           <w:tcPr>
-            <w:tcW w:type="dxa" w:w="2211"/>
-            <w:shd w:val="clear" w:color="auto" w:fill="F6F8FA"/>
+            <w:tcW w:type="dxa" w:w="2148"/>
+            <w:tcBorders>
+              <w:top w:val="nil"/>
+              <w:left w:val="nil"/>
+              <w:bottom w:val="single" w:sz="4" w:color="DDE3EA" w:space="0"/>
+              <w:right w:val="nil"/>
+            </w:tcBorders>
           </w:tcPr>
           <w:p>
             <w:pPr>
-              <w:spacing w:after="0"/>
+              <w:spacing w:before="0" w:after="0"/>
               <w:jc w:val="right"/>
             </w:pPr>
-            <w:r/>
             <w:r>
               <w:rPr>
                 <w:b/>
@@ -2770,13 +3673,18 @@
       <w:tr>
         <w:tc>
           <w:tcPr>
-            <w:tcW w:type="dxa" w:w="2948"/>
+            <w:tcW w:type="dxa" w:w="2864"/>
+            <w:tcBorders>
+              <w:top w:val="nil"/>
+              <w:left w:val="nil"/>
+              <w:bottom w:val="single" w:sz="4" w:color="DDE3EA" w:space="0"/>
+              <w:right w:val="nil"/>
+            </w:tcBorders>
           </w:tcPr>
           <w:p>
             <w:pPr>
-              <w:spacing w:after="0"/>
+              <w:spacing w:before="0" w:after="0"/>
             </w:pPr>
-            <w:r/>
             <w:r>
               <w:rPr>
                 <w:b w:val="0"/>
@@ -2784,7 +3692,7 @@
               </w:rPr>
               <w:t>MREL (% TREA)</w:t>
             </w:r>
-            <w:hyperlink r:id="rId20">
+            <w:hyperlink r:id="rId22">
               <w:r>
                 <w:rPr>
                   <w:color w:val="2A78D6"/>
@@ -2801,7 +3709,7 @@
               </w:rPr>
               <w:t>,</w:t>
             </w:r>
-            <w:hyperlink r:id="rId10">
+            <w:hyperlink r:id="rId12">
               <w:r>
                 <w:rPr>
                   <w:color w:val="2A78D6"/>
@@ -2815,14 +3723,19 @@
         </w:tc>
         <w:tc>
           <w:tcPr>
-            <w:tcW w:type="dxa" w:w="1191"/>
+            <w:tcW w:type="dxa" w:w="1157"/>
+            <w:tcBorders>
+              <w:top w:val="nil"/>
+              <w:left w:val="nil"/>
+              <w:bottom w:val="single" w:sz="4" w:color="DDE3EA" w:space="0"/>
+              <w:right w:val="nil"/>
+            </w:tcBorders>
           </w:tcPr>
           <w:p>
             <w:pPr>
-              <w:spacing w:after="0"/>
+              <w:spacing w:before="0" w:after="0"/>
               <w:jc w:val="right"/>
             </w:pPr>
-            <w:r/>
             <w:r>
               <w:rPr>
                 <w:b w:val="0"/>
@@ -2834,14 +3747,19 @@
         </w:tc>
         <w:tc>
           <w:tcPr>
-            <w:tcW w:type="dxa" w:w="1191"/>
+            <w:tcW w:type="dxa" w:w="1157"/>
+            <w:tcBorders>
+              <w:top w:val="nil"/>
+              <w:left w:val="nil"/>
+              <w:bottom w:val="single" w:sz="4" w:color="DDE3EA" w:space="0"/>
+              <w:right w:val="nil"/>
+            </w:tcBorders>
           </w:tcPr>
           <w:p>
             <w:pPr>
-              <w:spacing w:after="0"/>
+              <w:spacing w:before="0" w:after="0"/>
               <w:jc w:val="right"/>
             </w:pPr>
-            <w:r/>
             <w:r>
               <w:rPr>
                 <w:b w:val="0"/>
@@ -2853,14 +3771,19 @@
         </w:tc>
         <w:tc>
           <w:tcPr>
-            <w:tcW w:type="dxa" w:w="1191"/>
+            <w:tcW w:type="dxa" w:w="1157"/>
+            <w:tcBorders>
+              <w:top w:val="nil"/>
+              <w:left w:val="nil"/>
+              <w:bottom w:val="single" w:sz="4" w:color="DDE3EA" w:space="0"/>
+              <w:right w:val="nil"/>
+            </w:tcBorders>
           </w:tcPr>
           <w:p>
             <w:pPr>
-              <w:spacing w:after="0"/>
+              <w:spacing w:before="0" w:after="0"/>
               <w:jc w:val="right"/>
             </w:pPr>
-            <w:r/>
             <w:r>
               <w:rPr>
                 <w:b w:val="0"/>
@@ -2872,14 +3795,19 @@
         </w:tc>
         <w:tc>
           <w:tcPr>
-            <w:tcW w:type="dxa" w:w="1191"/>
+            <w:tcW w:type="dxa" w:w="1157"/>
+            <w:tcBorders>
+              <w:top w:val="nil"/>
+              <w:left w:val="nil"/>
+              <w:bottom w:val="single" w:sz="4" w:color="DDE3EA" w:space="0"/>
+              <w:right w:val="nil"/>
+            </w:tcBorders>
           </w:tcPr>
           <w:p>
             <w:pPr>
-              <w:spacing w:after="0"/>
+              <w:spacing w:before="0" w:after="0"/>
               <w:jc w:val="right"/>
             </w:pPr>
-            <w:r/>
             <w:r>
               <w:rPr>
                 <w:b w:val="0"/>
@@ -2891,14 +3819,19 @@
         </w:tc>
         <w:tc>
           <w:tcPr>
-            <w:tcW w:type="dxa" w:w="2211"/>
+            <w:tcW w:type="dxa" w:w="2148"/>
+            <w:tcBorders>
+              <w:top w:val="nil"/>
+              <w:left w:val="nil"/>
+              <w:bottom w:val="single" w:sz="4" w:color="DDE3EA" w:space="0"/>
+              <w:right w:val="nil"/>
+            </w:tcBorders>
           </w:tcPr>
           <w:p>
             <w:pPr>
-              <w:spacing w:after="0"/>
+              <w:spacing w:before="0" w:after="0"/>
               <w:jc w:val="right"/>
             </w:pPr>
-            <w:r/>
             <w:r>
               <w:rPr>
                 <w:b/>
@@ -2913,14 +3846,18 @@
       <w:tr>
         <w:tc>
           <w:tcPr>
-            <w:tcW w:type="dxa" w:w="2948"/>
-            <w:shd w:val="clear" w:color="auto" w:fill="F6F8FA"/>
+            <w:tcW w:type="dxa" w:w="2864"/>
+            <w:tcBorders>
+              <w:top w:val="nil"/>
+              <w:left w:val="nil"/>
+              <w:bottom w:val="single" w:sz="4" w:color="DDE3EA" w:space="0"/>
+              <w:right w:val="nil"/>
+            </w:tcBorders>
           </w:tcPr>
           <w:p>
             <w:pPr>
-              <w:spacing w:after="0"/>
+              <w:spacing w:before="0" w:after="0"/>
             </w:pPr>
-            <w:r/>
             <w:r>
               <w:rPr>
                 <w:b w:val="0"/>
@@ -2928,7 +3865,7 @@
               </w:rPr>
               <w:t>LCR</w:t>
             </w:r>
-            <w:hyperlink r:id="rId13">
+            <w:hyperlink r:id="rId15">
               <w:r>
                 <w:rPr>
                   <w:color w:val="2A78D6"/>
@@ -2945,7 +3882,7 @@
               </w:rPr>
               <w:t>,</w:t>
             </w:r>
-            <w:hyperlink r:id="rId11">
+            <w:hyperlink r:id="rId13">
               <w:r>
                 <w:rPr>
                   <w:color w:val="2A78D6"/>
@@ -2959,15 +3896,19 @@
         </w:tc>
         <w:tc>
           <w:tcPr>
-            <w:tcW w:type="dxa" w:w="1191"/>
-            <w:shd w:val="clear" w:color="auto" w:fill="F6F8FA"/>
+            <w:tcW w:type="dxa" w:w="1157"/>
+            <w:tcBorders>
+              <w:top w:val="nil"/>
+              <w:left w:val="nil"/>
+              <w:bottom w:val="single" w:sz="4" w:color="DDE3EA" w:space="0"/>
+              <w:right w:val="nil"/>
+            </w:tcBorders>
           </w:tcPr>
           <w:p>
             <w:pPr>
-              <w:spacing w:after="0"/>
+              <w:spacing w:before="0" w:after="0"/>
               <w:jc w:val="right"/>
             </w:pPr>
-            <w:r/>
             <w:r>
               <w:rPr>
                 <w:b w:val="0"/>
@@ -2979,15 +3920,19 @@
         </w:tc>
         <w:tc>
           <w:tcPr>
-            <w:tcW w:type="dxa" w:w="1191"/>
-            <w:shd w:val="clear" w:color="auto" w:fill="F6F8FA"/>
+            <w:tcW w:type="dxa" w:w="1157"/>
+            <w:tcBorders>
+              <w:top w:val="nil"/>
+              <w:left w:val="nil"/>
+              <w:bottom w:val="single" w:sz="4" w:color="DDE3EA" w:space="0"/>
+              <w:right w:val="nil"/>
+            </w:tcBorders>
           </w:tcPr>
           <w:p>
             <w:pPr>
-              <w:spacing w:after="0"/>
+              <w:spacing w:before="0" w:after="0"/>
               <w:jc w:val="right"/>
             </w:pPr>
-            <w:r/>
             <w:r>
               <w:rPr>
                 <w:b w:val="0"/>
@@ -2999,15 +3944,19 @@
         </w:tc>
         <w:tc>
           <w:tcPr>
-            <w:tcW w:type="dxa" w:w="1191"/>
-            <w:shd w:val="clear" w:color="auto" w:fill="F6F8FA"/>
+            <w:tcW w:type="dxa" w:w="1157"/>
+            <w:tcBorders>
+              <w:top w:val="nil"/>
+              <w:left w:val="nil"/>
+              <w:bottom w:val="single" w:sz="4" w:color="DDE3EA" w:space="0"/>
+              <w:right w:val="nil"/>
+            </w:tcBorders>
           </w:tcPr>
           <w:p>
             <w:pPr>
-              <w:spacing w:after="0"/>
+              <w:spacing w:before="0" w:after="0"/>
               <w:jc w:val="right"/>
             </w:pPr>
-            <w:r/>
             <w:r>
               <w:rPr>
                 <w:b w:val="0"/>
@@ -3019,15 +3968,20 @@
         </w:tc>
         <w:tc>
           <w:tcPr>
-            <w:tcW w:type="dxa" w:w="1191"/>
+            <w:tcW w:type="dxa" w:w="1157"/>
+            <w:tcBorders>
+              <w:top w:val="nil"/>
+              <w:left w:val="nil"/>
+              <w:bottom w:val="single" w:sz="4" w:color="DDE3EA" w:space="0"/>
+              <w:right w:val="nil"/>
+            </w:tcBorders>
             <w:shd w:val="clear" w:color="auto" w:fill="E3F3E8"/>
           </w:tcPr>
           <w:p>
             <w:pPr>
-              <w:spacing w:after="0"/>
+              <w:spacing w:before="0" w:after="0"/>
               <w:jc w:val="right"/>
             </w:pPr>
-            <w:r/>
             <w:r>
               <w:rPr>
                 <w:b/>
@@ -3039,15 +3993,19 @@
         </w:tc>
         <w:tc>
           <w:tcPr>
-            <w:tcW w:type="dxa" w:w="2211"/>
-            <w:shd w:val="clear" w:color="auto" w:fill="F6F8FA"/>
+            <w:tcW w:type="dxa" w:w="2148"/>
+            <w:tcBorders>
+              <w:top w:val="nil"/>
+              <w:left w:val="nil"/>
+              <w:bottom w:val="single" w:sz="4" w:color="DDE3EA" w:space="0"/>
+              <w:right w:val="nil"/>
+            </w:tcBorders>
           </w:tcPr>
           <w:p>
             <w:pPr>
-              <w:spacing w:after="0"/>
+              <w:spacing w:before="0" w:after="0"/>
               <w:jc w:val="right"/>
             </w:pPr>
-            <w:r/>
             <w:r>
               <w:rPr>
                 <w:b/>
@@ -3062,13 +4020,18 @@
       <w:tr>
         <w:tc>
           <w:tcPr>
-            <w:tcW w:type="dxa" w:w="2948"/>
+            <w:tcW w:type="dxa" w:w="2864"/>
+            <w:tcBorders>
+              <w:top w:val="nil"/>
+              <w:left w:val="nil"/>
+              <w:bottom w:val="single" w:sz="4" w:color="DDE3EA" w:space="0"/>
+              <w:right w:val="nil"/>
+            </w:tcBorders>
           </w:tcPr>
           <w:p>
             <w:pPr>
-              <w:spacing w:after="0"/>
+              <w:spacing w:before="0" w:after="0"/>
             </w:pPr>
-            <w:r/>
             <w:r>
               <w:rPr>
                 <w:b w:val="0"/>
@@ -3076,7 +4039,7 @@
               </w:rPr>
               <w:t>Neveiksnių paskolų dalis</w:t>
             </w:r>
-            <w:hyperlink r:id="rId16">
+            <w:hyperlink r:id="rId18">
               <w:r>
                 <w:rPr>
                   <w:color w:val="2A78D6"/>
@@ -3093,7 +4056,7 @@
               </w:rPr>
               <w:t>,</w:t>
             </w:r>
-            <w:hyperlink r:id="rId17">
+            <w:hyperlink r:id="rId19">
               <w:r>
                 <w:rPr>
                   <w:color w:val="2A78D6"/>
@@ -3107,14 +4070,19 @@
         </w:tc>
         <w:tc>
           <w:tcPr>
-            <w:tcW w:type="dxa" w:w="1191"/>
+            <w:tcW w:type="dxa" w:w="1157"/>
+            <w:tcBorders>
+              <w:top w:val="nil"/>
+              <w:left w:val="nil"/>
+              <w:bottom w:val="single" w:sz="4" w:color="DDE3EA" w:space="0"/>
+              <w:right w:val="nil"/>
+            </w:tcBorders>
           </w:tcPr>
           <w:p>
             <w:pPr>
-              <w:spacing w:after="0"/>
+              <w:spacing w:before="0" w:after="0"/>
               <w:jc w:val="right"/>
             </w:pPr>
-            <w:r/>
             <w:r>
               <w:rPr>
                 <w:b w:val="0"/>
@@ -3126,14 +4094,19 @@
         </w:tc>
         <w:tc>
           <w:tcPr>
-            <w:tcW w:type="dxa" w:w="1191"/>
+            <w:tcW w:type="dxa" w:w="1157"/>
+            <w:tcBorders>
+              <w:top w:val="nil"/>
+              <w:left w:val="nil"/>
+              <w:bottom w:val="single" w:sz="4" w:color="DDE3EA" w:space="0"/>
+              <w:right w:val="nil"/>
+            </w:tcBorders>
           </w:tcPr>
           <w:p>
             <w:pPr>
-              <w:spacing w:after="0"/>
+              <w:spacing w:before="0" w:after="0"/>
               <w:jc w:val="right"/>
             </w:pPr>
-            <w:r/>
             <w:r>
               <w:rPr>
                 <w:b w:val="0"/>
@@ -3145,14 +4118,19 @@
         </w:tc>
         <w:tc>
           <w:tcPr>
-            <w:tcW w:type="dxa" w:w="1191"/>
+            <w:tcW w:type="dxa" w:w="1157"/>
+            <w:tcBorders>
+              <w:top w:val="nil"/>
+              <w:left w:val="nil"/>
+              <w:bottom w:val="single" w:sz="4" w:color="DDE3EA" w:space="0"/>
+              <w:right w:val="nil"/>
+            </w:tcBorders>
           </w:tcPr>
           <w:p>
             <w:pPr>
-              <w:spacing w:after="0"/>
+              <w:spacing w:before="0" w:after="0"/>
               <w:jc w:val="right"/>
             </w:pPr>
-            <w:r/>
             <w:r>
               <w:rPr>
                 <w:b w:val="0"/>
@@ -3164,15 +4142,20 @@
         </w:tc>
         <w:tc>
           <w:tcPr>
-            <w:tcW w:type="dxa" w:w="1191"/>
+            <w:tcW w:type="dxa" w:w="1157"/>
+            <w:tcBorders>
+              <w:top w:val="nil"/>
+              <w:left w:val="nil"/>
+              <w:bottom w:val="single" w:sz="4" w:color="DDE3EA" w:space="0"/>
+              <w:right w:val="nil"/>
+            </w:tcBorders>
             <w:shd w:val="clear" w:color="auto" w:fill="FDF1D8"/>
           </w:tcPr>
           <w:p>
             <w:pPr>
-              <w:spacing w:after="0"/>
+              <w:spacing w:before="0" w:after="0"/>
               <w:jc w:val="right"/>
             </w:pPr>
-            <w:r/>
             <w:r>
               <w:rPr>
                 <w:b/>
@@ -3184,14 +4167,19 @@
         </w:tc>
         <w:tc>
           <w:tcPr>
-            <w:tcW w:type="dxa" w:w="2211"/>
+            <w:tcW w:type="dxa" w:w="2148"/>
+            <w:tcBorders>
+              <w:top w:val="nil"/>
+              <w:left w:val="nil"/>
+              <w:bottom w:val="single" w:sz="4" w:color="DDE3EA" w:space="0"/>
+              <w:right w:val="nil"/>
+            </w:tcBorders>
           </w:tcPr>
           <w:p>
             <w:pPr>
-              <w:spacing w:after="0"/>
+              <w:spacing w:before="0" w:after="0"/>
               <w:jc w:val="right"/>
             </w:pPr>
-            <w:r/>
             <w:r>
               <w:rPr>
                 <w:b/>
@@ -3206,14 +4194,18 @@
       <w:tr>
         <w:tc>
           <w:tcPr>
-            <w:tcW w:type="dxa" w:w="2948"/>
-            <w:shd w:val="clear" w:color="auto" w:fill="F6F8FA"/>
+            <w:tcW w:type="dxa" w:w="2864"/>
+            <w:tcBorders>
+              <w:top w:val="nil"/>
+              <w:left w:val="nil"/>
+              <w:bottom w:val="single" w:sz="4" w:color="DDE3EA" w:space="0"/>
+              <w:right w:val="nil"/>
+            </w:tcBorders>
           </w:tcPr>
           <w:p>
             <w:pPr>
-              <w:spacing w:after="0"/>
+              <w:spacing w:before="0" w:after="0"/>
             </w:pPr>
-            <w:r/>
             <w:r>
               <w:rPr>
                 <w:b w:val="0"/>
@@ -3221,7 +4213,7 @@
               </w:rPr>
               <w:t>Dividendai akcijai, EUR</w:t>
             </w:r>
-            <w:hyperlink r:id="rId21">
+            <w:hyperlink r:id="rId23">
               <w:r>
                 <w:rPr>
                   <w:color w:val="2A78D6"/>
@@ -3235,15 +4227,19 @@
         </w:tc>
         <w:tc>
           <w:tcPr>
-            <w:tcW w:type="dxa" w:w="1191"/>
-            <w:shd w:val="clear" w:color="auto" w:fill="F6F8FA"/>
+            <w:tcW w:type="dxa" w:w="1157"/>
+            <w:tcBorders>
+              <w:top w:val="nil"/>
+              <w:left w:val="nil"/>
+              <w:bottom w:val="single" w:sz="4" w:color="DDE3EA" w:space="0"/>
+              <w:right w:val="nil"/>
+            </w:tcBorders>
           </w:tcPr>
           <w:p>
             <w:pPr>
-              <w:spacing w:after="0"/>
+              <w:spacing w:before="0" w:after="0"/>
               <w:jc w:val="right"/>
             </w:pPr>
-            <w:r/>
             <w:r>
               <w:rPr>
                 <w:b w:val="0"/>
@@ -3255,15 +4251,19 @@
         </w:tc>
         <w:tc>
           <w:tcPr>
-            <w:tcW w:type="dxa" w:w="1191"/>
-            <w:shd w:val="clear" w:color="auto" w:fill="F6F8FA"/>
+            <w:tcW w:type="dxa" w:w="1157"/>
+            <w:tcBorders>
+              <w:top w:val="nil"/>
+              <w:left w:val="nil"/>
+              <w:bottom w:val="single" w:sz="4" w:color="DDE3EA" w:space="0"/>
+              <w:right w:val="nil"/>
+            </w:tcBorders>
           </w:tcPr>
           <w:p>
             <w:pPr>
-              <w:spacing w:after="0"/>
+              <w:spacing w:before="0" w:after="0"/>
               <w:jc w:val="right"/>
             </w:pPr>
-            <w:r/>
             <w:r>
               <w:rPr>
                 <w:b w:val="0"/>
@@ -3275,15 +4275,19 @@
         </w:tc>
         <w:tc>
           <w:tcPr>
-            <w:tcW w:type="dxa" w:w="1191"/>
-            <w:shd w:val="clear" w:color="auto" w:fill="F6F8FA"/>
+            <w:tcW w:type="dxa" w:w="1157"/>
+            <w:tcBorders>
+              <w:top w:val="nil"/>
+              <w:left w:val="nil"/>
+              <w:bottom w:val="single" w:sz="4" w:color="DDE3EA" w:space="0"/>
+              <w:right w:val="nil"/>
+            </w:tcBorders>
           </w:tcPr>
           <w:p>
             <w:pPr>
-              <w:spacing w:after="0"/>
+              <w:spacing w:before="0" w:after="0"/>
               <w:jc w:val="right"/>
             </w:pPr>
-            <w:r/>
             <w:r>
               <w:rPr>
                 <w:b w:val="0"/>
@@ -3295,15 +4299,19 @@
         </w:tc>
         <w:tc>
           <w:tcPr>
-            <w:tcW w:type="dxa" w:w="1191"/>
-            <w:shd w:val="clear" w:color="auto" w:fill="F6F8FA"/>
+            <w:tcW w:type="dxa" w:w="1157"/>
+            <w:tcBorders>
+              <w:top w:val="nil"/>
+              <w:left w:val="nil"/>
+              <w:bottom w:val="single" w:sz="4" w:color="DDE3EA" w:space="0"/>
+              <w:right w:val="nil"/>
+            </w:tcBorders>
           </w:tcPr>
           <w:p>
             <w:pPr>
-              <w:spacing w:after="0"/>
+              <w:spacing w:before="0" w:after="0"/>
               <w:jc w:val="right"/>
             </w:pPr>
-            <w:r/>
             <w:r>
               <w:rPr>
                 <w:b w:val="0"/>
@@ -3315,15 +4323,19 @@
         </w:tc>
         <w:tc>
           <w:tcPr>
-            <w:tcW w:type="dxa" w:w="2211"/>
-            <w:shd w:val="clear" w:color="auto" w:fill="F6F8FA"/>
+            <w:tcW w:type="dxa" w:w="2148"/>
+            <w:tcBorders>
+              <w:top w:val="nil"/>
+              <w:left w:val="nil"/>
+              <w:bottom w:val="single" w:sz="4" w:color="DDE3EA" w:space="0"/>
+              <w:right w:val="nil"/>
+            </w:tcBorders>
           </w:tcPr>
           <w:p>
             <w:pPr>
-              <w:spacing w:after="0"/>
+              <w:spacing w:before="0" w:after="0"/>
               <w:jc w:val="right"/>
             </w:pPr>
-            <w:r/>
             <w:r>
               <w:rPr>
                 <w:b/>
@@ -3337,9 +4349,17 @@
       </w:tr>
     </w:tbl>
     <w:p>
+      <w:pPr>
+        <w:spacing w:before="0" w:after="40"/>
+      </w:pPr>
+    </w:p>
+    <w:p>
+      <w:pPr>
+        <w:spacing w:before="40" w:after="60"/>
+      </w:pPr>
       <w:r>
         <w:rPr>
-          <w:i/>
+          <w:b w:val="0"/>
           <w:color w:val="5F6B7A"/>
           <w:sz w:val="16"/>
         </w:rPr>
@@ -3347,9 +4367,12 @@
       </w:r>
     </w:p>
     <w:p>
+      <w:pPr>
+        <w:spacing w:before="40" w:after="60"/>
+      </w:pPr>
       <w:r>
         <w:rPr>
-          <w:i/>
+          <w:b w:val="0"/>
           <w:color w:val="5F6B7A"/>
           <w:sz w:val="16"/>
         </w:rPr>
@@ -3373,7 +4396,7 @@
                     <pic:cNvPicPr/>
                   </pic:nvPicPr>
                   <pic:blipFill>
-                    <a:blip r:embed="rId22"/>
+                    <a:blip r:embed="rId24"/>
                     <a:stretch>
                       <a:fillRect/>
                     </a:stretch>
@@ -3394,11 +4417,24 @@
     </w:p>
     <w:p>
       <w:pPr>
-        <w:spacing w:before="280" w:after="80"/>
+        <w:keepNext/>
         <w:pBdr>
-          <w:bottom w:val="single" w:sz="6" w:color="C9D3DE" w:space="2"/>
+          <w:bottom w:val="single" w:sz="8" w:color="1F4E79" w:space="4"/>
         </w:pBdr>
+        <w:tabs>
+          <w:tab w:pos="482" w:val="left"/>
+        </w:tabs>
+        <w:spacing w:before="360" w:after="160"/>
       </w:pPr>
+      <w:r>
+        <w:rPr>
+          <w:b/>
+          <w:color w:val="2A78D6"/>
+          <w:sz w:val="18"/>
+        </w:rPr>
+        <w:t>04</w:t>
+        <w:tab/>
+      </w:r>
       <w:r>
         <w:rPr>
           <w:b/>
@@ -3410,16 +4446,28 @@
     </w:p>
     <w:p>
       <w:pPr>
-        <w:pStyle w:val="ListBullet"/>
-        <w:spacing w:after="60"/>
+        <w:tabs>
+          <w:tab w:pos="255" w:val="left"/>
+        </w:tabs>
+        <w:spacing w:before="0" w:after="80"/>
+        <w:ind w:left="255" w:hanging="255"/>
       </w:pPr>
+      <w:r>
+        <w:rPr>
+          <w:b/>
+          <w:color w:val="2A78D6"/>
+          <w:sz w:val="20"/>
+        </w:rPr>
+        <w:t>▪</w:t>
+        <w:tab/>
+      </w:r>
       <w:r>
         <w:rPr>
           <w:b w:val="0"/>
         </w:rPr>
         <w:t>Paskolos augo 8 % per metus ir viršijo 3,9 mlrd. EUR; indėliai – 4 061 mln. EUR (+15 %)</w:t>
       </w:r>
-      <w:hyperlink r:id="rId11">
+      <w:hyperlink r:id="rId13">
         <w:r>
           <w:rPr>
             <w:color w:val="2A78D6"/>
@@ -3438,16 +4486,28 @@
     </w:p>
     <w:p>
       <w:pPr>
-        <w:pStyle w:val="ListBullet"/>
-        <w:spacing w:after="60"/>
+        <w:tabs>
+          <w:tab w:pos="255" w:val="left"/>
+        </w:tabs>
+        <w:spacing w:before="0" w:after="80"/>
+        <w:ind w:left="255" w:hanging="255"/>
       </w:pPr>
+      <w:r>
+        <w:rPr>
+          <w:b/>
+          <w:color w:val="2A78D6"/>
+          <w:sz w:val="20"/>
+        </w:rPr>
+        <w:t>▪</w:t>
+        <w:tab/>
+      </w:r>
       <w:r>
         <w:rPr>
           <w:b w:val="0"/>
         </w:rPr>
         <w:t>Grynoji palūkanų marža 2,4 % (prieš metus 2,9 %) – mažėja dėl žemesnių palūkanų normų</w:t>
       </w:r>
-      <w:hyperlink r:id="rId10">
+      <w:hyperlink r:id="rId12">
         <w:r>
           <w:rPr>
             <w:color w:val="2A78D6"/>
@@ -3466,16 +4526,28 @@
     </w:p>
     <w:p>
       <w:pPr>
-        <w:pStyle w:val="ListBullet"/>
-        <w:spacing w:after="60"/>
+        <w:tabs>
+          <w:tab w:pos="255" w:val="left"/>
+        </w:tabs>
+        <w:spacing w:before="0" w:after="80"/>
+        <w:ind w:left="255" w:hanging="255"/>
       </w:pPr>
+      <w:r>
+        <w:rPr>
+          <w:b/>
+          <w:color w:val="2A78D6"/>
+          <w:sz w:val="20"/>
+        </w:rPr>
+        <w:t>▪</w:t>
+        <w:tab/>
+      </w:r>
       <w:r>
         <w:rPr>
           <w:b w:val="0"/>
         </w:rPr>
         <w:t>Vyksta pagrindinės bankinės sistemos keitimas; 2025 m. bankas pakeitė pavadinimą į „Artea“</w:t>
       </w:r>
-      <w:hyperlink r:id="rId13">
+      <w:hyperlink r:id="rId15">
         <w:r>
           <w:rPr>
             <w:color w:val="2A78D6"/>
@@ -3494,11 +4566,24 @@
     </w:p>
     <w:p>
       <w:pPr>
-        <w:spacing w:before="280" w:after="80"/>
+        <w:keepNext/>
         <w:pBdr>
-          <w:bottom w:val="single" w:sz="6" w:color="C9D3DE" w:space="2"/>
+          <w:bottom w:val="single" w:sz="8" w:color="1F4E79" w:space="4"/>
         </w:pBdr>
+        <w:tabs>
+          <w:tab w:pos="482" w:val="left"/>
+        </w:tabs>
+        <w:spacing w:before="360" w:after="160"/>
       </w:pPr>
+      <w:r>
+        <w:rPr>
+          <w:b/>
+          <w:color w:val="2A78D6"/>
+          <w:sz w:val="18"/>
+        </w:rPr>
+        <w:t>05</w:t>
+        <w:tab/>
+      </w:r>
       <w:r>
         <w:rPr>
           <w:b/>
@@ -3510,16 +4595,28 @@
     </w:p>
     <w:p>
       <w:pPr>
-        <w:pStyle w:val="ListBullet"/>
-        <w:spacing w:after="60"/>
+        <w:tabs>
+          <w:tab w:pos="255" w:val="left"/>
+        </w:tabs>
+        <w:spacing w:before="0" w:after="80"/>
+        <w:ind w:left="255" w:hanging="255"/>
       </w:pPr>
+      <w:r>
+        <w:rPr>
+          <w:b/>
+          <w:color w:val="2A78D6"/>
+          <w:sz w:val="20"/>
+        </w:rPr>
+        <w:t>▪</w:t>
+        <w:tab/>
+      </w:r>
       <w:r>
         <w:rPr>
           <w:b w:val="0"/>
         </w:rPr>
         <w:t>2025 m. grynasis pelnas 60,7 mln. EUR (2024 m. – 78,8 mln.), ROE 10,4 % (14,0 %); grynosios palūkanų pajamos 138,3 mln. EUR (−14 %)</w:t>
       </w:r>
-      <w:hyperlink r:id="rId13">
+      <w:hyperlink r:id="rId15">
         <w:r>
           <w:rPr>
             <w:color w:val="2A78D6"/>
@@ -3538,16 +4635,28 @@
     </w:p>
     <w:p>
       <w:pPr>
-        <w:pStyle w:val="ListBullet"/>
-        <w:spacing w:after="60"/>
+        <w:tabs>
+          <w:tab w:pos="255" w:val="left"/>
+        </w:tabs>
+        <w:spacing w:before="0" w:after="80"/>
+        <w:ind w:left="255" w:hanging="255"/>
       </w:pPr>
+      <w:r>
+        <w:rPr>
+          <w:b/>
+          <w:color w:val="2A78D6"/>
+          <w:sz w:val="20"/>
+        </w:rPr>
+        <w:t>▪</w:t>
+        <w:tab/>
+      </w:r>
       <w:r>
         <w:rPr>
           <w:b w:val="0"/>
         </w:rPr>
         <w:t>Bendras kapitalo rodiklis 21,5 % (2025 m. pab. 21,15 %), MREL 23,59 % TREA, LCR 179 %</w:t>
       </w:r>
-      <w:hyperlink r:id="rId11">
+      <w:hyperlink r:id="rId13">
         <w:r>
           <w:rPr>
             <w:color w:val="2A78D6"/>
@@ -3566,16 +4675,28 @@
     </w:p>
     <w:p>
       <w:pPr>
-        <w:pStyle w:val="ListBullet"/>
-        <w:spacing w:after="60"/>
+        <w:tabs>
+          <w:tab w:pos="255" w:val="left"/>
+        </w:tabs>
+        <w:spacing w:before="0" w:after="80"/>
+        <w:ind w:left="255" w:hanging="255"/>
       </w:pPr>
+      <w:r>
+        <w:rPr>
+          <w:b/>
+          <w:color w:val="2A78D6"/>
+          <w:sz w:val="20"/>
+        </w:rPr>
+        <w:t>▪</w:t>
+        <w:tab/>
+      </w:r>
       <w:r>
         <w:rPr>
           <w:b w:val="0"/>
         </w:rPr>
         <w:t>Dividendai už 2025 m. – 0,047 EUR akcijai (30,4 mln. EUR), už 2024 m. – 0,061 EUR; 2026 m. sausį baigtas akcijų supirkimas (2,6 mln. EUR)</w:t>
       </w:r>
-      <w:hyperlink r:id="rId21">
+      <w:hyperlink r:id="rId23">
         <w:r>
           <w:rPr>
             <w:color w:val="2A78D6"/>
@@ -3594,11 +4715,24 @@
     </w:p>
     <w:p>
       <w:pPr>
-        <w:spacing w:before="280" w:after="80"/>
+        <w:keepNext/>
         <w:pBdr>
-          <w:bottom w:val="single" w:sz="6" w:color="C9D3DE" w:space="2"/>
+          <w:bottom w:val="single" w:sz="8" w:color="1F4E79" w:space="4"/>
         </w:pBdr>
+        <w:tabs>
+          <w:tab w:pos="482" w:val="left"/>
+        </w:tabs>
+        <w:spacing w:before="360" w:after="160"/>
       </w:pPr>
+      <w:r>
+        <w:rPr>
+          <w:b/>
+          <w:color w:val="2A78D6"/>
+          <w:sz w:val="18"/>
+        </w:rPr>
+        <w:t>06</w:t>
+        <w:tab/>
+      </w:r>
       <w:r>
         <w:rPr>
           <w:b/>
@@ -3610,36 +4744,52 @@
     </w:p>
     <w:tbl>
       <w:tblPr>
-        <w:tblW w:type="auto" w:w="0"/>
+        <w:tblW w:w="9638" w:type="dxa"/>
+        <w:tblBorders>
+          <w:top w:val="nil"/>
+          <w:left w:val="nil"/>
+          <w:bottom w:val="nil"/>
+          <w:right w:val="nil"/>
+          <w:insideH w:val="nil"/>
+          <w:insideV w:val="nil"/>
+        </w:tblBorders>
+        <w:tblLayout w:type="fixed"/>
+        <w:tblCellMar>
+          <w:top w:w="70" w:type="dxa"/>
+          <w:left w:w="100" w:type="dxa"/>
+          <w:bottom w:w="70" w:type="dxa"/>
+          <w:right w:w="100" w:type="dxa"/>
+        </w:tblCellMar>
         <w:tblLook w:firstColumn="1" w:firstRow="1" w:lastColumn="0" w:lastRow="0" w:noHBand="0" w:noVBand="1" w:val="04A0"/>
-        <w:tblBorders>
-          <w:top w:val="single" w:sz="4" w:color="C9D3DE"/>
-          <w:left w:val="nil"/>
-          <w:bottom w:val="single" w:sz="4" w:color="C9D3DE"/>
-          <w:right w:val="nil"/>
-          <w:insideH w:val="single" w:sz="4" w:color="C9D3DE"/>
-          <w:insideV w:val="nil"/>
-        </w:tblBorders>
       </w:tblPr>
       <w:tblGrid>
-        <w:gridCol w:w="2493"/>
-        <w:gridCol w:w="2493"/>
-        <w:gridCol w:w="2493"/>
-        <w:gridCol w:w="2493"/>
+        <w:gridCol w:w="2577"/>
+        <w:gridCol w:w="2577"/>
+        <w:gridCol w:w="3138"/>
+        <w:gridCol w:w="1344"/>
       </w:tblGrid>
       <w:tr>
         <w:tc>
           <w:tcPr>
-            <w:tcW w:type="dxa" w:w="2608"/>
-            <w:shd w:val="clear" w:color="auto" w:fill="1F4E79"/>
+            <w:tcW w:type="dxa" w:w="2578"/>
+            <w:tcBorders>
+              <w:top w:val="single" w:sz="12" w:color="1F4E79" w:space="0"/>
+              <w:left w:val="nil"/>
+              <w:bottom w:val="single" w:sz="4" w:color="C9D3DE" w:space="0"/>
+              <w:right w:val="nil"/>
+            </w:tcBorders>
+            <w:shd w:val="clear" w:color="auto" w:fill="EAF1F8"/>
           </w:tcPr>
           <w:p>
-            <w:r/>
+            <w:pPr>
+              <w:spacing w:before="0" w:after="0"/>
+            </w:pPr>
             <w:r>
               <w:rPr>
                 <w:b/>
-                <w:color w:val="FFFFFF"/>
-                <w:sz w:val="17"/>
+                <w:caps/>
+                <w:color w:val="1F4E79"/>
+                <w:sz w:val="16"/>
               </w:rPr>
               <w:t>Planas / tikslas</w:t>
             </w:r>
@@ -3647,16 +4797,25 @@
         </w:tc>
         <w:tc>
           <w:tcPr>
-            <w:tcW w:type="dxa" w:w="2608"/>
-            <w:shd w:val="clear" w:color="auto" w:fill="1F4E79"/>
+            <w:tcW w:type="dxa" w:w="2578"/>
+            <w:tcBorders>
+              <w:top w:val="single" w:sz="12" w:color="1F4E79" w:space="0"/>
+              <w:left w:val="nil"/>
+              <w:bottom w:val="single" w:sz="4" w:color="C9D3DE" w:space="0"/>
+              <w:right w:val="nil"/>
+            </w:tcBorders>
+            <w:shd w:val="clear" w:color="auto" w:fill="EAF1F8"/>
           </w:tcPr>
           <w:p>
-            <w:r/>
+            <w:pPr>
+              <w:spacing w:before="0" w:after="0"/>
+            </w:pPr>
             <w:r>
               <w:rPr>
                 <w:b/>
-                <w:color w:val="FFFFFF"/>
-                <w:sz w:val="17"/>
+                <w:caps/>
+                <w:color w:val="1F4E79"/>
+                <w:sz w:val="16"/>
               </w:rPr>
               <w:t>Rezultatas</w:t>
             </w:r>
@@ -3664,16 +4823,25 @@
         </w:tc>
         <w:tc>
           <w:tcPr>
-            <w:tcW w:type="dxa" w:w="3175"/>
-            <w:shd w:val="clear" w:color="auto" w:fill="1F4E79"/>
+            <w:tcW w:type="dxa" w:w="3138"/>
+            <w:tcBorders>
+              <w:top w:val="single" w:sz="12" w:color="1F4E79" w:space="0"/>
+              <w:left w:val="nil"/>
+              <w:bottom w:val="single" w:sz="4" w:color="C9D3DE" w:space="0"/>
+              <w:right w:val="nil"/>
+            </w:tcBorders>
+            <w:shd w:val="clear" w:color="auto" w:fill="EAF1F8"/>
           </w:tcPr>
           <w:p>
-            <w:r/>
+            <w:pPr>
+              <w:spacing w:before="0" w:after="0"/>
+            </w:pPr>
             <w:r>
               <w:rPr>
                 <w:b/>
-                <w:color w:val="FFFFFF"/>
-                <w:sz w:val="17"/>
+                <w:caps/>
+                <w:color w:val="1F4E79"/>
+                <w:sz w:val="16"/>
               </w:rPr>
               <w:t>Kas pasikeitė ir kodėl</w:t>
             </w:r>
@@ -3681,16 +4849,25 @@
         </w:tc>
         <w:tc>
           <w:tcPr>
-            <w:tcW w:type="dxa" w:w="1361"/>
-            <w:shd w:val="clear" w:color="auto" w:fill="1F4E79"/>
+            <w:tcW w:type="dxa" w:w="1345"/>
+            <w:tcBorders>
+              <w:top w:val="single" w:sz="12" w:color="1F4E79" w:space="0"/>
+              <w:left w:val="nil"/>
+              <w:bottom w:val="single" w:sz="4" w:color="C9D3DE" w:space="0"/>
+              <w:right w:val="nil"/>
+            </w:tcBorders>
+            <w:shd w:val="clear" w:color="auto" w:fill="EAF1F8"/>
           </w:tcPr>
           <w:p>
-            <w:r/>
+            <w:pPr>
+              <w:spacing w:before="0" w:after="0"/>
+            </w:pPr>
             <w:r>
               <w:rPr>
                 <w:b/>
-                <w:color w:val="FFFFFF"/>
-                <w:sz w:val="17"/>
+                <w:caps/>
+                <w:color w:val="1F4E79"/>
+                <w:sz w:val="16"/>
               </w:rPr>
               <w:t>Būsena</w:t>
             </w:r>
@@ -3700,13 +4877,18 @@
       <w:tr>
         <w:tc>
           <w:tcPr>
-            <w:tcW w:type="dxa" w:w="2608"/>
+            <w:tcW w:type="dxa" w:w="2578"/>
+            <w:tcBorders>
+              <w:top w:val="nil"/>
+              <w:left w:val="nil"/>
+              <w:bottom w:val="single" w:sz="4" w:color="DDE3EA" w:space="0"/>
+              <w:right w:val="nil"/>
+            </w:tcBorders>
           </w:tcPr>
           <w:p>
             <w:pPr>
-              <w:spacing w:after="0"/>
+              <w:spacing w:before="0" w:after="0"/>
             </w:pPr>
-            <w:r/>
             <w:r>
               <w:rPr>
                 <w:b w:val="0"/>
@@ -3718,13 +4900,18 @@
         </w:tc>
         <w:tc>
           <w:tcPr>
-            <w:tcW w:type="dxa" w:w="2608"/>
+            <w:tcW w:type="dxa" w:w="2578"/>
+            <w:tcBorders>
+              <w:top w:val="nil"/>
+              <w:left w:val="nil"/>
+              <w:bottom w:val="single" w:sz="4" w:color="DDE3EA" w:space="0"/>
+              <w:right w:val="nil"/>
+            </w:tcBorders>
           </w:tcPr>
           <w:p>
             <w:pPr>
-              <w:spacing w:after="0"/>
+              <w:spacing w:before="0" w:after="0"/>
             </w:pPr>
-            <w:r/>
             <w:r>
               <w:rPr>
                 <w:b w:val="0"/>
@@ -3732,7 +4919,7 @@
               </w:rPr>
               <w:t>6M 2026 ROE 7,8 %</w:t>
             </w:r>
-            <w:hyperlink r:id="rId23">
+            <w:hyperlink r:id="rId25">
               <w:r>
                 <w:rPr>
                   <w:color w:val="2A78D6"/>
@@ -3749,7 +4936,7 @@
               </w:rPr>
               <w:t>,</w:t>
             </w:r>
-            <w:hyperlink r:id="rId24">
+            <w:hyperlink r:id="rId26">
               <w:r>
                 <w:rPr>
                   <w:color w:val="2A78D6"/>
@@ -3766,7 +4953,7 @@
               </w:rPr>
               <w:t>,</w:t>
             </w:r>
-            <w:hyperlink r:id="rId11">
+            <w:hyperlink r:id="rId13">
               <w:r>
                 <w:rPr>
                   <w:color w:val="2A78D6"/>
@@ -3780,13 +4967,18 @@
         </w:tc>
         <w:tc>
           <w:tcPr>
-            <w:tcW w:type="dxa" w:w="3175"/>
+            <w:tcW w:type="dxa" w:w="3138"/>
+            <w:tcBorders>
+              <w:top w:val="nil"/>
+              <w:left w:val="nil"/>
+              <w:bottom w:val="single" w:sz="4" w:color="DDE3EA" w:space="0"/>
+              <w:right w:val="nil"/>
+            </w:tcBorders>
           </w:tcPr>
           <w:p>
             <w:pPr>
-              <w:spacing w:after="0"/>
+              <w:spacing w:before="0" w:after="0"/>
             </w:pPr>
-            <w:r/>
             <w:r>
               <w:rPr>
                 <w:b w:val="0"/>
@@ -3794,7 +4986,7 @@
               </w:rPr>
               <w:t>Kol kas toli nuo tikslo: mažėja palūkanų marža, didėja sąnaudos (sistemos keitimas, prekės ženklas)</w:t>
             </w:r>
-            <w:hyperlink r:id="rId11">
+            <w:hyperlink r:id="rId13">
               <w:r>
                 <w:rPr>
                   <w:color w:val="2A78D6"/>
@@ -3811,7 +5003,7 @@
               </w:rPr>
               <w:t>,</w:t>
             </w:r>
-            <w:hyperlink r:id="rId13">
+            <w:hyperlink r:id="rId15">
               <w:r>
                 <w:rPr>
                   <w:color w:val="2A78D6"/>
@@ -3832,14 +5024,19 @@
         </w:tc>
         <w:tc>
           <w:tcPr>
-            <w:tcW w:type="dxa" w:w="1361"/>
+            <w:tcW w:type="dxa" w:w="1345"/>
+            <w:tcBorders>
+              <w:top w:val="nil"/>
+              <w:left w:val="nil"/>
+              <w:bottom w:val="single" w:sz="4" w:color="DDE3EA" w:space="0"/>
+              <w:right w:val="nil"/>
+            </w:tcBorders>
             <w:shd w:val="clear" w:color="auto" w:fill="EAF1F8"/>
           </w:tcPr>
           <w:p>
             <w:pPr>
-              <w:spacing w:after="0"/>
+              <w:spacing w:before="0" w:after="0"/>
             </w:pPr>
-            <w:r/>
             <w:r>
               <w:rPr>
                 <w:b/>
@@ -3853,14 +5050,18 @@
       <w:tr>
         <w:tc>
           <w:tcPr>
-            <w:tcW w:type="dxa" w:w="2608"/>
-            <w:shd w:val="clear" w:color="auto" w:fill="F6F8FA"/>
+            <w:tcW w:type="dxa" w:w="2578"/>
+            <w:tcBorders>
+              <w:top w:val="nil"/>
+              <w:left w:val="nil"/>
+              <w:bottom w:val="single" w:sz="4" w:color="DDE3EA" w:space="0"/>
+              <w:right w:val="nil"/>
+            </w:tcBorders>
           </w:tcPr>
           <w:p>
             <w:pPr>
-              <w:spacing w:after="0"/>
+              <w:spacing w:before="0" w:after="0"/>
             </w:pPr>
-            <w:r/>
             <w:r>
               <w:rPr>
                 <w:b w:val="0"/>
@@ -3872,14 +5073,18 @@
         </w:tc>
         <w:tc>
           <w:tcPr>
-            <w:tcW w:type="dxa" w:w="2608"/>
-            <w:shd w:val="clear" w:color="auto" w:fill="F6F8FA"/>
+            <w:tcW w:type="dxa" w:w="2578"/>
+            <w:tcBorders>
+              <w:top w:val="nil"/>
+              <w:left w:val="nil"/>
+              <w:bottom w:val="single" w:sz="4" w:color="DDE3EA" w:space="0"/>
+              <w:right w:val="nil"/>
+            </w:tcBorders>
           </w:tcPr>
           <w:p>
             <w:pPr>
-              <w:spacing w:after="0"/>
+              <w:spacing w:before="0" w:after="0"/>
             </w:pPr>
-            <w:r/>
             <w:r>
               <w:rPr>
                 <w:b w:val="0"/>
@@ -3887,7 +5092,7 @@
               </w:rPr>
               <w:t>Už 2025 m. išmokėta 52,2 % pelno dividendais</w:t>
             </w:r>
-            <w:hyperlink r:id="rId25">
+            <w:hyperlink r:id="rId27">
               <w:r>
                 <w:rPr>
                   <w:color w:val="2A78D6"/>
@@ -3904,7 +5109,7 @@
               </w:rPr>
               <w:t>,</w:t>
             </w:r>
-            <w:hyperlink r:id="rId13">
+            <w:hyperlink r:id="rId15">
               <w:r>
                 <w:rPr>
                   <w:color w:val="2A78D6"/>
@@ -3921,7 +5126,7 @@
               </w:rPr>
               <w:t>,</w:t>
             </w:r>
-            <w:hyperlink r:id="rId21">
+            <w:hyperlink r:id="rId23">
               <w:r>
                 <w:rPr>
                   <w:color w:val="2A78D6"/>
@@ -3935,14 +5140,18 @@
         </w:tc>
         <w:tc>
           <w:tcPr>
-            <w:tcW w:type="dxa" w:w="3175"/>
-            <w:shd w:val="clear" w:color="auto" w:fill="F6F8FA"/>
+            <w:tcW w:type="dxa" w:w="3138"/>
+            <w:tcBorders>
+              <w:top w:val="nil"/>
+              <w:left w:val="nil"/>
+              <w:bottom w:val="single" w:sz="4" w:color="DDE3EA" w:space="0"/>
+              <w:right w:val="nil"/>
+            </w:tcBorders>
           </w:tcPr>
           <w:p>
             <w:pPr>
-              <w:spacing w:after="0"/>
+              <w:spacing w:before="0" w:after="0"/>
             </w:pPr>
-            <w:r/>
             <w:r>
               <w:rPr>
                 <w:b w:val="0"/>
@@ -3950,7 +5159,7 @@
               </w:rPr>
               <w:t>Įvykdyta</w:t>
             </w:r>
-            <w:hyperlink r:id="rId21">
+            <w:hyperlink r:id="rId23">
               <w:r>
                 <w:rPr>
                   <w:color w:val="2A78D6"/>
@@ -3971,14 +5180,19 @@
         </w:tc>
         <w:tc>
           <w:tcPr>
-            <w:tcW w:type="dxa" w:w="1361"/>
+            <w:tcW w:type="dxa" w:w="1345"/>
+            <w:tcBorders>
+              <w:top w:val="nil"/>
+              <w:left w:val="nil"/>
+              <w:bottom w:val="single" w:sz="4" w:color="DDE3EA" w:space="0"/>
+              <w:right w:val="nil"/>
+            </w:tcBorders>
             <w:shd w:val="clear" w:color="auto" w:fill="E3F3E8"/>
           </w:tcPr>
           <w:p>
             <w:pPr>
-              <w:spacing w:after="0"/>
+              <w:spacing w:before="0" w:after="0"/>
             </w:pPr>
-            <w:r/>
             <w:r>
               <w:rPr>
                 <w:b/>
@@ -3992,13 +5206,18 @@
       <w:tr>
         <w:tc>
           <w:tcPr>
-            <w:tcW w:type="dxa" w:w="2608"/>
+            <w:tcW w:type="dxa" w:w="2578"/>
+            <w:tcBorders>
+              <w:top w:val="nil"/>
+              <w:left w:val="nil"/>
+              <w:bottom w:val="single" w:sz="4" w:color="DDE3EA" w:space="0"/>
+              <w:right w:val="nil"/>
+            </w:tcBorders>
           </w:tcPr>
           <w:p>
             <w:pPr>
-              <w:spacing w:after="0"/>
+              <w:spacing w:before="0" w:after="0"/>
             </w:pPr>
-            <w:r/>
             <w:r>
               <w:rPr>
                 <w:b w:val="0"/>
@@ -4010,13 +5229,18 @@
         </w:tc>
         <w:tc>
           <w:tcPr>
-            <w:tcW w:type="dxa" w:w="2608"/>
+            <w:tcW w:type="dxa" w:w="2578"/>
+            <w:tcBorders>
+              <w:top w:val="nil"/>
+              <w:left w:val="nil"/>
+              <w:bottom w:val="single" w:sz="4" w:color="DDE3EA" w:space="0"/>
+              <w:right w:val="nil"/>
+            </w:tcBorders>
           </w:tcPr>
           <w:p>
             <w:pPr>
-              <w:spacing w:after="0"/>
+              <w:spacing w:before="0" w:after="0"/>
             </w:pPr>
-            <w:r/>
             <w:r>
               <w:rPr>
                 <w:b w:val="0"/>
@@ -4024,7 +5248,7 @@
               </w:rPr>
               <w:t>Visos paskolos +8 % per metus (I pusm.)</w:t>
             </w:r>
-            <w:hyperlink r:id="rId26">
+            <w:hyperlink r:id="rId28">
               <w:r>
                 <w:rPr>
                   <w:color w:val="2A78D6"/>
@@ -4041,7 +5265,7 @@
               </w:rPr>
               <w:t>,</w:t>
             </w:r>
-            <w:hyperlink r:id="rId11">
+            <w:hyperlink r:id="rId13">
               <w:r>
                 <w:rPr>
                   <w:color w:val="2A78D6"/>
@@ -4055,13 +5279,18 @@
         </w:tc>
         <w:tc>
           <w:tcPr>
-            <w:tcW w:type="dxa" w:w="3175"/>
+            <w:tcW w:type="dxa" w:w="3138"/>
+            <w:tcBorders>
+              <w:top w:val="nil"/>
+              <w:left w:val="nil"/>
+              <w:bottom w:val="single" w:sz="4" w:color="DDE3EA" w:space="0"/>
+              <w:right w:val="nil"/>
+            </w:tcBorders>
           </w:tcPr>
           <w:p>
             <w:pPr>
-              <w:spacing w:after="0"/>
+              <w:spacing w:before="0" w:after="0"/>
             </w:pPr>
-            <w:r/>
             <w:r>
               <w:rPr>
                 <w:b w:val="0"/>
@@ -4069,7 +5298,7 @@
               </w:rPr>
               <w:t>Vykdoma; verslo paskolų augimas atskirai nenurodytas</w:t>
             </w:r>
-            <w:hyperlink r:id="rId11">
+            <w:hyperlink r:id="rId13">
               <w:r>
                 <w:rPr>
                   <w:color w:val="2A78D6"/>
@@ -4090,14 +5319,19 @@
         </w:tc>
         <w:tc>
           <w:tcPr>
-            <w:tcW w:type="dxa" w:w="1361"/>
+            <w:tcW w:type="dxa" w:w="1345"/>
+            <w:tcBorders>
+              <w:top w:val="nil"/>
+              <w:left w:val="nil"/>
+              <w:bottom w:val="single" w:sz="4" w:color="DDE3EA" w:space="0"/>
+              <w:right w:val="nil"/>
+            </w:tcBorders>
             <w:shd w:val="clear" w:color="auto" w:fill="EAF1F8"/>
           </w:tcPr>
           <w:p>
             <w:pPr>
-              <w:spacing w:after="0"/>
+              <w:spacing w:before="0" w:after="0"/>
             </w:pPr>
-            <w:r/>
             <w:r>
               <w:rPr>
                 <w:b/>
@@ -4111,11 +5345,29 @@
     </w:tbl>
     <w:p>
       <w:pPr>
-        <w:spacing w:before="280" w:after="80"/>
+        <w:spacing w:before="0" w:after="40"/>
+      </w:pPr>
+    </w:p>
+    <w:p>
+      <w:pPr>
+        <w:keepNext/>
         <w:pBdr>
-          <w:bottom w:val="single" w:sz="6" w:color="C9D3DE" w:space="2"/>
+          <w:bottom w:val="single" w:sz="8" w:color="1F4E79" w:space="4"/>
         </w:pBdr>
+        <w:tabs>
+          <w:tab w:pos="482" w:val="left"/>
+        </w:tabs>
+        <w:spacing w:before="360" w:after="160"/>
       </w:pPr>
+      <w:r>
+        <w:rPr>
+          <w:b/>
+          <w:color w:val="2A78D6"/>
+          <w:sz w:val="18"/>
+        </w:rPr>
+        <w:t>07</w:t>
+        <w:tab/>
+      </w:r>
       <w:r>
         <w:rPr>
           <w:b/>
@@ -4127,9 +5379,21 @@
     </w:p>
     <w:p>
       <w:pPr>
-        <w:pStyle w:val="ListBullet"/>
-        <w:spacing w:after="60"/>
+        <w:tabs>
+          <w:tab w:pos="255" w:val="left"/>
+        </w:tabs>
+        <w:spacing w:before="0" w:after="80"/>
+        <w:ind w:left="255" w:hanging="255"/>
       </w:pPr>
+      <w:r>
+        <w:rPr>
+          <w:b/>
+          <w:color w:val="2A78D6"/>
+          <w:sz w:val="20"/>
+        </w:rPr>
+        <w:t>▪</w:t>
+        <w:tab/>
+      </w:r>
       <w:r>
         <w:rPr>
           <w:b/>
@@ -4142,7 +5406,7 @@
         </w:rPr>
         <w:t xml:space="preserve"> trys pirmaeilės privilegijuotos (senior preferred) obligacijos po 300 mln. EUR – 4,85 % 2028-12-05, 3,74 % 2029-07-10 ir 4,60 % 2030-06-25; subordinuota 10,75 % 2033 (50 mln. EUR); AT1 8,75 % (50 mln. EUR, emitento lentelėje data 2029-10-17)</w:t>
       </w:r>
-      <w:hyperlink r:id="rId25">
+      <w:hyperlink r:id="rId27">
         <w:r>
           <w:rPr>
             <w:color w:val="2A78D6"/>
@@ -4161,9 +5425,21 @@
     </w:p>
     <w:p>
       <w:pPr>
-        <w:pStyle w:val="ListBullet"/>
-        <w:spacing w:after="60"/>
+        <w:tabs>
+          <w:tab w:pos="255" w:val="left"/>
+        </w:tabs>
+        <w:spacing w:before="0" w:after="80"/>
+        <w:ind w:left="255" w:hanging="255"/>
       </w:pPr>
+      <w:r>
+        <w:rPr>
+          <w:b/>
+          <w:color w:val="2A78D6"/>
+          <w:sz w:val="20"/>
+        </w:rPr>
+        <w:t>▪</w:t>
+        <w:tab/>
+      </w:r>
       <w:r>
         <w:rPr>
           <w:b/>
@@ -4176,7 +5452,7 @@
         </w:rPr>
         <w:t xml:space="preserve"> pirmaeilei skolai Baa1, perspektyva teigiama – tai teigiama žinia visoms turimoms obligacijoms</w:t>
       </w:r>
-      <w:hyperlink r:id="rId10">
+      <w:hyperlink r:id="rId12">
         <w:r>
           <w:rPr>
             <w:color w:val="2A78D6"/>
@@ -4195,9 +5471,21 @@
     </w:p>
     <w:p>
       <w:pPr>
-        <w:pStyle w:val="ListBullet"/>
-        <w:spacing w:after="60"/>
+        <w:tabs>
+          <w:tab w:pos="255" w:val="left"/>
+        </w:tabs>
+        <w:spacing w:before="0" w:after="80"/>
+        <w:ind w:left="255" w:hanging="255"/>
       </w:pPr>
+      <w:r>
+        <w:rPr>
+          <w:b/>
+          <w:color w:val="2A78D6"/>
+          <w:sz w:val="20"/>
+        </w:rPr>
+        <w:t>▪</w:t>
+        <w:tab/>
+      </w:r>
       <w:r>
         <w:rPr>
           <w:b/>
@@ -4210,7 +5498,7 @@
         </w:rPr>
         <w:t xml:space="preserve"> bendras kapitalas 21,5 % ir MREL 23,59 % – su atsarga; 2026 m. I pusm. naujų obligacijų neišleista</w:t>
       </w:r>
-      <w:hyperlink r:id="rId11">
+      <w:hyperlink r:id="rId13">
         <w:r>
           <w:rPr>
             <w:color w:val="2A78D6"/>
@@ -4229,9 +5517,21 @@
     </w:p>
     <w:p>
       <w:pPr>
-        <w:pStyle w:val="ListBullet"/>
-        <w:spacing w:after="60"/>
+        <w:tabs>
+          <w:tab w:pos="255" w:val="left"/>
+        </w:tabs>
+        <w:spacing w:before="0" w:after="80"/>
+        <w:ind w:left="255" w:hanging="255"/>
       </w:pPr>
+      <w:r>
+        <w:rPr>
+          <w:b/>
+          <w:color w:val="2A78D6"/>
+          <w:sz w:val="20"/>
+        </w:rPr>
+        <w:t>▪</w:t>
+        <w:tab/>
+      </w:r>
       <w:r>
         <w:rPr>
           <w:b/>
@@ -4244,7 +5544,7 @@
         </w:rPr>
         <w:t xml:space="preserve"> jei Tesonet įgis kontrolę (reikia ECB leidimo), keisis strateginis savininkas; obligacijų sąlygos dėl kontrolės pasikeitimo viešai skelbtuose šaltiniuose nerastos</w:t>
       </w:r>
-      <w:hyperlink r:id="rId10">
+      <w:hyperlink r:id="rId12">
         <w:r>
           <w:rPr>
             <w:color w:val="2A78D6"/>
@@ -4263,9 +5563,21 @@
     </w:p>
     <w:p>
       <w:pPr>
-        <w:pStyle w:val="ListBullet"/>
-        <w:spacing w:after="60"/>
+        <w:tabs>
+          <w:tab w:pos="255" w:val="left"/>
+        </w:tabs>
+        <w:spacing w:before="0" w:after="80"/>
+        <w:ind w:left="255" w:hanging="255"/>
       </w:pPr>
+      <w:r>
+        <w:rPr>
+          <w:b/>
+          <w:color w:val="2A78D6"/>
+          <w:sz w:val="20"/>
+        </w:rPr>
+        <w:t>▪</w:t>
+        <w:tab/>
+      </w:r>
       <w:r>
         <w:rPr>
           <w:b/>
@@ -4281,11 +5593,181 @@
     </w:p>
     <w:p>
       <w:pPr>
-        <w:spacing w:before="280" w:after="80"/>
+        <w:keepNext/>
         <w:pBdr>
-          <w:bottom w:val="single" w:sz="6" w:color="C9D3DE" w:space="2"/>
+          <w:bottom w:val="single" w:sz="8" w:color="1F4E79" w:space="4"/>
         </w:pBdr>
+        <w:tabs>
+          <w:tab w:pos="482" w:val="left"/>
+        </w:tabs>
+        <w:spacing w:before="360" w:after="160"/>
       </w:pPr>
+      <w:r>
+        <w:rPr>
+          <w:b/>
+          <w:color w:val="2A78D6"/>
+          <w:sz w:val="18"/>
+        </w:rPr>
+        <w:t>08</w:t>
+        <w:tab/>
+      </w:r>
+      <w:r>
+        <w:rPr>
+          <w:b/>
+          <w:color w:val="1F4E79"/>
+          <w:sz w:val="28"/>
+        </w:rPr>
+        <w:t>Ką rašo spauda</w:t>
+      </w:r>
+    </w:p>
+    <w:p>
+      <w:pPr>
+        <w:spacing w:before="40" w:after="60"/>
+      </w:pPr>
+      <w:r>
+        <w:rPr>
+          <w:b w:val="0"/>
+          <w:color w:val="5F6B7A"/>
+          <w:sz w:val="18"/>
+        </w:rPr>
+        <w:t>Automatinė naujienų paieška (Google News, LT), 2026-07-24 – 2026-10-22: 5 pranešimų.</w:t>
+      </w:r>
+    </w:p>
+    <w:tbl>
+      <w:tblPr>
+        <w:tblW w:w="9639" w:type="dxa"/>
+        <w:tblBorders>
+          <w:top w:val="nil"/>
+          <w:left w:val="nil"/>
+          <w:bottom w:val="nil"/>
+          <w:right w:val="nil"/>
+          <w:insideH w:val="nil"/>
+          <w:insideV w:val="nil"/>
+        </w:tblBorders>
+        <w:tblLayout w:type="fixed"/>
+        <w:tblCellMar>
+          <w:top w:w="80" w:type="dxa"/>
+          <w:left w:w="0" w:type="dxa"/>
+          <w:bottom w:w="80" w:type="dxa"/>
+          <w:right w:w="120" w:type="dxa"/>
+        </w:tblCellMar>
+        <w:tblLook w:firstColumn="1" w:firstRow="1" w:lastColumn="0" w:lastRow="0" w:noHBand="0" w:noVBand="1" w:val="04A0"/>
+      </w:tblPr>
+      <w:tblGrid>
+        <w:gridCol w:w="1020"/>
+        <w:gridCol w:w="1360"/>
+        <w:gridCol w:w="7257"/>
+      </w:tblGrid>
+      <w:tr>
+        <w:tc>
+          <w:tcPr>
+            <w:tcW w:type="dxa" w:w="1020"/>
+            <w:tcBorders>
+              <w:top w:val="nil"/>
+              <w:left w:val="nil"/>
+              <w:bottom w:val="single" w:sz="4" w:color="E3E8EE" w:space="0"/>
+              <w:right w:val="nil"/>
+            </w:tcBorders>
+          </w:tcPr>
+          <w:p>
+            <w:pPr>
+              <w:spacing w:before="0" w:after="0"/>
+            </w:pPr>
+            <w:r>
+              <w:rPr>
+                <w:b w:val="0"/>
+                <w:color w:val="1A1A1A"/>
+                <w:sz w:val="17"/>
+              </w:rPr>
+              <w:t>2026-10-08</w:t>
+            </w:r>
+          </w:p>
+        </w:tc>
+        <w:tc>
+          <w:tcPr>
+            <w:tcW w:type="dxa" w:w="1361"/>
+            <w:tcBorders>
+              <w:top w:val="nil"/>
+              <w:left w:val="nil"/>
+              <w:bottom w:val="single" w:sz="4" w:color="E3E8EE" w:space="0"/>
+              <w:right w:val="nil"/>
+            </w:tcBorders>
+          </w:tcPr>
+          <w:p>
+            <w:pPr>
+              <w:spacing w:before="0" w:after="0"/>
+            </w:pPr>
+            <w:r>
+              <w:rPr>
+                <w:b/>
+                <w:color w:val="5F6B7A"/>
+                <w:sz w:val="14"/>
+                <w:shd w:val="clear" w:color="auto" w:fill="F0F2F5"/>
+              </w:rPr>
+              <w:t xml:space="preserve"> KITA </w:t>
+            </w:r>
+          </w:p>
+        </w:tc>
+        <w:tc>
+          <w:tcPr>
+            <w:tcW w:type="dxa" w:w="7257"/>
+            <w:tcBorders>
+              <w:top w:val="nil"/>
+              <w:left w:val="nil"/>
+              <w:bottom w:val="single" w:sz="4" w:color="E3E8EE" w:space="0"/>
+              <w:right w:val="nil"/>
+            </w:tcBorders>
+          </w:tcPr>
+          <w:p>
+            <w:pPr>
+              <w:spacing w:before="0" w:after="0"/>
+            </w:pPr>
+            <w:hyperlink r:id="rId29">
+              <w:r>
+                <w:rPr>
+                  <w:color w:val="1A1A1A"/>
+                  <w:sz w:val="18"/>
+                </w:rPr>
+                <w:t xml:space="preserve">Artea bankas sumažino Lietuvos augimo prognozę ir prognozuoja 5,3 proc. kainų augimą</w:t>
+              </w:r>
+            </w:hyperlink>
+            <w:r>
+              <w:rPr>
+                <w:b w:val="0"/>
+                <w:color w:val="5F6B7A"/>
+                <w:sz w:val="15"/>
+              </w:rPr>
+              <w:t xml:space="preserve">   Delfi  ·  dar 4 panašūs pranešimai</w:t>
+            </w:r>
+          </w:p>
+        </w:tc>
+      </w:tr>
+    </w:tbl>
+    <w:p>
+      <w:pPr>
+        <w:spacing w:before="0" w:after="40"/>
+      </w:pPr>
+    </w:p>
+    <w:p>
+      <w:pPr>
+        <w:keepNext/>
+        <w:pBdr>
+          <w:bottom w:val="single" w:sz="8" w:color="1F4E79" w:space="4"/>
+        </w:pBdr>
+        <w:tabs>
+          <w:tab w:pos="482" w:val="left"/>
+        </w:tabs>
+        <w:spacing w:before="360" w:after="160"/>
+      </w:pPr>
+      <w:r>
+        <w:rPr>
+          <w:b/>
+          <w:color w:val="2A78D6"/>
+          <w:sz w:val="18"/>
+        </w:rPr>
+        <w:t>09</w:t>
+        <w:tab/>
+      </w:r>
       <w:r>
         <w:rPr>
           <w:b/>
@@ -4297,911 +5779,1661 @@
     </w:p>
     <w:p>
       <w:pPr>
-        <w:spacing w:before="160"/>
+        <w:keepNext/>
+        <w:shd w:val="clear" w:color="auto" w:fill="EAF1F8"/>
+        <w:spacing w:before="200" w:after="80"/>
+        <w:ind w:left="85"/>
       </w:pPr>
       <w:r>
         <w:rPr>
           <w:b/>
-          <w:sz w:val="22"/>
+          <w:caps/>
+          <w:color w:val="1F4E79"/>
+          <w:sz w:val="19"/>
         </w:rPr>
         <w:t>Exclusionary screening (companies)</w:t>
       </w:r>
     </w:p>
+    <w:tbl>
+      <w:tblPr>
+        <w:tblW w:w="9639" w:type="dxa"/>
+        <w:tblBorders>
+          <w:top w:val="nil"/>
+          <w:left w:val="nil"/>
+          <w:bottom w:val="nil"/>
+          <w:right w:val="nil"/>
+          <w:insideH w:val="nil"/>
+          <w:insideV w:val="nil"/>
+        </w:tblBorders>
+        <w:tblLayout w:type="fixed"/>
+        <w:tblCellMar>
+          <w:top w:w="90" w:type="dxa"/>
+          <w:left w:w="0" w:type="dxa"/>
+          <w:bottom w:w="110" w:type="dxa"/>
+          <w:right w:w="0" w:type="dxa"/>
+        </w:tblCellMar>
+        <w:tblLook w:firstColumn="1" w:firstRow="1" w:lastColumn="0" w:lastRow="0" w:noHBand="0" w:noVBand="1" w:val="04A0"/>
+      </w:tblPr>
+      <w:tblGrid>
+        <w:gridCol w:w="340"/>
+        <w:gridCol w:w="9298"/>
+      </w:tblGrid>
+      <w:tr>
+        <w:tc>
+          <w:tcPr>
+            <w:tcW w:type="dxa" w:w="340"/>
+            <w:tcBorders>
+              <w:top w:val="nil"/>
+              <w:left w:val="nil"/>
+              <w:bottom w:val="single" w:sz="4" w:color="E3E8EE" w:space="0"/>
+              <w:right w:val="nil"/>
+            </w:tcBorders>
+          </w:tcPr>
+          <w:p>
+            <w:pPr>
+              <w:spacing w:before="0" w:after="0"/>
+            </w:pPr>
+            <w:r>
+              <w:rPr>
+                <w:rFonts w:ascii="Segoe UI Symbol" w:hAnsi="Segoe UI Symbol"/>
+                <w:b w:val="0"/>
+                <w:color w:val="1B7F3B"/>
+                <w:sz w:val="24"/>
+              </w:rPr>
+              <w:t>☑</w:t>
+            </w:r>
+          </w:p>
+        </w:tc>
+        <w:tc>
+          <w:tcPr>
+            <w:tcW w:type="dxa" w:w="9298"/>
+            <w:tcBorders>
+              <w:top w:val="nil"/>
+              <w:left w:val="nil"/>
+              <w:bottom w:val="single" w:sz="4" w:color="E3E8EE" w:space="0"/>
+              <w:right w:val="nil"/>
+            </w:tcBorders>
+          </w:tcPr>
+          <w:p>
+            <w:pPr>
+              <w:spacing w:before="0" w:after="40"/>
+            </w:pPr>
+            <w:r>
+              <w:rPr>
+                <w:b/>
+                <w:color w:val="1A1A1A"/>
+                <w:sz w:val="19"/>
+              </w:rPr>
+              <w:t>Yes, the company is not involved in excluded sectors: controversial and nuclear weapons, tobacco, gambling and restricted sectors in fossil fuel</w:t>
+            </w:r>
+          </w:p>
+          <w:p>
+            <w:pPr>
+              <w:tabs>
+                <w:tab w:pos="198" w:val="left"/>
+              </w:tabs>
+              <w:spacing w:before="0" w:after="20"/>
+              <w:ind w:left="198" w:hanging="198"/>
+            </w:pPr>
+            <w:r>
+              <w:rPr>
+                <w:b w:val="0"/>
+                <w:color w:val="5F6B7A"/>
+                <w:sz w:val="18"/>
+              </w:rPr>
+              <w:t>•</w:t>
+              <w:tab/>
+            </w:r>
+            <w:r>
+              <w:rPr>
+                <w:b w:val="0"/>
+                <w:color w:val="333333"/>
+                <w:sz w:val="18"/>
+              </w:rPr>
+              <w:t>Bankas nevykdo veiklos išskirtuose sektoriuose.</w:t>
+            </w:r>
+          </w:p>
+          <w:p>
+            <w:pPr>
+              <w:tabs>
+                <w:tab w:pos="198" w:val="left"/>
+              </w:tabs>
+              <w:spacing w:before="0" w:after="20"/>
+              <w:ind w:left="198" w:hanging="198"/>
+            </w:pPr>
+            <w:r>
+              <w:rPr>
+                <w:b w:val="0"/>
+                <w:color w:val="5F6B7A"/>
+                <w:sz w:val="18"/>
+              </w:rPr>
+              <w:t>•</w:t>
+              <w:tab/>
+            </w:r>
+            <w:r>
+              <w:rPr>
+                <w:b w:val="0"/>
+                <w:color w:val="333333"/>
+                <w:sz w:val="18"/>
+              </w:rPr>
+              <w:t>Atsakingo investavimo reglamentas skelbiamas viešai</w:t>
+            </w:r>
+            <w:hyperlink r:id="rId30">
+              <w:r>
+                <w:rPr>
+                  <w:color w:val="2A78D6"/>
+                  <w:vertAlign w:val="superscript"/>
+                  <w:sz w:val="15"/>
+                </w:rPr>
+                <w:t xml:space="preserve">26</w:t>
+              </w:r>
+            </w:hyperlink>
+            <w:r>
+              <w:rPr>
+                <w:b w:val="0"/>
+                <w:color w:val="333333"/>
+                <w:sz w:val="18"/>
+              </w:rPr>
+              <w:t>.</w:t>
+            </w:r>
+          </w:p>
+        </w:tc>
+      </w:tr>
+    </w:tbl>
+    <w:tbl>
+      <w:tblPr>
+        <w:tblW w:w="9639" w:type="dxa"/>
+        <w:tblBorders>
+          <w:top w:val="nil"/>
+          <w:left w:val="nil"/>
+          <w:bottom w:val="nil"/>
+          <w:right w:val="nil"/>
+          <w:insideH w:val="nil"/>
+          <w:insideV w:val="nil"/>
+        </w:tblBorders>
+        <w:tblLayout w:type="fixed"/>
+        <w:tblCellMar>
+          <w:top w:w="90" w:type="dxa"/>
+          <w:left w:w="0" w:type="dxa"/>
+          <w:bottom w:w="110" w:type="dxa"/>
+          <w:right w:w="0" w:type="dxa"/>
+        </w:tblCellMar>
+        <w:tblLook w:firstColumn="1" w:firstRow="1" w:lastColumn="0" w:lastRow="0" w:noHBand="0" w:noVBand="1" w:val="04A0"/>
+      </w:tblPr>
+      <w:tblGrid>
+        <w:gridCol w:w="340"/>
+        <w:gridCol w:w="9298"/>
+      </w:tblGrid>
+      <w:tr>
+        <w:tc>
+          <w:tcPr>
+            <w:tcW w:type="dxa" w:w="340"/>
+            <w:tcBorders>
+              <w:top w:val="nil"/>
+              <w:left w:val="nil"/>
+              <w:bottom w:val="single" w:sz="4" w:color="E3E8EE" w:space="0"/>
+              <w:right w:val="nil"/>
+            </w:tcBorders>
+          </w:tcPr>
+          <w:p>
+            <w:pPr>
+              <w:spacing w:before="0" w:after="0"/>
+            </w:pPr>
+            <w:r>
+              <w:rPr>
+                <w:rFonts w:ascii="Segoe UI Symbol" w:hAnsi="Segoe UI Symbol"/>
+                <w:b w:val="0"/>
+                <w:color w:val="1B7F3B"/>
+                <w:sz w:val="24"/>
+              </w:rPr>
+              <w:t>☑</w:t>
+            </w:r>
+          </w:p>
+        </w:tc>
+        <w:tc>
+          <w:tcPr>
+            <w:tcW w:type="dxa" w:w="9298"/>
+            <w:tcBorders>
+              <w:top w:val="nil"/>
+              <w:left w:val="nil"/>
+              <w:bottom w:val="single" w:sz="4" w:color="E3E8EE" w:space="0"/>
+              <w:right w:val="nil"/>
+            </w:tcBorders>
+          </w:tcPr>
+          <w:p>
+            <w:pPr>
+              <w:spacing w:before="0" w:after="40"/>
+            </w:pPr>
+            <w:r>
+              <w:rPr>
+                <w:b/>
+                <w:color w:val="1A1A1A"/>
+                <w:sz w:val="19"/>
+              </w:rPr>
+              <w:t>Yes, the company does not have red flag/signal related to controversies based on UN Global Compact, OECD Guidelines for Multinational Enterprises or any other relevant principles/standards</w:t>
+            </w:r>
+          </w:p>
+          <w:p>
+            <w:pPr>
+              <w:tabs>
+                <w:tab w:pos="198" w:val="left"/>
+              </w:tabs>
+              <w:spacing w:before="0" w:after="20"/>
+              <w:ind w:left="198" w:hanging="198"/>
+            </w:pPr>
+            <w:r>
+              <w:rPr>
+                <w:b w:val="0"/>
+                <w:color w:val="5F6B7A"/>
+                <w:sz w:val="18"/>
+              </w:rPr>
+              <w:t>•</w:t>
+              <w:tab/>
+            </w:r>
+            <w:r>
+              <w:rPr>
+                <w:b w:val="0"/>
+                <w:color w:val="333333"/>
+                <w:sz w:val="18"/>
+              </w:rPr>
+              <w:t>Ginčų pagal JT Pasaulinį susitarimą ar EBPO gaires nerasta.</w:t>
+            </w:r>
+          </w:p>
+          <w:p>
+            <w:pPr>
+              <w:tabs>
+                <w:tab w:pos="198" w:val="left"/>
+              </w:tabs>
+              <w:spacing w:before="0" w:after="20"/>
+              <w:ind w:left="198" w:hanging="198"/>
+            </w:pPr>
+            <w:r>
+              <w:rPr>
+                <w:b w:val="0"/>
+                <w:color w:val="5F6B7A"/>
+                <w:sz w:val="18"/>
+              </w:rPr>
+              <w:t>•</w:t>
+              <w:tab/>
+            </w:r>
+            <w:r>
+              <w:rPr>
+                <w:b w:val="0"/>
+                <w:color w:val="333333"/>
+                <w:sz w:val="18"/>
+              </w:rPr>
+              <w:t>2025 m. ir 2026 m. II ketv. bankui ir grupės įmonėms sankcijų netaikyta</w:t>
+            </w:r>
+            <w:hyperlink r:id="rId31">
+              <w:r>
+                <w:rPr>
+                  <w:color w:val="2A78D6"/>
+                  <w:vertAlign w:val="superscript"/>
+                  <w:sz w:val="15"/>
+                </w:rPr>
+                <w:t xml:space="preserve">27</w:t>
+              </w:r>
+            </w:hyperlink>
+            <w:r>
+              <w:rPr>
+                <w:color w:val="2A78D6"/>
+                <w:vertAlign w:val="superscript"/>
+              </w:rPr>
+              <w:t>,</w:t>
+            </w:r>
+            <w:hyperlink r:id="rId32">
+              <w:r>
+                <w:rPr>
+                  <w:color w:val="2A78D6"/>
+                  <w:vertAlign w:val="superscript"/>
+                  <w:sz w:val="15"/>
+                </w:rPr>
+                <w:t xml:space="preserve">28</w:t>
+              </w:r>
+            </w:hyperlink>
+            <w:r>
+              <w:rPr>
+                <w:b w:val="0"/>
+                <w:color w:val="333333"/>
+                <w:sz w:val="18"/>
+              </w:rPr>
+              <w:t>.</w:t>
+            </w:r>
+          </w:p>
+        </w:tc>
+      </w:tr>
+    </w:tbl>
+    <w:tbl>
+      <w:tblPr>
+        <w:tblW w:w="9639" w:type="dxa"/>
+        <w:tblBorders>
+          <w:top w:val="nil"/>
+          <w:left w:val="nil"/>
+          <w:bottom w:val="nil"/>
+          <w:right w:val="nil"/>
+          <w:insideH w:val="nil"/>
+          <w:insideV w:val="nil"/>
+        </w:tblBorders>
+        <w:tblLayout w:type="fixed"/>
+        <w:tblCellMar>
+          <w:top w:w="90" w:type="dxa"/>
+          <w:left w:w="0" w:type="dxa"/>
+          <w:bottom w:w="110" w:type="dxa"/>
+          <w:right w:w="0" w:type="dxa"/>
+        </w:tblCellMar>
+        <w:tblLook w:firstColumn="1" w:firstRow="1" w:lastColumn="0" w:lastRow="0" w:noHBand="0" w:noVBand="1" w:val="04A0"/>
+      </w:tblPr>
+      <w:tblGrid>
+        <w:gridCol w:w="340"/>
+        <w:gridCol w:w="9298"/>
+      </w:tblGrid>
+      <w:tr>
+        <w:tc>
+          <w:tcPr>
+            <w:tcW w:type="dxa" w:w="340"/>
+            <w:tcBorders>
+              <w:top w:val="nil"/>
+              <w:left w:val="nil"/>
+              <w:bottom w:val="single" w:sz="4" w:color="E3E8EE" w:space="0"/>
+              <w:right w:val="nil"/>
+            </w:tcBorders>
+          </w:tcPr>
+          <w:p>
+            <w:pPr>
+              <w:spacing w:before="0" w:after="0"/>
+            </w:pPr>
+            <w:r>
+              <w:rPr>
+                <w:rFonts w:ascii="Segoe UI Symbol" w:hAnsi="Segoe UI Symbol"/>
+                <w:b w:val="0"/>
+                <w:color w:val="1B7F3B"/>
+                <w:sz w:val="24"/>
+              </w:rPr>
+              <w:t>☑</w:t>
+            </w:r>
+          </w:p>
+        </w:tc>
+        <w:tc>
+          <w:tcPr>
+            <w:tcW w:type="dxa" w:w="9298"/>
+            <w:tcBorders>
+              <w:top w:val="nil"/>
+              <w:left w:val="nil"/>
+              <w:bottom w:val="single" w:sz="4" w:color="E3E8EE" w:space="0"/>
+              <w:right w:val="nil"/>
+            </w:tcBorders>
+          </w:tcPr>
+          <w:p>
+            <w:pPr>
+              <w:spacing w:before="0" w:after="40"/>
+            </w:pPr>
+            <w:r>
+              <w:rPr>
+                <w:b/>
+                <w:color w:val="1A1A1A"/>
+                <w:sz w:val="19"/>
+              </w:rPr>
+              <w:t>Yes, the company is not in the list of sanctions (add a screenshot)</w:t>
+            </w:r>
+          </w:p>
+          <w:p>
+            <w:pPr>
+              <w:tabs>
+                <w:tab w:pos="198" w:val="left"/>
+              </w:tabs>
+              <w:spacing w:before="0" w:after="20"/>
+              <w:ind w:left="198" w:hanging="198"/>
+            </w:pPr>
+            <w:r>
+              <w:rPr>
+                <w:b w:val="0"/>
+                <w:color w:val="5F6B7A"/>
+                <w:sz w:val="18"/>
+              </w:rPr>
+              <w:t>•</w:t>
+              <w:tab/>
+            </w:r>
+            <w:r>
+              <w:rPr>
+                <w:b w:val="0"/>
+                <w:color w:val="333333"/>
+                <w:sz w:val="18"/>
+              </w:rPr>
+              <w:t>Nerasta EU, UN, UK, US OFAC konsoliduotuose sankcijų sąrašuose (automatinė patikra 2026-10-22).</w:t>
+            </w:r>
+          </w:p>
+        </w:tc>
+      </w:tr>
+    </w:tbl>
+    <w:tbl>
+      <w:tblPr>
+        <w:tblW w:w="9639" w:type="dxa"/>
+        <w:tblBorders>
+          <w:top w:val="nil"/>
+          <w:left w:val="nil"/>
+          <w:bottom w:val="nil"/>
+          <w:right w:val="nil"/>
+          <w:insideH w:val="nil"/>
+          <w:insideV w:val="nil"/>
+        </w:tblBorders>
+        <w:tblLayout w:type="fixed"/>
+        <w:tblCellMar>
+          <w:top w:w="90" w:type="dxa"/>
+          <w:left w:w="0" w:type="dxa"/>
+          <w:bottom w:w="110" w:type="dxa"/>
+          <w:right w:w="0" w:type="dxa"/>
+        </w:tblCellMar>
+        <w:tblLook w:firstColumn="1" w:firstRow="1" w:lastColumn="0" w:lastRow="0" w:noHBand="0" w:noVBand="1" w:val="04A0"/>
+      </w:tblPr>
+      <w:tblGrid>
+        <w:gridCol w:w="340"/>
+        <w:gridCol w:w="9298"/>
+      </w:tblGrid>
+      <w:tr>
+        <w:tc>
+          <w:tcPr>
+            <w:tcW w:type="dxa" w:w="340"/>
+            <w:tcBorders>
+              <w:top w:val="nil"/>
+              <w:left w:val="nil"/>
+              <w:bottom w:val="single" w:sz="4" w:color="E3E8EE" w:space="0"/>
+              <w:right w:val="nil"/>
+            </w:tcBorders>
+          </w:tcPr>
+          <w:p>
+            <w:pPr>
+              <w:spacing w:before="0" w:after="0"/>
+            </w:pPr>
+            <w:r>
+              <w:rPr>
+                <w:rFonts w:ascii="Segoe UI Symbol" w:hAnsi="Segoe UI Symbol"/>
+                <w:b w:val="0"/>
+                <w:color w:val="1B7F3B"/>
+                <w:sz w:val="24"/>
+              </w:rPr>
+              <w:t>☑</w:t>
+            </w:r>
+          </w:p>
+        </w:tc>
+        <w:tc>
+          <w:tcPr>
+            <w:tcW w:type="dxa" w:w="9298"/>
+            <w:tcBorders>
+              <w:top w:val="nil"/>
+              <w:left w:val="nil"/>
+              <w:bottom w:val="single" w:sz="4" w:color="E3E8EE" w:space="0"/>
+              <w:right w:val="nil"/>
+            </w:tcBorders>
+          </w:tcPr>
+          <w:p>
+            <w:pPr>
+              <w:spacing w:before="0" w:after="40"/>
+            </w:pPr>
+            <w:r>
+              <w:rPr>
+                <w:b/>
+                <w:color w:val="1A1A1A"/>
+                <w:sz w:val="19"/>
+              </w:rPr>
+              <w:t>Yes, issues were not identified from adverse media checks (add a screenshot)</w:t>
+            </w:r>
+          </w:p>
+          <w:p>
+            <w:pPr>
+              <w:tabs>
+                <w:tab w:pos="198" w:val="left"/>
+              </w:tabs>
+              <w:spacing w:before="0" w:after="20"/>
+              <w:ind w:left="198" w:hanging="198"/>
+            </w:pPr>
+            <w:r>
+              <w:rPr>
+                <w:b w:val="0"/>
+                <w:color w:val="5F6B7A"/>
+                <w:sz w:val="18"/>
+              </w:rPr>
+              <w:t>•</w:t>
+              <w:tab/>
+            </w:r>
+            <w:r>
+              <w:rPr>
+                <w:b w:val="0"/>
+                <w:color w:val="333333"/>
+                <w:sz w:val="18"/>
+              </w:rPr>
+              <w:t>Neigiamų naujienų nerasta (paieška lietuvių ir anglų k., 2026-10-22).</w:t>
+            </w:r>
+          </w:p>
+          <w:p>
+            <w:pPr>
+              <w:tabs>
+                <w:tab w:pos="198" w:val="left"/>
+              </w:tabs>
+              <w:spacing w:before="0" w:after="20"/>
+              <w:ind w:left="198" w:hanging="198"/>
+            </w:pPr>
+            <w:r>
+              <w:rPr>
+                <w:b w:val="0"/>
+                <w:color w:val="5F6B7A"/>
+                <w:sz w:val="18"/>
+              </w:rPr>
+              <w:t>•</w:t>
+              <w:tab/>
+            </w:r>
+            <w:r>
+              <w:rPr>
+                <w:b w:val="0"/>
+                <w:color w:val="333333"/>
+                <w:sz w:val="18"/>
+              </w:rPr>
+              <w:t>Daugiausia naujienų – apie Tesonet akcijų įsigijimą ir vadovų pasikeitimus.</w:t>
+            </w:r>
+          </w:p>
+          <w:p>
+            <w:pPr>
+              <w:tabs>
+                <w:tab w:pos="198" w:val="left"/>
+              </w:tabs>
+              <w:spacing w:before="0" w:after="20"/>
+              <w:ind w:left="198" w:hanging="198"/>
+            </w:pPr>
+            <w:r>
+              <w:rPr>
+                <w:b w:val="0"/>
+                <w:color w:val="5F6B7A"/>
+                <w:sz w:val="18"/>
+              </w:rPr>
+              <w:t>•</w:t>
+              <w:tab/>
+            </w:r>
+            <w:r>
+              <w:rPr>
+                <w:b w:val="0"/>
+                <w:color w:val="333333"/>
+                <w:sz w:val="18"/>
+              </w:rPr>
+              <w:t>Naujienų suvestinė 2026-07-24 – 2026-10-22: 5 pranešimų, iš jų su neigiamu žodžiu antraštėje – 0 (plačiau – skiltyje „Ką rašo spauda“).</w:t>
+            </w:r>
+          </w:p>
+        </w:tc>
+      </w:tr>
+    </w:tbl>
     <w:p>
       <w:pPr>
-        <w:spacing w:before="80" w:after="20"/>
+        <w:spacing w:before="120" w:after="40"/>
       </w:pPr>
       <w:r>
         <w:rPr>
-          <w:sz w:val="24"/>
-        </w:rPr>
-        <w:t xml:space="preserve">☑ </w:t>
-      </w:r>
-      <w:r>
-        <w:t>Yes, the company is not involved in excluded sectors: controversial and nuclear weapons, tobacco, gambling and restricted sectors in fossil fuel</w:t>
-      </w:r>
-    </w:p>
-    <w:p>
-      <w:pPr>
-        <w:spacing w:after="0"/>
-        <w:ind w:left="510" w:hanging="198"/>
-      </w:pPr>
-      <w:r>
-        <w:rPr>
-          <w:sz w:val="19"/>
-        </w:rPr>
-        <w:t xml:space="preserve">•  </w:t>
-      </w:r>
-      <w:r>
-        <w:rPr>
-          <w:b w:val="0"/>
+          <w:i/>
           <w:color w:val="333333"/>
-          <w:sz w:val="19"/>
-        </w:rPr>
-        <w:t>Bankas nevykdo veiklos išskirtuose sektoriuose.</w:t>
-      </w:r>
-    </w:p>
-    <w:p>
-      <w:pPr>
-        <w:spacing w:after="120"/>
-        <w:ind w:left="510" w:hanging="198"/>
-      </w:pPr>
-      <w:r>
-        <w:rPr>
-          <w:sz w:val="19"/>
-        </w:rPr>
-        <w:t xml:space="preserve">•  </w:t>
-      </w:r>
-      <w:r>
-        <w:rPr>
-          <w:b w:val="0"/>
-          <w:color w:val="333333"/>
-          <w:sz w:val="19"/>
-        </w:rPr>
-        <w:t>Atsakingo investavimo reglamentas skelbiamas viešai</w:t>
-      </w:r>
-      <w:hyperlink r:id="rId27">
-        <w:r>
-          <w:rPr>
-            <w:color w:val="2A78D6"/>
-            <w:vertAlign w:val="superscript"/>
-            <w:sz w:val="16"/>
-          </w:rPr>
-          <w:t xml:space="preserve">26</w:t>
-        </w:r>
-      </w:hyperlink>
-      <w:r>
-        <w:rPr>
-          <w:b w:val="0"/>
-          <w:color w:val="333333"/>
-          <w:sz w:val="19"/>
-        </w:rPr>
-        <w:t>.</w:t>
-      </w:r>
-    </w:p>
-    <w:p>
-      <w:pPr>
-        <w:spacing w:before="80" w:after="20"/>
-      </w:pPr>
-      <w:r>
-        <w:rPr>
-          <w:sz w:val="24"/>
-        </w:rPr>
-        <w:t xml:space="preserve">☑ </w:t>
-      </w:r>
-      <w:r>
-        <w:t>Yes, the company does not have red flag/signal related to controversies based on UN Global Compact, OECD Guidelines for Multinational Enterprises or any other relevant principles/standards</w:t>
-      </w:r>
-    </w:p>
-    <w:p>
-      <w:pPr>
-        <w:spacing w:after="0"/>
-        <w:ind w:left="510" w:hanging="198"/>
-      </w:pPr>
-      <w:r>
-        <w:rPr>
-          <w:sz w:val="19"/>
-        </w:rPr>
-        <w:t xml:space="preserve">•  </w:t>
-      </w:r>
-      <w:r>
-        <w:rPr>
-          <w:b w:val="0"/>
-          <w:color w:val="333333"/>
-          <w:sz w:val="19"/>
-        </w:rPr>
-        <w:t>Ginčų pagal JT Pasaulinį susitarimą ar EBPO gaires nerasta.</w:t>
-      </w:r>
-    </w:p>
-    <w:p>
-      <w:pPr>
-        <w:spacing w:after="0"/>
-        <w:ind w:left="510" w:hanging="198"/>
-      </w:pPr>
-      <w:r>
-        <w:rPr>
-          <w:sz w:val="19"/>
-        </w:rPr>
-        <w:t xml:space="preserve">•  </w:t>
-      </w:r>
-      <w:r>
-        <w:rPr>
-          <w:b w:val="0"/>
-          <w:color w:val="333333"/>
-          <w:sz w:val="19"/>
-        </w:rPr>
-        <w:t>2025 m. ir 2026 m.</w:t>
-      </w:r>
-    </w:p>
-    <w:p>
-      <w:pPr>
-        <w:spacing w:after="120"/>
-        <w:ind w:left="510" w:hanging="198"/>
-      </w:pPr>
-      <w:r>
-        <w:rPr>
-          <w:sz w:val="19"/>
-        </w:rPr>
-        <w:t xml:space="preserve">•  </w:t>
-      </w:r>
-      <w:r>
-        <w:rPr>
-          <w:b w:val="0"/>
-          <w:color w:val="333333"/>
-          <w:sz w:val="19"/>
-        </w:rPr>
-        <w:t>II ketv. bankui ir grupės įmonėms sankcijų netaikyta</w:t>
-      </w:r>
-      <w:hyperlink r:id="rId28">
-        <w:r>
-          <w:rPr>
-            <w:color w:val="2A78D6"/>
-            <w:vertAlign w:val="superscript"/>
-            <w:sz w:val="16"/>
-          </w:rPr>
-          <w:t xml:space="preserve">27</w:t>
-        </w:r>
-      </w:hyperlink>
-      <w:r>
-        <w:rPr>
-          <w:color w:val="2A78D6"/>
-          <w:vertAlign w:val="superscript"/>
-        </w:rPr>
-        <w:t>,</w:t>
-      </w:r>
-      <w:hyperlink r:id="rId29">
-        <w:r>
-          <w:rPr>
-            <w:color w:val="2A78D6"/>
-            <w:vertAlign w:val="superscript"/>
-            <w:sz w:val="16"/>
-          </w:rPr>
-          <w:t xml:space="preserve">28</w:t>
-        </w:r>
-      </w:hyperlink>
-      <w:r>
-        <w:rPr>
-          <w:b w:val="0"/>
-          <w:color w:val="333333"/>
-          <w:sz w:val="19"/>
-        </w:rPr>
-        <w:t>.</w:t>
-      </w:r>
-    </w:p>
-    <w:p>
-      <w:pPr>
-        <w:spacing w:before="80" w:after="20"/>
-      </w:pPr>
-      <w:r>
-        <w:rPr>
-          <w:sz w:val="24"/>
-        </w:rPr>
-        <w:t xml:space="preserve">☑ </w:t>
-      </w:r>
-      <w:r>
-        <w:t>Yes, the company is not in the list of sanctions (add a screenshot)</w:t>
-      </w:r>
-    </w:p>
-    <w:p>
-      <w:pPr>
-        <w:spacing w:after="120"/>
-        <w:ind w:left="510" w:hanging="198"/>
-      </w:pPr>
-      <w:r>
-        <w:rPr>
-          <w:sz w:val="19"/>
-        </w:rPr>
-        <w:t xml:space="preserve">•  </w:t>
-      </w:r>
-      <w:r>
-        <w:rPr>
-          <w:b w:val="0"/>
-          <w:color w:val="333333"/>
-          <w:sz w:val="19"/>
-        </w:rPr>
-        <w:t>Nerasta EU, UN, UK, US OFAC konsoliduotuose sankcijų sąrašuose (automatinė patikra 2026-10-22).</w:t>
-      </w:r>
-    </w:p>
-    <w:p>
-      <w:pPr>
-        <w:spacing w:before="80" w:after="20"/>
-      </w:pPr>
-      <w:r>
-        <w:rPr>
-          <w:sz w:val="24"/>
-        </w:rPr>
-        <w:t xml:space="preserve">☑ </w:t>
-      </w:r>
-      <w:r>
-        <w:t>Yes, issues were not identified from adverse media checks (add a screenshot)</w:t>
-      </w:r>
-    </w:p>
-    <w:p>
-      <w:pPr>
-        <w:spacing w:after="0"/>
-        <w:ind w:left="510" w:hanging="198"/>
-      </w:pPr>
-      <w:r>
-        <w:rPr>
-          <w:sz w:val="19"/>
-        </w:rPr>
-        <w:t xml:space="preserve">•  </w:t>
-      </w:r>
-      <w:r>
-        <w:rPr>
-          <w:b w:val="0"/>
-          <w:color w:val="333333"/>
-          <w:sz w:val="19"/>
-        </w:rPr>
-        <w:t>Neigiamų naujienų nerasta (paieška lietuvių ir anglų k., 2026-10-22).</w:t>
-      </w:r>
-    </w:p>
-    <w:p>
-      <w:pPr>
-        <w:spacing w:after="120"/>
-        <w:ind w:left="510" w:hanging="198"/>
-      </w:pPr>
-      <w:r>
-        <w:rPr>
-          <w:sz w:val="19"/>
-        </w:rPr>
-        <w:t xml:space="preserve">•  </w:t>
-      </w:r>
-      <w:r>
-        <w:rPr>
-          <w:b w:val="0"/>
-          <w:color w:val="333333"/>
-          <w:sz w:val="19"/>
-        </w:rPr>
-        <w:t>Daugiausia naujienų – apie Tesonet akcijų įsigijimą ir vadovų pasikeitimus.</w:t>
-      </w:r>
-    </w:p>
-    <w:p>
-      <w:r>
-        <w:rPr>
-          <w:i/>
-          <w:sz w:val="19"/>
+          <w:sz w:val="18"/>
         </w:rPr>
         <w:t>In case any red flags, risks, unclarities were identified then additional checks (sanctions screening and adverse media checks) on the company’s Ultimate Beneficial Owners and/or senior management shall be performed.</w:t>
       </w:r>
     </w:p>
     <w:p>
       <w:pPr>
-        <w:spacing w:before="80"/>
+        <w:spacing w:before="120" w:after="40"/>
       </w:pPr>
       <w:r>
         <w:rPr>
           <w:b/>
+          <w:sz w:val="19"/>
         </w:rPr>
         <w:t xml:space="preserve">Additional comments: </w:t>
       </w:r>
     </w:p>
     <w:p>
       <w:pPr>
-        <w:spacing w:before="160"/>
+        <w:keepNext/>
+        <w:shd w:val="clear" w:color="auto" w:fill="EAF1F8"/>
+        <w:spacing w:before="200" w:after="80"/>
+        <w:ind w:left="85"/>
       </w:pPr>
       <w:r>
         <w:rPr>
           <w:b/>
-          <w:sz w:val="22"/>
+          <w:caps/>
+          <w:color w:val="1F4E79"/>
+          <w:sz w:val="19"/>
         </w:rPr>
         <w:t>ESG integration and positive screening (positive answers imply higher allocation)</w:t>
       </w:r>
     </w:p>
+    <w:tbl>
+      <w:tblPr>
+        <w:tblW w:w="9639" w:type="dxa"/>
+        <w:tblBorders>
+          <w:top w:val="nil"/>
+          <w:left w:val="nil"/>
+          <w:bottom w:val="nil"/>
+          <w:right w:val="nil"/>
+          <w:insideH w:val="nil"/>
+          <w:insideV w:val="nil"/>
+        </w:tblBorders>
+        <w:tblLayout w:type="fixed"/>
+        <w:tblCellMar>
+          <w:top w:w="90" w:type="dxa"/>
+          <w:left w:w="0" w:type="dxa"/>
+          <w:bottom w:w="110" w:type="dxa"/>
+          <w:right w:w="0" w:type="dxa"/>
+        </w:tblCellMar>
+        <w:tblLook w:firstColumn="1" w:firstRow="1" w:lastColumn="0" w:lastRow="0" w:noHBand="0" w:noVBand="1" w:val="04A0"/>
+      </w:tblPr>
+      <w:tblGrid>
+        <w:gridCol w:w="340"/>
+        <w:gridCol w:w="9298"/>
+      </w:tblGrid>
+      <w:tr>
+        <w:tc>
+          <w:tcPr>
+            <w:tcW w:type="dxa" w:w="340"/>
+            <w:tcBorders>
+              <w:top w:val="nil"/>
+              <w:left w:val="nil"/>
+              <w:bottom w:val="single" w:sz="4" w:color="E3E8EE" w:space="0"/>
+              <w:right w:val="nil"/>
+            </w:tcBorders>
+          </w:tcPr>
+          <w:p>
+            <w:pPr>
+              <w:spacing w:before="0" w:after="0"/>
+            </w:pPr>
+            <w:r>
+              <w:rPr>
+                <w:rFonts w:ascii="Segoe UI Symbol" w:hAnsi="Segoe UI Symbol"/>
+                <w:b w:val="0"/>
+                <w:color w:val="1B7F3B"/>
+                <w:sz w:val="24"/>
+              </w:rPr>
+              <w:t>☑</w:t>
+            </w:r>
+          </w:p>
+        </w:tc>
+        <w:tc>
+          <w:tcPr>
+            <w:tcW w:type="dxa" w:w="9298"/>
+            <w:tcBorders>
+              <w:top w:val="nil"/>
+              <w:left w:val="nil"/>
+              <w:bottom w:val="single" w:sz="4" w:color="E3E8EE" w:space="0"/>
+              <w:right w:val="nil"/>
+            </w:tcBorders>
+          </w:tcPr>
+          <w:p>
+            <w:pPr>
+              <w:spacing w:before="0" w:after="40"/>
+            </w:pPr>
+            <w:r>
+              <w:rPr>
+                <w:b/>
+                <w:color w:val="1A1A1A"/>
+                <w:sz w:val="19"/>
+              </w:rPr>
+              <w:t>Yes, the company is promoting environmental or social characteristics (activities, ESG policy, good ESG rating, etc)</w:t>
+            </w:r>
+          </w:p>
+          <w:p>
+            <w:pPr>
+              <w:tabs>
+                <w:tab w:pos="198" w:val="left"/>
+              </w:tabs>
+              <w:spacing w:before="0" w:after="20"/>
+              <w:ind w:left="198" w:hanging="198"/>
+            </w:pPr>
+            <w:r>
+              <w:rPr>
+                <w:b w:val="0"/>
+                <w:color w:val="5F6B7A"/>
+                <w:sz w:val="18"/>
+              </w:rPr>
+              <w:t>•</w:t>
+              <w:tab/>
+            </w:r>
+            <w:r>
+              <w:rPr>
+                <w:b w:val="0"/>
+                <w:color w:val="333333"/>
+                <w:sz w:val="18"/>
+              </w:rPr>
+              <w:t>Tvaraus finansavimo plėtra – viena 2026 m. prioritetų</w:t>
+            </w:r>
+            <w:hyperlink r:id="rId28">
+              <w:r>
+                <w:rPr>
+                  <w:color w:val="2A78D6"/>
+                  <w:vertAlign w:val="superscript"/>
+                  <w:sz w:val="15"/>
+                </w:rPr>
+                <w:t xml:space="preserve">23</w:t>
+              </w:r>
+            </w:hyperlink>
+          </w:p>
+          <w:p>
+            <w:pPr>
+              <w:tabs>
+                <w:tab w:pos="198" w:val="left"/>
+              </w:tabs>
+              <w:spacing w:before="0" w:after="20"/>
+              <w:ind w:left="198" w:hanging="198"/>
+            </w:pPr>
+            <w:r>
+              <w:rPr>
+                <w:b w:val="0"/>
+                <w:color w:val="5F6B7A"/>
+                <w:sz w:val="18"/>
+              </w:rPr>
+              <w:t>•</w:t>
+              <w:tab/>
+            </w:r>
+            <w:r>
+              <w:rPr>
+                <w:b w:val="0"/>
+                <w:color w:val="333333"/>
+                <w:sz w:val="18"/>
+              </w:rPr>
+              <w:t>Planuojamas „Artea Retrofit Fund 3“ (625 mln. EUR) pastatų renovacijai</w:t>
+            </w:r>
+            <w:hyperlink r:id="rId25">
+              <w:r>
+                <w:rPr>
+                  <w:color w:val="2A78D6"/>
+                  <w:vertAlign w:val="superscript"/>
+                  <w:sz w:val="15"/>
+                </w:rPr>
+                <w:t xml:space="preserve">20</w:t>
+              </w:r>
+            </w:hyperlink>
+            <w:r>
+              <w:rPr>
+                <w:b w:val="0"/>
+                <w:color w:val="333333"/>
+                <w:sz w:val="18"/>
+              </w:rPr>
+              <w:t>.</w:t>
+            </w:r>
+          </w:p>
+        </w:tc>
+      </w:tr>
+    </w:tbl>
+    <w:tbl>
+      <w:tblPr>
+        <w:tblW w:w="9639" w:type="dxa"/>
+        <w:tblBorders>
+          <w:top w:val="nil"/>
+          <w:left w:val="nil"/>
+          <w:bottom w:val="nil"/>
+          <w:right w:val="nil"/>
+          <w:insideH w:val="nil"/>
+          <w:insideV w:val="nil"/>
+        </w:tblBorders>
+        <w:tblLayout w:type="fixed"/>
+        <w:tblCellMar>
+          <w:top w:w="90" w:type="dxa"/>
+          <w:left w:w="0" w:type="dxa"/>
+          <w:bottom w:w="110" w:type="dxa"/>
+          <w:right w:w="0" w:type="dxa"/>
+        </w:tblCellMar>
+        <w:tblLook w:firstColumn="1" w:firstRow="1" w:lastColumn="0" w:lastRow="0" w:noHBand="0" w:noVBand="1" w:val="04A0"/>
+      </w:tblPr>
+      <w:tblGrid>
+        <w:gridCol w:w="340"/>
+        <w:gridCol w:w="9298"/>
+      </w:tblGrid>
+      <w:tr>
+        <w:tc>
+          <w:tcPr>
+            <w:tcW w:type="dxa" w:w="340"/>
+            <w:tcBorders>
+              <w:top w:val="nil"/>
+              <w:left w:val="nil"/>
+              <w:bottom w:val="single" w:sz="4" w:color="E3E8EE" w:space="0"/>
+              <w:right w:val="nil"/>
+            </w:tcBorders>
+          </w:tcPr>
+          <w:p>
+            <w:pPr>
+              <w:spacing w:before="0" w:after="0"/>
+            </w:pPr>
+            <w:r>
+              <w:rPr>
+                <w:rFonts w:ascii="Segoe UI Symbol" w:hAnsi="Segoe UI Symbol"/>
+                <w:b w:val="0"/>
+                <w:color w:val="1B7F3B"/>
+                <w:sz w:val="24"/>
+              </w:rPr>
+              <w:t>☑</w:t>
+            </w:r>
+          </w:p>
+        </w:tc>
+        <w:tc>
+          <w:tcPr>
+            <w:tcW w:type="dxa" w:w="9298"/>
+            <w:tcBorders>
+              <w:top w:val="nil"/>
+              <w:left w:val="nil"/>
+              <w:bottom w:val="single" w:sz="4" w:color="E3E8EE" w:space="0"/>
+              <w:right w:val="nil"/>
+            </w:tcBorders>
+          </w:tcPr>
+          <w:p>
+            <w:pPr>
+              <w:spacing w:before="0" w:after="40"/>
+            </w:pPr>
+            <w:r>
+              <w:rPr>
+                <w:b/>
+                <w:color w:val="1A1A1A"/>
+                <w:sz w:val="19"/>
+              </w:rPr>
+              <w:t>Yes, the activities of the company or it’s strategy is aligned with the taxonomy and/or Paris agreement targets (e.g. net zero commitment)</w:t>
+            </w:r>
+          </w:p>
+          <w:p>
+            <w:pPr>
+              <w:tabs>
+                <w:tab w:pos="198" w:val="left"/>
+              </w:tabs>
+              <w:spacing w:before="0" w:after="20"/>
+              <w:ind w:left="198" w:hanging="198"/>
+            </w:pPr>
+            <w:r>
+              <w:rPr>
+                <w:b w:val="0"/>
+                <w:color w:val="5F6B7A"/>
+                <w:sz w:val="18"/>
+              </w:rPr>
+              <w:t>•</w:t>
+              <w:tab/>
+            </w:r>
+            <w:r>
+              <w:rPr>
+                <w:b w:val="0"/>
+                <w:color w:val="333333"/>
+                <w:sz w:val="18"/>
+              </w:rPr>
+              <w:t>Įsipareigojimas kartu su ES siekti klimato neutralumo iki 2050 m. pagal Paryžiaus susitarimą</w:t>
+            </w:r>
+            <w:hyperlink r:id="rId30">
+              <w:r>
+                <w:rPr>
+                  <w:color w:val="2A78D6"/>
+                  <w:vertAlign w:val="superscript"/>
+                  <w:sz w:val="15"/>
+                </w:rPr>
+                <w:t xml:space="preserve">26</w:t>
+              </w:r>
+            </w:hyperlink>
+            <w:r>
+              <w:rPr>
+                <w:b w:val="0"/>
+                <w:color w:val="333333"/>
+                <w:sz w:val="18"/>
+              </w:rPr>
+              <w:t>.</w:t>
+            </w:r>
+          </w:p>
+        </w:tc>
+      </w:tr>
+    </w:tbl>
+    <w:tbl>
+      <w:tblPr>
+        <w:tblW w:w="9639" w:type="dxa"/>
+        <w:tblBorders>
+          <w:top w:val="nil"/>
+          <w:left w:val="nil"/>
+          <w:bottom w:val="nil"/>
+          <w:right w:val="nil"/>
+          <w:insideH w:val="nil"/>
+          <w:insideV w:val="nil"/>
+        </w:tblBorders>
+        <w:tblLayout w:type="fixed"/>
+        <w:tblCellMar>
+          <w:top w:w="90" w:type="dxa"/>
+          <w:left w:w="0" w:type="dxa"/>
+          <w:bottom w:w="110" w:type="dxa"/>
+          <w:right w:w="0" w:type="dxa"/>
+        </w:tblCellMar>
+        <w:tblLook w:firstColumn="1" w:firstRow="1" w:lastColumn="0" w:lastRow="0" w:noHBand="0" w:noVBand="1" w:val="04A0"/>
+      </w:tblPr>
+      <w:tblGrid>
+        <w:gridCol w:w="340"/>
+        <w:gridCol w:w="9298"/>
+      </w:tblGrid>
+      <w:tr>
+        <w:tc>
+          <w:tcPr>
+            <w:tcW w:type="dxa" w:w="340"/>
+            <w:tcBorders>
+              <w:top w:val="nil"/>
+              <w:left w:val="nil"/>
+              <w:bottom w:val="single" w:sz="4" w:color="E3E8EE" w:space="0"/>
+              <w:right w:val="nil"/>
+            </w:tcBorders>
+          </w:tcPr>
+          <w:p>
+            <w:pPr>
+              <w:spacing w:before="0" w:after="0"/>
+            </w:pPr>
+            <w:r>
+              <w:rPr>
+                <w:rFonts w:ascii="Segoe UI Symbol" w:hAnsi="Segoe UI Symbol"/>
+                <w:b w:val="0"/>
+                <w:color w:val="1B7F3B"/>
+                <w:sz w:val="24"/>
+              </w:rPr>
+              <w:t>☑</w:t>
+            </w:r>
+          </w:p>
+        </w:tc>
+        <w:tc>
+          <w:tcPr>
+            <w:tcW w:type="dxa" w:w="9298"/>
+            <w:tcBorders>
+              <w:top w:val="nil"/>
+              <w:left w:val="nil"/>
+              <w:bottom w:val="single" w:sz="4" w:color="E3E8EE" w:space="0"/>
+              <w:right w:val="nil"/>
+            </w:tcBorders>
+          </w:tcPr>
+          <w:p>
+            <w:pPr>
+              <w:spacing w:before="0" w:after="40"/>
+            </w:pPr>
+            <w:r>
+              <w:rPr>
+                <w:b/>
+                <w:color w:val="1A1A1A"/>
+                <w:sz w:val="19"/>
+              </w:rPr>
+              <w:t>Yes, the company does not have yellow flag/signal related to controversies based on UN Global Compact or any other relevant principles/standards</w:t>
+            </w:r>
+          </w:p>
+          <w:p>
+            <w:pPr>
+              <w:tabs>
+                <w:tab w:pos="198" w:val="left"/>
+              </w:tabs>
+              <w:spacing w:before="0" w:after="20"/>
+              <w:ind w:left="198" w:hanging="198"/>
+            </w:pPr>
+            <w:r>
+              <w:rPr>
+                <w:b w:val="0"/>
+                <w:color w:val="5F6B7A"/>
+                <w:sz w:val="18"/>
+              </w:rPr>
+              <w:t>•</w:t>
+              <w:tab/>
+            </w:r>
+            <w:r>
+              <w:rPr>
+                <w:b w:val="0"/>
+                <w:color w:val="333333"/>
+                <w:sz w:val="18"/>
+              </w:rPr>
+              <w:t>Geltonų signalų nerasta.</w:t>
+            </w:r>
+          </w:p>
+        </w:tc>
+      </w:tr>
+    </w:tbl>
+    <w:tbl>
+      <w:tblPr>
+        <w:tblW w:w="9639" w:type="dxa"/>
+        <w:tblBorders>
+          <w:top w:val="nil"/>
+          <w:left w:val="nil"/>
+          <w:bottom w:val="nil"/>
+          <w:right w:val="nil"/>
+          <w:insideH w:val="nil"/>
+          <w:insideV w:val="nil"/>
+        </w:tblBorders>
+        <w:tblLayout w:type="fixed"/>
+        <w:tblCellMar>
+          <w:top w:w="90" w:type="dxa"/>
+          <w:left w:w="0" w:type="dxa"/>
+          <w:bottom w:w="110" w:type="dxa"/>
+          <w:right w:w="0" w:type="dxa"/>
+        </w:tblCellMar>
+        <w:tblLook w:firstColumn="1" w:firstRow="1" w:lastColumn="0" w:lastRow="0" w:noHBand="0" w:noVBand="1" w:val="04A0"/>
+      </w:tblPr>
+      <w:tblGrid>
+        <w:gridCol w:w="340"/>
+        <w:gridCol w:w="9298"/>
+      </w:tblGrid>
+      <w:tr>
+        <w:tc>
+          <w:tcPr>
+            <w:tcW w:type="dxa" w:w="340"/>
+            <w:tcBorders>
+              <w:top w:val="nil"/>
+              <w:left w:val="nil"/>
+              <w:bottom w:val="single" w:sz="4" w:color="E3E8EE" w:space="0"/>
+              <w:right w:val="nil"/>
+            </w:tcBorders>
+          </w:tcPr>
+          <w:p>
+            <w:pPr>
+              <w:spacing w:before="0" w:after="0"/>
+            </w:pPr>
+            <w:r>
+              <w:rPr>
+                <w:rFonts w:ascii="Segoe UI Symbol" w:hAnsi="Segoe UI Symbol"/>
+                <w:b w:val="0"/>
+                <w:color w:val="1B7F3B"/>
+                <w:sz w:val="24"/>
+              </w:rPr>
+              <w:t>☑</w:t>
+            </w:r>
+          </w:p>
+        </w:tc>
+        <w:tc>
+          <w:tcPr>
+            <w:tcW w:type="dxa" w:w="9298"/>
+            <w:tcBorders>
+              <w:top w:val="nil"/>
+              <w:left w:val="nil"/>
+              <w:bottom w:val="single" w:sz="4" w:color="E3E8EE" w:space="0"/>
+              <w:right w:val="nil"/>
+            </w:tcBorders>
+          </w:tcPr>
+          <w:p>
+            <w:pPr>
+              <w:spacing w:before="0" w:after="40"/>
+            </w:pPr>
+            <w:r>
+              <w:rPr>
+                <w:b/>
+                <w:color w:val="1A1A1A"/>
+                <w:sz w:val="19"/>
+              </w:rPr>
+              <w:t>Yes, the company fulfills the expectations from SEB thematic and sector policies</w:t>
+            </w:r>
+          </w:p>
+          <w:p>
+            <w:pPr>
+              <w:spacing w:before="40" w:after="0"/>
+            </w:pPr>
+            <w:r>
+              <w:rPr>
+                <w:b/>
+                <w:color w:val="333333"/>
+                <w:sz w:val="18"/>
+              </w:rPr>
+              <w:t>Taikoma</w:t>
+            </w:r>
+          </w:p>
+          <w:p>
+            <w:pPr>
+              <w:tabs>
+                <w:tab w:pos="198" w:val="left"/>
+              </w:tabs>
+              <w:spacing w:before="0" w:after="20"/>
+              <w:ind w:left="198" w:hanging="198"/>
+            </w:pPr>
+            <w:r>
+              <w:rPr>
+                <w:b w:val="0"/>
+                <w:color w:val="5F6B7A"/>
+                <w:sz w:val="18"/>
+              </w:rPr>
+              <w:t>•</w:t>
+              <w:tab/>
+            </w:r>
+            <w:r>
+              <w:rPr>
+                <w:b w:val="0"/>
+                <w:color w:val="333333"/>
+                <w:sz w:val="18"/>
+              </w:rPr>
+              <w:t>SEB neturi bankų sektoriaus politikos, todėl taikoma investicijų politika bei aplinkosaugos ir socialinė / žmogaus teisių politikos</w:t>
+            </w:r>
+            <w:hyperlink r:id="rId33">
+              <w:r>
+                <w:rPr>
+                  <w:color w:val="2A78D6"/>
+                  <w:vertAlign w:val="superscript"/>
+                  <w:sz w:val="15"/>
+                </w:rPr>
+                <w:t xml:space="preserve">29</w:t>
+              </w:r>
+            </w:hyperlink>
+            <w:r>
+              <w:rPr>
+                <w:b w:val="0"/>
+                <w:color w:val="333333"/>
+                <w:sz w:val="18"/>
+              </w:rPr>
+              <w:t>.</w:t>
+            </w:r>
+          </w:p>
+          <w:p>
+            <w:pPr>
+              <w:spacing w:before="40" w:after="0"/>
+            </w:pPr>
+            <w:r>
+              <w:rPr>
+                <w:b/>
+                <w:color w:val="333333"/>
+                <w:sz w:val="18"/>
+              </w:rPr>
+              <w:t>Atitinka</w:t>
+            </w:r>
+          </w:p>
+          <w:p>
+            <w:pPr>
+              <w:tabs>
+                <w:tab w:pos="198" w:val="left"/>
+              </w:tabs>
+              <w:spacing w:before="0" w:after="20"/>
+              <w:ind w:left="198" w:hanging="198"/>
+            </w:pPr>
+            <w:r>
+              <w:rPr>
+                <w:b w:val="0"/>
+                <w:color w:val="5F6B7A"/>
+                <w:sz w:val="18"/>
+              </w:rPr>
+              <w:t>•</w:t>
+              <w:tab/>
+            </w:r>
+            <w:r>
+              <w:rPr>
+                <w:b w:val="0"/>
+                <w:color w:val="333333"/>
+                <w:sz w:val="18"/>
+              </w:rPr>
+              <w:t>Pinigų plovimo prevencijos procedūros, pranešėjų kanalas, tiekėjų elgesio kodeksas, atsakingo investavimo reglamentas</w:t>
+            </w:r>
+            <w:hyperlink r:id="rId30">
+              <w:r>
+                <w:rPr>
+                  <w:color w:val="2A78D6"/>
+                  <w:vertAlign w:val="superscript"/>
+                  <w:sz w:val="15"/>
+                </w:rPr>
+                <w:t xml:space="preserve">26</w:t>
+              </w:r>
+            </w:hyperlink>
+          </w:p>
+          <w:p>
+            <w:pPr>
+              <w:tabs>
+                <w:tab w:pos="198" w:val="left"/>
+              </w:tabs>
+              <w:spacing w:before="0" w:after="20"/>
+              <w:ind w:left="198" w:hanging="198"/>
+            </w:pPr>
+            <w:r>
+              <w:rPr>
+                <w:b w:val="0"/>
+                <w:color w:val="5F6B7A"/>
+                <w:sz w:val="18"/>
+              </w:rPr>
+              <w:t>•</w:t>
+              <w:tab/>
+            </w:r>
+            <w:r>
+              <w:rPr>
+                <w:b w:val="0"/>
+                <w:color w:val="333333"/>
+                <w:sz w:val="18"/>
+              </w:rPr>
+              <w:t>Sankcijų bankui netaikyta</w:t>
+            </w:r>
+            <w:hyperlink r:id="rId32">
+              <w:r>
+                <w:rPr>
+                  <w:color w:val="2A78D6"/>
+                  <w:vertAlign w:val="superscript"/>
+                  <w:sz w:val="15"/>
+                </w:rPr>
+                <w:t xml:space="preserve">28</w:t>
+              </w:r>
+            </w:hyperlink>
+            <w:r>
+              <w:rPr>
+                <w:b w:val="0"/>
+                <w:color w:val="333333"/>
+                <w:sz w:val="18"/>
+              </w:rPr>
+              <w:t>.</w:t>
+            </w:r>
+          </w:p>
+          <w:p>
+            <w:pPr>
+              <w:spacing w:before="40" w:after="0"/>
+            </w:pPr>
+            <w:r>
+              <w:rPr>
+                <w:b/>
+                <w:color w:val="333333"/>
+                <w:sz w:val="18"/>
+              </w:rPr>
+              <w:t>Galėtų būti geriau</w:t>
+            </w:r>
+          </w:p>
+          <w:p>
+            <w:pPr>
+              <w:tabs>
+                <w:tab w:pos="198" w:val="left"/>
+              </w:tabs>
+              <w:spacing w:before="0" w:after="20"/>
+              <w:ind w:left="198" w:hanging="198"/>
+            </w:pPr>
+            <w:r>
+              <w:rPr>
+                <w:b w:val="0"/>
+                <w:color w:val="5F6B7A"/>
+                <w:sz w:val="18"/>
+              </w:rPr>
+              <w:t>•</w:t>
+              <w:tab/>
+            </w:r>
+            <w:r>
+              <w:rPr>
+                <w:b w:val="0"/>
+                <w:color w:val="333333"/>
+                <w:sz w:val="18"/>
+              </w:rPr>
+              <w:t>Finansuojamos emisijos ir tarpiniai klimato tikslai viešai nerasti.</w:t>
+            </w:r>
+          </w:p>
+        </w:tc>
+      </w:tr>
+    </w:tbl>
     <w:p>
       <w:pPr>
-        <w:spacing w:before="80" w:after="20"/>
-      </w:pPr>
-      <w:r>
-        <w:rPr>
-          <w:sz w:val="24"/>
-        </w:rPr>
-        <w:t xml:space="preserve">☑ </w:t>
-      </w:r>
-      <w:r>
-        <w:t>Yes, the company is promoting environmental or social characteristics (activities, ESG policy, good ESG rating, etc)</w:t>
-      </w:r>
-    </w:p>
-    <w:p>
-      <w:pPr>
-        <w:spacing w:after="0"/>
-        <w:ind w:left="510" w:hanging="198"/>
-      </w:pPr>
-      <w:r>
-        <w:rPr>
-          <w:sz w:val="19"/>
-        </w:rPr>
-        <w:t xml:space="preserve">•  </w:t>
-      </w:r>
-      <w:r>
-        <w:rPr>
-          <w:b w:val="0"/>
-          <w:color w:val="333333"/>
-          <w:sz w:val="19"/>
-        </w:rPr>
-        <w:t>Tvaraus finansavimo plėtra – viena 2026 m. prioritetų</w:t>
-      </w:r>
-      <w:hyperlink r:id="rId26">
-        <w:r>
-          <w:rPr>
-            <w:color w:val="2A78D6"/>
-            <w:vertAlign w:val="superscript"/>
-            <w:sz w:val="16"/>
-          </w:rPr>
-          <w:t xml:space="preserve">23</w:t>
-        </w:r>
-      </w:hyperlink>
-    </w:p>
-    <w:p>
-      <w:pPr>
-        <w:spacing w:after="0"/>
-        <w:ind w:left="510" w:hanging="198"/>
-      </w:pPr>
-      <w:r>
-        <w:rPr>
-          <w:sz w:val="19"/>
-        </w:rPr>
-        <w:t xml:space="preserve">•  </w:t>
-      </w:r>
-      <w:r>
-        <w:rPr>
-          <w:b w:val="0"/>
-          <w:color w:val="333333"/>
-          <w:sz w:val="19"/>
-        </w:rPr>
-        <w:t>Planuojamas „Artea Retrofit Fund 3“ (625 mln.</w:t>
-      </w:r>
-    </w:p>
-    <w:p>
-      <w:pPr>
-        <w:spacing w:after="120"/>
-        <w:ind w:left="510" w:hanging="198"/>
-      </w:pPr>
-      <w:r>
-        <w:rPr>
-          <w:sz w:val="19"/>
-        </w:rPr>
-        <w:t xml:space="preserve">•  </w:t>
-      </w:r>
-      <w:r>
-        <w:rPr>
-          <w:b w:val="0"/>
-          <w:color w:val="333333"/>
-          <w:sz w:val="19"/>
-        </w:rPr>
-        <w:t>EUR) pastatų renovacijai</w:t>
-      </w:r>
-      <w:hyperlink r:id="rId23">
-        <w:r>
-          <w:rPr>
-            <w:color w:val="2A78D6"/>
-            <w:vertAlign w:val="superscript"/>
-            <w:sz w:val="16"/>
-          </w:rPr>
-          <w:t xml:space="preserve">20</w:t>
-        </w:r>
-      </w:hyperlink>
-      <w:r>
-        <w:rPr>
-          <w:b w:val="0"/>
-          <w:color w:val="333333"/>
-          <w:sz w:val="19"/>
-        </w:rPr>
-        <w:t>.</w:t>
-      </w:r>
-    </w:p>
-    <w:p>
-      <w:pPr>
-        <w:spacing w:before="80" w:after="20"/>
-      </w:pPr>
-      <w:r>
-        <w:rPr>
-          <w:sz w:val="24"/>
-        </w:rPr>
-        <w:t xml:space="preserve">☑ </w:t>
-      </w:r>
-      <w:r>
-        <w:t>Yes, the activities of the company or it’s strategy is aligned with the taxonomy and/or Paris agreement targets (e.g. net zero commitment)</w:t>
-      </w:r>
-    </w:p>
-    <w:p>
-      <w:pPr>
-        <w:spacing w:after="120"/>
-        <w:ind w:left="510" w:hanging="198"/>
-      </w:pPr>
-      <w:r>
-        <w:rPr>
-          <w:sz w:val="19"/>
-        </w:rPr>
-        <w:t xml:space="preserve">•  </w:t>
-      </w:r>
-      <w:r>
-        <w:rPr>
-          <w:b w:val="0"/>
-          <w:color w:val="333333"/>
-          <w:sz w:val="19"/>
-        </w:rPr>
-        <w:t>Įsipareigojimas kartu su ES siekti klimato neutralumo iki 2050 m. pagal Paryžiaus susitarimą</w:t>
-      </w:r>
-      <w:hyperlink r:id="rId27">
-        <w:r>
-          <w:rPr>
-            <w:color w:val="2A78D6"/>
-            <w:vertAlign w:val="superscript"/>
-            <w:sz w:val="16"/>
-          </w:rPr>
-          <w:t xml:space="preserve">26</w:t>
-        </w:r>
-      </w:hyperlink>
-      <w:r>
-        <w:rPr>
-          <w:b w:val="0"/>
-          <w:color w:val="333333"/>
-          <w:sz w:val="19"/>
-        </w:rPr>
-        <w:t>.</w:t>
-      </w:r>
-    </w:p>
-    <w:p>
-      <w:pPr>
-        <w:spacing w:before="80" w:after="20"/>
-      </w:pPr>
-      <w:r>
-        <w:rPr>
-          <w:sz w:val="24"/>
-        </w:rPr>
-        <w:t xml:space="preserve">☑ </w:t>
-      </w:r>
-      <w:r>
-        <w:t>Yes, the company does not have yellow flag/signal related to controversies based on UN Global Compact or any other relevant principles/standards</w:t>
-      </w:r>
-    </w:p>
-    <w:p>
-      <w:pPr>
-        <w:spacing w:after="120"/>
-        <w:ind w:left="510" w:hanging="198"/>
-      </w:pPr>
-      <w:r>
-        <w:rPr>
-          <w:sz w:val="19"/>
-        </w:rPr>
-        <w:t xml:space="preserve">•  </w:t>
-      </w:r>
-      <w:r>
-        <w:rPr>
-          <w:b w:val="0"/>
-          <w:color w:val="333333"/>
-          <w:sz w:val="19"/>
-        </w:rPr>
-        <w:t>Geltonų signalų nerasta.</w:t>
-      </w:r>
-    </w:p>
-    <w:p>
-      <w:pPr>
-        <w:spacing w:before="80" w:after="20"/>
-      </w:pPr>
-      <w:r>
-        <w:rPr>
-          <w:sz w:val="24"/>
-        </w:rPr>
-        <w:t xml:space="preserve">☑ </w:t>
-      </w:r>
-      <w:r>
-        <w:t>Yes, the company fulfills the expectations from SEB thematic and sector policies</w:t>
-      </w:r>
-    </w:p>
-    <w:p>
-      <w:pPr>
-        <w:spacing w:after="0"/>
-        <w:ind w:left="397"/>
+        <w:spacing w:before="120" w:after="40"/>
       </w:pPr>
       <w:r>
         <w:rPr>
           <w:b/>
-          <w:color w:val="333333"/>
           <w:sz w:val="19"/>
-        </w:rPr>
-        <w:t>Taikoma</w:t>
-      </w:r>
-    </w:p>
-    <w:p>
-      <w:pPr>
-        <w:spacing w:after="0"/>
-        <w:ind w:left="737" w:hanging="198"/>
-      </w:pPr>
-      <w:r>
-        <w:rPr>
-          <w:sz w:val="19"/>
-        </w:rPr>
-        <w:t xml:space="preserve">•  </w:t>
-      </w:r>
-      <w:r>
-        <w:rPr>
-          <w:b w:val="0"/>
-          <w:color w:val="333333"/>
-          <w:sz w:val="19"/>
-        </w:rPr>
-        <w:t>SEB neturi bankų sektoriaus politikos, todėl taikoma investicijų politika bei aplinkosaugos ir socialinė / žmogaus teisių politikos</w:t>
-      </w:r>
-      <w:hyperlink r:id="rId30">
-        <w:r>
-          <w:rPr>
-            <w:color w:val="2A78D6"/>
-            <w:vertAlign w:val="superscript"/>
-            <w:sz w:val="16"/>
-          </w:rPr>
-          <w:t xml:space="preserve">29</w:t>
-        </w:r>
-      </w:hyperlink>
-      <w:r>
-        <w:rPr>
-          <w:b w:val="0"/>
-          <w:color w:val="333333"/>
-          <w:sz w:val="19"/>
-        </w:rPr>
-        <w:t>.</w:t>
-      </w:r>
-    </w:p>
-    <w:p>
-      <w:pPr>
-        <w:spacing w:after="0"/>
-        <w:ind w:left="397"/>
-      </w:pPr>
-      <w:r>
-        <w:rPr>
-          <w:b/>
-          <w:color w:val="333333"/>
-          <w:sz w:val="19"/>
-        </w:rPr>
-        <w:t>Atitinka</w:t>
-      </w:r>
-    </w:p>
-    <w:p>
-      <w:pPr>
-        <w:spacing w:after="0"/>
-        <w:ind w:left="737" w:hanging="198"/>
-      </w:pPr>
-      <w:r>
-        <w:rPr>
-          <w:sz w:val="19"/>
-        </w:rPr>
-        <w:t xml:space="preserve">•  </w:t>
-      </w:r>
-      <w:r>
-        <w:rPr>
-          <w:b w:val="0"/>
-          <w:color w:val="333333"/>
-          <w:sz w:val="19"/>
-        </w:rPr>
-        <w:t>Pinigų plovimo prevencijos procedūros, pranešėjų kanalas, tiekėjų elgesio kodeksas, atsakingo investavimo reglamentas</w:t>
-      </w:r>
-      <w:hyperlink r:id="rId27">
-        <w:r>
-          <w:rPr>
-            <w:color w:val="2A78D6"/>
-            <w:vertAlign w:val="superscript"/>
-            <w:sz w:val="16"/>
-          </w:rPr>
-          <w:t xml:space="preserve">26</w:t>
-        </w:r>
-      </w:hyperlink>
-    </w:p>
-    <w:p>
-      <w:pPr>
-        <w:spacing w:after="0"/>
-        <w:ind w:left="737" w:hanging="198"/>
-      </w:pPr>
-      <w:r>
-        <w:rPr>
-          <w:sz w:val="19"/>
-        </w:rPr>
-        <w:t xml:space="preserve">•  </w:t>
-      </w:r>
-      <w:r>
-        <w:rPr>
-          <w:b w:val="0"/>
-          <w:color w:val="333333"/>
-          <w:sz w:val="19"/>
-        </w:rPr>
-        <w:t>Sankcijų bankui netaikyta</w:t>
-      </w:r>
-      <w:hyperlink r:id="rId29">
-        <w:r>
-          <w:rPr>
-            <w:color w:val="2A78D6"/>
-            <w:vertAlign w:val="superscript"/>
-            <w:sz w:val="16"/>
-          </w:rPr>
-          <w:t xml:space="preserve">28</w:t>
-        </w:r>
-      </w:hyperlink>
-      <w:r>
-        <w:rPr>
-          <w:b w:val="0"/>
-          <w:color w:val="333333"/>
-          <w:sz w:val="19"/>
-        </w:rPr>
-        <w:t>.</w:t>
-      </w:r>
-    </w:p>
-    <w:p>
-      <w:pPr>
-        <w:spacing w:after="0"/>
-        <w:ind w:left="397"/>
-      </w:pPr>
-      <w:r>
-        <w:rPr>
-          <w:b/>
-          <w:color w:val="333333"/>
-          <w:sz w:val="19"/>
-        </w:rPr>
-        <w:t>Galėtų būti geriau</w:t>
-      </w:r>
-    </w:p>
-    <w:p>
-      <w:pPr>
-        <w:spacing w:after="120"/>
-        <w:ind w:left="737" w:hanging="198"/>
-      </w:pPr>
-      <w:r>
-        <w:rPr>
-          <w:sz w:val="19"/>
-        </w:rPr>
-        <w:t xml:space="preserve">•  </w:t>
-      </w:r>
-      <w:r>
-        <w:rPr>
-          <w:b w:val="0"/>
-          <w:color w:val="333333"/>
-          <w:sz w:val="19"/>
-        </w:rPr>
-        <w:t>Finansuojamos emisijos ir tarpiniai klimato tikslai viešai nerasti.</w:t>
-      </w:r>
-    </w:p>
-    <w:p>
-      <w:pPr>
-        <w:spacing w:before="80"/>
-      </w:pPr>
-      <w:r>
-        <w:rPr>
-          <w:b/>
         </w:rPr>
         <w:t xml:space="preserve">Additional comments: </w:t>
       </w:r>
     </w:p>
     <w:p>
       <w:pPr>
-        <w:spacing w:before="160"/>
+        <w:keepNext/>
+        <w:shd w:val="clear" w:color="auto" w:fill="EAF1F8"/>
+        <w:spacing w:before="200" w:after="80"/>
+        <w:ind w:left="85"/>
       </w:pPr>
       <w:r>
         <w:rPr>
           <w:b/>
-          <w:sz w:val="22"/>
+          <w:caps/>
+          <w:color w:val="1F4E79"/>
+          <w:sz w:val="19"/>
         </w:rPr>
         <w:t>Engagement</w:t>
       </w:r>
     </w:p>
+    <w:tbl>
+      <w:tblPr>
+        <w:tblW w:w="9639" w:type="dxa"/>
+        <w:tblBorders>
+          <w:top w:val="nil"/>
+          <w:left w:val="nil"/>
+          <w:bottom w:val="nil"/>
+          <w:right w:val="nil"/>
+          <w:insideH w:val="nil"/>
+          <w:insideV w:val="nil"/>
+        </w:tblBorders>
+        <w:tblLayout w:type="fixed"/>
+        <w:tblCellMar>
+          <w:top w:w="90" w:type="dxa"/>
+          <w:left w:w="0" w:type="dxa"/>
+          <w:bottom w:w="110" w:type="dxa"/>
+          <w:right w:w="0" w:type="dxa"/>
+        </w:tblCellMar>
+        <w:tblLook w:firstColumn="1" w:firstRow="1" w:lastColumn="0" w:lastRow="0" w:noHBand="0" w:noVBand="1" w:val="04A0"/>
+      </w:tblPr>
+      <w:tblGrid>
+        <w:gridCol w:w="340"/>
+        <w:gridCol w:w="9298"/>
+      </w:tblGrid>
+      <w:tr>
+        <w:tc>
+          <w:tcPr>
+            <w:tcW w:type="dxa" w:w="340"/>
+            <w:tcBorders>
+              <w:top w:val="nil"/>
+              <w:left w:val="nil"/>
+              <w:bottom w:val="single" w:sz="4" w:color="E3E8EE" w:space="0"/>
+              <w:right w:val="nil"/>
+            </w:tcBorders>
+          </w:tcPr>
+          <w:p>
+            <w:pPr>
+              <w:spacing w:before="0" w:after="0"/>
+            </w:pPr>
+            <w:r>
+              <w:rPr>
+                <w:rFonts w:ascii="Segoe UI Symbol" w:hAnsi="Segoe UI Symbol"/>
+                <w:b w:val="0"/>
+                <w:color w:val="9AA5B1"/>
+                <w:sz w:val="24"/>
+              </w:rPr>
+              <w:t>☐</w:t>
+            </w:r>
+          </w:p>
+        </w:tc>
+        <w:tc>
+          <w:tcPr>
+            <w:tcW w:type="dxa" w:w="9298"/>
+            <w:tcBorders>
+              <w:top w:val="nil"/>
+              <w:left w:val="nil"/>
+              <w:bottom w:val="single" w:sz="4" w:color="E3E8EE" w:space="0"/>
+              <w:right w:val="nil"/>
+            </w:tcBorders>
+          </w:tcPr>
+          <w:p>
+            <w:pPr>
+              <w:spacing w:before="0" w:after="40"/>
+            </w:pPr>
+            <w:r>
+              <w:rPr>
+                <w:b/>
+                <w:color w:val="1A1A1A"/>
+                <w:sz w:val="19"/>
+              </w:rPr>
+              <w:t>Is there a need for pro-active engagement with the company?</w:t>
+            </w:r>
+          </w:p>
+          <w:p>
+            <w:pPr>
+              <w:tabs>
+                <w:tab w:pos="198" w:val="left"/>
+              </w:tabs>
+              <w:spacing w:before="0" w:after="20"/>
+              <w:ind w:left="198" w:hanging="198"/>
+            </w:pPr>
+            <w:r>
+              <w:rPr>
+                <w:b w:val="0"/>
+                <w:color w:val="5F6B7A"/>
+                <w:sz w:val="18"/>
+              </w:rPr>
+              <w:t>•</w:t>
+              <w:tab/>
+            </w:r>
+            <w:r>
+              <w:rPr>
+                <w:b w:val="0"/>
+                <w:color w:val="333333"/>
+                <w:sz w:val="18"/>
+              </w:rPr>
+              <w:t>Nereikia: kapitalas ir paskolų kokybė geri, ESG praktika tvarkinga.</w:t>
+            </w:r>
+          </w:p>
+        </w:tc>
+      </w:tr>
+    </w:tbl>
     <w:p>
       <w:pPr>
-        <w:spacing w:before="80" w:after="20"/>
-      </w:pPr>
-      <w:r>
-        <w:rPr>
-          <w:sz w:val="24"/>
-        </w:rPr>
-        <w:t xml:space="preserve">☐ </w:t>
-      </w:r>
-      <w:r>
-        <w:t>Is there a need for pro-active engagement with the company?</w:t>
-      </w:r>
-    </w:p>
-    <w:p>
-      <w:pPr>
-        <w:spacing w:after="120"/>
-        <w:ind w:left="510" w:hanging="198"/>
-      </w:pPr>
-      <w:r>
-        <w:rPr>
-          <w:sz w:val="19"/>
-        </w:rPr>
-        <w:t xml:space="preserve">•  </w:t>
-      </w:r>
-      <w:r>
-        <w:rPr>
-          <w:b w:val="0"/>
-          <w:color w:val="333333"/>
-          <w:sz w:val="19"/>
-        </w:rPr>
-        <w:t>Nereikia: kapitalas ir paskolų kokybė geri, ESG praktika tvarkinga.</w:t>
-      </w:r>
-    </w:p>
-    <w:p>
-      <w:pPr>
-        <w:spacing w:before="80"/>
+        <w:spacing w:before="120" w:after="40"/>
       </w:pPr>
       <w:r>
         <w:rPr>
           <w:b/>
+          <w:sz w:val="19"/>
         </w:rPr>
         <w:t xml:space="preserve">Additional comments: </w:t>
       </w:r>
     </w:p>
     <w:p>
       <w:pPr>
-        <w:spacing w:before="160"/>
+        <w:keepNext/>
+        <w:shd w:val="clear" w:color="auto" w:fill="EAF1F8"/>
+        <w:spacing w:before="200" w:after="80"/>
+        <w:ind w:left="85"/>
       </w:pPr>
       <w:r>
         <w:rPr>
           <w:b/>
-          <w:sz w:val="22"/>
+          <w:caps/>
+          <w:color w:val="1F4E79"/>
+          <w:sz w:val="19"/>
         </w:rPr>
         <w:t>Indicators</w:t>
       </w:r>
     </w:p>
+    <w:tbl>
+      <w:tblPr>
+        <w:tblW w:w="9639" w:type="dxa"/>
+        <w:tblBorders>
+          <w:top w:val="nil"/>
+          <w:left w:val="nil"/>
+          <w:bottom w:val="nil"/>
+          <w:right w:val="nil"/>
+          <w:insideH w:val="nil"/>
+          <w:insideV w:val="nil"/>
+        </w:tblBorders>
+        <w:tblLayout w:type="fixed"/>
+        <w:tblCellMar>
+          <w:top w:w="90" w:type="dxa"/>
+          <w:left w:w="0" w:type="dxa"/>
+          <w:bottom w:w="110" w:type="dxa"/>
+          <w:right w:w="0" w:type="dxa"/>
+        </w:tblCellMar>
+        <w:tblLook w:firstColumn="1" w:firstRow="1" w:lastColumn="0" w:lastRow="0" w:noHBand="0" w:noVBand="1" w:val="04A0"/>
+      </w:tblPr>
+      <w:tblGrid>
+        <w:gridCol w:w="340"/>
+        <w:gridCol w:w="9298"/>
+      </w:tblGrid>
+      <w:tr>
+        <w:tc>
+          <w:tcPr>
+            <w:tcW w:type="dxa" w:w="340"/>
+            <w:tcBorders>
+              <w:top w:val="nil"/>
+              <w:left w:val="nil"/>
+              <w:bottom w:val="single" w:sz="4" w:color="E3E8EE" w:space="0"/>
+              <w:right w:val="nil"/>
+            </w:tcBorders>
+          </w:tcPr>
+          <w:p>
+            <w:pPr>
+              <w:spacing w:before="0" w:after="0"/>
+            </w:pPr>
+            <w:r>
+              <w:rPr>
+                <w:rFonts w:ascii="Segoe UI Symbol" w:hAnsi="Segoe UI Symbol"/>
+                <w:b w:val="0"/>
+                <w:color w:val="1B7F3B"/>
+                <w:sz w:val="24"/>
+              </w:rPr>
+              <w:t>☑</w:t>
+            </w:r>
+          </w:p>
+        </w:tc>
+        <w:tc>
+          <w:tcPr>
+            <w:tcW w:type="dxa" w:w="9298"/>
+            <w:tcBorders>
+              <w:top w:val="nil"/>
+              <w:left w:val="nil"/>
+              <w:bottom w:val="single" w:sz="4" w:color="E3E8EE" w:space="0"/>
+              <w:right w:val="nil"/>
+            </w:tcBorders>
+          </w:tcPr>
+          <w:p>
+            <w:pPr>
+              <w:spacing w:before="0" w:after="40"/>
+            </w:pPr>
+            <w:r>
+              <w:rPr>
+                <w:b/>
+                <w:color w:val="1A1A1A"/>
+                <w:sz w:val="19"/>
+              </w:rPr>
+              <w:t>Yes, the indicators of the company support the targets of sustainability and PAI indicators followed by the Fund</w:t>
+            </w:r>
+          </w:p>
+          <w:p>
+            <w:pPr>
+              <w:tabs>
+                <w:tab w:pos="198" w:val="left"/>
+              </w:tabs>
+              <w:spacing w:before="0" w:after="20"/>
+              <w:ind w:left="198" w:hanging="198"/>
+            </w:pPr>
+            <w:r>
+              <w:rPr>
+                <w:b w:val="0"/>
+                <w:color w:val="5F6B7A"/>
+                <w:sz w:val="18"/>
+              </w:rPr>
+              <w:t>•</w:t>
+              <w:tab/>
+            </w:r>
+            <w:r>
+              <w:rPr>
+                <w:b w:val="0"/>
+                <w:color w:val="333333"/>
+                <w:sz w:val="18"/>
+              </w:rPr>
+              <w:t>Moterų dalis grupės darbuotojų – 77,8 %</w:t>
+            </w:r>
+            <w:hyperlink r:id="rId34">
+              <w:r>
+                <w:rPr>
+                  <w:color w:val="2A78D6"/>
+                  <w:vertAlign w:val="superscript"/>
+                  <w:sz w:val="15"/>
+                </w:rPr>
+                <w:t xml:space="preserve">30</w:t>
+              </w:r>
+            </w:hyperlink>
+          </w:p>
+          <w:p>
+            <w:pPr>
+              <w:tabs>
+                <w:tab w:pos="198" w:val="left"/>
+              </w:tabs>
+              <w:spacing w:before="0" w:after="20"/>
+              <w:ind w:left="198" w:hanging="198"/>
+            </w:pPr>
+            <w:r>
+              <w:rPr>
+                <w:b w:val="0"/>
+                <w:color w:val="5F6B7A"/>
+                <w:sz w:val="18"/>
+              </w:rPr>
+              <w:t>•</w:t>
+              <w:tab/>
+            </w:r>
+            <w:r>
+              <w:rPr>
+                <w:b w:val="0"/>
+                <w:color w:val="333333"/>
+                <w:sz w:val="18"/>
+              </w:rPr>
+              <w:t>Klimato neutralumo tikslas 2050 m.</w:t>
+            </w:r>
+            <w:hyperlink r:id="rId30">
+              <w:r>
+                <w:rPr>
+                  <w:color w:val="2A78D6"/>
+                  <w:vertAlign w:val="superscript"/>
+                  <w:sz w:val="15"/>
+                </w:rPr>
+                <w:t xml:space="preserve">26</w:t>
+              </w:r>
+            </w:hyperlink>
+          </w:p>
+          <w:p>
+            <w:pPr>
+              <w:tabs>
+                <w:tab w:pos="198" w:val="left"/>
+              </w:tabs>
+              <w:spacing w:before="0" w:after="20"/>
+              <w:ind w:left="198" w:hanging="198"/>
+            </w:pPr>
+            <w:r>
+              <w:rPr>
+                <w:b w:val="0"/>
+                <w:color w:val="5F6B7A"/>
+                <w:sz w:val="18"/>
+              </w:rPr>
+              <w:t>•</w:t>
+              <w:tab/>
+            </w:r>
+            <w:r>
+              <w:rPr>
+                <w:b w:val="0"/>
+                <w:color w:val="333333"/>
+                <w:sz w:val="18"/>
+              </w:rPr>
+              <w:t>Bloomberg ESG Data ir ESG Coverage indeksų narys</w:t>
+            </w:r>
+            <w:hyperlink r:id="rId23">
+              <w:r>
+                <w:rPr>
+                  <w:color w:val="2A78D6"/>
+                  <w:vertAlign w:val="superscript"/>
+                  <w:sz w:val="15"/>
+                </w:rPr>
+                <w:t xml:space="preserve">15</w:t>
+              </w:r>
+            </w:hyperlink>
+            <w:r>
+              <w:rPr>
+                <w:b w:val="0"/>
+                <w:color w:val="333333"/>
+                <w:sz w:val="18"/>
+              </w:rPr>
+              <w:t>.</w:t>
+            </w:r>
+          </w:p>
+        </w:tc>
+      </w:tr>
+    </w:tbl>
     <w:p>
       <w:pPr>
-        <w:spacing w:before="80" w:after="20"/>
-      </w:pPr>
-      <w:r>
-        <w:rPr>
-          <w:sz w:val="24"/>
-        </w:rPr>
-        <w:t xml:space="preserve">☑ </w:t>
-      </w:r>
-      <w:r>
-        <w:t>Yes, the indicators of the company support the targets of sustainability and PAI indicators followed by the Fund</w:t>
-      </w:r>
-    </w:p>
-    <w:p>
-      <w:pPr>
-        <w:spacing w:after="0"/>
-        <w:ind w:left="510" w:hanging="198"/>
-      </w:pPr>
-      <w:r>
-        <w:rPr>
-          <w:sz w:val="19"/>
-        </w:rPr>
-        <w:t xml:space="preserve">•  </w:t>
-      </w:r>
-      <w:r>
-        <w:rPr>
-          <w:b w:val="0"/>
-          <w:color w:val="333333"/>
-          <w:sz w:val="19"/>
-        </w:rPr>
-        <w:t>Moterų dalis grupės darbuotojų – 77,8 %</w:t>
-      </w:r>
-      <w:hyperlink r:id="rId31">
-        <w:r>
-          <w:rPr>
-            <w:color w:val="2A78D6"/>
-            <w:vertAlign w:val="superscript"/>
-            <w:sz w:val="16"/>
-          </w:rPr>
-          <w:t xml:space="preserve">30</w:t>
-        </w:r>
-      </w:hyperlink>
-    </w:p>
-    <w:p>
-      <w:pPr>
-        <w:spacing w:after="0"/>
-        <w:ind w:left="510" w:hanging="198"/>
-      </w:pPr>
-      <w:r>
-        <w:rPr>
-          <w:sz w:val="19"/>
-        </w:rPr>
-        <w:t xml:space="preserve">•  </w:t>
-      </w:r>
-      <w:r>
-        <w:rPr>
-          <w:b w:val="0"/>
-          <w:color w:val="333333"/>
-          <w:sz w:val="19"/>
-        </w:rPr>
-        <w:t>Klimato neutralumo tikslas 2050 m.</w:t>
-      </w:r>
-      <w:hyperlink r:id="rId27">
-        <w:r>
-          <w:rPr>
-            <w:color w:val="2A78D6"/>
-            <w:vertAlign w:val="superscript"/>
-            <w:sz w:val="16"/>
-          </w:rPr>
-          <w:t xml:space="preserve">26</w:t>
-        </w:r>
-      </w:hyperlink>
-    </w:p>
-    <w:p>
-      <w:pPr>
-        <w:spacing w:after="120"/>
-        <w:ind w:left="510" w:hanging="198"/>
-      </w:pPr>
-      <w:r>
-        <w:rPr>
-          <w:sz w:val="19"/>
-        </w:rPr>
-        <w:t xml:space="preserve">•  </w:t>
-      </w:r>
-      <w:r>
-        <w:rPr>
-          <w:b w:val="0"/>
-          <w:color w:val="333333"/>
-          <w:sz w:val="19"/>
-        </w:rPr>
-        <w:t>Bloomberg ESG Data ir ESG Coverage indeksų narys</w:t>
-      </w:r>
-      <w:hyperlink r:id="rId21">
-        <w:r>
-          <w:rPr>
-            <w:color w:val="2A78D6"/>
-            <w:vertAlign w:val="superscript"/>
-            <w:sz w:val="16"/>
-          </w:rPr>
-          <w:t xml:space="preserve">15</w:t>
-        </w:r>
-      </w:hyperlink>
-      <w:r>
-        <w:rPr>
-          <w:b w:val="0"/>
-          <w:color w:val="333333"/>
-          <w:sz w:val="19"/>
-        </w:rPr>
-        <w:t>.</w:t>
-      </w:r>
-    </w:p>
-    <w:p>
-      <w:pPr>
-        <w:spacing w:before="80"/>
+        <w:spacing w:before="120" w:after="40"/>
       </w:pPr>
       <w:r>
         <w:rPr>
           <w:b/>
+          <w:sz w:val="19"/>
         </w:rPr>
         <w:t xml:space="preserve">Additional comments: </w:t>
       </w:r>
     </w:p>
     <w:p>
       <w:pPr>
-        <w:spacing w:before="80"/>
+        <w:spacing w:before="120" w:after="40"/>
       </w:pPr>
       <w:r>
         <w:rPr>
           <w:b/>
+          <w:sz w:val="19"/>
         </w:rPr>
         <w:t xml:space="preserve">Conclusion: </w:t>
       </w:r>
       <w:r>
         <w:rPr>
           <w:b w:val="0"/>
+          <w:sz w:val="19"/>
         </w:rPr>
         <w:t>Išimčių ir raudonų signalų nėra. Pagrindinės ESG procedūros yra; klimato duomenų skelbiama nedaug.</w:t>
       </w:r>
     </w:p>
     <w:p>
+      <w:pPr>
+        <w:spacing w:before="40" w:after="60"/>
+      </w:pPr>
       <w:r>
         <w:rPr>
-          <w:i/>
+          <w:b w:val="0"/>
           <w:color w:val="5F6B7A"/>
           <w:sz w:val="16"/>
         </w:rPr>
@@ -5210,11 +7442,24 @@
     </w:p>
     <w:p>
       <w:pPr>
-        <w:spacing w:before="280" w:after="80"/>
+        <w:keepNext/>
         <w:pBdr>
-          <w:bottom w:val="single" w:sz="6" w:color="C9D3DE" w:space="2"/>
+          <w:bottom w:val="single" w:sz="8" w:color="1F4E79" w:space="4"/>
         </w:pBdr>
+        <w:tabs>
+          <w:tab w:pos="482" w:val="left"/>
+        </w:tabs>
+        <w:spacing w:before="360" w:after="160"/>
       </w:pPr>
+      <w:r>
+        <w:rPr>
+          <w:b/>
+          <w:color w:val="2A78D6"/>
+          <w:sz w:val="18"/>
+        </w:rPr>
+        <w:t>10</w:t>
+        <w:tab/>
+      </w:r>
       <w:r>
         <w:rPr>
           <w:b/>
@@ -5226,16 +7471,22 @@
     </w:p>
     <w:p>
       <w:pPr>
-        <w:spacing w:after="20"/>
-        <w:ind w:left="340" w:hanging="340"/>
+        <w:tabs>
+          <w:tab w:pos="397" w:val="left"/>
+        </w:tabs>
+        <w:spacing w:before="0" w:after="30"/>
+        <w:ind w:left="397" w:hanging="397"/>
       </w:pPr>
       <w:r>
         <w:rPr>
+          <w:b w:val="0"/>
+          <w:color w:val="5F6B7A"/>
           <w:sz w:val="17"/>
         </w:rPr>
-        <w:t xml:space="preserve">1. </w:t>
+        <w:t>1.</w:t>
+        <w:tab/>
       </w:r>
-      <w:hyperlink r:id="rId10">
+      <w:hyperlink r:id="rId12">
         <w:r>
           <w:rPr>
             <w:color w:val="2A78D6"/>
@@ -5247,16 +7498,22 @@
     </w:p>
     <w:p>
       <w:pPr>
-        <w:spacing w:after="20"/>
-        <w:ind w:left="340" w:hanging="340"/>
+        <w:tabs>
+          <w:tab w:pos="397" w:val="left"/>
+        </w:tabs>
+        <w:spacing w:before="0" w:after="30"/>
+        <w:ind w:left="397" w:hanging="397"/>
       </w:pPr>
       <w:r>
         <w:rPr>
+          <w:b w:val="0"/>
+          <w:color w:val="5F6B7A"/>
           <w:sz w:val="17"/>
         </w:rPr>
-        <w:t xml:space="preserve">2. </w:t>
+        <w:t>2.</w:t>
+        <w:tab/>
       </w:r>
-      <w:hyperlink r:id="rId11">
+      <w:hyperlink r:id="rId13">
         <w:r>
           <w:rPr>
             <w:color w:val="2A78D6"/>
@@ -5268,16 +7525,22 @@
     </w:p>
     <w:p>
       <w:pPr>
-        <w:spacing w:after="20"/>
-        <w:ind w:left="340" w:hanging="340"/>
+        <w:tabs>
+          <w:tab w:pos="397" w:val="left"/>
+        </w:tabs>
+        <w:spacing w:before="0" w:after="30"/>
+        <w:ind w:left="397" w:hanging="397"/>
       </w:pPr>
       <w:r>
         <w:rPr>
+          <w:b w:val="0"/>
+          <w:color w:val="5F6B7A"/>
           <w:sz w:val="17"/>
         </w:rPr>
-        <w:t xml:space="preserve">3. </w:t>
+        <w:t>3.</w:t>
+        <w:tab/>
       </w:r>
-      <w:hyperlink r:id="rId11">
+      <w:hyperlink r:id="rId13">
         <w:r>
           <w:rPr>
             <w:color w:val="2A78D6"/>
@@ -5289,16 +7552,22 @@
     </w:p>
     <w:p>
       <w:pPr>
-        <w:spacing w:after="20"/>
-        <w:ind w:left="340" w:hanging="340"/>
+        <w:tabs>
+          <w:tab w:pos="397" w:val="left"/>
+        </w:tabs>
+        <w:spacing w:before="0" w:after="30"/>
+        <w:ind w:left="397" w:hanging="397"/>
       </w:pPr>
       <w:r>
         <w:rPr>
+          <w:b w:val="0"/>
+          <w:color w:val="5F6B7A"/>
           <w:sz w:val="17"/>
         </w:rPr>
-        <w:t xml:space="preserve">4. </w:t>
+        <w:t>4.</w:t>
+        <w:tab/>
       </w:r>
-      <w:hyperlink r:id="rId11">
+      <w:hyperlink r:id="rId13">
         <w:r>
           <w:rPr>
             <w:color w:val="2A78D6"/>
@@ -5310,16 +7579,22 @@
     </w:p>
     <w:p>
       <w:pPr>
-        <w:spacing w:after="20"/>
-        <w:ind w:left="340" w:hanging="340"/>
+        <w:tabs>
+          <w:tab w:pos="397" w:val="left"/>
+        </w:tabs>
+        <w:spacing w:before="0" w:after="30"/>
+        <w:ind w:left="397" w:hanging="397"/>
       </w:pPr>
       <w:r>
         <w:rPr>
+          <w:b w:val="0"/>
+          <w:color w:val="5F6B7A"/>
           <w:sz w:val="17"/>
         </w:rPr>
-        <w:t xml:space="preserve">5. </w:t>
+        <w:t>5.</w:t>
+        <w:tab/>
       </w:r>
-      <w:hyperlink r:id="rId11">
+      <w:hyperlink r:id="rId13">
         <w:r>
           <w:rPr>
             <w:color w:val="2A78D6"/>
@@ -5331,16 +7606,22 @@
     </w:p>
     <w:p>
       <w:pPr>
-        <w:spacing w:after="20"/>
-        <w:ind w:left="340" w:hanging="340"/>
+        <w:tabs>
+          <w:tab w:pos="397" w:val="left"/>
+        </w:tabs>
+        <w:spacing w:before="0" w:after="30"/>
+        <w:ind w:left="397" w:hanging="397"/>
       </w:pPr>
       <w:r>
         <w:rPr>
+          <w:b w:val="0"/>
+          <w:color w:val="5F6B7A"/>
           <w:sz w:val="17"/>
         </w:rPr>
-        <w:t xml:space="preserve">6. </w:t>
+        <w:t>6.</w:t>
+        <w:tab/>
       </w:r>
-      <w:hyperlink r:id="rId12">
+      <w:hyperlink r:id="rId14">
         <w:r>
           <w:rPr>
             <w:color w:val="2A78D6"/>
@@ -5352,16 +7633,22 @@
     </w:p>
     <w:p>
       <w:pPr>
-        <w:spacing w:after="20"/>
-        <w:ind w:left="340" w:hanging="340"/>
+        <w:tabs>
+          <w:tab w:pos="397" w:val="left"/>
+        </w:tabs>
+        <w:spacing w:before="0" w:after="30"/>
+        <w:ind w:left="397" w:hanging="397"/>
       </w:pPr>
       <w:r>
         <w:rPr>
+          <w:b w:val="0"/>
+          <w:color w:val="5F6B7A"/>
           <w:sz w:val="17"/>
         </w:rPr>
-        <w:t xml:space="preserve">7. </w:t>
+        <w:t>7.</w:t>
+        <w:tab/>
       </w:r>
-      <w:hyperlink r:id="rId13">
+      <w:hyperlink r:id="rId15">
         <w:r>
           <w:rPr>
             <w:color w:val="2A78D6"/>
@@ -5373,16 +7660,22 @@
     </w:p>
     <w:p>
       <w:pPr>
-        <w:spacing w:after="20"/>
-        <w:ind w:left="340" w:hanging="340"/>
+        <w:tabs>
+          <w:tab w:pos="397" w:val="left"/>
+        </w:tabs>
+        <w:spacing w:before="0" w:after="30"/>
+        <w:ind w:left="397" w:hanging="397"/>
       </w:pPr>
       <w:r>
         <w:rPr>
+          <w:b w:val="0"/>
+          <w:color w:val="5F6B7A"/>
           <w:sz w:val="17"/>
         </w:rPr>
-        <w:t xml:space="preserve">8. </w:t>
+        <w:t>8.</w:t>
+        <w:tab/>
       </w:r>
-      <w:hyperlink r:id="rId14">
+      <w:hyperlink r:id="rId16">
         <w:r>
           <w:rPr>
             <w:color w:val="2A78D6"/>
@@ -5394,16 +7687,22 @@
     </w:p>
     <w:p>
       <w:pPr>
-        <w:spacing w:after="20"/>
-        <w:ind w:left="340" w:hanging="340"/>
+        <w:tabs>
+          <w:tab w:pos="397" w:val="left"/>
+        </w:tabs>
+        <w:spacing w:before="0" w:after="30"/>
+        <w:ind w:left="397" w:hanging="397"/>
       </w:pPr>
       <w:r>
         <w:rPr>
+          <w:b w:val="0"/>
+          <w:color w:val="5F6B7A"/>
           <w:sz w:val="17"/>
         </w:rPr>
-        <w:t xml:space="preserve">9. </w:t>
+        <w:t>9.</w:t>
+        <w:tab/>
       </w:r>
-      <w:hyperlink r:id="rId15">
+      <w:hyperlink r:id="rId17">
         <w:r>
           <w:rPr>
             <w:color w:val="2A78D6"/>
@@ -5415,16 +7714,22 @@
     </w:p>
     <w:p>
       <w:pPr>
-        <w:spacing w:after="20"/>
-        <w:ind w:left="340" w:hanging="340"/>
+        <w:tabs>
+          <w:tab w:pos="397" w:val="left"/>
+        </w:tabs>
+        <w:spacing w:before="0" w:after="30"/>
+        <w:ind w:left="397" w:hanging="397"/>
       </w:pPr>
       <w:r>
         <w:rPr>
+          <w:b w:val="0"/>
+          <w:color w:val="5F6B7A"/>
           <w:sz w:val="17"/>
         </w:rPr>
-        <w:t xml:space="preserve">10. </w:t>
+        <w:t>10.</w:t>
+        <w:tab/>
       </w:r>
-      <w:hyperlink r:id="rId16">
+      <w:hyperlink r:id="rId18">
         <w:r>
           <w:rPr>
             <w:color w:val="2A78D6"/>
@@ -5436,16 +7741,22 @@
     </w:p>
     <w:p>
       <w:pPr>
-        <w:spacing w:after="20"/>
-        <w:ind w:left="340" w:hanging="340"/>
+        <w:tabs>
+          <w:tab w:pos="397" w:val="left"/>
+        </w:tabs>
+        <w:spacing w:before="0" w:after="30"/>
+        <w:ind w:left="397" w:hanging="397"/>
       </w:pPr>
       <w:r>
         <w:rPr>
+          <w:b w:val="0"/>
+          <w:color w:val="5F6B7A"/>
           <w:sz w:val="17"/>
         </w:rPr>
-        <w:t xml:space="preserve">11. </w:t>
+        <w:t>11.</w:t>
+        <w:tab/>
       </w:r>
-      <w:hyperlink r:id="rId17">
+      <w:hyperlink r:id="rId19">
         <w:r>
           <w:rPr>
             <w:color w:val="2A78D6"/>
@@ -5457,16 +7768,22 @@
     </w:p>
     <w:p>
       <w:pPr>
-        <w:spacing w:after="20"/>
-        <w:ind w:left="340" w:hanging="340"/>
+        <w:tabs>
+          <w:tab w:pos="397" w:val="left"/>
+        </w:tabs>
+        <w:spacing w:before="0" w:after="30"/>
+        <w:ind w:left="397" w:hanging="397"/>
       </w:pPr>
       <w:r>
         <w:rPr>
+          <w:b w:val="0"/>
+          <w:color w:val="5F6B7A"/>
           <w:sz w:val="17"/>
         </w:rPr>
-        <w:t xml:space="preserve">12. </w:t>
+        <w:t>12.</w:t>
+        <w:tab/>
       </w:r>
-      <w:hyperlink r:id="rId18">
+      <w:hyperlink r:id="rId20">
         <w:r>
           <w:rPr>
             <w:color w:val="2A78D6"/>
@@ -5478,16 +7795,22 @@
     </w:p>
     <w:p>
       <w:pPr>
-        <w:spacing w:after="20"/>
-        <w:ind w:left="340" w:hanging="340"/>
+        <w:tabs>
+          <w:tab w:pos="397" w:val="left"/>
+        </w:tabs>
+        <w:spacing w:before="0" w:after="30"/>
+        <w:ind w:left="397" w:hanging="397"/>
       </w:pPr>
       <w:r>
         <w:rPr>
+          <w:b w:val="0"/>
+          <w:color w:val="5F6B7A"/>
           <w:sz w:val="17"/>
         </w:rPr>
-        <w:t xml:space="preserve">13. </w:t>
+        <w:t>13.</w:t>
+        <w:tab/>
       </w:r>
-      <w:hyperlink r:id="rId19">
+      <w:hyperlink r:id="rId21">
         <w:r>
           <w:rPr>
             <w:color w:val="2A78D6"/>
@@ -5499,16 +7822,22 @@
     </w:p>
     <w:p>
       <w:pPr>
-        <w:spacing w:after="20"/>
-        <w:ind w:left="340" w:hanging="340"/>
+        <w:tabs>
+          <w:tab w:pos="397" w:val="left"/>
+        </w:tabs>
+        <w:spacing w:before="0" w:after="30"/>
+        <w:ind w:left="397" w:hanging="397"/>
       </w:pPr>
       <w:r>
         <w:rPr>
+          <w:b w:val="0"/>
+          <w:color w:val="5F6B7A"/>
           <w:sz w:val="17"/>
         </w:rPr>
-        <w:t xml:space="preserve">14. </w:t>
+        <w:t>14.</w:t>
+        <w:tab/>
       </w:r>
-      <w:hyperlink r:id="rId20">
+      <w:hyperlink r:id="rId22">
         <w:r>
           <w:rPr>
             <w:color w:val="2A78D6"/>
@@ -5520,16 +7849,22 @@
     </w:p>
     <w:p>
       <w:pPr>
-        <w:spacing w:after="20"/>
-        <w:ind w:left="340" w:hanging="340"/>
+        <w:tabs>
+          <w:tab w:pos="397" w:val="left"/>
+        </w:tabs>
+        <w:spacing w:before="0" w:after="30"/>
+        <w:ind w:left="397" w:hanging="397"/>
       </w:pPr>
       <w:r>
         <w:rPr>
+          <w:b w:val="0"/>
+          <w:color w:val="5F6B7A"/>
           <w:sz w:val="17"/>
         </w:rPr>
-        <w:t xml:space="preserve">15. </w:t>
+        <w:t>15.</w:t>
+        <w:tab/>
       </w:r>
-      <w:hyperlink r:id="rId21">
+      <w:hyperlink r:id="rId23">
         <w:r>
           <w:rPr>
             <w:color w:val="2A78D6"/>
@@ -5541,16 +7876,22 @@
     </w:p>
     <w:p>
       <w:pPr>
-        <w:spacing w:after="20"/>
-        <w:ind w:left="340" w:hanging="340"/>
+        <w:tabs>
+          <w:tab w:pos="397" w:val="left"/>
+        </w:tabs>
+        <w:spacing w:before="0" w:after="30"/>
+        <w:ind w:left="397" w:hanging="397"/>
       </w:pPr>
       <w:r>
         <w:rPr>
+          <w:b w:val="0"/>
+          <w:color w:val="5F6B7A"/>
           <w:sz w:val="17"/>
         </w:rPr>
-        <w:t xml:space="preserve">16. </w:t>
+        <w:t>16.</w:t>
+        <w:tab/>
       </w:r>
-      <w:hyperlink r:id="rId11">
+      <w:hyperlink r:id="rId13">
         <w:r>
           <w:rPr>
             <w:color w:val="2A78D6"/>
@@ -5562,16 +7903,22 @@
     </w:p>
     <w:p>
       <w:pPr>
-        <w:spacing w:after="20"/>
-        <w:ind w:left="340" w:hanging="340"/>
+        <w:tabs>
+          <w:tab w:pos="397" w:val="left"/>
+        </w:tabs>
+        <w:spacing w:before="0" w:after="30"/>
+        <w:ind w:left="397" w:hanging="397"/>
       </w:pPr>
       <w:r>
         <w:rPr>
+          <w:b w:val="0"/>
+          <w:color w:val="5F6B7A"/>
           <w:sz w:val="17"/>
         </w:rPr>
-        <w:t xml:space="preserve">17. </w:t>
+        <w:t>17.</w:t>
+        <w:tab/>
       </w:r>
-      <w:hyperlink r:id="rId13">
+      <w:hyperlink r:id="rId15">
         <w:r>
           <w:rPr>
             <w:color w:val="2A78D6"/>
@@ -5583,16 +7930,22 @@
     </w:p>
     <w:p>
       <w:pPr>
-        <w:spacing w:after="20"/>
-        <w:ind w:left="340" w:hanging="340"/>
+        <w:tabs>
+          <w:tab w:pos="397" w:val="left"/>
+        </w:tabs>
+        <w:spacing w:before="0" w:after="30"/>
+        <w:ind w:left="397" w:hanging="397"/>
       </w:pPr>
       <w:r>
         <w:rPr>
+          <w:b w:val="0"/>
+          <w:color w:val="5F6B7A"/>
           <w:sz w:val="17"/>
         </w:rPr>
-        <w:t xml:space="preserve">18. </w:t>
+        <w:t>18.</w:t>
+        <w:tab/>
       </w:r>
-      <w:hyperlink r:id="rId13">
+      <w:hyperlink r:id="rId15">
         <w:r>
           <w:rPr>
             <w:color w:val="2A78D6"/>
@@ -5604,16 +7957,22 @@
     </w:p>
     <w:p>
       <w:pPr>
-        <w:spacing w:after="20"/>
-        <w:ind w:left="340" w:hanging="340"/>
+        <w:tabs>
+          <w:tab w:pos="397" w:val="left"/>
+        </w:tabs>
+        <w:spacing w:before="0" w:after="30"/>
+        <w:ind w:left="397" w:hanging="397"/>
       </w:pPr>
       <w:r>
         <w:rPr>
+          <w:b w:val="0"/>
+          <w:color w:val="5F6B7A"/>
           <w:sz w:val="17"/>
         </w:rPr>
-        <w:t xml:space="preserve">19. </w:t>
+        <w:t>19.</w:t>
+        <w:tab/>
       </w:r>
-      <w:hyperlink r:id="rId21">
+      <w:hyperlink r:id="rId23">
         <w:r>
           <w:rPr>
             <w:color w:val="2A78D6"/>
@@ -5625,16 +7984,22 @@
     </w:p>
     <w:p>
       <w:pPr>
-        <w:spacing w:after="20"/>
-        <w:ind w:left="340" w:hanging="340"/>
+        <w:tabs>
+          <w:tab w:pos="397" w:val="left"/>
+        </w:tabs>
+        <w:spacing w:before="0" w:after="30"/>
+        <w:ind w:left="397" w:hanging="397"/>
       </w:pPr>
       <w:r>
         <w:rPr>
+          <w:b w:val="0"/>
+          <w:color w:val="5F6B7A"/>
           <w:sz w:val="17"/>
         </w:rPr>
-        <w:t xml:space="preserve">20. </w:t>
+        <w:t>20.</w:t>
+        <w:tab/>
       </w:r>
-      <w:hyperlink r:id="rId23">
+      <w:hyperlink r:id="rId25">
         <w:r>
           <w:rPr>
             <w:color w:val="2A78D6"/>
@@ -5646,16 +8011,22 @@
     </w:p>
     <w:p>
       <w:pPr>
-        <w:spacing w:after="20"/>
-        <w:ind w:left="340" w:hanging="340"/>
+        <w:tabs>
+          <w:tab w:pos="397" w:val="left"/>
+        </w:tabs>
+        <w:spacing w:before="0" w:after="30"/>
+        <w:ind w:left="397" w:hanging="397"/>
       </w:pPr>
       <w:r>
         <w:rPr>
+          <w:b w:val="0"/>
+          <w:color w:val="5F6B7A"/>
           <w:sz w:val="17"/>
         </w:rPr>
-        <w:t xml:space="preserve">21. </w:t>
+        <w:t>21.</w:t>
+        <w:tab/>
       </w:r>
-      <w:hyperlink r:id="rId24">
+      <w:hyperlink r:id="rId26">
         <w:r>
           <w:rPr>
             <w:color w:val="2A78D6"/>
@@ -5667,16 +8038,22 @@
     </w:p>
     <w:p>
       <w:pPr>
-        <w:spacing w:after="20"/>
-        <w:ind w:left="340" w:hanging="340"/>
+        <w:tabs>
+          <w:tab w:pos="397" w:val="left"/>
+        </w:tabs>
+        <w:spacing w:before="0" w:after="30"/>
+        <w:ind w:left="397" w:hanging="397"/>
       </w:pPr>
       <w:r>
         <w:rPr>
+          <w:b w:val="0"/>
+          <w:color w:val="5F6B7A"/>
           <w:sz w:val="17"/>
         </w:rPr>
-        <w:t xml:space="preserve">22. </w:t>
+        <w:t>22.</w:t>
+        <w:tab/>
       </w:r>
-      <w:hyperlink r:id="rId25">
+      <w:hyperlink r:id="rId27">
         <w:r>
           <w:rPr>
             <w:color w:val="2A78D6"/>
@@ -5688,16 +8065,22 @@
     </w:p>
     <w:p>
       <w:pPr>
-        <w:spacing w:after="20"/>
-        <w:ind w:left="340" w:hanging="340"/>
+        <w:tabs>
+          <w:tab w:pos="397" w:val="left"/>
+        </w:tabs>
+        <w:spacing w:before="0" w:after="30"/>
+        <w:ind w:left="397" w:hanging="397"/>
       </w:pPr>
       <w:r>
         <w:rPr>
+          <w:b w:val="0"/>
+          <w:color w:val="5F6B7A"/>
           <w:sz w:val="17"/>
         </w:rPr>
-        <w:t xml:space="preserve">23. </w:t>
+        <w:t>23.</w:t>
+        <w:tab/>
       </w:r>
-      <w:hyperlink r:id="rId26">
+      <w:hyperlink r:id="rId28">
         <w:r>
           <w:rPr>
             <w:color w:val="2A78D6"/>
@@ -5709,16 +8092,22 @@
     </w:p>
     <w:p>
       <w:pPr>
-        <w:spacing w:after="20"/>
-        <w:ind w:left="340" w:hanging="340"/>
+        <w:tabs>
+          <w:tab w:pos="397" w:val="left"/>
+        </w:tabs>
+        <w:spacing w:before="0" w:after="30"/>
+        <w:ind w:left="397" w:hanging="397"/>
       </w:pPr>
       <w:r>
         <w:rPr>
+          <w:b w:val="0"/>
+          <w:color w:val="5F6B7A"/>
           <w:sz w:val="17"/>
         </w:rPr>
-        <w:t xml:space="preserve">24. </w:t>
+        <w:t>24.</w:t>
+        <w:tab/>
       </w:r>
-      <w:hyperlink r:id="rId11">
+      <w:hyperlink r:id="rId13">
         <w:r>
           <w:rPr>
             <w:color w:val="2A78D6"/>
@@ -5730,16 +8119,22 @@
     </w:p>
     <w:p>
       <w:pPr>
-        <w:spacing w:after="20"/>
-        <w:ind w:left="340" w:hanging="340"/>
+        <w:tabs>
+          <w:tab w:pos="397" w:val="left"/>
+        </w:tabs>
+        <w:spacing w:before="0" w:after="30"/>
+        <w:ind w:left="397" w:hanging="397"/>
       </w:pPr>
       <w:r>
         <w:rPr>
+          <w:b w:val="0"/>
+          <w:color w:val="5F6B7A"/>
           <w:sz w:val="17"/>
         </w:rPr>
-        <w:t xml:space="preserve">25. </w:t>
+        <w:t>25.</w:t>
+        <w:tab/>
       </w:r>
-      <w:hyperlink r:id="rId10">
+      <w:hyperlink r:id="rId12">
         <w:r>
           <w:rPr>
             <w:color w:val="2A78D6"/>
@@ -5751,16 +8146,22 @@
     </w:p>
     <w:p>
       <w:pPr>
-        <w:spacing w:after="20"/>
-        <w:ind w:left="340" w:hanging="340"/>
+        <w:tabs>
+          <w:tab w:pos="397" w:val="left"/>
+        </w:tabs>
+        <w:spacing w:before="0" w:after="30"/>
+        <w:ind w:left="397" w:hanging="397"/>
       </w:pPr>
       <w:r>
         <w:rPr>
+          <w:b w:val="0"/>
+          <w:color w:val="5F6B7A"/>
           <w:sz w:val="17"/>
         </w:rPr>
-        <w:t xml:space="preserve">26. </w:t>
+        <w:t>26.</w:t>
+        <w:tab/>
       </w:r>
-      <w:hyperlink r:id="rId27">
+      <w:hyperlink r:id="rId30">
         <w:r>
           <w:rPr>
             <w:color w:val="2A78D6"/>
@@ -5772,16 +8173,22 @@
     </w:p>
     <w:p>
       <w:pPr>
-        <w:spacing w:after="20"/>
-        <w:ind w:left="340" w:hanging="340"/>
+        <w:tabs>
+          <w:tab w:pos="397" w:val="left"/>
+        </w:tabs>
+        <w:spacing w:before="0" w:after="30"/>
+        <w:ind w:left="397" w:hanging="397"/>
       </w:pPr>
       <w:r>
         <w:rPr>
+          <w:b w:val="0"/>
+          <w:color w:val="5F6B7A"/>
           <w:sz w:val="17"/>
         </w:rPr>
-        <w:t xml:space="preserve">27. </w:t>
+        <w:t>27.</w:t>
+        <w:tab/>
       </w:r>
-      <w:hyperlink r:id="rId28">
+      <w:hyperlink r:id="rId31">
         <w:r>
           <w:rPr>
             <w:color w:val="2A78D6"/>
@@ -5793,16 +8200,22 @@
     </w:p>
     <w:p>
       <w:pPr>
-        <w:spacing w:after="20"/>
-        <w:ind w:left="340" w:hanging="340"/>
+        <w:tabs>
+          <w:tab w:pos="397" w:val="left"/>
+        </w:tabs>
+        <w:spacing w:before="0" w:after="30"/>
+        <w:ind w:left="397" w:hanging="397"/>
       </w:pPr>
       <w:r>
         <w:rPr>
+          <w:b w:val="0"/>
+          <w:color w:val="5F6B7A"/>
           <w:sz w:val="17"/>
         </w:rPr>
-        <w:t xml:space="preserve">28. </w:t>
+        <w:t>28.</w:t>
+        <w:tab/>
       </w:r>
-      <w:hyperlink r:id="rId29">
+      <w:hyperlink r:id="rId32">
         <w:r>
           <w:rPr>
             <w:color w:val="2A78D6"/>
@@ -5814,16 +8227,22 @@
     </w:p>
     <w:p>
       <w:pPr>
-        <w:spacing w:after="20"/>
-        <w:ind w:left="340" w:hanging="340"/>
+        <w:tabs>
+          <w:tab w:pos="397" w:val="left"/>
+        </w:tabs>
+        <w:spacing w:before="0" w:after="30"/>
+        <w:ind w:left="397" w:hanging="397"/>
       </w:pPr>
       <w:r>
         <w:rPr>
+          <w:b w:val="0"/>
+          <w:color w:val="5F6B7A"/>
           <w:sz w:val="17"/>
         </w:rPr>
-        <w:t xml:space="preserve">29. </w:t>
+        <w:t>29.</w:t>
+        <w:tab/>
       </w:r>
-      <w:hyperlink r:id="rId30">
+      <w:hyperlink r:id="rId33">
         <w:r>
           <w:rPr>
             <w:color w:val="2A78D6"/>
@@ -5835,16 +8254,22 @@
     </w:p>
     <w:p>
       <w:pPr>
-        <w:spacing w:after="20"/>
-        <w:ind w:left="340" w:hanging="340"/>
+        <w:tabs>
+          <w:tab w:pos="397" w:val="left"/>
+        </w:tabs>
+        <w:spacing w:before="0" w:after="30"/>
+        <w:ind w:left="397" w:hanging="397"/>
       </w:pPr>
       <w:r>
         <w:rPr>
+          <w:b w:val="0"/>
+          <w:color w:val="5F6B7A"/>
           <w:sz w:val="17"/>
         </w:rPr>
-        <w:t xml:space="preserve">30. </w:t>
+        <w:t>30.</w:t>
+        <w:tab/>
       </w:r>
-      <w:hyperlink r:id="rId31">
+      <w:hyperlink r:id="rId34">
         <w:r>
           <w:rPr>
             <w:color w:val="2A78D6"/>
@@ -5855,20 +8280,26 @@
       </w:hyperlink>
     </w:p>
     <w:p>
+      <w:pPr>
+        <w:spacing w:before="40" w:after="60"/>
+      </w:pPr>
       <w:r>
         <w:rPr>
-          <w:i/>
+          <w:b w:val="0"/>
           <w:color w:val="5F6B7A"/>
           <w:sz w:val="16"/>
         </w:rPr>
-        <w:t>Ataskaita parengta automatiškai iš viešų šaltinių. Skaičiai pateikiami taip, kaip juos skelbia emitentas; nuorodos [S#] veda į šaltinių sąrašą. Prieš naudojant sprendimui, analitikas turi peržiūrėti pažymėtus punktus.</w:t>
+        <w:t>Ataskaita parengta iš viešų šaltinių. Skaičiai pateikiami taip, kaip juos skelbia emitentas; maži numeriai prie teksto veda į šaltinių sąrašą.</w:t>
       </w:r>
     </w:p>
     <w:sectPr>
-      <w:footerReference w:type="default" r:id="rId9"/>
-      <w:pgSz w:w="12240" w:h="15840"/>
-      <w:pgMar w:top="907" w:right="1134" w:bottom="907" w:left="1134" w:header="720" w:footer="720" w:gutter="0"/>
+      <w:headerReference w:type="default" r:id="rId9"/>
+      <w:footerReference w:type="default" r:id="rId10"/>
+      <w:footerReference w:type="first" r:id="rId11"/>
+      <w:pgSz w:w="11906" w:h="16838"/>
+      <w:pgMar w:top="1020" w:right="1134" w:bottom="1020" w:left="1134" w:header="510" w:footer="454" w:gutter="0"/>
       <w:cols w:space="720"/>
+      <w:titlePg/>
       <w:docGrid w:linePitch="360"/>
     </w:sectPr>
   </w:body>
@@ -5879,19 +8310,100 @@
 <w:ftr xmlns:m="http://schemas.openxmlformats.org/officeDocument/2006/math" xmlns:mc="http://schemas.openxmlformats.org/markup-compatibility/2006" xmlns:mo="http://schemas.microsoft.com/office/mac/office/2008/main" xmlns:mv="urn:schemas-microsoft-com:mac:vml" xmlns:o="urn:schemas-microsoft-com:office:office" xmlns:r="http://schemas.openxmlformats.org/officeDocument/2006/relationships" xmlns:v="urn:schemas-microsoft-com:vml" xmlns:w10="urn:schemas-microsoft-com:office:word" xmlns:w14="http://schemas.microsoft.com/office/word/2010/wordml" xmlns:w="http://schemas.openxmlformats.org/wordprocessingml/2006/main" xmlns:wne="http://schemas.microsoft.com/office/word/2006/wordml" xmlns:wp14="http://schemas.microsoft.com/office/word/2010/wordprocessingDrawing" xmlns:wp="http://schemas.openxmlformats.org/drawingml/2006/wordprocessingDrawing" xmlns:wpc="http://schemas.microsoft.com/office/word/2010/wordprocessingCanvas" xmlns:wpg="http://schemas.microsoft.com/office/word/2010/wordprocessingGroup" xmlns:wpi="http://schemas.microsoft.com/office/word/2010/wordprocessingInk" xmlns:wps="http://schemas.microsoft.com/office/word/2010/wordprocessingShape" mc:Ignorable="w14 wp14">
   <w:p>
     <w:pPr>
-      <w:pStyle w:val="Footer"/>
-      <w:jc w:val="right"/>
+      <w:pBdr>
+        <w:top w:val="single" w:sz="4" w:color="C9D3DE" w:space="4"/>
+      </w:pBdr>
+      <w:tabs>
+        <w:tab w:pos="9638" w:val="right"/>
+      </w:tabs>
     </w:pPr>
     <w:r>
       <w:rPr>
+        <w:b w:val="0"/>
         <w:color w:val="5F6B7A"/>
         <w:sz w:val="16"/>
       </w:rPr>
-      <w:t xml:space="preserve">Artea bankas · 6M2026 · 2026-10-22   ·   </w:t>
+      <w:t>Artea bankas · 6M2026 · 2026-10-22</w:t>
+      <w:tab/>
     </w:r>
-    <w:fldSimple w:instr="PAGE"/>
+    <w:r>
+      <w:rPr>
+        <w:b/>
+        <w:color w:val="1F4E79"/>
+        <w:sz w:val="16"/>
+      </w:rPr>
+      <w:fldChar w:fldCharType="begin"/>
+      <w:instrText xml:space="preserve"> PAGE </w:instrText>
+      <w:fldChar w:fldCharType="end"/>
+    </w:r>
   </w:p>
 </w:ftr>
+</file>
+
+<file path=word/footer2.xml><?xml version="1.0" encoding="utf-8"?>
+<w:ftr xmlns:m="http://schemas.openxmlformats.org/officeDocument/2006/math" xmlns:mc="http://schemas.openxmlformats.org/markup-compatibility/2006" xmlns:mo="http://schemas.microsoft.com/office/mac/office/2008/main" xmlns:mv="urn:schemas-microsoft-com:mac:vml" xmlns:o="urn:schemas-microsoft-com:office:office" xmlns:r="http://schemas.openxmlformats.org/officeDocument/2006/relationships" xmlns:v="urn:schemas-microsoft-com:vml" xmlns:w10="urn:schemas-microsoft-com:office:word" xmlns:w14="http://schemas.microsoft.com/office/word/2010/wordml" xmlns:w="http://schemas.openxmlformats.org/wordprocessingml/2006/main" xmlns:wne="http://schemas.microsoft.com/office/word/2006/wordml" xmlns:wp14="http://schemas.microsoft.com/office/word/2010/wordprocessingDrawing" xmlns:wp="http://schemas.openxmlformats.org/drawingml/2006/wordprocessingDrawing" xmlns:wpc="http://schemas.microsoft.com/office/word/2010/wordprocessingCanvas" xmlns:wpg="http://schemas.microsoft.com/office/word/2010/wordprocessingGroup" xmlns:wpi="http://schemas.microsoft.com/office/word/2010/wordprocessingInk" xmlns:wps="http://schemas.microsoft.com/office/word/2010/wordprocessingShape" mc:Ignorable="w14 wp14">
+  <w:p>
+    <w:pPr>
+      <w:pBdr>
+        <w:top w:val="single" w:sz="4" w:color="C9D3DE" w:space="4"/>
+      </w:pBdr>
+      <w:tabs>
+        <w:tab w:pos="9638" w:val="right"/>
+      </w:tabs>
+    </w:pPr>
+    <w:r>
+      <w:rPr>
+        <w:b w:val="0"/>
+        <w:color w:val="5F6B7A"/>
+        <w:sz w:val="16"/>
+      </w:rPr>
+      <w:t>Artea bankas · 6M2026 · 2026-10-22</w:t>
+      <w:tab/>
+    </w:r>
+    <w:r>
+      <w:rPr>
+        <w:b/>
+        <w:color w:val="1F4E79"/>
+        <w:sz w:val="16"/>
+      </w:rPr>
+      <w:fldChar w:fldCharType="begin"/>
+      <w:instrText xml:space="preserve"> PAGE </w:instrText>
+      <w:fldChar w:fldCharType="end"/>
+    </w:r>
+  </w:p>
+</w:ftr>
+</file>
+
+<file path=word/header1.xml><?xml version="1.0" encoding="utf-8"?>
+<w:hdr xmlns:m="http://schemas.openxmlformats.org/officeDocument/2006/math" xmlns:mc="http://schemas.openxmlformats.org/markup-compatibility/2006" xmlns:mo="http://schemas.microsoft.com/office/mac/office/2008/main" xmlns:mv="urn:schemas-microsoft-com:mac:vml" xmlns:o="urn:schemas-microsoft-com:office:office" xmlns:r="http://schemas.openxmlformats.org/officeDocument/2006/relationships" xmlns:v="urn:schemas-microsoft-com:vml" xmlns:w10="urn:schemas-microsoft-com:office:word" xmlns:w14="http://schemas.microsoft.com/office/word/2010/wordml" xmlns:w="http://schemas.openxmlformats.org/wordprocessingml/2006/main" xmlns:wne="http://schemas.microsoft.com/office/word/2006/wordml" xmlns:wp14="http://schemas.microsoft.com/office/word/2010/wordprocessingDrawing" xmlns:wp="http://schemas.openxmlformats.org/drawingml/2006/wordprocessingDrawing" xmlns:wpc="http://schemas.microsoft.com/office/word/2010/wordprocessingCanvas" xmlns:wpg="http://schemas.microsoft.com/office/word/2010/wordprocessingGroup" xmlns:wpi="http://schemas.microsoft.com/office/word/2010/wordprocessingInk" xmlns:wps="http://schemas.microsoft.com/office/word/2010/wordprocessingShape" mc:Ignorable="w14 wp14">
+  <w:p>
+    <w:pPr>
+      <w:pBdr>
+        <w:bottom w:val="single" w:sz="4" w:color="C9D3DE" w:space="4"/>
+      </w:pBdr>
+      <w:tabs>
+        <w:tab w:pos="9638" w:val="right"/>
+      </w:tabs>
+    </w:pPr>
+    <w:r>
+      <w:rPr>
+        <w:b/>
+        <w:color w:val="1F4E79"/>
+        <w:sz w:val="16"/>
+      </w:rPr>
+      <w:t>Artea bankas</w:t>
+    </w:r>
+    <w:r>
+      <w:rPr>
+        <w:b w:val="0"/>
+        <w:color w:val="5F6B7A"/>
+        <w:sz w:val="16"/>
+      </w:rPr>
+      <w:tab/>
+      <w:t>Emitento apžvalga · 6M2026</w:t>
+    </w:r>
+  </w:p>
+</w:hdr>
 </file>
 
 <file path=word/numbering.xml><?xml version="1.0" encoding="utf-8"?>
@@ -6258,10 +8770,10 @@
     <w:qFormat/>
     <w:rsid w:val="00FC693F"/>
     <w:pPr>
-      <w:spacing w:after="80"/>
+      <w:spacing w:after="80" w:line="264" w:lineRule="auto"/>
     </w:pPr>
     <w:rPr>
-      <w:rFonts w:ascii="Calibri" w:hAnsi="Calibri"/>
+      <w:rFonts w:ascii="Calibri" w:hAnsi="Calibri" w:eastAsia="Calibri"/>
       <w:color w:val="1A1A1A"/>
       <w:sz w:val="21"/>
     </w:rPr>

--- a/docs/files/artea/artea_6M2026_lt.docx
+++ b/docs/files/artea/artea_6M2026_lt.docx
@@ -175,7 +175,7 @@
                 <w:color w:val="5F6B7A"/>
                 <w:sz w:val="15"/>
               </w:rPr>
-              <w:t>Reitingas</w:t>
+              <w:t>Emitento reitingas</w:t>
             </w:r>
           </w:p>
           <w:p>
@@ -931,16 +931,17 @@
         <w:tblLook w:firstColumn="1" w:firstRow="1" w:lastColumn="0" w:lastRow="0" w:noHBand="0" w:noVBand="1" w:val="04A0"/>
       </w:tblPr>
       <w:tblGrid>
-        <w:gridCol w:w="1701"/>
-        <w:gridCol w:w="2608"/>
-        <w:gridCol w:w="963"/>
-        <w:gridCol w:w="1304"/>
-        <w:gridCol w:w="3061"/>
+        <w:gridCol w:w="1513"/>
+        <w:gridCol w:w="2241"/>
+        <w:gridCol w:w="840"/>
+        <w:gridCol w:w="1120"/>
+        <w:gridCol w:w="1569"/>
+        <w:gridCol w:w="2353"/>
       </w:tblGrid>
       <w:tr>
         <w:tc>
           <w:tcPr>
-            <w:tcW w:type="dxa" w:w="1701"/>
+            <w:tcW w:type="dxa" w:w="1513"/>
             <w:tcBorders>
               <w:top w:val="single" w:sz="12" w:color="1F4E79" w:space="0"/>
               <w:left w:val="nil"/>
@@ -966,7 +967,7 @@
         </w:tc>
         <w:tc>
           <w:tcPr>
-            <w:tcW w:type="dxa" w:w="2608"/>
+            <w:tcW w:type="dxa" w:w="2241"/>
             <w:tcBorders>
               <w:top w:val="single" w:sz="12" w:color="1F4E79" w:space="0"/>
               <w:left w:val="nil"/>
@@ -992,7 +993,7 @@
         </w:tc>
         <w:tc>
           <w:tcPr>
-            <w:tcW w:type="dxa" w:w="964"/>
+            <w:tcW w:type="dxa" w:w="841"/>
             <w:tcBorders>
               <w:top w:val="single" w:sz="12" w:color="1F4E79" w:space="0"/>
               <w:left w:val="nil"/>
@@ -1019,7 +1020,7 @@
         </w:tc>
         <w:tc>
           <w:tcPr>
-            <w:tcW w:type="dxa" w:w="1304"/>
+            <w:tcW w:type="dxa" w:w="1121"/>
             <w:tcBorders>
               <w:top w:val="single" w:sz="12" w:color="1F4E79" w:space="0"/>
               <w:left w:val="nil"/>
@@ -1045,7 +1046,33 @@
         </w:tc>
         <w:tc>
           <w:tcPr>
-            <w:tcW w:type="dxa" w:w="3061"/>
+            <w:tcW w:type="dxa" w:w="1569"/>
+            <w:tcBorders>
+              <w:top w:val="single" w:sz="12" w:color="1F4E79" w:space="0"/>
+              <w:left w:val="nil"/>
+              <w:bottom w:val="single" w:sz="4" w:color="C9D3DE" w:space="0"/>
+              <w:right w:val="nil"/>
+            </w:tcBorders>
+            <w:shd w:val="clear" w:color="auto" w:fill="EAF1F8"/>
+          </w:tcPr>
+          <w:p>
+            <w:pPr>
+              <w:spacing w:before="0" w:after="0"/>
+            </w:pPr>
+            <w:r>
+              <w:rPr>
+                <w:b/>
+                <w:caps/>
+                <w:color w:val="1F4E79"/>
+                <w:sz w:val="16"/>
+              </w:rPr>
+              <w:t>Emisijos reitingas</w:t>
+            </w:r>
+          </w:p>
+        </w:tc>
+        <w:tc>
+          <w:tcPr>
+            <w:tcW w:type="dxa" w:w="2353"/>
             <w:tcBorders>
               <w:top w:val="single" w:sz="12" w:color="1F4E79" w:space="0"/>
               <w:left w:val="nil"/>
@@ -1073,7 +1100,7 @@
       <w:tr>
         <w:tc>
           <w:tcPr>
-            <w:tcW w:type="dxa" w:w="1701"/>
+            <w:tcW w:type="dxa" w:w="1513"/>
             <w:tcBorders>
               <w:top w:val="nil"/>
               <w:left w:val="nil"/>
@@ -1096,7 +1123,7 @@
         </w:tc>
         <w:tc>
           <w:tcPr>
-            <w:tcW w:type="dxa" w:w="2608"/>
+            <w:tcW w:type="dxa" w:w="2241"/>
             <w:tcBorders>
               <w:top w:val="nil"/>
               <w:left w:val="nil"/>
@@ -1119,7 +1146,7 @@
         </w:tc>
         <w:tc>
           <w:tcPr>
-            <w:tcW w:type="dxa" w:w="964"/>
+            <w:tcW w:type="dxa" w:w="841"/>
             <w:tcBorders>
               <w:top w:val="nil"/>
               <w:left w:val="nil"/>
@@ -1143,7 +1170,7 @@
         </w:tc>
         <w:tc>
           <w:tcPr>
-            <w:tcW w:type="dxa" w:w="1304"/>
+            <w:tcW w:type="dxa" w:w="1121"/>
             <w:tcBorders>
               <w:top w:val="nil"/>
               <w:left w:val="nil"/>
@@ -1166,7 +1193,30 @@
         </w:tc>
         <w:tc>
           <w:tcPr>
-            <w:tcW w:type="dxa" w:w="3061"/>
+            <w:tcW w:type="dxa" w:w="1569"/>
+            <w:tcBorders>
+              <w:top w:val="nil"/>
+              <w:left w:val="nil"/>
+              <w:bottom w:val="single" w:sz="4" w:color="DDE3EA" w:space="0"/>
+              <w:right w:val="nil"/>
+            </w:tcBorders>
+          </w:tcPr>
+          <w:p>
+            <w:pPr>
+              <w:spacing w:before="0" w:after="0"/>
+            </w:pPr>
+            <w:r>
+              <w:rPr>
+                <w:b w:val="0"/>
+                <w:sz w:val="17"/>
+              </w:rPr>
+              <w:t>atskiro nerasta</w:t>
+            </w:r>
+          </w:p>
+        </w:tc>
+        <w:tc>
+          <w:tcPr>
+            <w:tcW w:type="dxa" w:w="2353"/>
             <w:tcBorders>
               <w:top w:val="nil"/>
               <w:left w:val="nil"/>
@@ -1191,7 +1241,7 @@
       <w:tr>
         <w:tc>
           <w:tcPr>
-            <w:tcW w:type="dxa" w:w="1701"/>
+            <w:tcW w:type="dxa" w:w="1513"/>
             <w:tcBorders>
               <w:top w:val="nil"/>
               <w:left w:val="nil"/>
@@ -1214,7 +1264,7 @@
         </w:tc>
         <w:tc>
           <w:tcPr>
-            <w:tcW w:type="dxa" w:w="2608"/>
+            <w:tcW w:type="dxa" w:w="2241"/>
             <w:tcBorders>
               <w:top w:val="nil"/>
               <w:left w:val="nil"/>
@@ -1237,7 +1287,7 @@
         </w:tc>
         <w:tc>
           <w:tcPr>
-            <w:tcW w:type="dxa" w:w="964"/>
+            <w:tcW w:type="dxa" w:w="841"/>
             <w:tcBorders>
               <w:top w:val="nil"/>
               <w:left w:val="nil"/>
@@ -1261,7 +1311,7 @@
         </w:tc>
         <w:tc>
           <w:tcPr>
-            <w:tcW w:type="dxa" w:w="1304"/>
+            <w:tcW w:type="dxa" w:w="1121"/>
             <w:tcBorders>
               <w:top w:val="nil"/>
               <w:left w:val="nil"/>
@@ -1284,7 +1334,30 @@
         </w:tc>
         <w:tc>
           <w:tcPr>
-            <w:tcW w:type="dxa" w:w="3061"/>
+            <w:tcW w:type="dxa" w:w="1569"/>
+            <w:tcBorders>
+              <w:top w:val="nil"/>
+              <w:left w:val="nil"/>
+              <w:bottom w:val="single" w:sz="4" w:color="DDE3EA" w:space="0"/>
+              <w:right w:val="nil"/>
+            </w:tcBorders>
+          </w:tcPr>
+          <w:p>
+            <w:pPr>
+              <w:spacing w:before="0" w:after="0"/>
+            </w:pPr>
+            <w:r>
+              <w:rPr>
+                <w:b w:val="0"/>
+                <w:sz w:val="17"/>
+              </w:rPr>
+              <w:t>atskiro nerasta</w:t>
+            </w:r>
+          </w:p>
+        </w:tc>
+        <w:tc>
+          <w:tcPr>
+            <w:tcW w:type="dxa" w:w="2353"/>
             <w:tcBorders>
               <w:top w:val="nil"/>
               <w:left w:val="nil"/>
@@ -1309,7 +1382,7 @@
       <w:tr>
         <w:tc>
           <w:tcPr>
-            <w:tcW w:type="dxa" w:w="1701"/>
+            <w:tcW w:type="dxa" w:w="1513"/>
             <w:tcBorders>
               <w:top w:val="nil"/>
               <w:left w:val="nil"/>
@@ -1332,7 +1405,7 @@
         </w:tc>
         <w:tc>
           <w:tcPr>
-            <w:tcW w:type="dxa" w:w="2608"/>
+            <w:tcW w:type="dxa" w:w="2241"/>
             <w:tcBorders>
               <w:top w:val="nil"/>
               <w:left w:val="nil"/>
@@ -1355,7 +1428,7 @@
         </w:tc>
         <w:tc>
           <w:tcPr>
-            <w:tcW w:type="dxa" w:w="964"/>
+            <w:tcW w:type="dxa" w:w="841"/>
             <w:tcBorders>
               <w:top w:val="nil"/>
               <w:left w:val="nil"/>
@@ -1379,7 +1452,7 @@
         </w:tc>
         <w:tc>
           <w:tcPr>
-            <w:tcW w:type="dxa" w:w="1304"/>
+            <w:tcW w:type="dxa" w:w="1121"/>
             <w:tcBorders>
               <w:top w:val="nil"/>
               <w:left w:val="nil"/>
@@ -1402,7 +1475,30 @@
         </w:tc>
         <w:tc>
           <w:tcPr>
-            <w:tcW w:type="dxa" w:w="3061"/>
+            <w:tcW w:type="dxa" w:w="1569"/>
+            <w:tcBorders>
+              <w:top w:val="nil"/>
+              <w:left w:val="nil"/>
+              <w:bottom w:val="single" w:sz="4" w:color="DDE3EA" w:space="0"/>
+              <w:right w:val="nil"/>
+            </w:tcBorders>
+          </w:tcPr>
+          <w:p>
+            <w:pPr>
+              <w:spacing w:before="0" w:after="0"/>
+            </w:pPr>
+            <w:r>
+              <w:rPr>
+                <w:b w:val="0"/>
+                <w:sz w:val="17"/>
+              </w:rPr>
+              <w:t>atskiro nerasta</w:t>
+            </w:r>
+          </w:p>
+        </w:tc>
+        <w:tc>
+          <w:tcPr>
+            <w:tcW w:type="dxa" w:w="2353"/>
             <w:tcBorders>
               <w:top w:val="nil"/>
               <w:left w:val="nil"/>
@@ -1427,7 +1523,7 @@
       <w:tr>
         <w:tc>
           <w:tcPr>
-            <w:tcW w:type="dxa" w:w="1701"/>
+            <w:tcW w:type="dxa" w:w="1513"/>
             <w:tcBorders>
               <w:top w:val="nil"/>
               <w:left w:val="nil"/>
@@ -1450,7 +1546,7 @@
         </w:tc>
         <w:tc>
           <w:tcPr>
-            <w:tcW w:type="dxa" w:w="2608"/>
+            <w:tcW w:type="dxa" w:w="2241"/>
             <w:tcBorders>
               <w:top w:val="nil"/>
               <w:left w:val="nil"/>
@@ -1473,7 +1569,7 @@
         </w:tc>
         <w:tc>
           <w:tcPr>
-            <w:tcW w:type="dxa" w:w="964"/>
+            <w:tcW w:type="dxa" w:w="841"/>
             <w:tcBorders>
               <w:top w:val="nil"/>
               <w:left w:val="nil"/>
@@ -1497,7 +1593,7 @@
         </w:tc>
         <w:tc>
           <w:tcPr>
-            <w:tcW w:type="dxa" w:w="1304"/>
+            <w:tcW w:type="dxa" w:w="1121"/>
             <w:tcBorders>
               <w:top w:val="nil"/>
               <w:left w:val="nil"/>
@@ -1520,7 +1616,30 @@
         </w:tc>
         <w:tc>
           <w:tcPr>
-            <w:tcW w:type="dxa" w:w="3061"/>
+            <w:tcW w:type="dxa" w:w="1569"/>
+            <w:tcBorders>
+              <w:top w:val="nil"/>
+              <w:left w:val="nil"/>
+              <w:bottom w:val="single" w:sz="4" w:color="DDE3EA" w:space="0"/>
+              <w:right w:val="nil"/>
+            </w:tcBorders>
+          </w:tcPr>
+          <w:p>
+            <w:pPr>
+              <w:spacing w:before="0" w:after="0"/>
+            </w:pPr>
+            <w:r>
+              <w:rPr>
+                <w:b w:val="0"/>
+                <w:sz w:val="17"/>
+              </w:rPr>
+              <w:t>atskiro nerasta</w:t>
+            </w:r>
+          </w:p>
+        </w:tc>
+        <w:tc>
+          <w:tcPr>
+            <w:tcW w:type="dxa" w:w="2353"/>
             <w:tcBorders>
               <w:top w:val="nil"/>
               <w:left w:val="nil"/>
@@ -1545,7 +1664,7 @@
       <w:tr>
         <w:tc>
           <w:tcPr>
-            <w:tcW w:type="dxa" w:w="1701"/>
+            <w:tcW w:type="dxa" w:w="1513"/>
             <w:tcBorders>
               <w:top w:val="nil"/>
               <w:left w:val="nil"/>
@@ -1568,7 +1687,7 @@
         </w:tc>
         <w:tc>
           <w:tcPr>
-            <w:tcW w:type="dxa" w:w="2608"/>
+            <w:tcW w:type="dxa" w:w="2241"/>
             <w:tcBorders>
               <w:top w:val="nil"/>
               <w:left w:val="nil"/>
@@ -1591,7 +1710,7 @@
         </w:tc>
         <w:tc>
           <w:tcPr>
-            <w:tcW w:type="dxa" w:w="964"/>
+            <w:tcW w:type="dxa" w:w="841"/>
             <w:tcBorders>
               <w:top w:val="nil"/>
               <w:left w:val="nil"/>
@@ -1615,7 +1734,7 @@
         </w:tc>
         <w:tc>
           <w:tcPr>
-            <w:tcW w:type="dxa" w:w="1304"/>
+            <w:tcW w:type="dxa" w:w="1121"/>
             <w:tcBorders>
               <w:top w:val="nil"/>
               <w:left w:val="nil"/>
@@ -1638,7 +1757,30 @@
         </w:tc>
         <w:tc>
           <w:tcPr>
-            <w:tcW w:type="dxa" w:w="3061"/>
+            <w:tcW w:type="dxa" w:w="1569"/>
+            <w:tcBorders>
+              <w:top w:val="nil"/>
+              <w:left w:val="nil"/>
+              <w:bottom w:val="single" w:sz="4" w:color="DDE3EA" w:space="0"/>
+              <w:right w:val="nil"/>
+            </w:tcBorders>
+          </w:tcPr>
+          <w:p>
+            <w:pPr>
+              <w:spacing w:before="0" w:after="0"/>
+            </w:pPr>
+            <w:r>
+              <w:rPr>
+                <w:b w:val="0"/>
+                <w:sz w:val="17"/>
+              </w:rPr>
+              <w:t>atskiro nerasta</w:t>
+            </w:r>
+          </w:p>
+        </w:tc>
+        <w:tc>
+          <w:tcPr>
+            <w:tcW w:type="dxa" w:w="2353"/>
             <w:tcBorders>
               <w:top w:val="nil"/>
               <w:left w:val="nil"/>

--- a/docs/files/artea/artea_6M2026_lt.docx
+++ b/docs/files/artea/artea_6M2026_lt.docx
@@ -2,6 +2,14 @@
 <file path=word/document.xml><?xml version="1.0" encoding="utf-8"?>
 <w:document xmlns:wpc="http://schemas.microsoft.com/office/word/2010/wordprocessingCanvas" xmlns:mo="http://schemas.microsoft.com/office/mac/office/2008/main" xmlns:mc="http://schemas.openxmlformats.org/markup-compatibility/2006" xmlns:mv="urn:schemas-microsoft-com:mac:vml" xmlns:o="urn:schemas-microsoft-com:office:office" xmlns:r="http://schemas.openxmlformats.org/officeDocument/2006/relationships" xmlns:m="http://schemas.openxmlformats.org/officeDocument/2006/math" xmlns:v="urn:schemas-microsoft-com:vml" xmlns:wp14="http://schemas.microsoft.com/office/word/2010/wordprocessingDrawing" xmlns:wp="http://schemas.openxmlformats.org/drawingml/2006/wordprocessingDrawing" xmlns:w10="urn:schemas-microsoft-com:office:word" xmlns:w="http://schemas.openxmlformats.org/wordprocessingml/2006/main" xmlns:w14="http://schemas.microsoft.com/office/word/2010/wordml" xmlns:wpg="http://schemas.microsoft.com/office/word/2010/wordprocessingGroup" xmlns:wpi="http://schemas.microsoft.com/office/word/2010/wordprocessingInk" xmlns:wne="http://schemas.microsoft.com/office/word/2006/wordml" xmlns:wps="http://schemas.microsoft.com/office/word/2010/wordprocessingShape" mc:Ignorable="w14 wp14">
   <w:body>
+    <w:p>
+      <w:pPr>
+        <w:pBdr>
+          <w:top w:val="single" w:sz="24" w:color="12355B" w:space="0"/>
+        </w:pBdr>
+        <w:spacing w:before="0" w:after="200" w:line="120" w:lineRule="auto"/>
+      </w:pPr>
+    </w:p>
     <w:tbl>
       <w:tblPr>
         <w:tblW w:w="9639" w:type="dxa"/>
@@ -15,10 +23,10 @@
         </w:tblBorders>
         <w:tblLayout w:type="fixed"/>
         <w:tblCellMar>
-          <w:top w:w="260" w:type="dxa"/>
-          <w:left w:w="280" w:type="dxa"/>
-          <w:bottom w:w="260" w:type="dxa"/>
-          <w:right w:w="280" w:type="dxa"/>
+          <w:top w:w="0" w:type="dxa"/>
+          <w:left w:w="0" w:type="dxa"/>
+          <w:bottom w:w="0" w:type="dxa"/>
+          <w:right w:w="0" w:type="dxa"/>
         </w:tblCellMar>
         <w:tblLook w:firstColumn="1" w:firstRow="1" w:lastColumn="0" w:lastRow="0" w:noHBand="0" w:noVBand="1" w:val="04A0"/>
       </w:tblPr>
@@ -30,7 +38,6 @@
         <w:tc>
           <w:tcPr>
             <w:tcW w:type="dxa" w:w="7030"/>
-            <w:shd w:val="clear" w:color="auto" w:fill="1F4E79"/>
           </w:tcPr>
           <w:p>
             <w:pPr>
@@ -40,8 +47,8 @@
               <w:rPr>
                 <w:b/>
                 <w:caps/>
-                <w:color w:val="AFC6DD"/>
-                <w:sz w:val="17"/>
+                <w:color w:val="2A78D6"/>
+                <w:sz w:val="16"/>
               </w:rPr>
               <w:t>Emitento apžvalga · 6M2026</w:t>
             </w:r>
@@ -53,28 +60,40 @@
             <w:r>
               <w:rPr>
                 <w:b/>
-                <w:color w:val="FFFFFF"/>
+                <w:color w:val="12355B"/>
                 <w:sz w:val="52"/>
               </w:rPr>
               <w:t>Artea bankas</w:t>
+            </w:r>
+          </w:p>
+          <w:p>
+            <w:pPr>
+              <w:spacing w:before="40" w:after="0"/>
+            </w:pPr>
+            <w:r>
+              <w:rPr>
+                <w:b w:val="0"/>
+                <w:color w:val="667085"/>
+                <w:sz w:val="18"/>
+              </w:rPr>
+              <w:t>Lietuva</w:t>
             </w:r>
           </w:p>
         </w:tc>
         <w:tc>
           <w:tcPr>
             <w:tcW w:type="dxa" w:w="2608"/>
-            <w:shd w:val="clear" w:color="auto" w:fill="1F4E79"/>
           </w:tcPr>
           <w:p>
             <w:pPr>
-              <w:spacing w:before="280" w:after="0"/>
+              <w:spacing w:before="440" w:after="0"/>
               <w:jc w:val="right"/>
             </w:pPr>
             <w:r>
               <w:rPr>
                 <w:b/>
                 <w:color w:val="1B7F3B"/>
-                <w:sz w:val="19"/>
+                <w:sz w:val="18"/>
                 <w:shd w:val="clear" w:color="auto" w:fill="E3F3E8"/>
               </w:rPr>
               <w:t xml:space="preserve">  ●  TVARKINGA  </w:t>
@@ -86,9 +105,9 @@
     <w:p>
       <w:pPr>
         <w:pBdr>
-          <w:top w:val="single" w:sz="12" w:color="2A78D6" w:space="0"/>
+          <w:top w:val="single" w:sz="4" w:color="D5DCE4" w:space="0"/>
         </w:pBdr>
-        <w:spacing w:before="0" w:after="200" w:line="120" w:lineRule="auto"/>
+        <w:spacing w:before="120" w:after="200" w:line="120" w:lineRule="auto"/>
       </w:pPr>
     </w:p>
     <w:tbl>
@@ -104,39 +123,88 @@
         </w:tblBorders>
         <w:tblLayout w:type="fixed"/>
         <w:tblCellMar>
-          <w:top w:w="0" w:type="dxa"/>
-          <w:left w:w="0" w:type="dxa"/>
-          <w:bottom w:w="120" w:type="dxa"/>
-          <w:right w:w="160" w:type="dxa"/>
+          <w:top w:w="160" w:type="dxa"/>
+          <w:left w:w="220" w:type="dxa"/>
+          <w:bottom w:w="160" w:type="dxa"/>
+          <w:right w:w="220" w:type="dxa"/>
         </w:tblCellMar>
         <w:tblLook w:firstColumn="1" w:firstRow="1" w:lastColumn="0" w:lastRow="0" w:noHBand="0" w:noVBand="1" w:val="04A0"/>
       </w:tblPr>
       <w:tblGrid>
-        <w:gridCol w:w="3213"/>
-        <w:gridCol w:w="3213"/>
-        <w:gridCol w:w="3213"/>
+        <w:gridCol w:w="4819"/>
+        <w:gridCol w:w="4819"/>
       </w:tblGrid>
       <w:tr>
         <w:tc>
           <w:tcPr>
-            <w:tcW w:type="dxa" w:w="3213"/>
+            <w:tcW w:type="dxa" w:w="4819"/>
             <w:tcBorders>
-              <w:top w:val="nil"/>
+              <w:top w:val="single" w:sz="12" w:color="12355B" w:space="0"/>
               <w:left w:val="nil"/>
-              <w:bottom w:val="single" w:sz="4" w:color="C9D3DE" w:space="0"/>
+              <w:bottom w:val="nil"/>
               <w:right w:val="nil"/>
             </w:tcBorders>
+            <w:shd w:val="clear" w:color="auto" w:fill="F4F6F9"/>
           </w:tcPr>
           <w:p>
             <w:pPr>
-              <w:spacing w:before="0" w:after="20"/>
+              <w:spacing w:before="0" w:after="40"/>
+            </w:pPr>
+            <w:r>
+              <w:rPr>
+                <w:b/>
+                <w:color w:val="12355B"/>
+                <w:sz w:val="18"/>
+              </w:rPr>
+              <w:t>Pagrindinė informacija</w:t>
+            </w:r>
+          </w:p>
+          <w:p>
+            <w:pPr>
+              <w:spacing w:before="80" w:after="0"/>
             </w:pPr>
             <w:r>
               <w:rPr>
                 <w:b/>
                 <w:caps/>
-                <w:color w:val="5F6B7A"/>
-                <w:sz w:val="15"/>
+                <w:color w:val="667085"/>
+                <w:sz w:val="14"/>
+              </w:rPr>
+              <w:t>Emitento reitingas</w:t>
+            </w:r>
+          </w:p>
+          <w:p>
+            <w:pPr>
+              <w:spacing w:before="0" w:after="0"/>
+            </w:pPr>
+            <w:r>
+              <w:rPr>
+                <w:b w:val="0"/>
+                <w:sz w:val="18"/>
+              </w:rPr>
+              <w:t>Moody's (2026-04-21): long-term deposits upgraded to A3, senior unsecured Baa1 affirmed, outlook changed from stable to positive</w:t>
+            </w:r>
+            <w:hyperlink r:id="rId12">
+              <w:r>
+                <w:rPr>
+                  <w:color w:val="2A78D6"/>
+                  <w:vertAlign w:val="superscript"/>
+                  <w:sz w:val="15"/>
+                </w:rPr>
+                <w:t xml:space="preserve">1</w:t>
+              </w:r>
+            </w:hyperlink>
+          </w:p>
+          <w:p>
+            <w:pPr>
+              <w:spacing w:before="80" w:after="0"/>
+            </w:pPr>
+            <w:r>
+              <w:rPr>
+                <w:b/>
+                <w:caps/>
+                <w:color w:val="667085"/>
+                <w:sz w:val="14"/>
               </w:rPr>
               <w:t>Analizės data</w:t>
             </w:r>
@@ -148,79 +216,21 @@
             <w:r>
               <w:rPr>
                 <w:b w:val="0"/>
-                <w:sz w:val="19"/>
+                <w:sz w:val="18"/>
               </w:rPr>
               <w:t>2026-10-22</w:t>
             </w:r>
           </w:p>
-        </w:tc>
-        <w:tc>
-          <w:tcPr>
-            <w:tcW w:type="dxa" w:w="3213"/>
-            <w:tcBorders>
-              <w:top w:val="nil"/>
-              <w:left w:val="nil"/>
-              <w:bottom w:val="single" w:sz="4" w:color="C9D3DE" w:space="0"/>
-              <w:right w:val="nil"/>
-            </w:tcBorders>
-          </w:tcPr>
           <w:p>
             <w:pPr>
-              <w:spacing w:before="0" w:after="20"/>
+              <w:spacing w:before="80" w:after="0"/>
             </w:pPr>
             <w:r>
               <w:rPr>
                 <w:b/>
                 <w:caps/>
-                <w:color w:val="5F6B7A"/>
-                <w:sz w:val="15"/>
-              </w:rPr>
-              <w:t>Emitento reitingas</w:t>
-            </w:r>
-          </w:p>
-          <w:p>
-            <w:pPr>
-              <w:spacing w:before="0" w:after="0"/>
-            </w:pPr>
-            <w:r>
-              <w:rPr>
-                <w:b w:val="0"/>
-                <w:sz w:val="19"/>
-              </w:rPr>
-              <w:t>Moody's (2026-04-21): long-term deposits upgraded to A3, senior unsecured Baa1 affirmed, outlook changed from stable to positive</w:t>
-            </w:r>
-            <w:hyperlink r:id="rId12">
-              <w:r>
-                <w:rPr>
-                  <w:color w:val="2A78D6"/>
-                  <w:vertAlign w:val="superscript"/>
-                  <w:sz w:val="16"/>
-                </w:rPr>
-                <w:t xml:space="preserve">1</w:t>
-              </w:r>
-            </w:hyperlink>
-          </w:p>
-        </w:tc>
-        <w:tc>
-          <w:tcPr>
-            <w:tcW w:type="dxa" w:w="3213"/>
-            <w:tcBorders>
-              <w:top w:val="nil"/>
-              <w:left w:val="nil"/>
-              <w:bottom w:val="single" w:sz="4" w:color="C9D3DE" w:space="0"/>
-              <w:right w:val="nil"/>
-            </w:tcBorders>
-          </w:tcPr>
-          <w:p>
-            <w:pPr>
-              <w:spacing w:before="0" w:after="20"/>
-            </w:pPr>
-            <w:r>
-              <w:rPr>
-                <w:b/>
-                <w:caps/>
-                <w:color w:val="5F6B7A"/>
-                <w:sz w:val="15"/>
+                <w:color w:val="667085"/>
+                <w:sz w:val="14"/>
               </w:rPr>
               <w:t>Kita ataskaita</w:t>
             </w:r>
@@ -232,9 +242,255 @@
             <w:r>
               <w:rPr>
                 <w:b w:val="0"/>
-                <w:sz w:val="19"/>
+                <w:sz w:val="18"/>
               </w:rPr>
               <w:t>9M 2026 interim report - 2026-10-28</w:t>
+            </w:r>
+          </w:p>
+          <w:p>
+            <w:pPr>
+              <w:spacing w:before="80" w:after="0"/>
+            </w:pPr>
+            <w:r>
+              <w:rPr>
+                <w:b/>
+                <w:caps/>
+                <w:color w:val="667085"/>
+                <w:sz w:val="14"/>
+              </w:rPr>
+              <w:t>Šalis</w:t>
+            </w:r>
+          </w:p>
+          <w:p>
+            <w:pPr>
+              <w:spacing w:before="0" w:after="0"/>
+            </w:pPr>
+            <w:r>
+              <w:rPr>
+                <w:b w:val="0"/>
+                <w:sz w:val="18"/>
+              </w:rPr>
+              <w:t>Lietuva</w:t>
+            </w:r>
+          </w:p>
+        </w:tc>
+        <w:tc>
+          <w:tcPr>
+            <w:tcW w:type="dxa" w:w="4819"/>
+            <w:tcBorders>
+              <w:top w:val="single" w:sz="12" w:color="12355B" w:space="0"/>
+              <w:left w:val="nil"/>
+              <w:bottom w:val="nil"/>
+              <w:right w:val="nil"/>
+            </w:tcBorders>
+            <w:shd w:val="clear" w:color="auto" w:fill="F4F6F9"/>
+          </w:tcPr>
+          <w:p>
+            <w:pPr>
+              <w:spacing w:before="0" w:after="40"/>
+            </w:pPr>
+            <w:r>
+              <w:rPr>
+                <w:b/>
+                <w:color w:val="12355B"/>
+                <w:sz w:val="18"/>
+              </w:rPr>
+              <w:t>Turimi vertybiniai popieriai</w:t>
+            </w:r>
+          </w:p>
+          <w:p>
+            <w:pPr>
+              <w:spacing w:before="80" w:after="0"/>
+            </w:pPr>
+            <w:r>
+              <w:rPr>
+                <w:b/>
+                <w:color w:val="1B2430"/>
+                <w:sz w:val="17"/>
+              </w:rPr>
+              <w:t>Artea bankas 8.75% AT1</w:t>
+            </w:r>
+          </w:p>
+          <w:p>
+            <w:pPr>
+              <w:spacing w:before="0" w:after="0"/>
+            </w:pPr>
+            <w:r>
+              <w:rPr>
+                <w:b w:val="0"/>
+                <w:color w:val="667085"/>
+                <w:sz w:val="15"/>
+              </w:rPr>
+              <w:t>XS2922133363  ·  8,75 % · neterminuota</w:t>
+            </w:r>
+          </w:p>
+          <w:p>
+            <w:pPr>
+              <w:spacing w:before="0" w:after="0"/>
+            </w:pPr>
+            <w:r>
+              <w:rPr>
+                <w:b w:val="0"/>
+                <w:color w:val="12355B"/>
+                <w:sz w:val="15"/>
+              </w:rPr>
+              <w:t>atskiro nerasta</w:t>
+            </w:r>
+          </w:p>
+          <w:p>
+            <w:pPr>
+              <w:spacing w:before="80" w:after="0"/>
+            </w:pPr>
+            <w:r>
+              <w:rPr>
+                <w:b/>
+                <w:color w:val="1B2430"/>
+                <w:sz w:val="17"/>
+              </w:rPr>
+              <w:t>Artea bankas 4.85% senior preferred 2028</w:t>
+            </w:r>
+          </w:p>
+          <w:p>
+            <w:pPr>
+              <w:spacing w:before="0" w:after="0"/>
+            </w:pPr>
+            <w:r>
+              <w:rPr>
+                <w:b w:val="0"/>
+                <w:color w:val="667085"/>
+                <w:sz w:val="15"/>
+              </w:rPr>
+              <w:t>XS2887816564  ·  4,853 % · 2028-12-05</w:t>
+            </w:r>
+          </w:p>
+          <w:p>
+            <w:pPr>
+              <w:spacing w:before="0" w:after="0"/>
+            </w:pPr>
+            <w:r>
+              <w:rPr>
+                <w:b w:val="0"/>
+                <w:color w:val="12355B"/>
+                <w:sz w:val="15"/>
+              </w:rPr>
+              <w:t>atskiro nerasta</w:t>
+            </w:r>
+          </w:p>
+          <w:p>
+            <w:pPr>
+              <w:spacing w:before="80" w:after="0"/>
+            </w:pPr>
+            <w:r>
+              <w:rPr>
+                <w:b/>
+                <w:color w:val="1B2430"/>
+                <w:sz w:val="17"/>
+              </w:rPr>
+              <w:t>Artea bankas 4.60% senior preferred 2030</w:t>
+            </w:r>
+          </w:p>
+          <w:p>
+            <w:pPr>
+              <w:spacing w:before="0" w:after="0"/>
+            </w:pPr>
+            <w:r>
+              <w:rPr>
+                <w:b w:val="0"/>
+                <w:color w:val="667085"/>
+                <w:sz w:val="15"/>
+              </w:rPr>
+              <w:t>XS3025213102  ·  4,597 % · 2030-06-25</w:t>
+            </w:r>
+          </w:p>
+          <w:p>
+            <w:pPr>
+              <w:spacing w:before="0" w:after="0"/>
+            </w:pPr>
+            <w:r>
+              <w:rPr>
+                <w:b w:val="0"/>
+                <w:color w:val="12355B"/>
+                <w:sz w:val="15"/>
+              </w:rPr>
+              <w:t>atskiro nerasta</w:t>
+            </w:r>
+          </w:p>
+          <w:p>
+            <w:pPr>
+              <w:spacing w:before="80" w:after="0"/>
+            </w:pPr>
+            <w:r>
+              <w:rPr>
+                <w:b/>
+                <w:color w:val="1B2430"/>
+                <w:sz w:val="17"/>
+              </w:rPr>
+              <w:t>Artea bankas 10.75% subordinated 2033</w:t>
+            </w:r>
+          </w:p>
+          <w:p>
+            <w:pPr>
+              <w:spacing w:before="0" w:after="0"/>
+            </w:pPr>
+            <w:r>
+              <w:rPr>
+                <w:b w:val="0"/>
+                <w:color w:val="667085"/>
+                <w:sz w:val="15"/>
+              </w:rPr>
+              <w:t>LT0000407751  ·  10,75 % · 2033-06-22</w:t>
+            </w:r>
+          </w:p>
+          <w:p>
+            <w:pPr>
+              <w:spacing w:before="0" w:after="0"/>
+            </w:pPr>
+            <w:r>
+              <w:rPr>
+                <w:b w:val="0"/>
+                <w:color w:val="12355B"/>
+                <w:sz w:val="15"/>
+              </w:rPr>
+              <w:t>atskiro nerasta</w:t>
+            </w:r>
+          </w:p>
+          <w:p>
+            <w:pPr>
+              <w:spacing w:before="80" w:after="0"/>
+            </w:pPr>
+            <w:r>
+              <w:rPr>
+                <w:b/>
+                <w:color w:val="1B2430"/>
+                <w:sz w:val="17"/>
+              </w:rPr>
+              <w:t>Artea bankas 3.74% senior preferred 2029</w:t>
+            </w:r>
+          </w:p>
+          <w:p>
+            <w:pPr>
+              <w:spacing w:before="0" w:after="0"/>
+            </w:pPr>
+            <w:r>
+              <w:rPr>
+                <w:b w:val="0"/>
+                <w:color w:val="667085"/>
+                <w:sz w:val="15"/>
+              </w:rPr>
+              <w:t>XS3191554495  ·  3,739 % · 2029-07-10</w:t>
+            </w:r>
+          </w:p>
+          <w:p>
+            <w:pPr>
+              <w:spacing w:before="0" w:after="0"/>
+            </w:pPr>
+            <w:r>
+              <w:rPr>
+                <w:b w:val="0"/>
+                <w:color w:val="12355B"/>
+                <w:sz w:val="15"/>
+              </w:rPr>
+              <w:t>atskiro nerasta</w:t>
             </w:r>
           </w:p>
         </w:tc>
@@ -242,7 +498,7 @@
     </w:tbl>
     <w:p>
       <w:pPr>
-        <w:spacing w:before="0" w:after="80"/>
+        <w:spacing w:before="0" w:after="120"/>
       </w:pPr>
     </w:p>
     <w:tbl>
@@ -287,7 +543,7 @@
             <w:r>
               <w:rPr>
                 <w:b/>
-                <w:color w:val="1A1A1A"/>
+                <w:color w:val="1B2430"/>
                 <w:sz w:val="21"/>
               </w:rPr>
               <w:t>Pozicija tvarkinga, tačiau pelnas mažėja.</w:t>
@@ -295,7 +551,7 @@
             <w:r>
               <w:rPr>
                 <w:b w:val="0"/>
-                <w:color w:val="1A1A1A"/>
+                <w:color w:val="1B2430"/>
                 <w:sz w:val="21"/>
               </w:rPr>
               <w:t xml:space="preserve"> I pusm. pelnas 23,2 mln. EUR, prieš metus 31,9 mln.; ROE 7,8 %</w:t>
@@ -313,7 +569,7 @@
             <w:r>
               <w:rPr>
                 <w:b w:val="0"/>
-                <w:color w:val="1A1A1A"/>
+                <w:color w:val="1B2430"/>
                 <w:sz w:val="21"/>
               </w:rPr>
               <w:t>. Kapitalas (21,5 %) ir likvidumas (LCR 179 %) – su atsarga, o Moody's 2026 m. balandį reitingą pagerino</w:t>
@@ -331,7 +587,7 @@
             <w:r>
               <w:rPr>
                 <w:b w:val="0"/>
-                <w:color w:val="1A1A1A"/>
+                <w:color w:val="1B2430"/>
                 <w:sz w:val="21"/>
               </w:rPr>
               <w:t>.</w:t>
@@ -380,9 +636,9 @@
             <w:tcW w:type="dxa" w:w="2261"/>
             <w:tcBorders>
               <w:top w:val="single" w:sz="18" w:color="2A78D6" w:space="0"/>
-              <w:left w:val="single" w:sz="4" w:color="C9D3DE" w:space="0"/>
-              <w:bottom w:val="single" w:sz="4" w:color="C9D3DE" w:space="0"/>
-              <w:right w:val="single" w:sz="4" w:color="C9D3DE" w:space="0"/>
+              <w:left w:val="single" w:sz="4" w:color="D5DCE4" w:space="0"/>
+              <w:bottom w:val="single" w:sz="4" w:color="D5DCE4" w:space="0"/>
+              <w:right w:val="single" w:sz="4" w:color="D5DCE4" w:space="0"/>
             </w:tcBorders>
           </w:tcPr>
           <w:p>
@@ -393,7 +649,7 @@
               <w:rPr>
                 <w:b/>
                 <w:caps/>
-                <w:color w:val="5F6B7A"/>
+                <w:color w:val="667085"/>
                 <w:sz w:val="14"/>
               </w:rPr>
               <w:t>Grynasis pelnas</w:t>
@@ -401,7 +657,7 @@
             <w:r>
               <w:rPr>
                 <w:b w:val="0"/>
-                <w:color w:val="5F6B7A"/>
+                <w:color w:val="667085"/>
                 <w:sz w:val="14"/>
               </w:rPr>
               <w:t xml:space="preserve">  ·  6M2026</w:t>
@@ -414,7 +670,7 @@
             <w:r>
               <w:rPr>
                 <w:b/>
-                <w:color w:val="1F4E79"/>
+                <w:color w:val="12355B"/>
                 <w:sz w:val="34"/>
               </w:rPr>
               <w:t>23,2</w:t>
@@ -422,7 +678,7 @@
             <w:r>
               <w:rPr>
                 <w:b w:val="0"/>
-                <w:color w:val="5F6B7A"/>
+                <w:color w:val="667085"/>
                 <w:sz w:val="18"/>
               </w:rPr>
               <w:t xml:space="preserve"> mln. EUR</w:t>
@@ -435,7 +691,7 @@
             <w:r>
               <w:rPr>
                 <w:b w:val="0"/>
-                <w:color w:val="5F6B7A"/>
+                <w:color w:val="667085"/>
                 <w:sz w:val="15"/>
               </w:rPr>
               <w:t>▼ 27,3 % vs 6M2025</w:t>
@@ -453,9 +709,9 @@
             <w:tcW w:type="dxa" w:w="2261"/>
             <w:tcBorders>
               <w:top w:val="single" w:sz="18" w:color="2A78D6" w:space="0"/>
-              <w:left w:val="single" w:sz="4" w:color="C9D3DE" w:space="0"/>
-              <w:bottom w:val="single" w:sz="4" w:color="C9D3DE" w:space="0"/>
-              <w:right w:val="single" w:sz="4" w:color="C9D3DE" w:space="0"/>
+              <w:left w:val="single" w:sz="4" w:color="D5DCE4" w:space="0"/>
+              <w:bottom w:val="single" w:sz="4" w:color="D5DCE4" w:space="0"/>
+              <w:right w:val="single" w:sz="4" w:color="D5DCE4" w:space="0"/>
             </w:tcBorders>
           </w:tcPr>
           <w:p>
@@ -466,7 +722,7 @@
               <w:rPr>
                 <w:b/>
                 <w:caps/>
-                <w:color w:val="5F6B7A"/>
+                <w:color w:val="667085"/>
                 <w:sz w:val="14"/>
               </w:rPr>
               <w:t>ROE</w:t>
@@ -474,7 +730,7 @@
             <w:r>
               <w:rPr>
                 <w:b w:val="0"/>
-                <w:color w:val="5F6B7A"/>
+                <w:color w:val="667085"/>
                 <w:sz w:val="14"/>
               </w:rPr>
               <w:t xml:space="preserve">  ·  6M2026</w:t>
@@ -487,7 +743,7 @@
             <w:r>
               <w:rPr>
                 <w:b/>
-                <w:color w:val="1F4E79"/>
+                <w:color w:val="12355B"/>
                 <w:sz w:val="34"/>
               </w:rPr>
               <w:t>7,8</w:t>
@@ -495,7 +751,7 @@
             <w:r>
               <w:rPr>
                 <w:b w:val="0"/>
-                <w:color w:val="5F6B7A"/>
+                <w:color w:val="667085"/>
                 <w:sz w:val="18"/>
               </w:rPr>
               <w:t xml:space="preserve"> %</w:t>
@@ -508,7 +764,7 @@
             <w:r>
               <w:rPr>
                 <w:b w:val="0"/>
-                <w:color w:val="5F6B7A"/>
+                <w:color w:val="667085"/>
                 <w:sz w:val="15"/>
               </w:rPr>
               <w:t>▼ 3,3 p. p. vs 6M2025</w:t>
@@ -526,9 +782,9 @@
             <w:tcW w:type="dxa" w:w="2261"/>
             <w:tcBorders>
               <w:top w:val="single" w:sz="18" w:color="2A78D6" w:space="0"/>
-              <w:left w:val="single" w:sz="4" w:color="C9D3DE" w:space="0"/>
-              <w:bottom w:val="single" w:sz="4" w:color="C9D3DE" w:space="0"/>
-              <w:right w:val="single" w:sz="4" w:color="C9D3DE" w:space="0"/>
+              <w:left w:val="single" w:sz="4" w:color="D5DCE4" w:space="0"/>
+              <w:bottom w:val="single" w:sz="4" w:color="D5DCE4" w:space="0"/>
+              <w:right w:val="single" w:sz="4" w:color="D5DCE4" w:space="0"/>
             </w:tcBorders>
           </w:tcPr>
           <w:p>
@@ -539,7 +795,7 @@
               <w:rPr>
                 <w:b/>
                 <w:caps/>
-                <w:color w:val="5F6B7A"/>
+                <w:color w:val="667085"/>
                 <w:sz w:val="14"/>
               </w:rPr>
               <w:t>Bendrasis kapitalo rodiklis</w:t>
@@ -547,7 +803,7 @@
             <w:r>
               <w:rPr>
                 <w:b w:val="0"/>
-                <w:color w:val="5F6B7A"/>
+                <w:color w:val="667085"/>
                 <w:sz w:val="14"/>
               </w:rPr>
               <w:t xml:space="preserve">  ·  6M2026</w:t>
@@ -560,7 +816,7 @@
             <w:r>
               <w:rPr>
                 <w:b/>
-                <w:color w:val="1F4E79"/>
+                <w:color w:val="12355B"/>
                 <w:sz w:val="34"/>
               </w:rPr>
               <w:t>21,5</w:t>
@@ -568,7 +824,7 @@
             <w:r>
               <w:rPr>
                 <w:b w:val="0"/>
-                <w:color w:val="5F6B7A"/>
+                <w:color w:val="667085"/>
                 <w:sz w:val="18"/>
               </w:rPr>
               <w:t xml:space="preserve"> %</w:t>
@@ -581,7 +837,7 @@
             <w:r>
               <w:rPr>
                 <w:b w:val="0"/>
-                <w:color w:val="5F6B7A"/>
+                <w:color w:val="667085"/>
                 <w:sz w:val="15"/>
               </w:rPr>
               <w:t>▲ 0,35 p. p. vs FY2025</w:t>
@@ -599,9 +855,9 @@
             <w:tcW w:type="dxa" w:w="2261"/>
             <w:tcBorders>
               <w:top w:val="single" w:sz="18" w:color="2A78D6" w:space="0"/>
-              <w:left w:val="single" w:sz="4" w:color="C9D3DE" w:space="0"/>
-              <w:bottom w:val="single" w:sz="4" w:color="C9D3DE" w:space="0"/>
-              <w:right w:val="single" w:sz="4" w:color="C9D3DE" w:space="0"/>
+              <w:left w:val="single" w:sz="4" w:color="D5DCE4" w:space="0"/>
+              <w:bottom w:val="single" w:sz="4" w:color="D5DCE4" w:space="0"/>
+              <w:right w:val="single" w:sz="4" w:color="D5DCE4" w:space="0"/>
             </w:tcBorders>
           </w:tcPr>
           <w:p>
@@ -612,7 +868,7 @@
               <w:rPr>
                 <w:b/>
                 <w:caps/>
-                <w:color w:val="5F6B7A"/>
+                <w:color w:val="667085"/>
                 <w:sz w:val="14"/>
               </w:rPr>
               <w:t>LCR</w:t>
@@ -620,7 +876,7 @@
             <w:r>
               <w:rPr>
                 <w:b w:val="0"/>
-                <w:color w:val="5F6B7A"/>
+                <w:color w:val="667085"/>
                 <w:sz w:val="14"/>
               </w:rPr>
               <w:t xml:space="preserve">  ·  6M2026</w:t>
@@ -633,7 +889,7 @@
             <w:r>
               <w:rPr>
                 <w:b/>
-                <w:color w:val="1F4E79"/>
+                <w:color w:val="12355B"/>
                 <w:sz w:val="34"/>
               </w:rPr>
               <w:t>179</w:t>
@@ -641,7 +897,7 @@
             <w:r>
               <w:rPr>
                 <w:b w:val="0"/>
-                <w:color w:val="5F6B7A"/>
+                <w:color w:val="667085"/>
                 <w:sz w:val="18"/>
               </w:rPr>
               <w:t xml:space="preserve"> %</w:t>
@@ -654,7 +910,7 @@
             <w:r>
               <w:rPr>
                 <w:b w:val="0"/>
-                <w:color w:val="5F6B7A"/>
+                <w:color w:val="667085"/>
                 <w:sz w:val="15"/>
               </w:rPr>
               <w:t>▼ 29 p. p. vs FY2025</w:t>
@@ -671,28 +927,13 @@
     <w:p>
       <w:pPr>
         <w:keepNext/>
-        <w:pBdr>
-          <w:bottom w:val="single" w:sz="8" w:color="1F4E79" w:space="4"/>
-        </w:pBdr>
-        <w:tabs>
-          <w:tab w:pos="482" w:val="left"/>
-        </w:tabs>
-        <w:spacing w:before="360" w:after="160"/>
+        <w:spacing w:before="200" w:after="100"/>
       </w:pPr>
       <w:r>
         <w:rPr>
           <w:b/>
-          <w:color w:val="2A78D6"/>
-          <w:sz w:val="18"/>
-        </w:rPr>
-        <w:t>01</w:t>
-        <w:tab/>
-      </w:r>
-      <w:r>
-        <w:rPr>
-          <w:b/>
-          <w:color w:val="1F4E79"/>
-          <w:sz w:val="28"/>
+          <w:color w:val="12355B"/>
+          <w:sz w:val="26"/>
         </w:rPr>
         <w:t>Trumpa santrauka</w:t>
       </w:r>
@@ -885,7 +1126,7 @@
       <w:pPr>
         <w:keepNext/>
         <w:pBdr>
-          <w:bottom w:val="single" w:sz="8" w:color="1F4E79" w:space="4"/>
+          <w:bottom w:val="single" w:sz="8" w:color="12355B" w:space="4"/>
         </w:pBdr>
         <w:tabs>
           <w:tab w:pos="482" w:val="left"/>
@@ -898,13 +1139,13 @@
           <w:color w:val="2A78D6"/>
           <w:sz w:val="18"/>
         </w:rPr>
-        <w:t>02</w:t>
+        <w:t>01</w:t>
         <w:tab/>
       </w:r>
       <w:r>
         <w:rPr>
           <w:b/>
-          <w:color w:val="1F4E79"/>
+          <w:color w:val="12355B"/>
           <w:sz w:val="28"/>
         </w:rPr>
         <w:t>Turimos priemonės ir ISIN</w:t>
@@ -931,24 +1172,23 @@
         <w:tblLook w:firstColumn="1" w:firstRow="1" w:lastColumn="0" w:lastRow="0" w:noHBand="0" w:noVBand="1" w:val="04A0"/>
       </w:tblPr>
       <w:tblGrid>
-        <w:gridCol w:w="1513"/>
+        <w:gridCol w:w="1457"/>
         <w:gridCol w:w="2241"/>
-        <w:gridCol w:w="840"/>
+        <w:gridCol w:w="1064"/>
         <w:gridCol w:w="1120"/>
         <w:gridCol w:w="1569"/>
-        <w:gridCol w:w="2353"/>
+        <w:gridCol w:w="2185"/>
       </w:tblGrid>
       <w:tr>
         <w:tc>
           <w:tcPr>
-            <w:tcW w:type="dxa" w:w="1513"/>
+            <w:tcW w:type="dxa" w:w="1457"/>
             <w:tcBorders>
-              <w:top w:val="single" w:sz="12" w:color="1F4E79" w:space="0"/>
+              <w:top w:val="nil"/>
               <w:left w:val="nil"/>
-              <w:bottom w:val="single" w:sz="4" w:color="C9D3DE" w:space="0"/>
+              <w:bottom w:val="single" w:sz="8" w:color="12355B" w:space="0"/>
               <w:right w:val="nil"/>
             </w:tcBorders>
-            <w:shd w:val="clear" w:color="auto" w:fill="EAF1F8"/>
           </w:tcPr>
           <w:p>
             <w:pPr>
@@ -958,8 +1198,8 @@
               <w:rPr>
                 <w:b/>
                 <w:caps/>
-                <w:color w:val="1F4E79"/>
-                <w:sz w:val="16"/>
+                <w:color w:val="667085"/>
+                <w:sz w:val="14"/>
               </w:rPr>
               <w:t>ISIN</w:t>
             </w:r>
@@ -969,12 +1209,11 @@
           <w:tcPr>
             <w:tcW w:type="dxa" w:w="2241"/>
             <w:tcBorders>
-              <w:top w:val="single" w:sz="12" w:color="1F4E79" w:space="0"/>
+              <w:top w:val="nil"/>
               <w:left w:val="nil"/>
-              <w:bottom w:val="single" w:sz="4" w:color="C9D3DE" w:space="0"/>
+              <w:bottom w:val="single" w:sz="8" w:color="12355B" w:space="0"/>
               <w:right w:val="nil"/>
             </w:tcBorders>
-            <w:shd w:val="clear" w:color="auto" w:fill="EAF1F8"/>
           </w:tcPr>
           <w:p>
             <w:pPr>
@@ -984,8 +1223,8 @@
               <w:rPr>
                 <w:b/>
                 <w:caps/>
-                <w:color w:val="1F4E79"/>
-                <w:sz w:val="16"/>
+                <w:color w:val="667085"/>
+                <w:sz w:val="14"/>
               </w:rPr>
               <w:t>Priemonė</w:t>
             </w:r>
@@ -993,14 +1232,13 @@
         </w:tc>
         <w:tc>
           <w:tcPr>
-            <w:tcW w:type="dxa" w:w="841"/>
+            <w:tcW w:type="dxa" w:w="1065"/>
             <w:tcBorders>
-              <w:top w:val="single" w:sz="12" w:color="1F4E79" w:space="0"/>
+              <w:top w:val="nil"/>
               <w:left w:val="nil"/>
-              <w:bottom w:val="single" w:sz="4" w:color="C9D3DE" w:space="0"/>
+              <w:bottom w:val="single" w:sz="8" w:color="12355B" w:space="0"/>
               <w:right w:val="nil"/>
             </w:tcBorders>
-            <w:shd w:val="clear" w:color="auto" w:fill="EAF1F8"/>
           </w:tcPr>
           <w:p>
             <w:pPr>
@@ -1011,8 +1249,8 @@
               <w:rPr>
                 <w:b/>
                 <w:caps/>
-                <w:color w:val="1F4E79"/>
-                <w:sz w:val="16"/>
+                <w:color w:val="667085"/>
+                <w:sz w:val="14"/>
               </w:rPr>
               <w:t>Kuponas</w:t>
             </w:r>
@@ -1022,12 +1260,11 @@
           <w:tcPr>
             <w:tcW w:type="dxa" w:w="1121"/>
             <w:tcBorders>
-              <w:top w:val="single" w:sz="12" w:color="1F4E79" w:space="0"/>
+              <w:top w:val="nil"/>
               <w:left w:val="nil"/>
-              <w:bottom w:val="single" w:sz="4" w:color="C9D3DE" w:space="0"/>
+              <w:bottom w:val="single" w:sz="8" w:color="12355B" w:space="0"/>
               <w:right w:val="nil"/>
             </w:tcBorders>
-            <w:shd w:val="clear" w:color="auto" w:fill="EAF1F8"/>
           </w:tcPr>
           <w:p>
             <w:pPr>
@@ -1037,8 +1274,8 @@
               <w:rPr>
                 <w:b/>
                 <w:caps/>
-                <w:color w:val="1F4E79"/>
-                <w:sz w:val="16"/>
+                <w:color w:val="667085"/>
+                <w:sz w:val="14"/>
               </w:rPr>
               <w:t>Išpirkimas</w:t>
             </w:r>
@@ -1048,12 +1285,11 @@
           <w:tcPr>
             <w:tcW w:type="dxa" w:w="1569"/>
             <w:tcBorders>
-              <w:top w:val="single" w:sz="12" w:color="1F4E79" w:space="0"/>
+              <w:top w:val="nil"/>
               <w:left w:val="nil"/>
-              <w:bottom w:val="single" w:sz="4" w:color="C9D3DE" w:space="0"/>
+              <w:bottom w:val="single" w:sz="8" w:color="12355B" w:space="0"/>
               <w:right w:val="nil"/>
             </w:tcBorders>
-            <w:shd w:val="clear" w:color="auto" w:fill="EAF1F8"/>
           </w:tcPr>
           <w:p>
             <w:pPr>
@@ -1063,8 +1299,8 @@
               <w:rPr>
                 <w:b/>
                 <w:caps/>
-                <w:color w:val="1F4E79"/>
-                <w:sz w:val="16"/>
+                <w:color w:val="667085"/>
+                <w:sz w:val="14"/>
               </w:rPr>
               <w:t>Emisijos reitingas</w:t>
             </w:r>
@@ -1072,14 +1308,13 @@
         </w:tc>
         <w:tc>
           <w:tcPr>
-            <w:tcW w:type="dxa" w:w="2353"/>
+            <w:tcW w:type="dxa" w:w="2185"/>
             <w:tcBorders>
-              <w:top w:val="single" w:sz="12" w:color="1F4E79" w:space="0"/>
+              <w:top w:val="nil"/>
               <w:left w:val="nil"/>
-              <w:bottom w:val="single" w:sz="4" w:color="C9D3DE" w:space="0"/>
+              <w:bottom w:val="single" w:sz="8" w:color="12355B" w:space="0"/>
               <w:right w:val="nil"/>
             </w:tcBorders>
-            <w:shd w:val="clear" w:color="auto" w:fill="EAF1F8"/>
           </w:tcPr>
           <w:p>
             <w:pPr>
@@ -1089,8 +1324,8 @@
               <w:rPr>
                 <w:b/>
                 <w:caps/>
-                <w:color w:val="1F4E79"/>
-                <w:sz w:val="16"/>
+                <w:color w:val="667085"/>
+                <w:sz w:val="14"/>
               </w:rPr>
               <w:t>Pastaba</w:t>
             </w:r>
@@ -1100,11 +1335,11 @@
       <w:tr>
         <w:tc>
           <w:tcPr>
-            <w:tcW w:type="dxa" w:w="1513"/>
+            <w:tcW w:type="dxa" w:w="1457"/>
             <w:tcBorders>
               <w:top w:val="nil"/>
               <w:left w:val="nil"/>
-              <w:bottom w:val="single" w:sz="4" w:color="DDE3EA" w:space="0"/>
+              <w:bottom w:val="single" w:sz="4" w:color="E6EAF0" w:space="0"/>
               <w:right w:val="nil"/>
             </w:tcBorders>
           </w:tcPr>
@@ -1127,7 +1362,7 @@
             <w:tcBorders>
               <w:top w:val="nil"/>
               <w:left w:val="nil"/>
-              <w:bottom w:val="single" w:sz="4" w:color="DDE3EA" w:space="0"/>
+              <w:bottom w:val="single" w:sz="4" w:color="E6EAF0" w:space="0"/>
               <w:right w:val="nil"/>
             </w:tcBorders>
           </w:tcPr>
@@ -1146,11 +1381,11 @@
         </w:tc>
         <w:tc>
           <w:tcPr>
-            <w:tcW w:type="dxa" w:w="841"/>
+            <w:tcW w:type="dxa" w:w="1065"/>
             <w:tcBorders>
               <w:top w:val="nil"/>
               <w:left w:val="nil"/>
-              <w:bottom w:val="single" w:sz="4" w:color="DDE3EA" w:space="0"/>
+              <w:bottom w:val="single" w:sz="4" w:color="E6EAF0" w:space="0"/>
               <w:right w:val="nil"/>
             </w:tcBorders>
           </w:tcPr>
@@ -1174,7 +1409,7 @@
             <w:tcBorders>
               <w:top w:val="nil"/>
               <w:left w:val="nil"/>
-              <w:bottom w:val="single" w:sz="4" w:color="DDE3EA" w:space="0"/>
+              <w:bottom w:val="single" w:sz="4" w:color="E6EAF0" w:space="0"/>
               <w:right w:val="nil"/>
             </w:tcBorders>
           </w:tcPr>
@@ -1197,7 +1432,7 @@
             <w:tcBorders>
               <w:top w:val="nil"/>
               <w:left w:val="nil"/>
-              <w:bottom w:val="single" w:sz="4" w:color="DDE3EA" w:space="0"/>
+              <w:bottom w:val="single" w:sz="4" w:color="E6EAF0" w:space="0"/>
               <w:right w:val="nil"/>
             </w:tcBorders>
           </w:tcPr>
@@ -1216,11 +1451,11 @@
         </w:tc>
         <w:tc>
           <w:tcPr>
-            <w:tcW w:type="dxa" w:w="2353"/>
+            <w:tcW w:type="dxa" w:w="2185"/>
             <w:tcBorders>
               <w:top w:val="nil"/>
               <w:left w:val="nil"/>
-              <w:bottom w:val="single" w:sz="4" w:color="DDE3EA" w:space="0"/>
+              <w:bottom w:val="single" w:sz="4" w:color="E6EAF0" w:space="0"/>
               <w:right w:val="nil"/>
             </w:tcBorders>
           </w:tcPr>
@@ -1241,11 +1476,11 @@
       <w:tr>
         <w:tc>
           <w:tcPr>
-            <w:tcW w:type="dxa" w:w="1513"/>
+            <w:tcW w:type="dxa" w:w="1457"/>
             <w:tcBorders>
               <w:top w:val="nil"/>
               <w:left w:val="nil"/>
-              <w:bottom w:val="single" w:sz="4" w:color="DDE3EA" w:space="0"/>
+              <w:bottom w:val="single" w:sz="4" w:color="E6EAF0" w:space="0"/>
               <w:right w:val="nil"/>
             </w:tcBorders>
           </w:tcPr>
@@ -1268,7 +1503,7 @@
             <w:tcBorders>
               <w:top w:val="nil"/>
               <w:left w:val="nil"/>
-              <w:bottom w:val="single" w:sz="4" w:color="DDE3EA" w:space="0"/>
+              <w:bottom w:val="single" w:sz="4" w:color="E6EAF0" w:space="0"/>
               <w:right w:val="nil"/>
             </w:tcBorders>
           </w:tcPr>
@@ -1287,11 +1522,11 @@
         </w:tc>
         <w:tc>
           <w:tcPr>
-            <w:tcW w:type="dxa" w:w="841"/>
+            <w:tcW w:type="dxa" w:w="1065"/>
             <w:tcBorders>
               <w:top w:val="nil"/>
               <w:left w:val="nil"/>
-              <w:bottom w:val="single" w:sz="4" w:color="DDE3EA" w:space="0"/>
+              <w:bottom w:val="single" w:sz="4" w:color="E6EAF0" w:space="0"/>
               <w:right w:val="nil"/>
             </w:tcBorders>
           </w:tcPr>
@@ -1315,7 +1550,7 @@
             <w:tcBorders>
               <w:top w:val="nil"/>
               <w:left w:val="nil"/>
-              <w:bottom w:val="single" w:sz="4" w:color="DDE3EA" w:space="0"/>
+              <w:bottom w:val="single" w:sz="4" w:color="E6EAF0" w:space="0"/>
               <w:right w:val="nil"/>
             </w:tcBorders>
           </w:tcPr>
@@ -1338,7 +1573,7 @@
             <w:tcBorders>
               <w:top w:val="nil"/>
               <w:left w:val="nil"/>
-              <w:bottom w:val="single" w:sz="4" w:color="DDE3EA" w:space="0"/>
+              <w:bottom w:val="single" w:sz="4" w:color="E6EAF0" w:space="0"/>
               <w:right w:val="nil"/>
             </w:tcBorders>
           </w:tcPr>
@@ -1357,11 +1592,11 @@
         </w:tc>
         <w:tc>
           <w:tcPr>
-            <w:tcW w:type="dxa" w:w="2353"/>
+            <w:tcW w:type="dxa" w:w="2185"/>
             <w:tcBorders>
               <w:top w:val="nil"/>
               <w:left w:val="nil"/>
-              <w:bottom w:val="single" w:sz="4" w:color="DDE3EA" w:space="0"/>
+              <w:bottom w:val="single" w:sz="4" w:color="E6EAF0" w:space="0"/>
               <w:right w:val="nil"/>
             </w:tcBorders>
           </w:tcPr>
@@ -1382,11 +1617,11 @@
       <w:tr>
         <w:tc>
           <w:tcPr>
-            <w:tcW w:type="dxa" w:w="1513"/>
+            <w:tcW w:type="dxa" w:w="1457"/>
             <w:tcBorders>
               <w:top w:val="nil"/>
               <w:left w:val="nil"/>
-              <w:bottom w:val="single" w:sz="4" w:color="DDE3EA" w:space="0"/>
+              <w:bottom w:val="single" w:sz="4" w:color="E6EAF0" w:space="0"/>
               <w:right w:val="nil"/>
             </w:tcBorders>
           </w:tcPr>
@@ -1409,7 +1644,7 @@
             <w:tcBorders>
               <w:top w:val="nil"/>
               <w:left w:val="nil"/>
-              <w:bottom w:val="single" w:sz="4" w:color="DDE3EA" w:space="0"/>
+              <w:bottom w:val="single" w:sz="4" w:color="E6EAF0" w:space="0"/>
               <w:right w:val="nil"/>
             </w:tcBorders>
           </w:tcPr>
@@ -1428,11 +1663,11 @@
         </w:tc>
         <w:tc>
           <w:tcPr>
-            <w:tcW w:type="dxa" w:w="841"/>
+            <w:tcW w:type="dxa" w:w="1065"/>
             <w:tcBorders>
               <w:top w:val="nil"/>
               <w:left w:val="nil"/>
-              <w:bottom w:val="single" w:sz="4" w:color="DDE3EA" w:space="0"/>
+              <w:bottom w:val="single" w:sz="4" w:color="E6EAF0" w:space="0"/>
               <w:right w:val="nil"/>
             </w:tcBorders>
           </w:tcPr>
@@ -1456,7 +1691,7 @@
             <w:tcBorders>
               <w:top w:val="nil"/>
               <w:left w:val="nil"/>
-              <w:bottom w:val="single" w:sz="4" w:color="DDE3EA" w:space="0"/>
+              <w:bottom w:val="single" w:sz="4" w:color="E6EAF0" w:space="0"/>
               <w:right w:val="nil"/>
             </w:tcBorders>
           </w:tcPr>
@@ -1479,7 +1714,7 @@
             <w:tcBorders>
               <w:top w:val="nil"/>
               <w:left w:val="nil"/>
-              <w:bottom w:val="single" w:sz="4" w:color="DDE3EA" w:space="0"/>
+              <w:bottom w:val="single" w:sz="4" w:color="E6EAF0" w:space="0"/>
               <w:right w:val="nil"/>
             </w:tcBorders>
           </w:tcPr>
@@ -1498,11 +1733,11 @@
         </w:tc>
         <w:tc>
           <w:tcPr>
-            <w:tcW w:type="dxa" w:w="2353"/>
+            <w:tcW w:type="dxa" w:w="2185"/>
             <w:tcBorders>
               <w:top w:val="nil"/>
               <w:left w:val="nil"/>
-              <w:bottom w:val="single" w:sz="4" w:color="DDE3EA" w:space="0"/>
+              <w:bottom w:val="single" w:sz="4" w:color="E6EAF0" w:space="0"/>
               <w:right w:val="nil"/>
             </w:tcBorders>
           </w:tcPr>
@@ -1523,11 +1758,11 @@
       <w:tr>
         <w:tc>
           <w:tcPr>
-            <w:tcW w:type="dxa" w:w="1513"/>
+            <w:tcW w:type="dxa" w:w="1457"/>
             <w:tcBorders>
               <w:top w:val="nil"/>
               <w:left w:val="nil"/>
-              <w:bottom w:val="single" w:sz="4" w:color="DDE3EA" w:space="0"/>
+              <w:bottom w:val="single" w:sz="4" w:color="E6EAF0" w:space="0"/>
               <w:right w:val="nil"/>
             </w:tcBorders>
           </w:tcPr>
@@ -1550,7 +1785,7 @@
             <w:tcBorders>
               <w:top w:val="nil"/>
               <w:left w:val="nil"/>
-              <w:bottom w:val="single" w:sz="4" w:color="DDE3EA" w:space="0"/>
+              <w:bottom w:val="single" w:sz="4" w:color="E6EAF0" w:space="0"/>
               <w:right w:val="nil"/>
             </w:tcBorders>
           </w:tcPr>
@@ -1569,11 +1804,11 @@
         </w:tc>
         <w:tc>
           <w:tcPr>
-            <w:tcW w:type="dxa" w:w="841"/>
+            <w:tcW w:type="dxa" w:w="1065"/>
             <w:tcBorders>
               <w:top w:val="nil"/>
               <w:left w:val="nil"/>
-              <w:bottom w:val="single" w:sz="4" w:color="DDE3EA" w:space="0"/>
+              <w:bottom w:val="single" w:sz="4" w:color="E6EAF0" w:space="0"/>
               <w:right w:val="nil"/>
             </w:tcBorders>
           </w:tcPr>
@@ -1597,7 +1832,7 @@
             <w:tcBorders>
               <w:top w:val="nil"/>
               <w:left w:val="nil"/>
-              <w:bottom w:val="single" w:sz="4" w:color="DDE3EA" w:space="0"/>
+              <w:bottom w:val="single" w:sz="4" w:color="E6EAF0" w:space="0"/>
               <w:right w:val="nil"/>
             </w:tcBorders>
           </w:tcPr>
@@ -1620,7 +1855,7 @@
             <w:tcBorders>
               <w:top w:val="nil"/>
               <w:left w:val="nil"/>
-              <w:bottom w:val="single" w:sz="4" w:color="DDE3EA" w:space="0"/>
+              <w:bottom w:val="single" w:sz="4" w:color="E6EAF0" w:space="0"/>
               <w:right w:val="nil"/>
             </w:tcBorders>
           </w:tcPr>
@@ -1639,11 +1874,11 @@
         </w:tc>
         <w:tc>
           <w:tcPr>
-            <w:tcW w:type="dxa" w:w="2353"/>
+            <w:tcW w:type="dxa" w:w="2185"/>
             <w:tcBorders>
               <w:top w:val="nil"/>
               <w:left w:val="nil"/>
-              <w:bottom w:val="single" w:sz="4" w:color="DDE3EA" w:space="0"/>
+              <w:bottom w:val="single" w:sz="4" w:color="E6EAF0" w:space="0"/>
               <w:right w:val="nil"/>
             </w:tcBorders>
           </w:tcPr>
@@ -1664,11 +1899,11 @@
       <w:tr>
         <w:tc>
           <w:tcPr>
-            <w:tcW w:type="dxa" w:w="1513"/>
+            <w:tcW w:type="dxa" w:w="1457"/>
             <w:tcBorders>
               <w:top w:val="nil"/>
               <w:left w:val="nil"/>
-              <w:bottom w:val="single" w:sz="4" w:color="DDE3EA" w:space="0"/>
+              <w:bottom w:val="single" w:sz="4" w:color="E6EAF0" w:space="0"/>
               <w:right w:val="nil"/>
             </w:tcBorders>
           </w:tcPr>
@@ -1691,7 +1926,7 @@
             <w:tcBorders>
               <w:top w:val="nil"/>
               <w:left w:val="nil"/>
-              <w:bottom w:val="single" w:sz="4" w:color="DDE3EA" w:space="0"/>
+              <w:bottom w:val="single" w:sz="4" w:color="E6EAF0" w:space="0"/>
               <w:right w:val="nil"/>
             </w:tcBorders>
           </w:tcPr>
@@ -1710,11 +1945,11 @@
         </w:tc>
         <w:tc>
           <w:tcPr>
-            <w:tcW w:type="dxa" w:w="841"/>
+            <w:tcW w:type="dxa" w:w="1065"/>
             <w:tcBorders>
               <w:top w:val="nil"/>
               <w:left w:val="nil"/>
-              <w:bottom w:val="single" w:sz="4" w:color="DDE3EA" w:space="0"/>
+              <w:bottom w:val="single" w:sz="4" w:color="E6EAF0" w:space="0"/>
               <w:right w:val="nil"/>
             </w:tcBorders>
           </w:tcPr>
@@ -1738,7 +1973,7 @@
             <w:tcBorders>
               <w:top w:val="nil"/>
               <w:left w:val="nil"/>
-              <w:bottom w:val="single" w:sz="4" w:color="DDE3EA" w:space="0"/>
+              <w:bottom w:val="single" w:sz="4" w:color="E6EAF0" w:space="0"/>
               <w:right w:val="nil"/>
             </w:tcBorders>
           </w:tcPr>
@@ -1761,7 +1996,7 @@
             <w:tcBorders>
               <w:top w:val="nil"/>
               <w:left w:val="nil"/>
-              <w:bottom w:val="single" w:sz="4" w:color="DDE3EA" w:space="0"/>
+              <w:bottom w:val="single" w:sz="4" w:color="E6EAF0" w:space="0"/>
               <w:right w:val="nil"/>
             </w:tcBorders>
           </w:tcPr>
@@ -1780,11 +2015,11 @@
         </w:tc>
         <w:tc>
           <w:tcPr>
-            <w:tcW w:type="dxa" w:w="2353"/>
+            <w:tcW w:type="dxa" w:w="2185"/>
             <w:tcBorders>
               <w:top w:val="nil"/>
               <w:left w:val="nil"/>
-              <w:bottom w:val="single" w:sz="4" w:color="DDE3EA" w:space="0"/>
+              <w:bottom w:val="single" w:sz="4" w:color="E6EAF0" w:space="0"/>
               <w:right w:val="nil"/>
             </w:tcBorders>
           </w:tcPr>
@@ -1812,7 +2047,7 @@
       <w:pPr>
         <w:keepNext/>
         <w:pBdr>
-          <w:bottom w:val="single" w:sz="8" w:color="1F4E79" w:space="4"/>
+          <w:bottom w:val="single" w:sz="8" w:color="12355B" w:space="4"/>
         </w:pBdr>
         <w:tabs>
           <w:tab w:pos="482" w:val="left"/>
@@ -1825,13 +2060,13 @@
           <w:color w:val="2A78D6"/>
           <w:sz w:val="18"/>
         </w:rPr>
-        <w:t>03</w:t>
+        <w:t>02</w:t>
         <w:tab/>
       </w:r>
       <w:r>
         <w:rPr>
           <w:b/>
-          <w:color w:val="1F4E79"/>
+          <w:color w:val="12355B"/>
           <w:sz w:val="28"/>
         </w:rPr>
         <w:t>Pagrindiniai rodikliai</w:t>
@@ -1870,12 +2105,11 @@
           <w:tcPr>
             <w:tcW w:type="dxa" w:w="2864"/>
             <w:tcBorders>
-              <w:top w:val="single" w:sz="12" w:color="1F4E79" w:space="0"/>
+              <w:top w:val="nil"/>
               <w:left w:val="nil"/>
-              <w:bottom w:val="single" w:sz="4" w:color="C9D3DE" w:space="0"/>
+              <w:bottom w:val="single" w:sz="8" w:color="12355B" w:space="0"/>
               <w:right w:val="nil"/>
             </w:tcBorders>
-            <w:shd w:val="clear" w:color="auto" w:fill="EAF1F8"/>
           </w:tcPr>
           <w:p>
             <w:pPr>
@@ -1885,8 +2119,8 @@
               <w:rPr>
                 <w:b/>
                 <w:caps/>
-                <w:color w:val="1F4E79"/>
-                <w:sz w:val="16"/>
+                <w:color w:val="667085"/>
+                <w:sz w:val="14"/>
               </w:rPr>
               <w:t>Rodiklis</w:t>
             </w:r>
@@ -1896,12 +2130,11 @@
           <w:tcPr>
             <w:tcW w:type="dxa" w:w="1157"/>
             <w:tcBorders>
-              <w:top w:val="single" w:sz="12" w:color="1F4E79" w:space="0"/>
+              <w:top w:val="nil"/>
               <w:left w:val="nil"/>
-              <w:bottom w:val="single" w:sz="4" w:color="C9D3DE" w:space="0"/>
+              <w:bottom w:val="single" w:sz="8" w:color="12355B" w:space="0"/>
               <w:right w:val="nil"/>
             </w:tcBorders>
-            <w:shd w:val="clear" w:color="auto" w:fill="EAF1F8"/>
           </w:tcPr>
           <w:p>
             <w:pPr>
@@ -1912,8 +2145,8 @@
               <w:rPr>
                 <w:b/>
                 <w:caps/>
-                <w:color w:val="1F4E79"/>
-                <w:sz w:val="16"/>
+                <w:color w:val="667085"/>
+                <w:sz w:val="14"/>
               </w:rPr>
               <w:t>FY2024</w:t>
             </w:r>
@@ -1923,12 +2156,11 @@
           <w:tcPr>
             <w:tcW w:type="dxa" w:w="1157"/>
             <w:tcBorders>
-              <w:top w:val="single" w:sz="12" w:color="1F4E79" w:space="0"/>
+              <w:top w:val="nil"/>
               <w:left w:val="nil"/>
-              <w:bottom w:val="single" w:sz="4" w:color="C9D3DE" w:space="0"/>
+              <w:bottom w:val="single" w:sz="8" w:color="12355B" w:space="0"/>
               <w:right w:val="nil"/>
             </w:tcBorders>
-            <w:shd w:val="clear" w:color="auto" w:fill="EAF1F8"/>
           </w:tcPr>
           <w:p>
             <w:pPr>
@@ -1939,8 +2171,8 @@
               <w:rPr>
                 <w:b/>
                 <w:caps/>
-                <w:color w:val="1F4E79"/>
-                <w:sz w:val="16"/>
+                <w:color w:val="667085"/>
+                <w:sz w:val="14"/>
               </w:rPr>
               <w:t>FY2025</w:t>
             </w:r>
@@ -1950,12 +2182,11 @@
           <w:tcPr>
             <w:tcW w:type="dxa" w:w="1157"/>
             <w:tcBorders>
-              <w:top w:val="single" w:sz="12" w:color="1F4E79" w:space="0"/>
+              <w:top w:val="nil"/>
               <w:left w:val="nil"/>
-              <w:bottom w:val="single" w:sz="4" w:color="C9D3DE" w:space="0"/>
+              <w:bottom w:val="single" w:sz="8" w:color="12355B" w:space="0"/>
               <w:right w:val="nil"/>
             </w:tcBorders>
-            <w:shd w:val="clear" w:color="auto" w:fill="EAF1F8"/>
           </w:tcPr>
           <w:p>
             <w:pPr>
@@ -1966,8 +2197,8 @@
               <w:rPr>
                 <w:b/>
                 <w:caps/>
-                <w:color w:val="1F4E79"/>
-                <w:sz w:val="16"/>
+                <w:color w:val="667085"/>
+                <w:sz w:val="14"/>
               </w:rPr>
               <w:t>6M2025</w:t>
             </w:r>
@@ -1977,12 +2208,11 @@
           <w:tcPr>
             <w:tcW w:type="dxa" w:w="1157"/>
             <w:tcBorders>
-              <w:top w:val="single" w:sz="12" w:color="1F4E79" w:space="0"/>
+              <w:top w:val="nil"/>
               <w:left w:val="nil"/>
-              <w:bottom w:val="single" w:sz="4" w:color="C9D3DE" w:space="0"/>
+              <w:bottom w:val="single" w:sz="8" w:color="12355B" w:space="0"/>
               <w:right w:val="nil"/>
             </w:tcBorders>
-            <w:shd w:val="clear" w:color="auto" w:fill="EAF1F8"/>
           </w:tcPr>
           <w:p>
             <w:pPr>
@@ -1993,8 +2223,8 @@
               <w:rPr>
                 <w:b/>
                 <w:caps/>
-                <w:color w:val="1F4E79"/>
-                <w:sz w:val="16"/>
+                <w:color w:val="667085"/>
+                <w:sz w:val="14"/>
               </w:rPr>
               <w:t>6M2026</w:t>
             </w:r>
@@ -2004,12 +2234,11 @@
           <w:tcPr>
             <w:tcW w:type="dxa" w:w="2148"/>
             <w:tcBorders>
-              <w:top w:val="single" w:sz="12" w:color="1F4E79" w:space="0"/>
+              <w:top w:val="nil"/>
               <w:left w:val="nil"/>
-              <w:bottom w:val="single" w:sz="4" w:color="C9D3DE" w:space="0"/>
+              <w:bottom w:val="single" w:sz="8" w:color="12355B" w:space="0"/>
               <w:right w:val="nil"/>
             </w:tcBorders>
-            <w:shd w:val="clear" w:color="auto" w:fill="EAF1F8"/>
           </w:tcPr>
           <w:p>
             <w:pPr>
@@ -2020,8 +2249,8 @@
               <w:rPr>
                 <w:b/>
                 <w:caps/>
-                <w:color w:val="1F4E79"/>
-                <w:sz w:val="16"/>
+                <w:color w:val="667085"/>
+                <w:sz w:val="14"/>
               </w:rPr>
               <w:t>Pokytis</w:t>
             </w:r>
@@ -2035,7 +2264,7 @@
             <w:tcBorders>
               <w:top w:val="nil"/>
               <w:left w:val="nil"/>
-              <w:bottom w:val="single" w:sz="4" w:color="DDE3EA" w:space="0"/>
+              <w:bottom w:val="single" w:sz="4" w:color="E6EAF0" w:space="0"/>
               <w:right w:val="nil"/>
             </w:tcBorders>
           </w:tcPr>
@@ -2102,7 +2331,7 @@
             <w:tcBorders>
               <w:top w:val="nil"/>
               <w:left w:val="nil"/>
-              <w:bottom w:val="single" w:sz="4" w:color="DDE3EA" w:space="0"/>
+              <w:bottom w:val="single" w:sz="4" w:color="E6EAF0" w:space="0"/>
               <w:right w:val="nil"/>
             </w:tcBorders>
           </w:tcPr>
@@ -2126,7 +2355,7 @@
             <w:tcBorders>
               <w:top w:val="nil"/>
               <w:left w:val="nil"/>
-              <w:bottom w:val="single" w:sz="4" w:color="DDE3EA" w:space="0"/>
+              <w:bottom w:val="single" w:sz="4" w:color="E6EAF0" w:space="0"/>
               <w:right w:val="nil"/>
             </w:tcBorders>
           </w:tcPr>
@@ -2150,7 +2379,7 @@
             <w:tcBorders>
               <w:top w:val="nil"/>
               <w:left w:val="nil"/>
-              <w:bottom w:val="single" w:sz="4" w:color="DDE3EA" w:space="0"/>
+              <w:bottom w:val="single" w:sz="4" w:color="E6EAF0" w:space="0"/>
               <w:right w:val="nil"/>
             </w:tcBorders>
           </w:tcPr>
@@ -2174,7 +2403,7 @@
             <w:tcBorders>
               <w:top w:val="nil"/>
               <w:left w:val="nil"/>
-              <w:bottom w:val="single" w:sz="4" w:color="DDE3EA" w:space="0"/>
+              <w:bottom w:val="single" w:sz="4" w:color="E6EAF0" w:space="0"/>
               <w:right w:val="nil"/>
             </w:tcBorders>
           </w:tcPr>
@@ -2198,7 +2427,7 @@
             <w:tcBorders>
               <w:top w:val="nil"/>
               <w:left w:val="nil"/>
-              <w:bottom w:val="single" w:sz="4" w:color="DDE3EA" w:space="0"/>
+              <w:bottom w:val="single" w:sz="4" w:color="E6EAF0" w:space="0"/>
               <w:right w:val="nil"/>
             </w:tcBorders>
           </w:tcPr>
@@ -2225,7 +2454,7 @@
             <w:tcBorders>
               <w:top w:val="nil"/>
               <w:left w:val="nil"/>
-              <w:bottom w:val="single" w:sz="4" w:color="DDE3EA" w:space="0"/>
+              <w:bottom w:val="single" w:sz="4" w:color="E6EAF0" w:space="0"/>
               <w:right w:val="nil"/>
             </w:tcBorders>
           </w:tcPr>
@@ -2292,7 +2521,7 @@
             <w:tcBorders>
               <w:top w:val="nil"/>
               <w:left w:val="nil"/>
-              <w:bottom w:val="single" w:sz="4" w:color="DDE3EA" w:space="0"/>
+              <w:bottom w:val="single" w:sz="4" w:color="E6EAF0" w:space="0"/>
               <w:right w:val="nil"/>
             </w:tcBorders>
           </w:tcPr>
@@ -2316,7 +2545,7 @@
             <w:tcBorders>
               <w:top w:val="nil"/>
               <w:left w:val="nil"/>
-              <w:bottom w:val="single" w:sz="4" w:color="DDE3EA" w:space="0"/>
+              <w:bottom w:val="single" w:sz="4" w:color="E6EAF0" w:space="0"/>
               <w:right w:val="nil"/>
             </w:tcBorders>
           </w:tcPr>
@@ -2340,7 +2569,7 @@
             <w:tcBorders>
               <w:top w:val="nil"/>
               <w:left w:val="nil"/>
-              <w:bottom w:val="single" w:sz="4" w:color="DDE3EA" w:space="0"/>
+              <w:bottom w:val="single" w:sz="4" w:color="E6EAF0" w:space="0"/>
               <w:right w:val="nil"/>
             </w:tcBorders>
           </w:tcPr>
@@ -2364,7 +2593,7 @@
             <w:tcBorders>
               <w:top w:val="nil"/>
               <w:left w:val="nil"/>
-              <w:bottom w:val="single" w:sz="4" w:color="DDE3EA" w:space="0"/>
+              <w:bottom w:val="single" w:sz="4" w:color="E6EAF0" w:space="0"/>
               <w:right w:val="nil"/>
             </w:tcBorders>
           </w:tcPr>
@@ -2388,7 +2617,7 @@
             <w:tcBorders>
               <w:top w:val="nil"/>
               <w:left w:val="nil"/>
-              <w:bottom w:val="single" w:sz="4" w:color="DDE3EA" w:space="0"/>
+              <w:bottom w:val="single" w:sz="4" w:color="E6EAF0" w:space="0"/>
               <w:right w:val="nil"/>
             </w:tcBorders>
           </w:tcPr>
@@ -2415,7 +2644,7 @@
             <w:tcBorders>
               <w:top w:val="nil"/>
               <w:left w:val="nil"/>
-              <w:bottom w:val="single" w:sz="4" w:color="DDE3EA" w:space="0"/>
+              <w:bottom w:val="single" w:sz="4" w:color="E6EAF0" w:space="0"/>
               <w:right w:val="nil"/>
             </w:tcBorders>
           </w:tcPr>
@@ -2465,7 +2694,7 @@
             <w:tcBorders>
               <w:top w:val="nil"/>
               <w:left w:val="nil"/>
-              <w:bottom w:val="single" w:sz="4" w:color="DDE3EA" w:space="0"/>
+              <w:bottom w:val="single" w:sz="4" w:color="E6EAF0" w:space="0"/>
               <w:right w:val="nil"/>
             </w:tcBorders>
           </w:tcPr>
@@ -2489,7 +2718,7 @@
             <w:tcBorders>
               <w:top w:val="nil"/>
               <w:left w:val="nil"/>
-              <w:bottom w:val="single" w:sz="4" w:color="DDE3EA" w:space="0"/>
+              <w:bottom w:val="single" w:sz="4" w:color="E6EAF0" w:space="0"/>
               <w:right w:val="nil"/>
             </w:tcBorders>
           </w:tcPr>
@@ -2513,7 +2742,7 @@
             <w:tcBorders>
               <w:top w:val="nil"/>
               <w:left w:val="nil"/>
-              <w:bottom w:val="single" w:sz="4" w:color="DDE3EA" w:space="0"/>
+              <w:bottom w:val="single" w:sz="4" w:color="E6EAF0" w:space="0"/>
               <w:right w:val="nil"/>
             </w:tcBorders>
           </w:tcPr>
@@ -2537,7 +2766,7 @@
             <w:tcBorders>
               <w:top w:val="nil"/>
               <w:left w:val="nil"/>
-              <w:bottom w:val="single" w:sz="4" w:color="DDE3EA" w:space="0"/>
+              <w:bottom w:val="single" w:sz="4" w:color="E6EAF0" w:space="0"/>
               <w:right w:val="nil"/>
             </w:tcBorders>
           </w:tcPr>
@@ -2561,7 +2790,7 @@
             <w:tcBorders>
               <w:top w:val="nil"/>
               <w:left w:val="nil"/>
-              <w:bottom w:val="single" w:sz="4" w:color="DDE3EA" w:space="0"/>
+              <w:bottom w:val="single" w:sz="4" w:color="E6EAF0" w:space="0"/>
               <w:right w:val="nil"/>
             </w:tcBorders>
           </w:tcPr>
@@ -2588,7 +2817,7 @@
             <w:tcBorders>
               <w:top w:val="nil"/>
               <w:left w:val="nil"/>
-              <w:bottom w:val="single" w:sz="4" w:color="DDE3EA" w:space="0"/>
+              <w:bottom w:val="single" w:sz="4" w:color="E6EAF0" w:space="0"/>
               <w:right w:val="nil"/>
             </w:tcBorders>
           </w:tcPr>
@@ -2638,7 +2867,7 @@
             <w:tcBorders>
               <w:top w:val="nil"/>
               <w:left w:val="nil"/>
-              <w:bottom w:val="single" w:sz="4" w:color="DDE3EA" w:space="0"/>
+              <w:bottom w:val="single" w:sz="4" w:color="E6EAF0" w:space="0"/>
               <w:right w:val="nil"/>
             </w:tcBorders>
           </w:tcPr>
@@ -2662,7 +2891,7 @@
             <w:tcBorders>
               <w:top w:val="nil"/>
               <w:left w:val="nil"/>
-              <w:bottom w:val="single" w:sz="4" w:color="DDE3EA" w:space="0"/>
+              <w:bottom w:val="single" w:sz="4" w:color="E6EAF0" w:space="0"/>
               <w:right w:val="nil"/>
             </w:tcBorders>
           </w:tcPr>
@@ -2686,7 +2915,7 @@
             <w:tcBorders>
               <w:top w:val="nil"/>
               <w:left w:val="nil"/>
-              <w:bottom w:val="single" w:sz="4" w:color="DDE3EA" w:space="0"/>
+              <w:bottom w:val="single" w:sz="4" w:color="E6EAF0" w:space="0"/>
               <w:right w:val="nil"/>
             </w:tcBorders>
           </w:tcPr>
@@ -2710,7 +2939,7 @@
             <w:tcBorders>
               <w:top w:val="nil"/>
               <w:left w:val="nil"/>
-              <w:bottom w:val="single" w:sz="4" w:color="DDE3EA" w:space="0"/>
+              <w:bottom w:val="single" w:sz="4" w:color="E6EAF0" w:space="0"/>
               <w:right w:val="nil"/>
             </w:tcBorders>
             <w:shd w:val="clear" w:color="auto" w:fill="FDF1D8"/>
@@ -2735,7 +2964,7 @@
             <w:tcBorders>
               <w:top w:val="nil"/>
               <w:left w:val="nil"/>
-              <w:bottom w:val="single" w:sz="4" w:color="DDE3EA" w:space="0"/>
+              <w:bottom w:val="single" w:sz="4" w:color="E6EAF0" w:space="0"/>
               <w:right w:val="nil"/>
             </w:tcBorders>
           </w:tcPr>
@@ -2762,7 +2991,7 @@
             <w:tcBorders>
               <w:top w:val="nil"/>
               <w:left w:val="nil"/>
-              <w:bottom w:val="single" w:sz="4" w:color="DDE3EA" w:space="0"/>
+              <w:bottom w:val="single" w:sz="4" w:color="E6EAF0" w:space="0"/>
               <w:right w:val="nil"/>
             </w:tcBorders>
           </w:tcPr>
@@ -2829,7 +3058,7 @@
             <w:tcBorders>
               <w:top w:val="nil"/>
               <w:left w:val="nil"/>
-              <w:bottom w:val="single" w:sz="4" w:color="DDE3EA" w:space="0"/>
+              <w:bottom w:val="single" w:sz="4" w:color="E6EAF0" w:space="0"/>
               <w:right w:val="nil"/>
             </w:tcBorders>
           </w:tcPr>
@@ -2853,7 +3082,7 @@
             <w:tcBorders>
               <w:top w:val="nil"/>
               <w:left w:val="nil"/>
-              <w:bottom w:val="single" w:sz="4" w:color="DDE3EA" w:space="0"/>
+              <w:bottom w:val="single" w:sz="4" w:color="E6EAF0" w:space="0"/>
               <w:right w:val="nil"/>
             </w:tcBorders>
           </w:tcPr>
@@ -2877,7 +3106,7 @@
             <w:tcBorders>
               <w:top w:val="nil"/>
               <w:left w:val="nil"/>
-              <w:bottom w:val="single" w:sz="4" w:color="DDE3EA" w:space="0"/>
+              <w:bottom w:val="single" w:sz="4" w:color="E6EAF0" w:space="0"/>
               <w:right w:val="nil"/>
             </w:tcBorders>
           </w:tcPr>
@@ -2901,7 +3130,7 @@
             <w:tcBorders>
               <w:top w:val="nil"/>
               <w:left w:val="nil"/>
-              <w:bottom w:val="single" w:sz="4" w:color="DDE3EA" w:space="0"/>
+              <w:bottom w:val="single" w:sz="4" w:color="E6EAF0" w:space="0"/>
               <w:right w:val="nil"/>
             </w:tcBorders>
             <w:shd w:val="clear" w:color="auto" w:fill="FDE7E5"/>
@@ -2926,7 +3155,7 @@
             <w:tcBorders>
               <w:top w:val="nil"/>
               <w:left w:val="nil"/>
-              <w:bottom w:val="single" w:sz="4" w:color="DDE3EA" w:space="0"/>
+              <w:bottom w:val="single" w:sz="4" w:color="E6EAF0" w:space="0"/>
               <w:right w:val="nil"/>
             </w:tcBorders>
           </w:tcPr>
@@ -2953,7 +3182,7 @@
             <w:tcBorders>
               <w:top w:val="nil"/>
               <w:left w:val="nil"/>
-              <w:bottom w:val="single" w:sz="4" w:color="DDE3EA" w:space="0"/>
+              <w:bottom w:val="single" w:sz="4" w:color="E6EAF0" w:space="0"/>
               <w:right w:val="nil"/>
             </w:tcBorders>
           </w:tcPr>
@@ -3003,7 +3232,7 @@
             <w:tcBorders>
               <w:top w:val="nil"/>
               <w:left w:val="nil"/>
-              <w:bottom w:val="single" w:sz="4" w:color="DDE3EA" w:space="0"/>
+              <w:bottom w:val="single" w:sz="4" w:color="E6EAF0" w:space="0"/>
               <w:right w:val="nil"/>
             </w:tcBorders>
           </w:tcPr>
@@ -3027,7 +3256,7 @@
             <w:tcBorders>
               <w:top w:val="nil"/>
               <w:left w:val="nil"/>
-              <w:bottom w:val="single" w:sz="4" w:color="DDE3EA" w:space="0"/>
+              <w:bottom w:val="single" w:sz="4" w:color="E6EAF0" w:space="0"/>
               <w:right w:val="nil"/>
             </w:tcBorders>
           </w:tcPr>
@@ -3051,7 +3280,7 @@
             <w:tcBorders>
               <w:top w:val="nil"/>
               <w:left w:val="nil"/>
-              <w:bottom w:val="single" w:sz="4" w:color="DDE3EA" w:space="0"/>
+              <w:bottom w:val="single" w:sz="4" w:color="E6EAF0" w:space="0"/>
               <w:right w:val="nil"/>
             </w:tcBorders>
           </w:tcPr>
@@ -3075,7 +3304,7 @@
             <w:tcBorders>
               <w:top w:val="nil"/>
               <w:left w:val="nil"/>
-              <w:bottom w:val="single" w:sz="4" w:color="DDE3EA" w:space="0"/>
+              <w:bottom w:val="single" w:sz="4" w:color="E6EAF0" w:space="0"/>
               <w:right w:val="nil"/>
             </w:tcBorders>
           </w:tcPr>
@@ -3099,7 +3328,7 @@
             <w:tcBorders>
               <w:top w:val="nil"/>
               <w:left w:val="nil"/>
-              <w:bottom w:val="single" w:sz="4" w:color="DDE3EA" w:space="0"/>
+              <w:bottom w:val="single" w:sz="4" w:color="E6EAF0" w:space="0"/>
               <w:right w:val="nil"/>
             </w:tcBorders>
           </w:tcPr>
@@ -3126,7 +3355,7 @@
             <w:tcBorders>
               <w:top w:val="nil"/>
               <w:left w:val="nil"/>
-              <w:bottom w:val="single" w:sz="4" w:color="DDE3EA" w:space="0"/>
+              <w:bottom w:val="single" w:sz="4" w:color="E6EAF0" w:space="0"/>
               <w:right w:val="nil"/>
             </w:tcBorders>
           </w:tcPr>
@@ -3176,7 +3405,7 @@
             <w:tcBorders>
               <w:top w:val="nil"/>
               <w:left w:val="nil"/>
-              <w:bottom w:val="single" w:sz="4" w:color="DDE3EA" w:space="0"/>
+              <w:bottom w:val="single" w:sz="4" w:color="E6EAF0" w:space="0"/>
               <w:right w:val="nil"/>
             </w:tcBorders>
           </w:tcPr>
@@ -3200,7 +3429,7 @@
             <w:tcBorders>
               <w:top w:val="nil"/>
               <w:left w:val="nil"/>
-              <w:bottom w:val="single" w:sz="4" w:color="DDE3EA" w:space="0"/>
+              <w:bottom w:val="single" w:sz="4" w:color="E6EAF0" w:space="0"/>
               <w:right w:val="nil"/>
             </w:tcBorders>
           </w:tcPr>
@@ -3224,7 +3453,7 @@
             <w:tcBorders>
               <w:top w:val="nil"/>
               <w:left w:val="nil"/>
-              <w:bottom w:val="single" w:sz="4" w:color="DDE3EA" w:space="0"/>
+              <w:bottom w:val="single" w:sz="4" w:color="E6EAF0" w:space="0"/>
               <w:right w:val="nil"/>
             </w:tcBorders>
           </w:tcPr>
@@ -3248,7 +3477,7 @@
             <w:tcBorders>
               <w:top w:val="nil"/>
               <w:left w:val="nil"/>
-              <w:bottom w:val="single" w:sz="4" w:color="DDE3EA" w:space="0"/>
+              <w:bottom w:val="single" w:sz="4" w:color="E6EAF0" w:space="0"/>
               <w:right w:val="nil"/>
             </w:tcBorders>
           </w:tcPr>
@@ -3272,7 +3501,7 @@
             <w:tcBorders>
               <w:top w:val="nil"/>
               <w:left w:val="nil"/>
-              <w:bottom w:val="single" w:sz="4" w:color="DDE3EA" w:space="0"/>
+              <w:bottom w:val="single" w:sz="4" w:color="E6EAF0" w:space="0"/>
               <w:right w:val="nil"/>
             </w:tcBorders>
           </w:tcPr>
@@ -3299,7 +3528,7 @@
             <w:tcBorders>
               <w:top w:val="nil"/>
               <w:left w:val="nil"/>
-              <w:bottom w:val="single" w:sz="4" w:color="DDE3EA" w:space="0"/>
+              <w:bottom w:val="single" w:sz="4" w:color="E6EAF0" w:space="0"/>
               <w:right w:val="nil"/>
             </w:tcBorders>
           </w:tcPr>
@@ -3349,7 +3578,7 @@
             <w:tcBorders>
               <w:top w:val="nil"/>
               <w:left w:val="nil"/>
-              <w:bottom w:val="single" w:sz="4" w:color="DDE3EA" w:space="0"/>
+              <w:bottom w:val="single" w:sz="4" w:color="E6EAF0" w:space="0"/>
               <w:right w:val="nil"/>
             </w:tcBorders>
           </w:tcPr>
@@ -3373,7 +3602,7 @@
             <w:tcBorders>
               <w:top w:val="nil"/>
               <w:left w:val="nil"/>
-              <w:bottom w:val="single" w:sz="4" w:color="DDE3EA" w:space="0"/>
+              <w:bottom w:val="single" w:sz="4" w:color="E6EAF0" w:space="0"/>
               <w:right w:val="nil"/>
             </w:tcBorders>
           </w:tcPr>
@@ -3397,7 +3626,7 @@
             <w:tcBorders>
               <w:top w:val="nil"/>
               <w:left w:val="nil"/>
-              <w:bottom w:val="single" w:sz="4" w:color="DDE3EA" w:space="0"/>
+              <w:bottom w:val="single" w:sz="4" w:color="E6EAF0" w:space="0"/>
               <w:right w:val="nil"/>
             </w:tcBorders>
           </w:tcPr>
@@ -3421,7 +3650,7 @@
             <w:tcBorders>
               <w:top w:val="nil"/>
               <w:left w:val="nil"/>
-              <w:bottom w:val="single" w:sz="4" w:color="DDE3EA" w:space="0"/>
+              <w:bottom w:val="single" w:sz="4" w:color="E6EAF0" w:space="0"/>
               <w:right w:val="nil"/>
             </w:tcBorders>
           </w:tcPr>
@@ -3445,7 +3674,7 @@
             <w:tcBorders>
               <w:top w:val="nil"/>
               <w:left w:val="nil"/>
-              <w:bottom w:val="single" w:sz="4" w:color="DDE3EA" w:space="0"/>
+              <w:bottom w:val="single" w:sz="4" w:color="E6EAF0" w:space="0"/>
               <w:right w:val="nil"/>
             </w:tcBorders>
           </w:tcPr>
@@ -3472,7 +3701,7 @@
             <w:tcBorders>
               <w:top w:val="nil"/>
               <w:left w:val="nil"/>
-              <w:bottom w:val="single" w:sz="4" w:color="DDE3EA" w:space="0"/>
+              <w:bottom w:val="single" w:sz="4" w:color="E6EAF0" w:space="0"/>
               <w:right w:val="nil"/>
             </w:tcBorders>
           </w:tcPr>
@@ -3522,7 +3751,7 @@
             <w:tcBorders>
               <w:top w:val="nil"/>
               <w:left w:val="nil"/>
-              <w:bottom w:val="single" w:sz="4" w:color="DDE3EA" w:space="0"/>
+              <w:bottom w:val="single" w:sz="4" w:color="E6EAF0" w:space="0"/>
               <w:right w:val="nil"/>
             </w:tcBorders>
           </w:tcPr>
@@ -3546,7 +3775,7 @@
             <w:tcBorders>
               <w:top w:val="nil"/>
               <w:left w:val="nil"/>
-              <w:bottom w:val="single" w:sz="4" w:color="DDE3EA" w:space="0"/>
+              <w:bottom w:val="single" w:sz="4" w:color="E6EAF0" w:space="0"/>
               <w:right w:val="nil"/>
             </w:tcBorders>
           </w:tcPr>
@@ -3570,7 +3799,7 @@
             <w:tcBorders>
               <w:top w:val="nil"/>
               <w:left w:val="nil"/>
-              <w:bottom w:val="single" w:sz="4" w:color="DDE3EA" w:space="0"/>
+              <w:bottom w:val="single" w:sz="4" w:color="E6EAF0" w:space="0"/>
               <w:right w:val="nil"/>
             </w:tcBorders>
           </w:tcPr>
@@ -3594,7 +3823,7 @@
             <w:tcBorders>
               <w:top w:val="nil"/>
               <w:left w:val="nil"/>
-              <w:bottom w:val="single" w:sz="4" w:color="DDE3EA" w:space="0"/>
+              <w:bottom w:val="single" w:sz="4" w:color="E6EAF0" w:space="0"/>
               <w:right w:val="nil"/>
             </w:tcBorders>
           </w:tcPr>
@@ -3618,7 +3847,7 @@
             <w:tcBorders>
               <w:top w:val="nil"/>
               <w:left w:val="nil"/>
-              <w:bottom w:val="single" w:sz="4" w:color="DDE3EA" w:space="0"/>
+              <w:bottom w:val="single" w:sz="4" w:color="E6EAF0" w:space="0"/>
               <w:right w:val="nil"/>
             </w:tcBorders>
           </w:tcPr>
@@ -3645,7 +3874,7 @@
             <w:tcBorders>
               <w:top w:val="nil"/>
               <w:left w:val="nil"/>
-              <w:bottom w:val="single" w:sz="4" w:color="DDE3EA" w:space="0"/>
+              <w:bottom w:val="single" w:sz="4" w:color="E6EAF0" w:space="0"/>
               <w:right w:val="nil"/>
             </w:tcBorders>
           </w:tcPr>
@@ -3695,7 +3924,7 @@
             <w:tcBorders>
               <w:top w:val="nil"/>
               <w:left w:val="nil"/>
-              <w:bottom w:val="single" w:sz="4" w:color="DDE3EA" w:space="0"/>
+              <w:bottom w:val="single" w:sz="4" w:color="E6EAF0" w:space="0"/>
               <w:right w:val="nil"/>
             </w:tcBorders>
           </w:tcPr>
@@ -3719,7 +3948,7 @@
             <w:tcBorders>
               <w:top w:val="nil"/>
               <w:left w:val="nil"/>
-              <w:bottom w:val="single" w:sz="4" w:color="DDE3EA" w:space="0"/>
+              <w:bottom w:val="single" w:sz="4" w:color="E6EAF0" w:space="0"/>
               <w:right w:val="nil"/>
             </w:tcBorders>
           </w:tcPr>
@@ -3743,7 +3972,7 @@
             <w:tcBorders>
               <w:top w:val="nil"/>
               <w:left w:val="nil"/>
-              <w:bottom w:val="single" w:sz="4" w:color="DDE3EA" w:space="0"/>
+              <w:bottom w:val="single" w:sz="4" w:color="E6EAF0" w:space="0"/>
               <w:right w:val="nil"/>
             </w:tcBorders>
           </w:tcPr>
@@ -3767,7 +3996,7 @@
             <w:tcBorders>
               <w:top w:val="nil"/>
               <w:left w:val="nil"/>
-              <w:bottom w:val="single" w:sz="4" w:color="DDE3EA" w:space="0"/>
+              <w:bottom w:val="single" w:sz="4" w:color="E6EAF0" w:space="0"/>
               <w:right w:val="nil"/>
             </w:tcBorders>
             <w:shd w:val="clear" w:color="auto" w:fill="E3F3E8"/>
@@ -3792,7 +4021,7 @@
             <w:tcBorders>
               <w:top w:val="nil"/>
               <w:left w:val="nil"/>
-              <w:bottom w:val="single" w:sz="4" w:color="DDE3EA" w:space="0"/>
+              <w:bottom w:val="single" w:sz="4" w:color="E6EAF0" w:space="0"/>
               <w:right w:val="nil"/>
             </w:tcBorders>
           </w:tcPr>
@@ -3819,7 +4048,7 @@
             <w:tcBorders>
               <w:top w:val="nil"/>
               <w:left w:val="nil"/>
-              <w:bottom w:val="single" w:sz="4" w:color="DDE3EA" w:space="0"/>
+              <w:bottom w:val="single" w:sz="4" w:color="E6EAF0" w:space="0"/>
               <w:right w:val="nil"/>
             </w:tcBorders>
           </w:tcPr>
@@ -3869,7 +4098,7 @@
             <w:tcBorders>
               <w:top w:val="nil"/>
               <w:left w:val="nil"/>
-              <w:bottom w:val="single" w:sz="4" w:color="DDE3EA" w:space="0"/>
+              <w:bottom w:val="single" w:sz="4" w:color="E6EAF0" w:space="0"/>
               <w:right w:val="nil"/>
             </w:tcBorders>
           </w:tcPr>
@@ -3893,7 +4122,7 @@
             <w:tcBorders>
               <w:top w:val="nil"/>
               <w:left w:val="nil"/>
-              <w:bottom w:val="single" w:sz="4" w:color="DDE3EA" w:space="0"/>
+              <w:bottom w:val="single" w:sz="4" w:color="E6EAF0" w:space="0"/>
               <w:right w:val="nil"/>
             </w:tcBorders>
           </w:tcPr>
@@ -3917,7 +4146,7 @@
             <w:tcBorders>
               <w:top w:val="nil"/>
               <w:left w:val="nil"/>
-              <w:bottom w:val="single" w:sz="4" w:color="DDE3EA" w:space="0"/>
+              <w:bottom w:val="single" w:sz="4" w:color="E6EAF0" w:space="0"/>
               <w:right w:val="nil"/>
             </w:tcBorders>
           </w:tcPr>
@@ -3941,7 +4170,7 @@
             <w:tcBorders>
               <w:top w:val="nil"/>
               <w:left w:val="nil"/>
-              <w:bottom w:val="single" w:sz="4" w:color="DDE3EA" w:space="0"/>
+              <w:bottom w:val="single" w:sz="4" w:color="E6EAF0" w:space="0"/>
               <w:right w:val="nil"/>
             </w:tcBorders>
           </w:tcPr>
@@ -3965,7 +4194,7 @@
             <w:tcBorders>
               <w:top w:val="nil"/>
               <w:left w:val="nil"/>
-              <w:bottom w:val="single" w:sz="4" w:color="DDE3EA" w:space="0"/>
+              <w:bottom w:val="single" w:sz="4" w:color="E6EAF0" w:space="0"/>
               <w:right w:val="nil"/>
             </w:tcBorders>
           </w:tcPr>
@@ -3992,7 +4221,7 @@
             <w:tcBorders>
               <w:top w:val="nil"/>
               <w:left w:val="nil"/>
-              <w:bottom w:val="single" w:sz="4" w:color="DDE3EA" w:space="0"/>
+              <w:bottom w:val="single" w:sz="4" w:color="E6EAF0" w:space="0"/>
               <w:right w:val="nil"/>
             </w:tcBorders>
           </w:tcPr>
@@ -4042,7 +4271,7 @@
             <w:tcBorders>
               <w:top w:val="nil"/>
               <w:left w:val="nil"/>
-              <w:bottom w:val="single" w:sz="4" w:color="DDE3EA" w:space="0"/>
+              <w:bottom w:val="single" w:sz="4" w:color="E6EAF0" w:space="0"/>
               <w:right w:val="nil"/>
             </w:tcBorders>
           </w:tcPr>
@@ -4066,7 +4295,7 @@
             <w:tcBorders>
               <w:top w:val="nil"/>
               <w:left w:val="nil"/>
-              <w:bottom w:val="single" w:sz="4" w:color="DDE3EA" w:space="0"/>
+              <w:bottom w:val="single" w:sz="4" w:color="E6EAF0" w:space="0"/>
               <w:right w:val="nil"/>
             </w:tcBorders>
           </w:tcPr>
@@ -4090,7 +4319,7 @@
             <w:tcBorders>
               <w:top w:val="nil"/>
               <w:left w:val="nil"/>
-              <w:bottom w:val="single" w:sz="4" w:color="DDE3EA" w:space="0"/>
+              <w:bottom w:val="single" w:sz="4" w:color="E6EAF0" w:space="0"/>
               <w:right w:val="nil"/>
             </w:tcBorders>
           </w:tcPr>
@@ -4114,7 +4343,7 @@
             <w:tcBorders>
               <w:top w:val="nil"/>
               <w:left w:val="nil"/>
-              <w:bottom w:val="single" w:sz="4" w:color="DDE3EA" w:space="0"/>
+              <w:bottom w:val="single" w:sz="4" w:color="E6EAF0" w:space="0"/>
               <w:right w:val="nil"/>
             </w:tcBorders>
             <w:shd w:val="clear" w:color="auto" w:fill="E3F3E8"/>
@@ -4139,7 +4368,7 @@
             <w:tcBorders>
               <w:top w:val="nil"/>
               <w:left w:val="nil"/>
-              <w:bottom w:val="single" w:sz="4" w:color="DDE3EA" w:space="0"/>
+              <w:bottom w:val="single" w:sz="4" w:color="E6EAF0" w:space="0"/>
               <w:right w:val="nil"/>
             </w:tcBorders>
           </w:tcPr>
@@ -4166,7 +4395,7 @@
             <w:tcBorders>
               <w:top w:val="nil"/>
               <w:left w:val="nil"/>
-              <w:bottom w:val="single" w:sz="4" w:color="DDE3EA" w:space="0"/>
+              <w:bottom w:val="single" w:sz="4" w:color="E6EAF0" w:space="0"/>
               <w:right w:val="nil"/>
             </w:tcBorders>
           </w:tcPr>
@@ -4216,7 +4445,7 @@
             <w:tcBorders>
               <w:top w:val="nil"/>
               <w:left w:val="nil"/>
-              <w:bottom w:val="single" w:sz="4" w:color="DDE3EA" w:space="0"/>
+              <w:bottom w:val="single" w:sz="4" w:color="E6EAF0" w:space="0"/>
               <w:right w:val="nil"/>
             </w:tcBorders>
           </w:tcPr>
@@ -4240,7 +4469,7 @@
             <w:tcBorders>
               <w:top w:val="nil"/>
               <w:left w:val="nil"/>
-              <w:bottom w:val="single" w:sz="4" w:color="DDE3EA" w:space="0"/>
+              <w:bottom w:val="single" w:sz="4" w:color="E6EAF0" w:space="0"/>
               <w:right w:val="nil"/>
             </w:tcBorders>
           </w:tcPr>
@@ -4264,7 +4493,7 @@
             <w:tcBorders>
               <w:top w:val="nil"/>
               <w:left w:val="nil"/>
-              <w:bottom w:val="single" w:sz="4" w:color="DDE3EA" w:space="0"/>
+              <w:bottom w:val="single" w:sz="4" w:color="E6EAF0" w:space="0"/>
               <w:right w:val="nil"/>
             </w:tcBorders>
           </w:tcPr>
@@ -4288,7 +4517,7 @@
             <w:tcBorders>
               <w:top w:val="nil"/>
               <w:left w:val="nil"/>
-              <w:bottom w:val="single" w:sz="4" w:color="DDE3EA" w:space="0"/>
+              <w:bottom w:val="single" w:sz="4" w:color="E6EAF0" w:space="0"/>
               <w:right w:val="nil"/>
             </w:tcBorders>
             <w:shd w:val="clear" w:color="auto" w:fill="FDF1D8"/>
@@ -4313,7 +4542,7 @@
             <w:tcBorders>
               <w:top w:val="nil"/>
               <w:left w:val="nil"/>
-              <w:bottom w:val="single" w:sz="4" w:color="DDE3EA" w:space="0"/>
+              <w:bottom w:val="single" w:sz="4" w:color="E6EAF0" w:space="0"/>
               <w:right w:val="nil"/>
             </w:tcBorders>
           </w:tcPr>
@@ -4340,7 +4569,7 @@
             <w:tcBorders>
               <w:top w:val="nil"/>
               <w:left w:val="nil"/>
-              <w:bottom w:val="single" w:sz="4" w:color="DDE3EA" w:space="0"/>
+              <w:bottom w:val="single" w:sz="4" w:color="E6EAF0" w:space="0"/>
               <w:right w:val="nil"/>
             </w:tcBorders>
           </w:tcPr>
@@ -4373,7 +4602,7 @@
             <w:tcBorders>
               <w:top w:val="nil"/>
               <w:left w:val="nil"/>
-              <w:bottom w:val="single" w:sz="4" w:color="DDE3EA" w:space="0"/>
+              <w:bottom w:val="single" w:sz="4" w:color="E6EAF0" w:space="0"/>
               <w:right w:val="nil"/>
             </w:tcBorders>
           </w:tcPr>
@@ -4397,7 +4626,7 @@
             <w:tcBorders>
               <w:top w:val="nil"/>
               <w:left w:val="nil"/>
-              <w:bottom w:val="single" w:sz="4" w:color="DDE3EA" w:space="0"/>
+              <w:bottom w:val="single" w:sz="4" w:color="E6EAF0" w:space="0"/>
               <w:right w:val="nil"/>
             </w:tcBorders>
           </w:tcPr>
@@ -4421,7 +4650,7 @@
             <w:tcBorders>
               <w:top w:val="nil"/>
               <w:left w:val="nil"/>
-              <w:bottom w:val="single" w:sz="4" w:color="DDE3EA" w:space="0"/>
+              <w:bottom w:val="single" w:sz="4" w:color="E6EAF0" w:space="0"/>
               <w:right w:val="nil"/>
             </w:tcBorders>
           </w:tcPr>
@@ -4445,7 +4674,7 @@
             <w:tcBorders>
               <w:top w:val="nil"/>
               <w:left w:val="nil"/>
-              <w:bottom w:val="single" w:sz="4" w:color="DDE3EA" w:space="0"/>
+              <w:bottom w:val="single" w:sz="4" w:color="E6EAF0" w:space="0"/>
               <w:right w:val="nil"/>
             </w:tcBorders>
           </w:tcPr>
@@ -4469,7 +4698,7 @@
             <w:tcBorders>
               <w:top w:val="nil"/>
               <w:left w:val="nil"/>
-              <w:bottom w:val="single" w:sz="4" w:color="DDE3EA" w:space="0"/>
+              <w:bottom w:val="single" w:sz="4" w:color="E6EAF0" w:space="0"/>
               <w:right w:val="nil"/>
             </w:tcBorders>
           </w:tcPr>
@@ -4502,7 +4731,7 @@
       <w:r>
         <w:rPr>
           <w:b w:val="0"/>
-          <w:color w:val="5F6B7A"/>
+          <w:color w:val="667085"/>
           <w:sz w:val="16"/>
         </w:rPr>
         <w:t>Spalvos: žalias pokytis – rodiklis gerėja, raudonas – blogėja. Paskutinio laikotarpio langelio fonas: žalias – geras lygis, geltonas – vidutinis, raudonas – silpnas (įrankio orientyrai, config/metric_rules.yaml).</w:t>
@@ -4515,7 +4744,7 @@
       <w:r>
         <w:rPr>
           <w:b w:val="0"/>
-          <w:color w:val="5F6B7A"/>
+          <w:color w:val="667085"/>
           <w:sz w:val="16"/>
         </w:rPr>
         <w:t>* – paimta iš ataskaitos santraukos;  ᶜ – apskaičiuota įrankio. Mažas numeris prie teksto – nuoroda į šaltinį (paspaudus atsidaro dokumentas reikiamame puslapyje).</w:t>
@@ -4561,7 +4790,7 @@
       <w:pPr>
         <w:keepNext/>
         <w:pBdr>
-          <w:bottom w:val="single" w:sz="8" w:color="1F4E79" w:space="4"/>
+          <w:bottom w:val="single" w:sz="8" w:color="12355B" w:space="4"/>
         </w:pBdr>
         <w:tabs>
           <w:tab w:pos="482" w:val="left"/>
@@ -4574,13 +4803,13 @@
           <w:color w:val="2A78D6"/>
           <w:sz w:val="18"/>
         </w:rPr>
-        <w:t>04</w:t>
+        <w:t>03</w:t>
         <w:tab/>
       </w:r>
       <w:r>
         <w:rPr>
           <w:b/>
-          <w:color w:val="1F4E79"/>
+          <w:color w:val="12355B"/>
           <w:sz w:val="28"/>
         </w:rPr>
         <w:t>Veiklos apžvalga</w:t>
@@ -4710,7 +4939,7 @@
       <w:pPr>
         <w:keepNext/>
         <w:pBdr>
-          <w:bottom w:val="single" w:sz="8" w:color="1F4E79" w:space="4"/>
+          <w:bottom w:val="single" w:sz="8" w:color="12355B" w:space="4"/>
         </w:pBdr>
         <w:tabs>
           <w:tab w:pos="482" w:val="left"/>
@@ -4723,13 +4952,13 @@
           <w:color w:val="2A78D6"/>
           <w:sz w:val="18"/>
         </w:rPr>
-        <w:t>05</w:t>
+        <w:t>04</w:t>
         <w:tab/>
       </w:r>
       <w:r>
         <w:rPr>
           <w:b/>
-          <w:color w:val="1F4E79"/>
+          <w:color w:val="12355B"/>
           <w:sz w:val="28"/>
         </w:rPr>
         <w:t>Finansai</w:t>
@@ -4859,7 +5088,7 @@
       <w:pPr>
         <w:keepNext/>
         <w:pBdr>
-          <w:bottom w:val="single" w:sz="8" w:color="1F4E79" w:space="4"/>
+          <w:bottom w:val="single" w:sz="8" w:color="12355B" w:space="4"/>
         </w:pBdr>
         <w:tabs>
           <w:tab w:pos="482" w:val="left"/>
@@ -4872,13 +5101,13 @@
           <w:color w:val="2A78D6"/>
           <w:sz w:val="18"/>
         </w:rPr>
-        <w:t>06</w:t>
+        <w:t>05</w:t>
         <w:tab/>
       </w:r>
       <w:r>
         <w:rPr>
           <w:b/>
-          <w:color w:val="1F4E79"/>
+          <w:color w:val="12355B"/>
           <w:sz w:val="28"/>
         </w:rPr>
         <w:t>Ankstesni planai ir rezultatai</w:t>
@@ -4915,12 +5144,11 @@
           <w:tcPr>
             <w:tcW w:type="dxa" w:w="2578"/>
             <w:tcBorders>
-              <w:top w:val="single" w:sz="12" w:color="1F4E79" w:space="0"/>
+              <w:top w:val="nil"/>
               <w:left w:val="nil"/>
-              <w:bottom w:val="single" w:sz="4" w:color="C9D3DE" w:space="0"/>
+              <w:bottom w:val="single" w:sz="8" w:color="12355B" w:space="0"/>
               <w:right w:val="nil"/>
             </w:tcBorders>
-            <w:shd w:val="clear" w:color="auto" w:fill="EAF1F8"/>
           </w:tcPr>
           <w:p>
             <w:pPr>
@@ -4930,8 +5158,8 @@
               <w:rPr>
                 <w:b/>
                 <w:caps/>
-                <w:color w:val="1F4E79"/>
-                <w:sz w:val="16"/>
+                <w:color w:val="667085"/>
+                <w:sz w:val="14"/>
               </w:rPr>
               <w:t>Planas / tikslas</w:t>
             </w:r>
@@ -4941,12 +5169,11 @@
           <w:tcPr>
             <w:tcW w:type="dxa" w:w="2578"/>
             <w:tcBorders>
-              <w:top w:val="single" w:sz="12" w:color="1F4E79" w:space="0"/>
+              <w:top w:val="nil"/>
               <w:left w:val="nil"/>
-              <w:bottom w:val="single" w:sz="4" w:color="C9D3DE" w:space="0"/>
+              <w:bottom w:val="single" w:sz="8" w:color="12355B" w:space="0"/>
               <w:right w:val="nil"/>
             </w:tcBorders>
-            <w:shd w:val="clear" w:color="auto" w:fill="EAF1F8"/>
           </w:tcPr>
           <w:p>
             <w:pPr>
@@ -4956,8 +5183,8 @@
               <w:rPr>
                 <w:b/>
                 <w:caps/>
-                <w:color w:val="1F4E79"/>
-                <w:sz w:val="16"/>
+                <w:color w:val="667085"/>
+                <w:sz w:val="14"/>
               </w:rPr>
               <w:t>Rezultatas</w:t>
             </w:r>
@@ -4967,12 +5194,11 @@
           <w:tcPr>
             <w:tcW w:type="dxa" w:w="3138"/>
             <w:tcBorders>
-              <w:top w:val="single" w:sz="12" w:color="1F4E79" w:space="0"/>
+              <w:top w:val="nil"/>
               <w:left w:val="nil"/>
-              <w:bottom w:val="single" w:sz="4" w:color="C9D3DE" w:space="0"/>
+              <w:bottom w:val="single" w:sz="8" w:color="12355B" w:space="0"/>
               <w:right w:val="nil"/>
             </w:tcBorders>
-            <w:shd w:val="clear" w:color="auto" w:fill="EAF1F8"/>
           </w:tcPr>
           <w:p>
             <w:pPr>
@@ -4982,8 +5208,8 @@
               <w:rPr>
                 <w:b/>
                 <w:caps/>
-                <w:color w:val="1F4E79"/>
-                <w:sz w:val="16"/>
+                <w:color w:val="667085"/>
+                <w:sz w:val="14"/>
               </w:rPr>
               <w:t>Kas pasikeitė ir kodėl</w:t>
             </w:r>
@@ -4993,12 +5219,11 @@
           <w:tcPr>
             <w:tcW w:type="dxa" w:w="1345"/>
             <w:tcBorders>
-              <w:top w:val="single" w:sz="12" w:color="1F4E79" w:space="0"/>
+              <w:top w:val="nil"/>
               <w:left w:val="nil"/>
-              <w:bottom w:val="single" w:sz="4" w:color="C9D3DE" w:space="0"/>
+              <w:bottom w:val="single" w:sz="8" w:color="12355B" w:space="0"/>
               <w:right w:val="nil"/>
             </w:tcBorders>
-            <w:shd w:val="clear" w:color="auto" w:fill="EAF1F8"/>
           </w:tcPr>
           <w:p>
             <w:pPr>
@@ -5008,8 +5233,8 @@
               <w:rPr>
                 <w:b/>
                 <w:caps/>
-                <w:color w:val="1F4E79"/>
-                <w:sz w:val="16"/>
+                <w:color w:val="667085"/>
+                <w:sz w:val="14"/>
               </w:rPr>
               <w:t>Būsena</w:t>
             </w:r>
@@ -5023,7 +5248,7 @@
             <w:tcBorders>
               <w:top w:val="nil"/>
               <w:left w:val="nil"/>
-              <w:bottom w:val="single" w:sz="4" w:color="DDE3EA" w:space="0"/>
+              <w:bottom w:val="single" w:sz="4" w:color="E6EAF0" w:space="0"/>
               <w:right w:val="nil"/>
             </w:tcBorders>
           </w:tcPr>
@@ -5046,7 +5271,7 @@
             <w:tcBorders>
               <w:top w:val="nil"/>
               <w:left w:val="nil"/>
-              <w:bottom w:val="single" w:sz="4" w:color="DDE3EA" w:space="0"/>
+              <w:bottom w:val="single" w:sz="4" w:color="E6EAF0" w:space="0"/>
               <w:right w:val="nil"/>
             </w:tcBorders>
           </w:tcPr>
@@ -5113,7 +5338,7 @@
             <w:tcBorders>
               <w:top w:val="nil"/>
               <w:left w:val="nil"/>
-              <w:bottom w:val="single" w:sz="4" w:color="DDE3EA" w:space="0"/>
+              <w:bottom w:val="single" w:sz="4" w:color="E6EAF0" w:space="0"/>
               <w:right w:val="nil"/>
             </w:tcBorders>
           </w:tcPr>
@@ -5170,7 +5395,7 @@
             <w:tcBorders>
               <w:top w:val="nil"/>
               <w:left w:val="nil"/>
-              <w:bottom w:val="single" w:sz="4" w:color="DDE3EA" w:space="0"/>
+              <w:bottom w:val="single" w:sz="4" w:color="E6EAF0" w:space="0"/>
               <w:right w:val="nil"/>
             </w:tcBorders>
             <w:shd w:val="clear" w:color="auto" w:fill="EAF1F8"/>
@@ -5196,7 +5421,7 @@
             <w:tcBorders>
               <w:top w:val="nil"/>
               <w:left w:val="nil"/>
-              <w:bottom w:val="single" w:sz="4" w:color="DDE3EA" w:space="0"/>
+              <w:bottom w:val="single" w:sz="4" w:color="E6EAF0" w:space="0"/>
               <w:right w:val="nil"/>
             </w:tcBorders>
           </w:tcPr>
@@ -5219,7 +5444,7 @@
             <w:tcBorders>
               <w:top w:val="nil"/>
               <w:left w:val="nil"/>
-              <w:bottom w:val="single" w:sz="4" w:color="DDE3EA" w:space="0"/>
+              <w:bottom w:val="single" w:sz="4" w:color="E6EAF0" w:space="0"/>
               <w:right w:val="nil"/>
             </w:tcBorders>
           </w:tcPr>
@@ -5286,7 +5511,7 @@
             <w:tcBorders>
               <w:top w:val="nil"/>
               <w:left w:val="nil"/>
-              <w:bottom w:val="single" w:sz="4" w:color="DDE3EA" w:space="0"/>
+              <w:bottom w:val="single" w:sz="4" w:color="E6EAF0" w:space="0"/>
               <w:right w:val="nil"/>
             </w:tcBorders>
           </w:tcPr>
@@ -5326,7 +5551,7 @@
             <w:tcBorders>
               <w:top w:val="nil"/>
               <w:left w:val="nil"/>
-              <w:bottom w:val="single" w:sz="4" w:color="DDE3EA" w:space="0"/>
+              <w:bottom w:val="single" w:sz="4" w:color="E6EAF0" w:space="0"/>
               <w:right w:val="nil"/>
             </w:tcBorders>
             <w:shd w:val="clear" w:color="auto" w:fill="E3F3E8"/>
@@ -5352,7 +5577,7 @@
             <w:tcBorders>
               <w:top w:val="nil"/>
               <w:left w:val="nil"/>
-              <w:bottom w:val="single" w:sz="4" w:color="DDE3EA" w:space="0"/>
+              <w:bottom w:val="single" w:sz="4" w:color="E6EAF0" w:space="0"/>
               <w:right w:val="nil"/>
             </w:tcBorders>
           </w:tcPr>
@@ -5375,7 +5600,7 @@
             <w:tcBorders>
               <w:top w:val="nil"/>
               <w:left w:val="nil"/>
-              <w:bottom w:val="single" w:sz="4" w:color="DDE3EA" w:space="0"/>
+              <w:bottom w:val="single" w:sz="4" w:color="E6EAF0" w:space="0"/>
               <w:right w:val="nil"/>
             </w:tcBorders>
           </w:tcPr>
@@ -5425,7 +5650,7 @@
             <w:tcBorders>
               <w:top w:val="nil"/>
               <w:left w:val="nil"/>
-              <w:bottom w:val="single" w:sz="4" w:color="DDE3EA" w:space="0"/>
+              <w:bottom w:val="single" w:sz="4" w:color="E6EAF0" w:space="0"/>
               <w:right w:val="nil"/>
             </w:tcBorders>
           </w:tcPr>
@@ -5465,7 +5690,7 @@
             <w:tcBorders>
               <w:top w:val="nil"/>
               <w:left w:val="nil"/>
-              <w:bottom w:val="single" w:sz="4" w:color="DDE3EA" w:space="0"/>
+              <w:bottom w:val="single" w:sz="4" w:color="E6EAF0" w:space="0"/>
               <w:right w:val="nil"/>
             </w:tcBorders>
             <w:shd w:val="clear" w:color="auto" w:fill="EAF1F8"/>
@@ -5494,7 +5719,7 @@
       <w:pPr>
         <w:keepNext/>
         <w:pBdr>
-          <w:bottom w:val="single" w:sz="8" w:color="1F4E79" w:space="4"/>
+          <w:bottom w:val="single" w:sz="8" w:color="12355B" w:space="4"/>
         </w:pBdr>
         <w:tabs>
           <w:tab w:pos="482" w:val="left"/>
@@ -5507,13 +5732,13 @@
           <w:color w:val="2A78D6"/>
           <w:sz w:val="18"/>
         </w:rPr>
-        <w:t>07</w:t>
+        <w:t>06</w:t>
         <w:tab/>
       </w:r>
       <w:r>
         <w:rPr>
           <w:b/>
-          <w:color w:val="1F4E79"/>
+          <w:color w:val="12355B"/>
           <w:sz w:val="28"/>
         </w:rPr>
         <w:t>Informacija investuotojui ir išvados</w:t>
@@ -5737,7 +5962,1076 @@
       <w:pPr>
         <w:keepNext/>
         <w:pBdr>
-          <w:bottom w:val="single" w:sz="8" w:color="1F4E79" w:space="4"/>
+          <w:bottom w:val="single" w:sz="8" w:color="12355B" w:space="4"/>
+        </w:pBdr>
+        <w:tabs>
+          <w:tab w:pos="482" w:val="left"/>
+        </w:tabs>
+        <w:spacing w:before="360" w:after="160"/>
+      </w:pPr>
+      <w:r>
+        <w:rPr>
+          <w:b/>
+          <w:color w:val="2A78D6"/>
+          <w:sz w:val="18"/>
+        </w:rPr>
+        <w:t>07</w:t>
+        <w:tab/>
+      </w:r>
+      <w:r>
+        <w:rPr>
+          <w:b/>
+          <w:color w:val="12355B"/>
+          <w:sz w:val="28"/>
+        </w:rPr>
+        <w:t>Rinka ir aplinka</w:t>
+      </w:r>
+    </w:p>
+    <w:p>
+      <w:pPr>
+        <w:tabs>
+          <w:tab w:pos="255" w:val="left"/>
+        </w:tabs>
+        <w:spacing w:before="0" w:after="80"/>
+        <w:ind w:left="255" w:hanging="255"/>
+      </w:pPr>
+      <w:r>
+        <w:rPr>
+          <w:b/>
+          <w:color w:val="2A78D6"/>
+          <w:sz w:val="20"/>
+        </w:rPr>
+        <w:t>▪</w:t>
+        <w:tab/>
+      </w:r>
+      <w:r>
+        <w:rPr>
+          <w:b/>
+        </w:rPr>
+        <w:t>Pensijų reforma:</w:t>
+      </w:r>
+      <w:r>
+        <w:rPr>
+          <w:b w:val="0"/>
+        </w:rPr>
+        <w:t xml:space="preserve"> grynasis pelnas 23,2 mln. EUR (–27 %) dėl vienkartinio prestižo nuvertėjimo, kilusio iš pensijų reformos; dalis atsiimtų pensijų lėšų panaudota vartojimo paskoloms grąžinti</w:t>
+      </w:r>
+      <w:hyperlink r:id="rId13">
+        <w:r>
+          <w:rPr>
+            <w:color w:val="2A78D6"/>
+            <w:vertAlign w:val="superscript"/>
+            <w:sz w:val="17"/>
+          </w:rPr>
+          <w:t xml:space="preserve">2</w:t>
+        </w:r>
+      </w:hyperlink>
+      <w:r>
+        <w:rPr>
+          <w:b w:val="0"/>
+        </w:rPr>
+        <w:t>.</w:t>
+      </w:r>
+    </w:p>
+    <w:p>
+      <w:pPr>
+        <w:tabs>
+          <w:tab w:pos="255" w:val="left"/>
+        </w:tabs>
+        <w:spacing w:before="0" w:after="80"/>
+        <w:ind w:left="255" w:hanging="255"/>
+      </w:pPr>
+      <w:r>
+        <w:rPr>
+          <w:b/>
+          <w:color w:val="2A78D6"/>
+          <w:sz w:val="20"/>
+        </w:rPr>
+        <w:t>▪</w:t>
+        <w:tab/>
+      </w:r>
+      <w:r>
+        <w:rPr>
+          <w:b/>
+        </w:rPr>
+        <w:t>Pagrindinė veikla auga:</w:t>
+      </w:r>
+      <w:r>
+        <w:rPr>
+          <w:b w:val="0"/>
+        </w:rPr>
+        <w:t xml:space="preserve"> grynosios palūkanų pajamos +6 % iki 72,5 mln. EUR, paskolos +8 % (&gt;3,9 mlrd. EUR), indėliai +15 %; atidėjiniai tik 0,3 mln. EUR (rizikos kaina 0,01 %)</w:t>
+      </w:r>
+      <w:hyperlink r:id="rId13">
+        <w:r>
+          <w:rPr>
+            <w:color w:val="2A78D6"/>
+            <w:vertAlign w:val="superscript"/>
+            <w:sz w:val="17"/>
+          </w:rPr>
+          <w:t xml:space="preserve">2</w:t>
+        </w:r>
+      </w:hyperlink>
+      <w:r>
+        <w:rPr>
+          <w:b w:val="0"/>
+        </w:rPr>
+        <w:t>.</w:t>
+      </w:r>
+    </w:p>
+    <w:p>
+      <w:pPr>
+        <w:tabs>
+          <w:tab w:pos="255" w:val="left"/>
+        </w:tabs>
+        <w:spacing w:before="0" w:after="80"/>
+        <w:ind w:left="255" w:hanging="255"/>
+      </w:pPr>
+      <w:r>
+        <w:rPr>
+          <w:b/>
+          <w:color w:val="2A78D6"/>
+          <w:sz w:val="20"/>
+        </w:rPr>
+        <w:t>▪</w:t>
+        <w:tab/>
+      </w:r>
+      <w:r>
+        <w:rPr>
+          <w:b/>
+        </w:rPr>
+        <w:t>Rizika:</w:t>
+      </w:r>
+      <w:r>
+        <w:rPr>
+          <w:b w:val="0"/>
+        </w:rPr>
+        <w:t xml:space="preserve"> didžiausią neapibrėžtumą bankas mato geopolitikos poveikyje platesnei ekonomikai</w:t>
+      </w:r>
+      <w:hyperlink r:id="rId12">
+        <w:r>
+          <w:rPr>
+            <w:color w:val="2A78D6"/>
+            <w:vertAlign w:val="superscript"/>
+            <w:sz w:val="17"/>
+          </w:rPr>
+          <w:t xml:space="preserve">1</w:t>
+        </w:r>
+      </w:hyperlink>
+      <w:r>
+        <w:rPr>
+          <w:b w:val="0"/>
+        </w:rPr>
+        <w:t>.</w:t>
+      </w:r>
+    </w:p>
+    <w:tbl>
+      <w:tblPr>
+        <w:tblW w:w="9639" w:type="dxa"/>
+        <w:tblBorders>
+          <w:top w:val="nil"/>
+          <w:left w:val="nil"/>
+          <w:bottom w:val="nil"/>
+          <w:right w:val="nil"/>
+          <w:insideH w:val="nil"/>
+          <w:insideV w:val="nil"/>
+        </w:tblBorders>
+        <w:tblLayout w:type="fixed"/>
+        <w:tblCellMar>
+          <w:top w:w="70" w:type="dxa"/>
+          <w:left w:w="100" w:type="dxa"/>
+          <w:bottom w:w="70" w:type="dxa"/>
+          <w:right w:w="100" w:type="dxa"/>
+        </w:tblCellMar>
+        <w:tblLook w:firstColumn="1" w:firstRow="1" w:lastColumn="0" w:lastRow="0" w:noHBand="0" w:noVBand="1" w:val="04A0"/>
+      </w:tblPr>
+      <w:tblGrid>
+        <w:gridCol w:w="3515"/>
+        <w:gridCol w:w="1814"/>
+        <w:gridCol w:w="1360"/>
+        <w:gridCol w:w="1360"/>
+        <w:gridCol w:w="1587"/>
+      </w:tblGrid>
+      <w:tr>
+        <w:tc>
+          <w:tcPr>
+            <w:tcW w:type="dxa" w:w="3515"/>
+            <w:tcBorders>
+              <w:top w:val="nil"/>
+              <w:left w:val="nil"/>
+              <w:bottom w:val="single" w:sz="8" w:color="12355B" w:space="0"/>
+              <w:right w:val="nil"/>
+            </w:tcBorders>
+          </w:tcPr>
+          <w:p>
+            <w:pPr>
+              <w:spacing w:before="0" w:after="0"/>
+            </w:pPr>
+            <w:r>
+              <w:rPr>
+                <w:b/>
+                <w:caps/>
+                <w:color w:val="667085"/>
+                <w:sz w:val="14"/>
+              </w:rPr>
+            </w:r>
+          </w:p>
+        </w:tc>
+        <w:tc>
+          <w:tcPr>
+            <w:tcW w:type="dxa" w:w="1814"/>
+            <w:tcBorders>
+              <w:top w:val="nil"/>
+              <w:left w:val="nil"/>
+              <w:bottom w:val="single" w:sz="8" w:color="12355B" w:space="0"/>
+              <w:right w:val="nil"/>
+            </w:tcBorders>
+          </w:tcPr>
+          <w:p>
+            <w:pPr>
+              <w:spacing w:before="0" w:after="0"/>
+              <w:jc w:val="right"/>
+            </w:pPr>
+            <w:r>
+              <w:rPr>
+                <w:b/>
+                <w:caps/>
+                <w:color w:val="667085"/>
+                <w:sz w:val="14"/>
+              </w:rPr>
+              <w:t>Dabar</w:t>
+            </w:r>
+          </w:p>
+        </w:tc>
+        <w:tc>
+          <w:tcPr>
+            <w:tcW w:type="dxa" w:w="1361"/>
+            <w:tcBorders>
+              <w:top w:val="nil"/>
+              <w:left w:val="nil"/>
+              <w:bottom w:val="single" w:sz="8" w:color="12355B" w:space="0"/>
+              <w:right w:val="nil"/>
+            </w:tcBorders>
+          </w:tcPr>
+          <w:p>
+            <w:pPr>
+              <w:spacing w:before="0" w:after="0"/>
+              <w:jc w:val="right"/>
+            </w:pPr>
+            <w:r>
+              <w:rPr>
+                <w:b/>
+                <w:caps/>
+                <w:color w:val="667085"/>
+                <w:sz w:val="14"/>
+              </w:rPr>
+              <w:t>Prieš 3 mėn.</w:t>
+            </w:r>
+          </w:p>
+        </w:tc>
+        <w:tc>
+          <w:tcPr>
+            <w:tcW w:type="dxa" w:w="1361"/>
+            <w:tcBorders>
+              <w:top w:val="nil"/>
+              <w:left w:val="nil"/>
+              <w:bottom w:val="single" w:sz="8" w:color="12355B" w:space="0"/>
+              <w:right w:val="nil"/>
+            </w:tcBorders>
+          </w:tcPr>
+          <w:p>
+            <w:pPr>
+              <w:spacing w:before="0" w:after="0"/>
+              <w:jc w:val="right"/>
+            </w:pPr>
+            <w:r>
+              <w:rPr>
+                <w:b/>
+                <w:caps/>
+                <w:color w:val="667085"/>
+                <w:sz w:val="14"/>
+              </w:rPr>
+              <w:t>Prieš 12 mėn.</w:t>
+            </w:r>
+          </w:p>
+        </w:tc>
+        <w:tc>
+          <w:tcPr>
+            <w:tcW w:type="dxa" w:w="1587"/>
+            <w:tcBorders>
+              <w:top w:val="nil"/>
+              <w:left w:val="nil"/>
+              <w:bottom w:val="single" w:sz="8" w:color="12355B" w:space="0"/>
+              <w:right w:val="nil"/>
+            </w:tcBorders>
+          </w:tcPr>
+          <w:p>
+            <w:pPr>
+              <w:spacing w:before="0" w:after="0"/>
+              <w:jc w:val="right"/>
+            </w:pPr>
+            <w:r>
+              <w:rPr>
+                <w:b/>
+                <w:caps/>
+                <w:color w:val="667085"/>
+                <w:sz w:val="14"/>
+              </w:rPr>
+              <w:t>Pokytis per 12 mėn.</w:t>
+            </w:r>
+          </w:p>
+        </w:tc>
+      </w:tr>
+      <w:tr>
+        <w:tc>
+          <w:tcPr>
+            <w:tcW w:type="dxa" w:w="3515"/>
+            <w:tcBorders>
+              <w:top w:val="nil"/>
+              <w:left w:val="nil"/>
+              <w:bottom w:val="single" w:sz="4" w:color="E6EAF0" w:space="0"/>
+              <w:right w:val="nil"/>
+            </w:tcBorders>
+          </w:tcPr>
+          <w:p>
+            <w:pPr>
+              <w:spacing w:before="0" w:after="0"/>
+            </w:pPr>
+            <w:r>
+              <w:rPr>
+                <w:b w:val="0"/>
+                <w:sz w:val="17"/>
+              </w:rPr>
+              <w:t>ECB indėlių palūkanų norma</w:t>
+            </w:r>
+          </w:p>
+        </w:tc>
+        <w:tc>
+          <w:tcPr>
+            <w:tcW w:type="dxa" w:w="1814"/>
+            <w:tcBorders>
+              <w:top w:val="nil"/>
+              <w:left w:val="nil"/>
+              <w:bottom w:val="single" w:sz="4" w:color="E6EAF0" w:space="0"/>
+              <w:right w:val="nil"/>
+            </w:tcBorders>
+          </w:tcPr>
+          <w:p>
+            <w:pPr>
+              <w:spacing w:before="0" w:after="0"/>
+              <w:jc w:val="right"/>
+            </w:pPr>
+            <w:r>
+              <w:rPr>
+                <w:b w:val="0"/>
+                <w:sz w:val="17"/>
+              </w:rPr>
+              <w:t>2,50 % (2026-09)</w:t>
+            </w:r>
+          </w:p>
+        </w:tc>
+        <w:tc>
+          <w:tcPr>
+            <w:tcW w:type="dxa" w:w="1361"/>
+            <w:tcBorders>
+              <w:top w:val="nil"/>
+              <w:left w:val="nil"/>
+              <w:bottom w:val="single" w:sz="4" w:color="E6EAF0" w:space="0"/>
+              <w:right w:val="nil"/>
+            </w:tcBorders>
+          </w:tcPr>
+          <w:p>
+            <w:pPr>
+              <w:spacing w:before="0" w:after="0"/>
+              <w:jc w:val="right"/>
+            </w:pPr>
+            <w:r>
+              <w:rPr>
+                <w:b w:val="0"/>
+                <w:sz w:val="17"/>
+              </w:rPr>
+              <w:t>2,25 %</w:t>
+            </w:r>
+          </w:p>
+        </w:tc>
+        <w:tc>
+          <w:tcPr>
+            <w:tcW w:type="dxa" w:w="1361"/>
+            <w:tcBorders>
+              <w:top w:val="nil"/>
+              <w:left w:val="nil"/>
+              <w:bottom w:val="single" w:sz="4" w:color="E6EAF0" w:space="0"/>
+              <w:right w:val="nil"/>
+            </w:tcBorders>
+          </w:tcPr>
+          <w:p>
+            <w:pPr>
+              <w:spacing w:before="0" w:after="0"/>
+              <w:jc w:val="right"/>
+            </w:pPr>
+            <w:r>
+              <w:rPr>
+                <w:b w:val="0"/>
+                <w:sz w:val="17"/>
+              </w:rPr>
+              <w:t>–</w:t>
+            </w:r>
+          </w:p>
+        </w:tc>
+        <w:tc>
+          <w:tcPr>
+            <w:tcW w:type="dxa" w:w="1587"/>
+            <w:tcBorders>
+              <w:top w:val="nil"/>
+              <w:left w:val="nil"/>
+              <w:bottom w:val="single" w:sz="4" w:color="E6EAF0" w:space="0"/>
+              <w:right w:val="nil"/>
+            </w:tcBorders>
+          </w:tcPr>
+          <w:p>
+            <w:pPr>
+              <w:spacing w:before="0" w:after="0"/>
+              <w:jc w:val="right"/>
+            </w:pPr>
+            <w:r>
+              <w:rPr>
+                <w:b w:val="0"/>
+                <w:sz w:val="17"/>
+              </w:rPr>
+              <w:t>–</w:t>
+            </w:r>
+          </w:p>
+        </w:tc>
+      </w:tr>
+      <w:tr>
+        <w:tc>
+          <w:tcPr>
+            <w:tcW w:type="dxa" w:w="3515"/>
+            <w:tcBorders>
+              <w:top w:val="nil"/>
+              <w:left w:val="nil"/>
+              <w:bottom w:val="single" w:sz="4" w:color="E6EAF0" w:space="0"/>
+              <w:right w:val="nil"/>
+            </w:tcBorders>
+          </w:tcPr>
+          <w:p>
+            <w:pPr>
+              <w:spacing w:before="0" w:after="0"/>
+            </w:pPr>
+            <w:r>
+              <w:rPr>
+                <w:b w:val="0"/>
+                <w:sz w:val="17"/>
+              </w:rPr>
+              <w:t>3 mėn. Euribor</w:t>
+            </w:r>
+          </w:p>
+        </w:tc>
+        <w:tc>
+          <w:tcPr>
+            <w:tcW w:type="dxa" w:w="1814"/>
+            <w:tcBorders>
+              <w:top w:val="nil"/>
+              <w:left w:val="nil"/>
+              <w:bottom w:val="single" w:sz="4" w:color="E6EAF0" w:space="0"/>
+              <w:right w:val="nil"/>
+            </w:tcBorders>
+          </w:tcPr>
+          <w:p>
+            <w:pPr>
+              <w:spacing w:before="0" w:after="0"/>
+              <w:jc w:val="right"/>
+            </w:pPr>
+            <w:r>
+              <w:rPr>
+                <w:b w:val="0"/>
+                <w:sz w:val="17"/>
+              </w:rPr>
+              <w:t>2,64 % (2026-09)</w:t>
+            </w:r>
+          </w:p>
+        </w:tc>
+        <w:tc>
+          <w:tcPr>
+            <w:tcW w:type="dxa" w:w="1361"/>
+            <w:tcBorders>
+              <w:top w:val="nil"/>
+              <w:left w:val="nil"/>
+              <w:bottom w:val="single" w:sz="4" w:color="E6EAF0" w:space="0"/>
+              <w:right w:val="nil"/>
+            </w:tcBorders>
+          </w:tcPr>
+          <w:p>
+            <w:pPr>
+              <w:spacing w:before="0" w:after="0"/>
+              <w:jc w:val="right"/>
+            </w:pPr>
+            <w:r>
+              <w:rPr>
+                <w:b w:val="0"/>
+                <w:sz w:val="17"/>
+              </w:rPr>
+              <w:t>2,34 %</w:t>
+            </w:r>
+          </w:p>
+        </w:tc>
+        <w:tc>
+          <w:tcPr>
+            <w:tcW w:type="dxa" w:w="1361"/>
+            <w:tcBorders>
+              <w:top w:val="nil"/>
+              <w:left w:val="nil"/>
+              <w:bottom w:val="single" w:sz="4" w:color="E6EAF0" w:space="0"/>
+              <w:right w:val="nil"/>
+            </w:tcBorders>
+          </w:tcPr>
+          <w:p>
+            <w:pPr>
+              <w:spacing w:before="0" w:after="0"/>
+              <w:jc w:val="right"/>
+            </w:pPr>
+            <w:r>
+              <w:rPr>
+                <w:b w:val="0"/>
+                <w:sz w:val="17"/>
+              </w:rPr>
+              <w:t>2,03 %</w:t>
+            </w:r>
+          </w:p>
+        </w:tc>
+        <w:tc>
+          <w:tcPr>
+            <w:tcW w:type="dxa" w:w="1587"/>
+            <w:tcBorders>
+              <w:top w:val="nil"/>
+              <w:left w:val="nil"/>
+              <w:bottom w:val="single" w:sz="4" w:color="E6EAF0" w:space="0"/>
+              <w:right w:val="nil"/>
+            </w:tcBorders>
+          </w:tcPr>
+          <w:p>
+            <w:pPr>
+              <w:spacing w:before="0" w:after="0"/>
+              <w:jc w:val="right"/>
+            </w:pPr>
+            <w:r>
+              <w:rPr>
+                <w:b w:val="0"/>
+                <w:sz w:val="17"/>
+              </w:rPr>
+              <w:t>▲ 0,61 p. p.</w:t>
+            </w:r>
+          </w:p>
+        </w:tc>
+      </w:tr>
+      <w:tr>
+        <w:tc>
+          <w:tcPr>
+            <w:tcW w:type="dxa" w:w="3515"/>
+            <w:tcBorders>
+              <w:top w:val="nil"/>
+              <w:left w:val="nil"/>
+              <w:bottom w:val="single" w:sz="4" w:color="E6EAF0" w:space="0"/>
+              <w:right w:val="nil"/>
+            </w:tcBorders>
+          </w:tcPr>
+          <w:p>
+            <w:pPr>
+              <w:spacing w:before="0" w:after="0"/>
+            </w:pPr>
+            <w:r>
+              <w:rPr>
+                <w:b w:val="0"/>
+                <w:sz w:val="17"/>
+              </w:rPr>
+              <w:t>6 mėn. Euribor</w:t>
+            </w:r>
+          </w:p>
+        </w:tc>
+        <w:tc>
+          <w:tcPr>
+            <w:tcW w:type="dxa" w:w="1814"/>
+            <w:tcBorders>
+              <w:top w:val="nil"/>
+              <w:left w:val="nil"/>
+              <w:bottom w:val="single" w:sz="4" w:color="E6EAF0" w:space="0"/>
+              <w:right w:val="nil"/>
+            </w:tcBorders>
+          </w:tcPr>
+          <w:p>
+            <w:pPr>
+              <w:spacing w:before="0" w:after="0"/>
+              <w:jc w:val="right"/>
+            </w:pPr>
+            <w:r>
+              <w:rPr>
+                <w:b w:val="0"/>
+                <w:sz w:val="17"/>
+              </w:rPr>
+              <w:t>2,92 % (2026-09)</w:t>
+            </w:r>
+          </w:p>
+        </w:tc>
+        <w:tc>
+          <w:tcPr>
+            <w:tcW w:type="dxa" w:w="1361"/>
+            <w:tcBorders>
+              <w:top w:val="nil"/>
+              <w:left w:val="nil"/>
+              <w:bottom w:val="single" w:sz="4" w:color="E6EAF0" w:space="0"/>
+              <w:right w:val="nil"/>
+            </w:tcBorders>
+          </w:tcPr>
+          <w:p>
+            <w:pPr>
+              <w:spacing w:before="0" w:after="0"/>
+              <w:jc w:val="right"/>
+            </w:pPr>
+            <w:r>
+              <w:rPr>
+                <w:b w:val="0"/>
+                <w:sz w:val="17"/>
+              </w:rPr>
+              <w:t>2,60 %</w:t>
+            </w:r>
+          </w:p>
+        </w:tc>
+        <w:tc>
+          <w:tcPr>
+            <w:tcW w:type="dxa" w:w="1361"/>
+            <w:tcBorders>
+              <w:top w:val="nil"/>
+              <w:left w:val="nil"/>
+              <w:bottom w:val="single" w:sz="4" w:color="E6EAF0" w:space="0"/>
+              <w:right w:val="nil"/>
+            </w:tcBorders>
+          </w:tcPr>
+          <w:p>
+            <w:pPr>
+              <w:spacing w:before="0" w:after="0"/>
+              <w:jc w:val="right"/>
+            </w:pPr>
+            <w:r>
+              <w:rPr>
+                <w:b w:val="0"/>
+                <w:sz w:val="17"/>
+              </w:rPr>
+              <w:t>2,10 %</w:t>
+            </w:r>
+          </w:p>
+        </w:tc>
+        <w:tc>
+          <w:tcPr>
+            <w:tcW w:type="dxa" w:w="1587"/>
+            <w:tcBorders>
+              <w:top w:val="nil"/>
+              <w:left w:val="nil"/>
+              <w:bottom w:val="single" w:sz="4" w:color="E6EAF0" w:space="0"/>
+              <w:right w:val="nil"/>
+            </w:tcBorders>
+          </w:tcPr>
+          <w:p>
+            <w:pPr>
+              <w:spacing w:before="0" w:after="0"/>
+              <w:jc w:val="right"/>
+            </w:pPr>
+            <w:r>
+              <w:rPr>
+                <w:b w:val="0"/>
+                <w:sz w:val="17"/>
+              </w:rPr>
+              <w:t>▲ 0,82 p. p.</w:t>
+            </w:r>
+          </w:p>
+        </w:tc>
+      </w:tr>
+      <w:tr>
+        <w:tc>
+          <w:tcPr>
+            <w:tcW w:type="dxa" w:w="3515"/>
+            <w:tcBorders>
+              <w:top w:val="nil"/>
+              <w:left w:val="nil"/>
+              <w:bottom w:val="single" w:sz="4" w:color="E6EAF0" w:space="0"/>
+              <w:right w:val="nil"/>
+            </w:tcBorders>
+          </w:tcPr>
+          <w:p>
+            <w:pPr>
+              <w:spacing w:before="0" w:after="0"/>
+            </w:pPr>
+            <w:r>
+              <w:rPr>
+                <w:b w:val="0"/>
+                <w:sz w:val="17"/>
+              </w:rPr>
+              <w:t>12 mėn. Euribor</w:t>
+            </w:r>
+          </w:p>
+        </w:tc>
+        <w:tc>
+          <w:tcPr>
+            <w:tcW w:type="dxa" w:w="1814"/>
+            <w:tcBorders>
+              <w:top w:val="nil"/>
+              <w:left w:val="nil"/>
+              <w:bottom w:val="single" w:sz="4" w:color="E6EAF0" w:space="0"/>
+              <w:right w:val="nil"/>
+            </w:tcBorders>
+          </w:tcPr>
+          <w:p>
+            <w:pPr>
+              <w:spacing w:before="0" w:after="0"/>
+              <w:jc w:val="right"/>
+            </w:pPr>
+            <w:r>
+              <w:rPr>
+                <w:b w:val="0"/>
+                <w:sz w:val="17"/>
+              </w:rPr>
+              <w:t>3,25 % (2026-09)</w:t>
+            </w:r>
+          </w:p>
+        </w:tc>
+        <w:tc>
+          <w:tcPr>
+            <w:tcW w:type="dxa" w:w="1361"/>
+            <w:tcBorders>
+              <w:top w:val="nil"/>
+              <w:left w:val="nil"/>
+              <w:bottom w:val="single" w:sz="4" w:color="E6EAF0" w:space="0"/>
+              <w:right w:val="nil"/>
+            </w:tcBorders>
+          </w:tcPr>
+          <w:p>
+            <w:pPr>
+              <w:spacing w:before="0" w:after="0"/>
+              <w:jc w:val="right"/>
+            </w:pPr>
+            <w:r>
+              <w:rPr>
+                <w:b w:val="0"/>
+                <w:sz w:val="17"/>
+              </w:rPr>
+              <w:t>2,80 %</w:t>
+            </w:r>
+          </w:p>
+        </w:tc>
+        <w:tc>
+          <w:tcPr>
+            <w:tcW w:type="dxa" w:w="1361"/>
+            <w:tcBorders>
+              <w:top w:val="nil"/>
+              <w:left w:val="nil"/>
+              <w:bottom w:val="single" w:sz="4" w:color="E6EAF0" w:space="0"/>
+              <w:right w:val="nil"/>
+            </w:tcBorders>
+          </w:tcPr>
+          <w:p>
+            <w:pPr>
+              <w:spacing w:before="0" w:after="0"/>
+              <w:jc w:val="right"/>
+            </w:pPr>
+            <w:r>
+              <w:rPr>
+                <w:b w:val="0"/>
+                <w:sz w:val="17"/>
+              </w:rPr>
+              <w:t>2,17 %</w:t>
+            </w:r>
+          </w:p>
+        </w:tc>
+        <w:tc>
+          <w:tcPr>
+            <w:tcW w:type="dxa" w:w="1587"/>
+            <w:tcBorders>
+              <w:top w:val="nil"/>
+              <w:left w:val="nil"/>
+              <w:bottom w:val="single" w:sz="4" w:color="E6EAF0" w:space="0"/>
+              <w:right w:val="nil"/>
+            </w:tcBorders>
+          </w:tcPr>
+          <w:p>
+            <w:pPr>
+              <w:spacing w:before="0" w:after="0"/>
+              <w:jc w:val="right"/>
+            </w:pPr>
+            <w:r>
+              <w:rPr>
+                <w:b w:val="0"/>
+                <w:sz w:val="17"/>
+              </w:rPr>
+              <w:t>▲ 1,08 p. p.</w:t>
+            </w:r>
+          </w:p>
+        </w:tc>
+      </w:tr>
+      <w:tr>
+        <w:tc>
+          <w:tcPr>
+            <w:tcW w:type="dxa" w:w="3515"/>
+            <w:tcBorders>
+              <w:top w:val="nil"/>
+              <w:left w:val="nil"/>
+              <w:bottom w:val="single" w:sz="4" w:color="E6EAF0" w:space="0"/>
+              <w:right w:val="nil"/>
+            </w:tcBorders>
+          </w:tcPr>
+          <w:p>
+            <w:pPr>
+              <w:spacing w:before="0" w:after="0"/>
+            </w:pPr>
+            <w:r>
+              <w:rPr>
+                <w:b w:val="0"/>
+                <w:sz w:val="17"/>
+              </w:rPr>
+              <w:t>Euro zonos AAA vyriausybių 10 m. pajamingumas</w:t>
+            </w:r>
+          </w:p>
+        </w:tc>
+        <w:tc>
+          <w:tcPr>
+            <w:tcW w:type="dxa" w:w="1814"/>
+            <w:tcBorders>
+              <w:top w:val="nil"/>
+              <w:left w:val="nil"/>
+              <w:bottom w:val="single" w:sz="4" w:color="E6EAF0" w:space="0"/>
+              <w:right w:val="nil"/>
+            </w:tcBorders>
+          </w:tcPr>
+          <w:p>
+            <w:pPr>
+              <w:spacing w:before="0" w:after="0"/>
+              <w:jc w:val="right"/>
+            </w:pPr>
+            <w:r>
+              <w:rPr>
+                <w:b w:val="0"/>
+                <w:sz w:val="17"/>
+              </w:rPr>
+              <w:t>3,43 % (2026-10)</w:t>
+            </w:r>
+          </w:p>
+        </w:tc>
+        <w:tc>
+          <w:tcPr>
+            <w:tcW w:type="dxa" w:w="1361"/>
+            <w:tcBorders>
+              <w:top w:val="nil"/>
+              <w:left w:val="nil"/>
+              <w:bottom w:val="single" w:sz="4" w:color="E6EAF0" w:space="0"/>
+              <w:right w:val="nil"/>
+            </w:tcBorders>
+          </w:tcPr>
+          <w:p>
+            <w:pPr>
+              <w:spacing w:before="0" w:after="0"/>
+              <w:jc w:val="right"/>
+            </w:pPr>
+            <w:r>
+              <w:rPr>
+                <w:b w:val="0"/>
+                <w:sz w:val="17"/>
+              </w:rPr>
+              <w:t>3,23 %</w:t>
+            </w:r>
+          </w:p>
+        </w:tc>
+        <w:tc>
+          <w:tcPr>
+            <w:tcW w:type="dxa" w:w="1361"/>
+            <w:tcBorders>
+              <w:top w:val="nil"/>
+              <w:left w:val="nil"/>
+              <w:bottom w:val="single" w:sz="4" w:color="E6EAF0" w:space="0"/>
+              <w:right w:val="nil"/>
+            </w:tcBorders>
+          </w:tcPr>
+          <w:p>
+            <w:pPr>
+              <w:spacing w:before="0" w:after="0"/>
+              <w:jc w:val="right"/>
+            </w:pPr>
+            <w:r>
+              <w:rPr>
+                <w:b w:val="0"/>
+                <w:sz w:val="17"/>
+              </w:rPr>
+              <w:t>2,72 %</w:t>
+            </w:r>
+          </w:p>
+        </w:tc>
+        <w:tc>
+          <w:tcPr>
+            <w:tcW w:type="dxa" w:w="1587"/>
+            <w:tcBorders>
+              <w:top w:val="nil"/>
+              <w:left w:val="nil"/>
+              <w:bottom w:val="single" w:sz="4" w:color="E6EAF0" w:space="0"/>
+              <w:right w:val="nil"/>
+            </w:tcBorders>
+          </w:tcPr>
+          <w:p>
+            <w:pPr>
+              <w:spacing w:before="0" w:after="0"/>
+              <w:jc w:val="right"/>
+            </w:pPr>
+            <w:r>
+              <w:rPr>
+                <w:b w:val="0"/>
+                <w:sz w:val="17"/>
+              </w:rPr>
+              <w:t>▲ 0,71 p. p.</w:t>
+            </w:r>
+          </w:p>
+        </w:tc>
+      </w:tr>
+      <w:tr>
+        <w:tc>
+          <w:tcPr>
+            <w:tcW w:type="dxa" w:w="3515"/>
+            <w:tcBorders>
+              <w:top w:val="nil"/>
+              <w:left w:val="nil"/>
+              <w:bottom w:val="single" w:sz="4" w:color="E6EAF0" w:space="0"/>
+              <w:right w:val="nil"/>
+            </w:tcBorders>
+          </w:tcPr>
+          <w:p>
+            <w:pPr>
+              <w:spacing w:before="0" w:after="0"/>
+            </w:pPr>
+            <w:r>
+              <w:rPr>
+                <w:b w:val="0"/>
+                <w:sz w:val="17"/>
+              </w:rPr>
+              <w:t>Euro zonos infliacija (SVKI, metinė)</w:t>
+            </w:r>
+          </w:p>
+        </w:tc>
+        <w:tc>
+          <w:tcPr>
+            <w:tcW w:type="dxa" w:w="1814"/>
+            <w:tcBorders>
+              <w:top w:val="nil"/>
+              <w:left w:val="nil"/>
+              <w:bottom w:val="single" w:sz="4" w:color="E6EAF0" w:space="0"/>
+              <w:right w:val="nil"/>
+            </w:tcBorders>
+          </w:tcPr>
+          <w:p>
+            <w:pPr>
+              <w:spacing w:before="0" w:after="0"/>
+              <w:jc w:val="right"/>
+            </w:pPr>
+            <w:r>
+              <w:rPr>
+                <w:b w:val="0"/>
+                <w:sz w:val="17"/>
+              </w:rPr>
+              <w:t>1,90 % (2025-12)</w:t>
+            </w:r>
+          </w:p>
+        </w:tc>
+        <w:tc>
+          <w:tcPr>
+            <w:tcW w:type="dxa" w:w="1361"/>
+            <w:tcBorders>
+              <w:top w:val="nil"/>
+              <w:left w:val="nil"/>
+              <w:bottom w:val="single" w:sz="4" w:color="E6EAF0" w:space="0"/>
+              <w:right w:val="nil"/>
+            </w:tcBorders>
+          </w:tcPr>
+          <w:p>
+            <w:pPr>
+              <w:spacing w:before="0" w:after="0"/>
+              <w:jc w:val="right"/>
+            </w:pPr>
+            <w:r>
+              <w:rPr>
+                <w:b w:val="0"/>
+                <w:sz w:val="17"/>
+              </w:rPr>
+              <w:t>2,20 %</w:t>
+            </w:r>
+          </w:p>
+        </w:tc>
+        <w:tc>
+          <w:tcPr>
+            <w:tcW w:type="dxa" w:w="1361"/>
+            <w:tcBorders>
+              <w:top w:val="nil"/>
+              <w:left w:val="nil"/>
+              <w:bottom w:val="single" w:sz="4" w:color="E6EAF0" w:space="0"/>
+              <w:right w:val="nil"/>
+            </w:tcBorders>
+          </w:tcPr>
+          <w:p>
+            <w:pPr>
+              <w:spacing w:before="0" w:after="0"/>
+              <w:jc w:val="right"/>
+            </w:pPr>
+            <w:r>
+              <w:rPr>
+                <w:b w:val="0"/>
+                <w:sz w:val="17"/>
+              </w:rPr>
+              <w:t>2,40 %</w:t>
+            </w:r>
+          </w:p>
+        </w:tc>
+        <w:tc>
+          <w:tcPr>
+            <w:tcW w:type="dxa" w:w="1587"/>
+            <w:tcBorders>
+              <w:top w:val="nil"/>
+              <w:left w:val="nil"/>
+              <w:bottom w:val="single" w:sz="4" w:color="E6EAF0" w:space="0"/>
+              <w:right w:val="nil"/>
+            </w:tcBorders>
+          </w:tcPr>
+          <w:p>
+            <w:pPr>
+              <w:spacing w:before="0" w:after="0"/>
+              <w:jc w:val="right"/>
+            </w:pPr>
+            <w:r>
+              <w:rPr>
+                <w:b w:val="0"/>
+                <w:sz w:val="17"/>
+              </w:rPr>
+              <w:t>▼ 0,50 p. p.</w:t>
+            </w:r>
+          </w:p>
+        </w:tc>
+      </w:tr>
+    </w:tbl>
+    <w:p>
+      <w:pPr>
+        <w:spacing w:before="0" w:after="40"/>
+      </w:pPr>
+    </w:p>
+    <w:p>
+      <w:pPr>
+        <w:spacing w:before="40" w:after="60"/>
+      </w:pPr>
+      <w:r>
+        <w:rPr>
+          <w:b w:val="0"/>
+          <w:color w:val="667085"/>
+          <w:sz w:val="16"/>
+        </w:rPr>
+        <w:t>Euro zonos palūkanos ir infliacija (ECB duomenys, mėnesio pabaigos reikšmė; Euribor ir infliacija – mėnesio vidurkis). Svarbu kintamų palūkanų ir perkainojamoms (reset) obligacijoms bei refinansavimo kaštams.</w:t>
+      </w:r>
+    </w:p>
+    <w:p>
+      <w:pPr>
+        <w:keepNext/>
+        <w:pBdr>
+          <w:bottom w:val="single" w:sz="8" w:color="12355B" w:space="4"/>
         </w:pBdr>
         <w:tabs>
           <w:tab w:pos="482" w:val="left"/>
@@ -5756,7 +7050,7 @@
       <w:r>
         <w:rPr>
           <w:b/>
-          <w:color w:val="1F4E79"/>
+          <w:color w:val="12355B"/>
           <w:sz w:val="28"/>
         </w:rPr>
         <w:t>Ką rašo spauda</w:t>
@@ -5769,7 +7063,7 @@
       <w:r>
         <w:rPr>
           <w:b w:val="0"/>
-          <w:color w:val="5F6B7A"/>
+          <w:color w:val="667085"/>
           <w:sz w:val="18"/>
         </w:rPr>
         <w:t>Automatinė naujienų paieška (Google News, LT), 2026-07-24 – 2026-10-22: 5 pranešimų.</w:t>
@@ -5818,7 +7112,7 @@
             <w:r>
               <w:rPr>
                 <w:b w:val="0"/>
-                <w:color w:val="1A1A1A"/>
+                <w:color w:val="1B2430"/>
                 <w:sz w:val="17"/>
               </w:rPr>
               <w:t>2026-10-08</w:t>
@@ -5867,7 +7161,7 @@
             <w:hyperlink r:id="rId29">
               <w:r>
                 <w:rPr>
-                  <w:color w:val="1A1A1A"/>
+                  <w:color w:val="1B2430"/>
                   <w:sz w:val="18"/>
                 </w:rPr>
                 <w:t xml:space="preserve">Artea bankas sumažino Lietuvos augimo prognozę ir prognozuoja 5,3 proc. kainų augimą</w:t>
@@ -5876,7 +7170,7 @@
             <w:r>
               <w:rPr>
                 <w:b w:val="0"/>
-                <w:color w:val="5F6B7A"/>
+                <w:color w:val="667085"/>
                 <w:sz w:val="15"/>
               </w:rPr>
               <w:t xml:space="preserve">   Delfi  ·  dar 4 panašūs pranešimai</w:t>
@@ -5894,7 +7188,7 @@
       <w:pPr>
         <w:keepNext/>
         <w:pBdr>
-          <w:bottom w:val="single" w:sz="8" w:color="1F4E79" w:space="4"/>
+          <w:bottom w:val="single" w:sz="8" w:color="12355B" w:space="4"/>
         </w:pBdr>
         <w:tabs>
           <w:tab w:pos="482" w:val="left"/>
@@ -5913,7 +7207,7 @@
       <w:r>
         <w:rPr>
           <w:b/>
-          <w:color w:val="1F4E79"/>
+          <w:color w:val="12355B"/>
           <w:sz w:val="28"/>
         </w:rPr>
         <w:t>ESG report</w:t>
@@ -5922,7 +7216,7 @@
     <w:p>
       <w:pPr>
         <w:keepNext/>
-        <w:shd w:val="clear" w:color="auto" w:fill="EAF1F8"/>
+        <w:shd w:val="clear" w:color="auto" w:fill="EEF3F8"/>
         <w:spacing w:before="200" w:after="80"/>
         <w:ind w:left="85"/>
       </w:pPr>
@@ -5930,7 +7224,7 @@
         <w:rPr>
           <w:b/>
           <w:caps/>
-          <w:color w:val="1F4E79"/>
+          <w:color w:val="12355B"/>
           <w:sz w:val="19"/>
         </w:rPr>
         <w:t>Exclusionary screening (companies)</w:t>
@@ -6003,7 +7297,7 @@
             <w:r>
               <w:rPr>
                 <w:b/>
-                <w:color w:val="1A1A1A"/>
+                <w:color w:val="1B2430"/>
                 <w:sz w:val="19"/>
               </w:rPr>
               <w:t>Yes, the company is not involved in excluded sectors: controversial and nuclear weapons, tobacco, gambling and restricted sectors in fossil fuel</w:t>
@@ -6020,7 +7314,7 @@
             <w:r>
               <w:rPr>
                 <w:b w:val="0"/>
-                <w:color w:val="5F6B7A"/>
+                <w:color w:val="667085"/>
                 <w:sz w:val="18"/>
               </w:rPr>
               <w:t>•</w:t>
@@ -6046,7 +7340,7 @@
             <w:r>
               <w:rPr>
                 <w:b w:val="0"/>
-                <w:color w:val="5F6B7A"/>
+                <w:color w:val="667085"/>
                 <w:sz w:val="18"/>
               </w:rPr>
               <w:t>•</w:t>
@@ -6149,7 +7443,7 @@
             <w:r>
               <w:rPr>
                 <w:b/>
-                <w:color w:val="1A1A1A"/>
+                <w:color w:val="1B2430"/>
                 <w:sz w:val="19"/>
               </w:rPr>
               <w:t>Yes, the company does not have red flag/signal related to controversies based on UN Global Compact, OECD Guidelines for Multinational Enterprises or any other relevant principles/standards</w:t>
@@ -6166,7 +7460,7 @@
             <w:r>
               <w:rPr>
                 <w:b w:val="0"/>
-                <w:color w:val="5F6B7A"/>
+                <w:color w:val="667085"/>
                 <w:sz w:val="18"/>
               </w:rPr>
               <w:t>•</w:t>
@@ -6192,7 +7486,7 @@
             <w:r>
               <w:rPr>
                 <w:b w:val="0"/>
-                <w:color w:val="5F6B7A"/>
+                <w:color w:val="667085"/>
                 <w:sz w:val="18"/>
               </w:rPr>
               <w:t>•</w:t>
@@ -6312,7 +7606,7 @@
             <w:r>
               <w:rPr>
                 <w:b/>
-                <w:color w:val="1A1A1A"/>
+                <w:color w:val="1B2430"/>
                 <w:sz w:val="19"/>
               </w:rPr>
               <w:t>Yes, the company is not in the list of sanctions (add a screenshot)</w:t>
@@ -6329,7 +7623,7 @@
             <w:r>
               <w:rPr>
                 <w:b w:val="0"/>
-                <w:color w:val="5F6B7A"/>
+                <w:color w:val="667085"/>
                 <w:sz w:val="18"/>
               </w:rPr>
               <w:t>•</w:t>
@@ -6414,7 +7708,7 @@
             <w:r>
               <w:rPr>
                 <w:b/>
-                <w:color w:val="1A1A1A"/>
+                <w:color w:val="1B2430"/>
                 <w:sz w:val="19"/>
               </w:rPr>
               <w:t>Yes, issues were not identified from adverse media checks (add a screenshot)</w:t>
@@ -6431,7 +7725,7 @@
             <w:r>
               <w:rPr>
                 <w:b w:val="0"/>
-                <w:color w:val="5F6B7A"/>
+                <w:color w:val="667085"/>
                 <w:sz w:val="18"/>
               </w:rPr>
               <w:t>•</w:t>
@@ -6457,7 +7751,7 @@
             <w:r>
               <w:rPr>
                 <w:b w:val="0"/>
-                <w:color w:val="5F6B7A"/>
+                <w:color w:val="667085"/>
                 <w:sz w:val="18"/>
               </w:rPr>
               <w:t>•</w:t>
@@ -6483,7 +7777,7 @@
             <w:r>
               <w:rPr>
                 <w:b w:val="0"/>
-                <w:color w:val="5F6B7A"/>
+                <w:color w:val="667085"/>
                 <w:sz w:val="18"/>
               </w:rPr>
               <w:t>•</w:t>
@@ -6529,7 +7823,7 @@
     <w:p>
       <w:pPr>
         <w:keepNext/>
-        <w:shd w:val="clear" w:color="auto" w:fill="EAF1F8"/>
+        <w:shd w:val="clear" w:color="auto" w:fill="EEF3F8"/>
         <w:spacing w:before="200" w:after="80"/>
         <w:ind w:left="85"/>
       </w:pPr>
@@ -6537,7 +7831,7 @@
         <w:rPr>
           <w:b/>
           <w:caps/>
-          <w:color w:val="1F4E79"/>
+          <w:color w:val="12355B"/>
           <w:sz w:val="19"/>
         </w:rPr>
         <w:t>ESG integration and positive screening (positive answers imply higher allocation)</w:t>
@@ -6610,7 +7904,7 @@
             <w:r>
               <w:rPr>
                 <w:b/>
-                <w:color w:val="1A1A1A"/>
+                <w:color w:val="1B2430"/>
                 <w:sz w:val="19"/>
               </w:rPr>
               <w:t>Yes, the company is promoting environmental or social characteristics (activities, ESG policy, good ESG rating, etc)</w:t>
@@ -6627,7 +7921,7 @@
             <w:r>
               <w:rPr>
                 <w:b w:val="0"/>
-                <w:color w:val="5F6B7A"/>
+                <w:color w:val="667085"/>
                 <w:sz w:val="18"/>
               </w:rPr>
               <w:t>•</w:t>
@@ -6663,7 +7957,7 @@
             <w:r>
               <w:rPr>
                 <w:b w:val="0"/>
-                <w:color w:val="5F6B7A"/>
+                <w:color w:val="667085"/>
                 <w:sz w:val="18"/>
               </w:rPr>
               <w:t>•</w:t>
@@ -6766,7 +8060,7 @@
             <w:r>
               <w:rPr>
                 <w:b/>
-                <w:color w:val="1A1A1A"/>
+                <w:color w:val="1B2430"/>
                 <w:sz w:val="19"/>
               </w:rPr>
               <w:t>Yes, the activities of the company or it’s strategy is aligned with the taxonomy and/or Paris agreement targets (e.g. net zero commitment)</w:t>
@@ -6783,7 +8077,7 @@
             <w:r>
               <w:rPr>
                 <w:b w:val="0"/>
-                <w:color w:val="5F6B7A"/>
+                <w:color w:val="667085"/>
                 <w:sz w:val="18"/>
               </w:rPr>
               <w:t>•</w:t>
@@ -6886,7 +8180,7 @@
             <w:r>
               <w:rPr>
                 <w:b/>
-                <w:color w:val="1A1A1A"/>
+                <w:color w:val="1B2430"/>
                 <w:sz w:val="19"/>
               </w:rPr>
               <w:t>Yes, the company does not have yellow flag/signal related to controversies based on UN Global Compact or any other relevant principles/standards</w:t>
@@ -6903,7 +8197,7 @@
             <w:r>
               <w:rPr>
                 <w:b w:val="0"/>
-                <w:color w:val="5F6B7A"/>
+                <w:color w:val="667085"/>
                 <w:sz w:val="18"/>
               </w:rPr>
               <w:t>•</w:t>
@@ -6988,7 +8282,7 @@
             <w:r>
               <w:rPr>
                 <w:b/>
-                <w:color w:val="1A1A1A"/>
+                <w:color w:val="1B2430"/>
                 <w:sz w:val="19"/>
               </w:rPr>
               <w:t>Yes, the company fulfills the expectations from SEB thematic and sector policies</w:t>
@@ -7018,7 +8312,7 @@
             <w:r>
               <w:rPr>
                 <w:b w:val="0"/>
-                <w:color w:val="5F6B7A"/>
+                <w:color w:val="667085"/>
                 <w:sz w:val="18"/>
               </w:rPr>
               <w:t>•</w:t>
@@ -7075,7 +8369,7 @@
             <w:r>
               <w:rPr>
                 <w:b w:val="0"/>
-                <w:color w:val="5F6B7A"/>
+                <w:color w:val="667085"/>
                 <w:sz w:val="18"/>
               </w:rPr>
               <w:t>•</w:t>
@@ -7111,7 +8405,7 @@
             <w:r>
               <w:rPr>
                 <w:b w:val="0"/>
-                <w:color w:val="5F6B7A"/>
+                <w:color w:val="667085"/>
                 <w:sz w:val="18"/>
               </w:rPr>
               <w:t>•</w:t>
@@ -7168,7 +8462,7 @@
             <w:r>
               <w:rPr>
                 <w:b w:val="0"/>
-                <w:color w:val="5F6B7A"/>
+                <w:color w:val="667085"/>
                 <w:sz w:val="18"/>
               </w:rPr>
               <w:t>•</w:t>
@@ -7201,7 +8495,7 @@
     <w:p>
       <w:pPr>
         <w:keepNext/>
-        <w:shd w:val="clear" w:color="auto" w:fill="EAF1F8"/>
+        <w:shd w:val="clear" w:color="auto" w:fill="EEF3F8"/>
         <w:spacing w:before="200" w:after="80"/>
         <w:ind w:left="85"/>
       </w:pPr>
@@ -7209,7 +8503,7 @@
         <w:rPr>
           <w:b/>
           <w:caps/>
-          <w:color w:val="1F4E79"/>
+          <w:color w:val="12355B"/>
           <w:sz w:val="19"/>
         </w:rPr>
         <w:t>Engagement</w:t>
@@ -7282,7 +8576,7 @@
             <w:r>
               <w:rPr>
                 <w:b/>
-                <w:color w:val="1A1A1A"/>
+                <w:color w:val="1B2430"/>
                 <w:sz w:val="19"/>
               </w:rPr>
               <w:t>Is there a need for pro-active engagement with the company?</w:t>
@@ -7299,7 +8593,7 @@
             <w:r>
               <w:rPr>
                 <w:b w:val="0"/>
-                <w:color w:val="5F6B7A"/>
+                <w:color w:val="667085"/>
                 <w:sz w:val="18"/>
               </w:rPr>
               <w:t>•</w:t>
@@ -7332,7 +8626,7 @@
     <w:p>
       <w:pPr>
         <w:keepNext/>
-        <w:shd w:val="clear" w:color="auto" w:fill="EAF1F8"/>
+        <w:shd w:val="clear" w:color="auto" w:fill="EEF3F8"/>
         <w:spacing w:before="200" w:after="80"/>
         <w:ind w:left="85"/>
       </w:pPr>
@@ -7340,7 +8634,7 @@
         <w:rPr>
           <w:b/>
           <w:caps/>
-          <w:color w:val="1F4E79"/>
+          <w:color w:val="12355B"/>
           <w:sz w:val="19"/>
         </w:rPr>
         <w:t>Indicators</w:t>
@@ -7413,7 +8707,7 @@
             <w:r>
               <w:rPr>
                 <w:b/>
-                <w:color w:val="1A1A1A"/>
+                <w:color w:val="1B2430"/>
                 <w:sz w:val="19"/>
               </w:rPr>
               <w:t>Yes, the indicators of the company support the targets of sustainability and PAI indicators followed by the Fund</w:t>
@@ -7430,7 +8724,7 @@
             <w:r>
               <w:rPr>
                 <w:b w:val="0"/>
-                <w:color w:val="5F6B7A"/>
+                <w:color w:val="667085"/>
                 <w:sz w:val="18"/>
               </w:rPr>
               <w:t>•</w:t>
@@ -7466,7 +8760,7 @@
             <w:r>
               <w:rPr>
                 <w:b w:val="0"/>
-                <w:color w:val="5F6B7A"/>
+                <w:color w:val="667085"/>
                 <w:sz w:val="18"/>
               </w:rPr>
               <w:t>•</w:t>
@@ -7502,7 +8796,7 @@
             <w:r>
               <w:rPr>
                 <w:b w:val="0"/>
-                <w:color w:val="5F6B7A"/>
+                <w:color w:val="667085"/>
                 <w:sz w:val="18"/>
               </w:rPr>
               <w:t>•</w:t>
@@ -7576,7 +8870,7 @@
       <w:r>
         <w:rPr>
           <w:b w:val="0"/>
-          <w:color w:val="5F6B7A"/>
+          <w:color w:val="667085"/>
           <w:sz w:val="16"/>
         </w:rPr>
         <w:t>Taikytos SEB politikos: Policy on Sustainability Considerations in Investments (SEB AB); Financial sector - no dedicated SEB sector policy (thematic policies applied); Environmental Policy on Climate, Nature and Water (thematic); Social and Human Rights Policy (thematic); Governance expectations in sector policies (anti-corruption, tax, reporting)</w:t>
@@ -7586,7 +8880,7 @@
       <w:pPr>
         <w:keepNext/>
         <w:pBdr>
-          <w:bottom w:val="single" w:sz="8" w:color="1F4E79" w:space="4"/>
+          <w:bottom w:val="single" w:sz="8" w:color="12355B" w:space="4"/>
         </w:pBdr>
         <w:tabs>
           <w:tab w:pos="482" w:val="left"/>
@@ -7605,7 +8899,7 @@
       <w:r>
         <w:rPr>
           <w:b/>
-          <w:color w:val="1F4E79"/>
+          <w:color w:val="12355B"/>
           <w:sz w:val="28"/>
         </w:rPr>
         <w:t>Šaltiniai</w:t>
@@ -7622,7 +8916,7 @@
       <w:r>
         <w:rPr>
           <w:b w:val="0"/>
-          <w:color w:val="5F6B7A"/>
+          <w:color w:val="667085"/>
           <w:sz w:val="17"/>
         </w:rPr>
         <w:t>1.</w:t>
@@ -7649,7 +8943,7 @@
       <w:r>
         <w:rPr>
           <w:b w:val="0"/>
-          <w:color w:val="5F6B7A"/>
+          <w:color w:val="667085"/>
           <w:sz w:val="17"/>
         </w:rPr>
         <w:t>2.</w:t>
@@ -7676,7 +8970,7 @@
       <w:r>
         <w:rPr>
           <w:b w:val="0"/>
-          <w:color w:val="5F6B7A"/>
+          <w:color w:val="667085"/>
           <w:sz w:val="17"/>
         </w:rPr>
         <w:t>3.</w:t>
@@ -7703,7 +8997,7 @@
       <w:r>
         <w:rPr>
           <w:b w:val="0"/>
-          <w:color w:val="5F6B7A"/>
+          <w:color w:val="667085"/>
           <w:sz w:val="17"/>
         </w:rPr>
         <w:t>4.</w:t>
@@ -7730,7 +9024,7 @@
       <w:r>
         <w:rPr>
           <w:b w:val="0"/>
-          <w:color w:val="5F6B7A"/>
+          <w:color w:val="667085"/>
           <w:sz w:val="17"/>
         </w:rPr>
         <w:t>5.</w:t>
@@ -7757,7 +9051,7 @@
       <w:r>
         <w:rPr>
           <w:b w:val="0"/>
-          <w:color w:val="5F6B7A"/>
+          <w:color w:val="667085"/>
           <w:sz w:val="17"/>
         </w:rPr>
         <w:t>6.</w:t>
@@ -7784,7 +9078,7 @@
       <w:r>
         <w:rPr>
           <w:b w:val="0"/>
-          <w:color w:val="5F6B7A"/>
+          <w:color w:val="667085"/>
           <w:sz w:val="17"/>
         </w:rPr>
         <w:t>7.</w:t>
@@ -7811,7 +9105,7 @@
       <w:r>
         <w:rPr>
           <w:b w:val="0"/>
-          <w:color w:val="5F6B7A"/>
+          <w:color w:val="667085"/>
           <w:sz w:val="17"/>
         </w:rPr>
         <w:t>8.</w:t>
@@ -7838,7 +9132,7 @@
       <w:r>
         <w:rPr>
           <w:b w:val="0"/>
-          <w:color w:val="5F6B7A"/>
+          <w:color w:val="667085"/>
           <w:sz w:val="17"/>
         </w:rPr>
         <w:t>9.</w:t>
@@ -7865,7 +9159,7 @@
       <w:r>
         <w:rPr>
           <w:b w:val="0"/>
-          <w:color w:val="5F6B7A"/>
+          <w:color w:val="667085"/>
           <w:sz w:val="17"/>
         </w:rPr>
         <w:t>10.</w:t>
@@ -7892,7 +9186,7 @@
       <w:r>
         <w:rPr>
           <w:b w:val="0"/>
-          <w:color w:val="5F6B7A"/>
+          <w:color w:val="667085"/>
           <w:sz w:val="17"/>
         </w:rPr>
         <w:t>11.</w:t>
@@ -7919,7 +9213,7 @@
       <w:r>
         <w:rPr>
           <w:b w:val="0"/>
-          <w:color w:val="5F6B7A"/>
+          <w:color w:val="667085"/>
           <w:sz w:val="17"/>
         </w:rPr>
         <w:t>12.</w:t>
@@ -7946,7 +9240,7 @@
       <w:r>
         <w:rPr>
           <w:b w:val="0"/>
-          <w:color w:val="5F6B7A"/>
+          <w:color w:val="667085"/>
           <w:sz w:val="17"/>
         </w:rPr>
         <w:t>13.</w:t>
@@ -7973,7 +9267,7 @@
       <w:r>
         <w:rPr>
           <w:b w:val="0"/>
-          <w:color w:val="5F6B7A"/>
+          <w:color w:val="667085"/>
           <w:sz w:val="17"/>
         </w:rPr>
         <w:t>14.</w:t>
@@ -8000,7 +9294,7 @@
       <w:r>
         <w:rPr>
           <w:b w:val="0"/>
-          <w:color w:val="5F6B7A"/>
+          <w:color w:val="667085"/>
           <w:sz w:val="17"/>
         </w:rPr>
         <w:t>15.</w:t>
@@ -8027,7 +9321,7 @@
       <w:r>
         <w:rPr>
           <w:b w:val="0"/>
-          <w:color w:val="5F6B7A"/>
+          <w:color w:val="667085"/>
           <w:sz w:val="17"/>
         </w:rPr>
         <w:t>16.</w:t>
@@ -8054,7 +9348,7 @@
       <w:r>
         <w:rPr>
           <w:b w:val="0"/>
-          <w:color w:val="5F6B7A"/>
+          <w:color w:val="667085"/>
           <w:sz w:val="17"/>
         </w:rPr>
         <w:t>17.</w:t>
@@ -8081,7 +9375,7 @@
       <w:r>
         <w:rPr>
           <w:b w:val="0"/>
-          <w:color w:val="5F6B7A"/>
+          <w:color w:val="667085"/>
           <w:sz w:val="17"/>
         </w:rPr>
         <w:t>18.</w:t>
@@ -8108,7 +9402,7 @@
       <w:r>
         <w:rPr>
           <w:b w:val="0"/>
-          <w:color w:val="5F6B7A"/>
+          <w:color w:val="667085"/>
           <w:sz w:val="17"/>
         </w:rPr>
         <w:t>19.</w:t>
@@ -8135,7 +9429,7 @@
       <w:r>
         <w:rPr>
           <w:b w:val="0"/>
-          <w:color w:val="5F6B7A"/>
+          <w:color w:val="667085"/>
           <w:sz w:val="17"/>
         </w:rPr>
         <w:t>20.</w:t>
@@ -8162,7 +9456,7 @@
       <w:r>
         <w:rPr>
           <w:b w:val="0"/>
-          <w:color w:val="5F6B7A"/>
+          <w:color w:val="667085"/>
           <w:sz w:val="17"/>
         </w:rPr>
         <w:t>21.</w:t>
@@ -8189,7 +9483,7 @@
       <w:r>
         <w:rPr>
           <w:b w:val="0"/>
-          <w:color w:val="5F6B7A"/>
+          <w:color w:val="667085"/>
           <w:sz w:val="17"/>
         </w:rPr>
         <w:t>22.</w:t>
@@ -8216,7 +9510,7 @@
       <w:r>
         <w:rPr>
           <w:b w:val="0"/>
-          <w:color w:val="5F6B7A"/>
+          <w:color w:val="667085"/>
           <w:sz w:val="17"/>
         </w:rPr>
         <w:t>23.</w:t>
@@ -8243,7 +9537,7 @@
       <w:r>
         <w:rPr>
           <w:b w:val="0"/>
-          <w:color w:val="5F6B7A"/>
+          <w:color w:val="667085"/>
           <w:sz w:val="17"/>
         </w:rPr>
         <w:t>24.</w:t>
@@ -8270,7 +9564,7 @@
       <w:r>
         <w:rPr>
           <w:b w:val="0"/>
-          <w:color w:val="5F6B7A"/>
+          <w:color w:val="667085"/>
           <w:sz w:val="17"/>
         </w:rPr>
         <w:t>25.</w:t>
@@ -8297,7 +9591,7 @@
       <w:r>
         <w:rPr>
           <w:b w:val="0"/>
-          <w:color w:val="5F6B7A"/>
+          <w:color w:val="667085"/>
           <w:sz w:val="17"/>
         </w:rPr>
         <w:t>26.</w:t>
@@ -8324,7 +9618,7 @@
       <w:r>
         <w:rPr>
           <w:b w:val="0"/>
-          <w:color w:val="5F6B7A"/>
+          <w:color w:val="667085"/>
           <w:sz w:val="17"/>
         </w:rPr>
         <w:t>27.</w:t>
@@ -8351,7 +9645,7 @@
       <w:r>
         <w:rPr>
           <w:b w:val="0"/>
-          <w:color w:val="5F6B7A"/>
+          <w:color w:val="667085"/>
           <w:sz w:val="17"/>
         </w:rPr>
         <w:t>28.</w:t>
@@ -8378,7 +9672,7 @@
       <w:r>
         <w:rPr>
           <w:b w:val="0"/>
-          <w:color w:val="5F6B7A"/>
+          <w:color w:val="667085"/>
           <w:sz w:val="17"/>
         </w:rPr>
         <w:t>29.</w:t>
@@ -8405,7 +9699,7 @@
       <w:r>
         <w:rPr>
           <w:b w:val="0"/>
-          <w:color w:val="5F6B7A"/>
+          <w:color w:val="667085"/>
           <w:sz w:val="17"/>
         </w:rPr>
         <w:t>30.</w:t>
@@ -8428,7 +9722,7 @@
       <w:r>
         <w:rPr>
           <w:b w:val="0"/>
-          <w:color w:val="5F6B7A"/>
+          <w:color w:val="667085"/>
           <w:sz w:val="16"/>
         </w:rPr>
         <w:t>Ataskaita parengta iš viešų šaltinių. Skaičiai pateikiami taip, kaip juos skelbia emitentas; maži numeriai prie teksto veda į šaltinių sąrašą.</w:t>
@@ -8453,7 +9747,7 @@
   <w:p>
     <w:pPr>
       <w:pBdr>
-        <w:top w:val="single" w:sz="4" w:color="C9D3DE" w:space="4"/>
+        <w:top w:val="single" w:sz="4" w:color="D5DCE4" w:space="4"/>
       </w:pBdr>
       <w:tabs>
         <w:tab w:pos="9638" w:val="right"/>
@@ -8462,7 +9756,7 @@
     <w:r>
       <w:rPr>
         <w:b w:val="0"/>
-        <w:color w:val="5F6B7A"/>
+        <w:color w:val="667085"/>
         <w:sz w:val="16"/>
       </w:rPr>
       <w:t>Artea bankas · 6M2026 · 2026-10-22</w:t>
@@ -8471,7 +9765,7 @@
     <w:r>
       <w:rPr>
         <w:b/>
-        <w:color w:val="1F4E79"/>
+        <w:color w:val="12355B"/>
         <w:sz w:val="16"/>
       </w:rPr>
       <w:fldChar w:fldCharType="begin"/>
@@ -8487,7 +9781,7 @@
   <w:p>
     <w:pPr>
       <w:pBdr>
-        <w:top w:val="single" w:sz="4" w:color="C9D3DE" w:space="4"/>
+        <w:top w:val="single" w:sz="4" w:color="D5DCE4" w:space="4"/>
       </w:pBdr>
       <w:tabs>
         <w:tab w:pos="9638" w:val="right"/>
@@ -8496,7 +9790,7 @@
     <w:r>
       <w:rPr>
         <w:b w:val="0"/>
-        <w:color w:val="5F6B7A"/>
+        <w:color w:val="667085"/>
         <w:sz w:val="16"/>
       </w:rPr>
       <w:t>Artea bankas · 6M2026 · 2026-10-22</w:t>
@@ -8505,7 +9799,7 @@
     <w:r>
       <w:rPr>
         <w:b/>
-        <w:color w:val="1F4E79"/>
+        <w:color w:val="12355B"/>
         <w:sz w:val="16"/>
       </w:rPr>
       <w:fldChar w:fldCharType="begin"/>
@@ -8521,7 +9815,7 @@
   <w:p>
     <w:pPr>
       <w:pBdr>
-        <w:bottom w:val="single" w:sz="4" w:color="C9D3DE" w:space="4"/>
+        <w:bottom w:val="single" w:sz="4" w:color="D5DCE4" w:space="4"/>
       </w:pBdr>
       <w:tabs>
         <w:tab w:pos="9638" w:val="right"/>
@@ -8530,7 +9824,7 @@
     <w:r>
       <w:rPr>
         <w:b/>
-        <w:color w:val="1F4E79"/>
+        <w:color w:val="12355B"/>
         <w:sz w:val="16"/>
       </w:rPr>
       <w:t>Artea bankas</w:t>
@@ -8538,7 +9832,7 @@
     <w:r>
       <w:rPr>
         <w:b w:val="0"/>
-        <w:color w:val="5F6B7A"/>
+        <w:color w:val="667085"/>
         <w:sz w:val="16"/>
       </w:rPr>
       <w:tab/>
@@ -8916,7 +10210,7 @@
     </w:pPr>
     <w:rPr>
       <w:rFonts w:ascii="Calibri" w:hAnsi="Calibri" w:eastAsia="Calibri"/>
-      <w:color w:val="1A1A1A"/>
+      <w:color w:val="1B2430"/>
       <w:sz w:val="21"/>
     </w:rPr>
   </w:style>

--- a/docs/files/artea/artea_6M2026_lt.docx
+++ b/docs/files/artea/artea_6M2026_lt.docx
@@ -7066,7 +7066,7 @@
           <w:color w:val="667085"/>
           <w:sz w:val="18"/>
         </w:rPr>
-        <w:t>Automatinė naujienų paieška (Google News, LT), 2026-07-24 – 2026-10-22: 5 pranešimų.</w:t>
+        <w:t>Automatinė naujienų paieška (Google News, LT), 2026-07-25 – 2026-10-23: 5 pranešimų.</w:t>
       </w:r>
     </w:p>
     <w:tbl>
@@ -7789,7 +7789,7 @@
                 <w:color w:val="333333"/>
                 <w:sz w:val="18"/>
               </w:rPr>
-              <w:t>Naujienų suvestinė 2026-07-24 – 2026-10-22: 5 pranešimų, iš jų su neigiamu žodžiu antraštėje – 0 (plačiau – skiltyje „Ką rašo spauda“).</w:t>
+              <w:t>Naujienų suvestinė 2026-07-25 – 2026-10-23: 5 pranešimų, iš jų su neigiamu žodžiu antraštėje – 0 (plačiau – skiltyje „Ką rašo spauda“).</w:t>
             </w:r>
           </w:p>
         </w:tc>

--- a/docs/files/artea/artea_6M2026_lt.docx
+++ b/docs/files/artea/artea_6M2026_lt.docx
@@ -1011,7 +1011,7 @@
         <w:rPr>
           <w:b w:val="0"/>
         </w:rPr>
-        <w:t xml:space="preserve"> rizikos kaina 0,01 % (0,24 %), trečios stadijos paskolos 2,4 % (apskaičiuota įrankio)</w:t>
+        <w:t xml:space="preserve"> rizikos kaina 0,01 % (0,24 %), trečios stadijos paskolos 2,4 % (mūsų skaičiavimas)</w:t>
       </w:r>
       <w:hyperlink r:id="rId13">
         <w:r>
@@ -4734,7 +4734,7 @@
           <w:color w:val="667085"/>
           <w:sz w:val="16"/>
         </w:rPr>
-        <w:t>Spalvos: žalias pokytis – rodiklis gerėja, raudonas – blogėja. Paskutinio laikotarpio langelio fonas: žalias – geras lygis, geltonas – vidutinis, raudonas – silpnas (įrankio orientyrai, config/metric_rules.yaml).</w:t>
+        <w:t>Spalvos: žalias pokytis – rodiklis gerėja, raudonas – blogėja. Paskutinio laikotarpio langelio fonas: žalias – geras lygis, geltonas – vidutinis, raudonas – silpnas (vidiniai orientyrai, config/metric_rules.yaml).</w:t>
       </w:r>
     </w:p>
     <w:p>
@@ -4747,7 +4747,7 @@
           <w:color w:val="667085"/>
           <w:sz w:val="16"/>
         </w:rPr>
-        <w:t>* – paimta iš ataskaitos santraukos;  ᶜ – apskaičiuota įrankio. Mažas numeris prie teksto – nuoroda į šaltinį (paspaudus atsidaro dokumentas reikiamame puslapyje).</w:t>
+        <w:t>* – paimta iš ataskaitos santraukos;  ᶜ – mūsų skaičiavimas. Mažas numeris prie teksto – nuoroda į šaltinį (paspaudus atsidaro dokumentas reikiamame puslapyje).</w:t>
       </w:r>
     </w:p>
     <w:p>

--- a/docs/files/artea/artea_6M2026_lt.docx
+++ b/docs/files/artea/artea_6M2026_lt.docx
@@ -6810,7 +6810,7 @@
                 <w:b w:val="0"/>
                 <w:sz w:val="17"/>
               </w:rPr>
-              <w:t>3,43 % (2026-10)</w:t>
+              <w:t>3,38 % (2026-10)</w:t>
             </w:r>
           </w:p>
         </w:tc>
@@ -6882,7 +6882,7 @@
                 <w:b w:val="0"/>
                 <w:sz w:val="17"/>
               </w:rPr>
-              <w:t>▲ 0,71 p. p.</w:t>
+              <w:t>▲ 0,66 p. p.</w:t>
             </w:r>
           </w:p>
         </w:tc>
@@ -7635,7 +7635,7 @@
                 <w:color w:val="333333"/>
                 <w:sz w:val="18"/>
               </w:rPr>
-              <w:t>Nerasta EU, UN, UK, US OFAC konsoliduotuose sankcijų sąrašuose (automatinė patikra 2026-10-22).</w:t>
+              <w:t>Nerasta EU, UN, UK, US OFAC konsoliduotuose sankcijų sąrašuose (automatinė patikra 2026-10-23).</w:t>
             </w:r>
           </w:p>
         </w:tc>

--- a/docs/files/artea/artea_6M2026_lt.docx
+++ b/docs/files/artea/artea_6M2026_lt.docx
@@ -7638,6 +7638,117 @@
               <w:t>Nerasta EU, UN, UK, US OFAC konsoliduotuose sankcijų sąrašuose (automatinė patikra 2026-10-23).</w:t>
             </w:r>
           </w:p>
+          <w:p>
+            <w:pPr>
+              <w:spacing w:before="40" w:after="0"/>
+            </w:pPr>
+            <w:r>
+              <w:rPr>
+                <w:b/>
+                <w:color w:val="333333"/>
+                <w:sz w:val="18"/>
+              </w:rPr>
+              <w:t>Rankinė patikra</w:t>
+            </w:r>
+          </w:p>
+          <w:p>
+            <w:pPr>
+              <w:tabs>
+                <w:tab w:pos="198" w:val="left"/>
+              </w:tabs>
+              <w:spacing w:before="0" w:after="20"/>
+              <w:ind w:left="198" w:hanging="198"/>
+            </w:pPr>
+            <w:r>
+              <w:rPr>
+                <w:b w:val="0"/>
+                <w:color w:val="667085"/>
+                <w:sz w:val="18"/>
+              </w:rPr>
+              <w:t>•</w:t>
+              <w:tab/>
+            </w:r>
+            <w:r>
+              <w:rPr>
+                <w:b w:val="0"/>
+                <w:color w:val="333333"/>
+                <w:sz w:val="18"/>
+              </w:rPr>
+              <w:t>OFAC sankcijų paieška</w:t>
+            </w:r>
+            <w:hyperlink r:id="rId33">
+              <w:r>
+                <w:rPr>
+                  <w:color w:val="2A78D6"/>
+                  <w:vertAlign w:val="superscript"/>
+                  <w:sz w:val="15"/>
+                </w:rPr>
+                <w:t xml:space="preserve">29</w:t>
+              </w:r>
+            </w:hyperlink>
+          </w:p>
+          <w:p>
+            <w:pPr>
+              <w:tabs>
+                <w:tab w:pos="198" w:val="left"/>
+              </w:tabs>
+              <w:spacing w:before="0" w:after="20"/>
+              <w:ind w:left="198" w:hanging="198"/>
+            </w:pPr>
+            <w:r>
+              <w:rPr>
+                <w:b w:val="0"/>
+                <w:color w:val="667085"/>
+                <w:sz w:val="18"/>
+              </w:rPr>
+              <w:t>•</w:t>
+              <w:tab/>
+            </w:r>
+            <w:r>
+              <w:rPr>
+                <w:b w:val="0"/>
+                <w:color w:val="333333"/>
+                <w:sz w:val="18"/>
+              </w:rPr>
+              <w:t>ES sankcijų žemėlapis</w:t>
+            </w:r>
+            <w:hyperlink r:id="rId34">
+              <w:r>
+                <w:rPr>
+                  <w:color w:val="2A78D6"/>
+                  <w:vertAlign w:val="superscript"/>
+                  <w:sz w:val="15"/>
+                </w:rPr>
+                <w:t xml:space="preserve">30</w:t>
+              </w:r>
+            </w:hyperlink>
+          </w:p>
+          <w:p>
+            <w:pPr>
+              <w:tabs>
+                <w:tab w:pos="198" w:val="left"/>
+              </w:tabs>
+              <w:spacing w:before="0" w:after="20"/>
+              <w:ind w:left="198" w:hanging="198"/>
+            </w:pPr>
+            <w:r>
+              <w:rPr>
+                <w:b w:val="0"/>
+                <w:color w:val="667085"/>
+                <w:sz w:val="18"/>
+              </w:rPr>
+              <w:t>•</w:t>
+              <w:tab/>
+            </w:r>
+            <w:r>
+              <w:rPr>
+                <w:b w:val="0"/>
+                <w:color w:val="333333"/>
+                <w:sz w:val="18"/>
+              </w:rPr>
+              <w:t>SEB eNameChecker (vidinė SEB sistema).</w:t>
+            </w:r>
+          </w:p>
         </w:tc>
       </w:tr>
     </w:tbl>
@@ -8326,14 +8437,14 @@
               </w:rPr>
               <w:t>SEB neturi bankų sektoriaus politikos, todėl taikoma investicijų politika bei aplinkosaugos ir socialinė / žmogaus teisių politikos</w:t>
             </w:r>
-            <w:hyperlink r:id="rId33">
+            <w:hyperlink r:id="rId35">
               <w:r>
                 <w:rPr>
                   <w:color w:val="2A78D6"/>
                   <w:vertAlign w:val="superscript"/>
                   <w:sz w:val="15"/>
                 </w:rPr>
-                <w:t xml:space="preserve">29</w:t>
+                <w:t xml:space="preserve">31</w:t>
               </w:r>
             </w:hyperlink>
             <w:r>
@@ -8738,14 +8849,14 @@
               </w:rPr>
               <w:t>Moterų dalis grupės darbuotojų – 77,8 %</w:t>
             </w:r>
-            <w:hyperlink r:id="rId34">
+            <w:hyperlink r:id="rId36">
               <w:r>
                 <w:rPr>
                   <w:color w:val="2A78D6"/>
                   <w:vertAlign w:val="superscript"/>
                   <w:sz w:val="15"/>
                 </w:rPr>
-                <w:t xml:space="preserve">30</w:t>
+                <w:t xml:space="preserve">32</w:t>
               </w:r>
             </w:hyperlink>
           </w:p>
@@ -9684,7 +9795,7 @@
             <w:color w:val="2A78D6"/>
             <w:sz w:val="17"/>
           </w:rPr>
-          <w:t xml:space="preserve">SEB Policy on Sustainability Considerations in Investments (2026-04-15), p. 5, 7, 2026-04-15</w:t>
+          <w:t xml:space="preserve">OFAC Sanctions List Search (US Treasury)</w:t>
         </w:r>
       </w:hyperlink>
     </w:p>
@@ -9706,6 +9817,60 @@
         <w:tab/>
       </w:r>
       <w:hyperlink r:id="rId34">
+        <w:r>
+          <w:rPr>
+            <w:color w:val="2A78D6"/>
+            <w:sz w:val="17"/>
+          </w:rPr>
+          <w:t xml:space="preserve">EU Sanctions Map</w:t>
+        </w:r>
+      </w:hyperlink>
+    </w:p>
+    <w:p>
+      <w:pPr>
+        <w:tabs>
+          <w:tab w:pos="397" w:val="left"/>
+        </w:tabs>
+        <w:spacing w:before="0" w:after="30"/>
+        <w:ind w:left="397" w:hanging="397"/>
+      </w:pPr>
+      <w:r>
+        <w:rPr>
+          <w:b w:val="0"/>
+          <w:color w:val="667085"/>
+          <w:sz w:val="17"/>
+        </w:rPr>
+        <w:t>31.</w:t>
+        <w:tab/>
+      </w:r>
+      <w:hyperlink r:id="rId35">
+        <w:r>
+          <w:rPr>
+            <w:color w:val="2A78D6"/>
+            <w:sz w:val="17"/>
+          </w:rPr>
+          <w:t xml:space="preserve">SEB Policy on Sustainability Considerations in Investments (2026-04-15), p. 5, 7, 2026-04-15</w:t>
+        </w:r>
+      </w:hyperlink>
+    </w:p>
+    <w:p>
+      <w:pPr>
+        <w:tabs>
+          <w:tab w:pos="397" w:val="left"/>
+        </w:tabs>
+        <w:spacing w:before="0" w:after="30"/>
+        <w:ind w:left="397" w:hanging="397"/>
+      </w:pPr>
+      <w:r>
+        <w:rPr>
+          <w:b w:val="0"/>
+          <w:color w:val="667085"/>
+          <w:sz w:val="17"/>
+        </w:rPr>
+        <w:t>32.</w:t>
+        <w:tab/>
+      </w:r>
+      <w:hyperlink r:id="rId36">
         <w:r>
           <w:rPr>
             <w:color w:val="2A78D6"/>

--- a/docs/files/artea/artea_6M2026_lt.docx
+++ b/docs/files/artea/artea_6M2026_lt.docx
@@ -7066,7 +7066,7 @@
           <w:color w:val="667085"/>
           <w:sz w:val="18"/>
         </w:rPr>
-        <w:t>Automatinė naujienų paieška (Google News, LT), 2026-07-25 – 2026-10-23: 5 pranešimų.</w:t>
+        <w:t>Automatinė naujienų paieška (Google News, LT), 2026-07-26 – 2026-10-24: 5 pranešimų.</w:t>
       </w:r>
     </w:p>
     <w:tbl>
@@ -7635,7 +7635,7 @@
                 <w:color w:val="333333"/>
                 <w:sz w:val="18"/>
               </w:rPr>
-              <w:t>Nerasta EU, UN, UK, US OFAC konsoliduotuose sankcijų sąrašuose (automatinė patikra 2026-10-23).</w:t>
+              <w:t>Nerasta EU, UN, UK, US OFAC konsoliduotuose sankcijų sąrašuose (automatinė patikra 2026-10-24).</w:t>
             </w:r>
           </w:p>
           <w:p>
@@ -7900,7 +7900,7 @@
                 <w:color w:val="333333"/>
                 <w:sz w:val="18"/>
               </w:rPr>
-              <w:t>Naujienų suvestinė 2026-07-25 – 2026-10-23: 5 pranešimų, iš jų su neigiamu žodžiu antraštėje – 0 (plačiau – skiltyje „Ką rašo spauda“).</w:t>
+              <w:t>Naujienų suvestinė 2026-07-26 – 2026-10-24: 5 pranešimų, iš jų su neigiamu žodžiu antraštėje – 0 (plačiau – skiltyje „Ką rašo spauda“).</w:t>
             </w:r>
           </w:p>
         </w:tc>

--- a/docs/files/artea/artea_6M2026_lt.docx
+++ b/docs/files/artea/artea_6M2026_lt.docx
@@ -7066,7 +7066,7 @@
           <w:color w:val="667085"/>
           <w:sz w:val="18"/>
         </w:rPr>
-        <w:t>Automatinė naujienų paieška (Google News, LT), 2026-07-26 – 2026-10-24: 5 pranešimų.</w:t>
+        <w:t>Automatinė naujienų paieška (Google News, LT), 2026-07-27 – 2026-10-25: 5 pranešimų.</w:t>
       </w:r>
     </w:p>
     <w:tbl>
@@ -7635,7 +7635,7 @@
                 <w:color w:val="333333"/>
                 <w:sz w:val="18"/>
               </w:rPr>
-              <w:t>Nerasta EU, UN, UK, US OFAC konsoliduotuose sankcijų sąrašuose (automatinė patikra 2026-10-24).</w:t>
+              <w:t>Nerasta EU, UN, UK, US OFAC konsoliduotuose sankcijų sąrašuose (automatinė patikra 2026-10-25).</w:t>
             </w:r>
           </w:p>
           <w:p>
@@ -7900,7 +7900,7 @@
                 <w:color w:val="333333"/>
                 <w:sz w:val="18"/>
               </w:rPr>
-              <w:t>Naujienų suvestinė 2026-07-26 – 2026-10-24: 5 pranešimų, iš jų su neigiamu žodžiu antraštėje – 0 (plačiau – skiltyje „Ką rašo spauda“).</w:t>
+              <w:t>Naujienų suvestinė 2026-07-27 – 2026-10-25: 5 pranešimų, iš jų su neigiamu žodžiu antraštėje – 0 (plačiau – skiltyje „Ką rašo spauda“).</w:t>
             </w:r>
           </w:p>
         </w:tc>

--- a/docs/files/artea/artea_6M2026_lt.docx
+++ b/docs/files/artea/artea_6M2026_lt.docx
@@ -6810,7 +6810,7 @@
                 <w:b w:val="0"/>
                 <w:sz w:val="17"/>
               </w:rPr>
-              <w:t>3,38 % (2026-10)</w:t>
+              <w:t>3,37 % (2026-10)</w:t>
             </w:r>
           </w:p>
         </w:tc>
@@ -6882,7 +6882,7 @@
                 <w:b w:val="0"/>
                 <w:sz w:val="17"/>
               </w:rPr>
-              <w:t>▲ 0,66 p. p.</w:t>
+              <w:t>▲ 0,65 p. p.</w:t>
             </w:r>
           </w:p>
         </w:tc>
@@ -7066,7 +7066,7 @@
           <w:color w:val="667085"/>
           <w:sz w:val="18"/>
         </w:rPr>
-        <w:t>Automatinė naujienų paieška (Google News, LT), 2026-07-27 – 2026-10-25: 5 pranešimų.</w:t>
+        <w:t>Automatinė naujienų paieška (Google News, LT), 2026-07-28 – 2026-10-26: 5 pranešimų.</w:t>
       </w:r>
     </w:p>
     <w:tbl>
@@ -7635,7 +7635,7 @@
                 <w:color w:val="333333"/>
                 <w:sz w:val="18"/>
               </w:rPr>
-              <w:t>Nerasta EU, UN, UK, US OFAC konsoliduotuose sankcijų sąrašuose (automatinė patikra 2026-10-25).</w:t>
+              <w:t>Nerasta EU, UN, US OFAC konsoliduotuose sankcijų sąrašuose (automatinė patikra 2026-10-26).</w:t>
             </w:r>
           </w:p>
           <w:p>
@@ -7900,7 +7900,7 @@
                 <w:color w:val="333333"/>
                 <w:sz w:val="18"/>
               </w:rPr>
-              <w:t>Naujienų suvestinė 2026-07-27 – 2026-10-25: 5 pranešimų, iš jų su neigiamu žodžiu antraštėje – 0 (plačiau – skiltyje „Ką rašo spauda“).</w:t>
+              <w:t>Naujienų suvestinė 2026-07-28 – 2026-10-26: 5 pranešimų, iš jų su neigiamu žodžiu antraštėje – 0 (plačiau – skiltyje „Ką rašo spauda“).</w:t>
             </w:r>
           </w:p>
         </w:tc>

--- a/docs/files/artea/artea_6M2026_lt.docx
+++ b/docs/files/artea/artea_6M2026_lt.docx
@@ -7066,7 +7066,7 @@
           <w:color w:val="667085"/>
           <w:sz w:val="18"/>
         </w:rPr>
-        <w:t>Automatinė naujienų paieška (Google News, LT), 2026-07-28 – 2026-10-26: 5 pranešimų.</w:t>
+        <w:t>Automatinė naujienų paieška (Google News, LT), 2026-07-29 – 2026-10-27: 5 pranešimų.</w:t>
       </w:r>
     </w:p>
     <w:tbl>
@@ -7635,7 +7635,7 @@
                 <w:color w:val="333333"/>
                 <w:sz w:val="18"/>
               </w:rPr>
-              <w:t>Nerasta EU, UN, US OFAC konsoliduotuose sankcijų sąrašuose (automatinė patikra 2026-10-26).</w:t>
+              <w:t>Nerasta EU, UN, US OFAC konsoliduotuose sankcijų sąrašuose (automatinė patikra 2026-10-27).</w:t>
             </w:r>
           </w:p>
           <w:p>
@@ -7900,7 +7900,7 @@
                 <w:color w:val="333333"/>
                 <w:sz w:val="18"/>
               </w:rPr>
-              <w:t>Naujienų suvestinė 2026-07-28 – 2026-10-26: 5 pranešimų, iš jų su neigiamu žodžiu antraštėje – 0 (plačiau – skiltyje „Ką rašo spauda“).</w:t>
+              <w:t>Naujienų suvestinė 2026-07-29 – 2026-10-27: 5 pranešimų, iš jų su neigiamu žodžiu antraštėje – 0 (plačiau – skiltyje „Ką rašo spauda“).</w:t>
             </w:r>
           </w:p>
         </w:tc>

--- a/docs/files/artea/artea_6M2026_lt.docx
+++ b/docs/files/artea/artea_6M2026_lt.docx
@@ -7066,7 +7066,7 @@
           <w:color w:val="667085"/>
           <w:sz w:val="18"/>
         </w:rPr>
-        <w:t>Automatinė naujienų paieška (Google News, LT), 2026-07-29 – 2026-10-27: 5 pranešimų.</w:t>
+        <w:t>Automatinė naujienų paieška (Google News, LT), 2026-07-30 – 2026-10-28: 5 pranešimų.</w:t>
       </w:r>
     </w:p>
     <w:tbl>
@@ -7635,7 +7635,7 @@
                 <w:color w:val="333333"/>
                 <w:sz w:val="18"/>
               </w:rPr>
-              <w:t>Nerasta EU, UN, US OFAC konsoliduotuose sankcijų sąrašuose (automatinė patikra 2026-10-27).</w:t>
+              <w:t>Nerasta EU, UN, US OFAC konsoliduotuose sankcijų sąrašuose (automatinė patikra 2026-10-28).</w:t>
             </w:r>
           </w:p>
           <w:p>
@@ -7900,7 +7900,7 @@
                 <w:color w:val="333333"/>
                 <w:sz w:val="18"/>
               </w:rPr>
-              <w:t>Naujienų suvestinė 2026-07-29 – 2026-10-27: 5 pranešimų, iš jų su neigiamu žodžiu antraštėje – 0 (plačiau – skiltyje „Ką rašo spauda“).</w:t>
+              <w:t>Naujienų suvestinė 2026-07-30 – 2026-10-28: 5 pranešimų, iš jų su neigiamu žodžiu antraštėje – 0 (plačiau – skiltyje „Ką rašo spauda“).</w:t>
             </w:r>
           </w:p>
         </w:tc>

--- a/docs/files/artea/artea_6M2026_lt.docx
+++ b/docs/files/artea/artea_6M2026_lt.docx
@@ -7066,7 +7066,7 @@
           <w:color w:val="667085"/>
           <w:sz w:val="18"/>
         </w:rPr>
-        <w:t>Automatinė naujienų paieška (Google News, LT), 2026-07-30 – 2026-10-28: 5 pranešimų.</w:t>
+        <w:t>Automatinė naujienų paieška (Google News, LT), 2026-07-30 – 2026-10-28: 7 pranešimų.</w:t>
       </w:r>
     </w:p>
     <w:tbl>
@@ -7094,6 +7094,90 @@
         <w:gridCol w:w="1360"/>
         <w:gridCol w:w="7257"/>
       </w:tblGrid>
+      <w:tr>
+        <w:tc>
+          <w:tcPr>
+            <w:tcW w:type="dxa" w:w="1020"/>
+            <w:tcBorders>
+              <w:top w:val="nil"/>
+              <w:left w:val="nil"/>
+              <w:bottom w:val="single" w:sz="4" w:color="E3E8EE" w:space="0"/>
+              <w:right w:val="nil"/>
+            </w:tcBorders>
+          </w:tcPr>
+          <w:p>
+            <w:pPr>
+              <w:spacing w:before="0" w:after="0"/>
+            </w:pPr>
+            <w:r>
+              <w:rPr>
+                <w:b w:val="0"/>
+                <w:color w:val="1B2430"/>
+                <w:sz w:val="17"/>
+              </w:rPr>
+              <w:t>2026-10-28</w:t>
+            </w:r>
+          </w:p>
+        </w:tc>
+        <w:tc>
+          <w:tcPr>
+            <w:tcW w:type="dxa" w:w="1361"/>
+            <w:tcBorders>
+              <w:top w:val="nil"/>
+              <w:left w:val="nil"/>
+              <w:bottom w:val="single" w:sz="4" w:color="E3E8EE" w:space="0"/>
+              <w:right w:val="nil"/>
+            </w:tcBorders>
+          </w:tcPr>
+          <w:p>
+            <w:pPr>
+              <w:spacing w:before="0" w:after="0"/>
+            </w:pPr>
+            <w:r>
+              <w:rPr>
+                <w:b/>
+                <w:color w:val="1F4E79"/>
+                <w:sz w:val="14"/>
+                <w:shd w:val="clear" w:color="auto" w:fill="EAF1F8"/>
+              </w:rPr>
+              <w:t xml:space="preserve"> REZULTATAI </w:t>
+            </w:r>
+          </w:p>
+        </w:tc>
+        <w:tc>
+          <w:tcPr>
+            <w:tcW w:type="dxa" w:w="7257"/>
+            <w:tcBorders>
+              <w:top w:val="nil"/>
+              <w:left w:val="nil"/>
+              <w:bottom w:val="single" w:sz="4" w:color="E3E8EE" w:space="0"/>
+              <w:right w:val="nil"/>
+            </w:tcBorders>
+          </w:tcPr>
+          <w:p>
+            <w:pPr>
+              <w:spacing w:before="0" w:after="0"/>
+            </w:pPr>
+            <w:hyperlink r:id="rId29">
+              <w:r>
+                <w:rPr>
+                  <w:color w:val="1B2430"/>
+                  <w:sz w:val="18"/>
+                </w:rPr>
+                <w:t xml:space="preserve">„Artea“ grupės pelnas per 9 mėnesius smuko 42 proc. iki 28 mln. eurų</w:t>
+              </w:r>
+            </w:hyperlink>
+            <w:r>
+              <w:rPr>
+                <w:b w:val="0"/>
+                <w:color w:val="667085"/>
+                <w:sz w:val="15"/>
+              </w:rPr>
+              <w:t xml:space="preserve">   15min.lt  ·  dar 1 panašūs pranešimai</w:t>
+            </w:r>
+          </w:p>
+        </w:tc>
+      </w:tr>
       <w:tr>
         <w:tc>
           <w:tcPr>
@@ -7158,7 +7242,7 @@
             <w:pPr>
               <w:spacing w:before="0" w:after="0"/>
             </w:pPr>
-            <w:hyperlink r:id="rId29">
+            <w:hyperlink r:id="rId30">
               <w:r>
                 <w:rPr>
                   <w:color w:val="1B2430"/>
@@ -7354,7 +7438,7 @@
               </w:rPr>
               <w:t>Atsakingo investavimo reglamentas skelbiamas viešai</w:t>
             </w:r>
-            <w:hyperlink r:id="rId30">
+            <w:hyperlink r:id="rId31">
               <w:r>
                 <w:rPr>
                   <w:color w:val="2A78D6"/>
@@ -7500,7 +7584,7 @@
               </w:rPr>
               <w:t>2025 m. ir 2026 m. II ketv. bankui ir grupės įmonėms sankcijų netaikyta</w:t>
             </w:r>
-            <w:hyperlink r:id="rId31">
+            <w:hyperlink r:id="rId32">
               <w:r>
                 <w:rPr>
                   <w:color w:val="2A78D6"/>
@@ -7517,7 +7601,7 @@
               </w:rPr>
               <w:t>,</w:t>
             </w:r>
-            <w:hyperlink r:id="rId32">
+            <w:hyperlink r:id="rId33">
               <w:r>
                 <w:rPr>
                   <w:color w:val="2A78D6"/>
@@ -7676,7 +7760,7 @@
               </w:rPr>
               <w:t>OFAC sankcijų paieška</w:t>
             </w:r>
-            <w:hyperlink r:id="rId33">
+            <w:hyperlink r:id="rId34">
               <w:r>
                 <w:rPr>
                   <w:color w:val="2A78D6"/>
@@ -7712,7 +7796,7 @@
               </w:rPr>
               <w:t>ES sankcijų žemėlapis</w:t>
             </w:r>
-            <w:hyperlink r:id="rId34">
+            <w:hyperlink r:id="rId35">
               <w:r>
                 <w:rPr>
                   <w:color w:val="2A78D6"/>
@@ -7900,7 +7984,7 @@
                 <w:color w:val="333333"/>
                 <w:sz w:val="18"/>
               </w:rPr>
-              <w:t>Naujienų suvestinė 2026-07-30 – 2026-10-28: 5 pranešimų, iš jų su neigiamu žodžiu antraštėje – 0 (plačiau – skiltyje „Ką rašo spauda“).</w:t>
+              <w:t>Naujienų suvestinė 2026-07-30 – 2026-10-28: 7 pranešimų, iš jų su neigiamu žodžiu antraštėje – 0 (plačiau – skiltyje „Ką rašo spauda“).</w:t>
             </w:r>
           </w:p>
         </w:tc>
@@ -8202,7 +8286,7 @@
               </w:rPr>
               <w:t>Įsipareigojimas kartu su ES siekti klimato neutralumo iki 2050 m. pagal Paryžiaus susitarimą</w:t>
             </w:r>
-            <w:hyperlink r:id="rId30">
+            <w:hyperlink r:id="rId31">
               <w:r>
                 <w:rPr>
                   <w:color w:val="2A78D6"/>
@@ -8437,7 +8521,7 @@
               </w:rPr>
               <w:t>SEB neturi bankų sektoriaus politikos, todėl taikoma investicijų politika bei aplinkosaugos ir socialinė / žmogaus teisių politikos</w:t>
             </w:r>
-            <w:hyperlink r:id="rId35">
+            <w:hyperlink r:id="rId36">
               <w:r>
                 <w:rPr>
                   <w:color w:val="2A78D6"/>
@@ -8494,7 +8578,7 @@
               </w:rPr>
               <w:t>Pinigų plovimo prevencijos procedūros, pranešėjų kanalas, tiekėjų elgesio kodeksas, atsakingo investavimo reglamentas</w:t>
             </w:r>
-            <w:hyperlink r:id="rId30">
+            <w:hyperlink r:id="rId31">
               <w:r>
                 <w:rPr>
                   <w:color w:val="2A78D6"/>
@@ -8530,7 +8614,7 @@
               </w:rPr>
               <w:t>Sankcijų bankui netaikyta</w:t>
             </w:r>
-            <w:hyperlink r:id="rId32">
+            <w:hyperlink r:id="rId33">
               <w:r>
                 <w:rPr>
                   <w:color w:val="2A78D6"/>
@@ -8849,7 +8933,7 @@
               </w:rPr>
               <w:t>Moterų dalis grupės darbuotojų – 77,8 %</w:t>
             </w:r>
-            <w:hyperlink r:id="rId36">
+            <w:hyperlink r:id="rId37">
               <w:r>
                 <w:rPr>
                   <w:color w:val="2A78D6"/>
@@ -8885,7 +8969,7 @@
               </w:rPr>
               <w:t>Klimato neutralumo tikslas 2050 m.</w:t>
             </w:r>
-            <w:hyperlink r:id="rId30">
+            <w:hyperlink r:id="rId31">
               <w:r>
                 <w:rPr>
                   <w:color w:val="2A78D6"/>
@@ -9708,7 +9792,7 @@
         <w:t>26.</w:t>
         <w:tab/>
       </w:r>
-      <w:hyperlink r:id="rId30">
+      <w:hyperlink r:id="rId31">
         <w:r>
           <w:rPr>
             <w:color w:val="2A78D6"/>
@@ -9735,7 +9819,7 @@
         <w:t>27.</w:t>
         <w:tab/>
       </w:r>
-      <w:hyperlink r:id="rId31">
+      <w:hyperlink r:id="rId32">
         <w:r>
           <w:rPr>
             <w:color w:val="2A78D6"/>
@@ -9762,7 +9846,7 @@
         <w:t>28.</w:t>
         <w:tab/>
       </w:r>
-      <w:hyperlink r:id="rId32">
+      <w:hyperlink r:id="rId33">
         <w:r>
           <w:rPr>
             <w:color w:val="2A78D6"/>
@@ -9789,7 +9873,7 @@
         <w:t>29.</w:t>
         <w:tab/>
       </w:r>
-      <w:hyperlink r:id="rId33">
+      <w:hyperlink r:id="rId34">
         <w:r>
           <w:rPr>
             <w:color w:val="2A78D6"/>
@@ -9816,7 +9900,7 @@
         <w:t>30.</w:t>
         <w:tab/>
       </w:r>
-      <w:hyperlink r:id="rId34">
+      <w:hyperlink r:id="rId35">
         <w:r>
           <w:rPr>
             <w:color w:val="2A78D6"/>
@@ -9843,7 +9927,7 @@
         <w:t>31.</w:t>
         <w:tab/>
       </w:r>
-      <w:hyperlink r:id="rId35">
+      <w:hyperlink r:id="rId36">
         <w:r>
           <w:rPr>
             <w:color w:val="2A78D6"/>
@@ -9870,7 +9954,7 @@
         <w:t>32.</w:t>
         <w:tab/>
       </w:r>
-      <w:hyperlink r:id="rId36">
+      <w:hyperlink r:id="rId37">
         <w:r>
           <w:rPr>
             <w:color w:val="2A78D6"/>

--- a/docs/files/artea/artea_6M2026_lt.docx
+++ b/docs/files/artea/artea_6M2026_lt.docx
@@ -7066,7 +7066,7 @@
           <w:color w:val="667085"/>
           <w:sz w:val="18"/>
         </w:rPr>
-        <w:t>Automatinė naujienų paieška (Google News, LT), 2026-07-30 – 2026-10-28: 7 pranešimų.</w:t>
+        <w:t>Automatinė naujienų paieška (Google News, LT), 2026-08-01 – 2026-10-30: 11 pranešimų.</w:t>
       </w:r>
     </w:p>
     <w:tbl>
@@ -7094,6 +7094,90 @@
         <w:gridCol w:w="1360"/>
         <w:gridCol w:w="7257"/>
       </w:tblGrid>
+      <w:tr>
+        <w:tc>
+          <w:tcPr>
+            <w:tcW w:type="dxa" w:w="1020"/>
+            <w:tcBorders>
+              <w:top w:val="nil"/>
+              <w:left w:val="nil"/>
+              <w:bottom w:val="single" w:sz="4" w:color="E3E8EE" w:space="0"/>
+              <w:right w:val="nil"/>
+            </w:tcBorders>
+          </w:tcPr>
+          <w:p>
+            <w:pPr>
+              <w:spacing w:before="0" w:after="0"/>
+            </w:pPr>
+            <w:r>
+              <w:rPr>
+                <w:b w:val="0"/>
+                <w:color w:val="1B2430"/>
+                <w:sz w:val="17"/>
+              </w:rPr>
+              <w:t>2026-10-29</w:t>
+            </w:r>
+          </w:p>
+        </w:tc>
+        <w:tc>
+          <w:tcPr>
+            <w:tcW w:type="dxa" w:w="1361"/>
+            <w:tcBorders>
+              <w:top w:val="nil"/>
+              <w:left w:val="nil"/>
+              <w:bottom w:val="single" w:sz="4" w:color="E3E8EE" w:space="0"/>
+              <w:right w:val="nil"/>
+            </w:tcBorders>
+          </w:tcPr>
+          <w:p>
+            <w:pPr>
+              <w:spacing w:before="0" w:after="0"/>
+            </w:pPr>
+            <w:r>
+              <w:rPr>
+                <w:b/>
+                <w:color w:val="5F6B7A"/>
+                <w:sz w:val="14"/>
+                <w:shd w:val="clear" w:color="auto" w:fill="F0F2F5"/>
+              </w:rPr>
+              <w:t xml:space="preserve"> VADOVAI </w:t>
+            </w:r>
+          </w:p>
+        </w:tc>
+        <w:tc>
+          <w:tcPr>
+            <w:tcW w:type="dxa" w:w="7257"/>
+            <w:tcBorders>
+              <w:top w:val="nil"/>
+              <w:left w:val="nil"/>
+              <w:bottom w:val="single" w:sz="4" w:color="E3E8EE" w:space="0"/>
+              <w:right w:val="nil"/>
+            </w:tcBorders>
+          </w:tcPr>
+          <w:p>
+            <w:pPr>
+              <w:spacing w:before="0" w:after="0"/>
+            </w:pPr>
+            <w:hyperlink r:id="rId29">
+              <w:r>
+                <w:rPr>
+                  <w:color w:val="1B2430"/>
+                  <w:sz w:val="18"/>
+                </w:rPr>
+                <w:t xml:space="preserve">„Artea“ vadovas aiškino, kodėl smuko banko pelnas</w:t>
+              </w:r>
+            </w:hyperlink>
+            <w:r>
+              <w:rPr>
+                <w:b w:val="0"/>
+                <w:color w:val="667085"/>
+                <w:sz w:val="15"/>
+              </w:rPr>
+              <w:t xml:space="preserve">   LNK.LT  ·  dar 2 panašūs pranešimai</w:t>
+            </w:r>
+          </w:p>
+        </w:tc>
+      </w:tr>
       <w:tr>
         <w:tc>
           <w:tcPr>
@@ -7158,7 +7242,7 @@
             <w:pPr>
               <w:spacing w:before="0" w:after="0"/>
             </w:pPr>
-            <w:hyperlink r:id="rId29">
+            <w:hyperlink r:id="rId30">
               <w:r>
                 <w:rPr>
                   <w:color w:val="1B2430"/>
@@ -7173,7 +7257,7 @@
                 <w:color w:val="667085"/>
                 <w:sz w:val="15"/>
               </w:rPr>
-              <w:t xml:space="preserve">   15min.lt  ·  dar 1 panašūs pranešimai</w:t>
+              <w:t xml:space="preserve">   15min.lt  ·  dar 2 panašūs pranešimai</w:t>
             </w:r>
           </w:p>
         </w:tc>
@@ -7242,7 +7326,7 @@
             <w:pPr>
               <w:spacing w:before="0" w:after="0"/>
             </w:pPr>
-            <w:hyperlink r:id="rId30">
+            <w:hyperlink r:id="rId31">
               <w:r>
                 <w:rPr>
                   <w:color w:val="1B2430"/>
@@ -7438,7 +7522,7 @@
               </w:rPr>
               <w:t>Atsakingo investavimo reglamentas skelbiamas viešai</w:t>
             </w:r>
-            <w:hyperlink r:id="rId31">
+            <w:hyperlink r:id="rId32">
               <w:r>
                 <w:rPr>
                   <w:color w:val="2A78D6"/>
@@ -7584,7 +7668,7 @@
               </w:rPr>
               <w:t>2025 m. ir 2026 m. II ketv. bankui ir grupės įmonėms sankcijų netaikyta</w:t>
             </w:r>
-            <w:hyperlink r:id="rId32">
+            <w:hyperlink r:id="rId33">
               <w:r>
                 <w:rPr>
                   <w:color w:val="2A78D6"/>
@@ -7601,7 +7685,7 @@
               </w:rPr>
               <w:t>,</w:t>
             </w:r>
-            <w:hyperlink r:id="rId33">
+            <w:hyperlink r:id="rId34">
               <w:r>
                 <w:rPr>
                   <w:color w:val="2A78D6"/>
@@ -7719,7 +7803,7 @@
                 <w:color w:val="333333"/>
                 <w:sz w:val="18"/>
               </w:rPr>
-              <w:t>Nerasta EU, UN, US OFAC konsoliduotuose sankcijų sąrašuose (automatinė patikra 2026-10-28).</w:t>
+              <w:t>Nerasta EU, UN, US OFAC konsoliduotuose sankcijų sąrašuose (automatinė patikra 2026-10-30).</w:t>
             </w:r>
           </w:p>
           <w:p>
@@ -7760,7 +7844,7 @@
               </w:rPr>
               <w:t>OFAC sankcijų paieška</w:t>
             </w:r>
-            <w:hyperlink r:id="rId34">
+            <w:hyperlink r:id="rId35">
               <w:r>
                 <w:rPr>
                   <w:color w:val="2A78D6"/>
@@ -7796,7 +7880,7 @@
               </w:rPr>
               <w:t>ES sankcijų žemėlapis</w:t>
             </w:r>
-            <w:hyperlink r:id="rId35">
+            <w:hyperlink r:id="rId36">
               <w:r>
                 <w:rPr>
                   <w:color w:val="2A78D6"/>
@@ -7984,7 +8068,7 @@
                 <w:color w:val="333333"/>
                 <w:sz w:val="18"/>
               </w:rPr>
-              <w:t>Naujienų suvestinė 2026-07-30 – 2026-10-28: 7 pranešimų, iš jų su neigiamu žodžiu antraštėje – 0 (plačiau – skiltyje „Ką rašo spauda“).</w:t>
+              <w:t>Naujienų suvestinė 2026-08-01 – 2026-10-30: 11 pranešimų, iš jų su neigiamu žodžiu antraštėje – 0 (plačiau – skiltyje „Ką rašo spauda“).</w:t>
             </w:r>
           </w:p>
         </w:tc>
@@ -8286,7 +8370,7 @@
               </w:rPr>
               <w:t>Įsipareigojimas kartu su ES siekti klimato neutralumo iki 2050 m. pagal Paryžiaus susitarimą</w:t>
             </w:r>
-            <w:hyperlink r:id="rId31">
+            <w:hyperlink r:id="rId32">
               <w:r>
                 <w:rPr>
                   <w:color w:val="2A78D6"/>
@@ -8521,7 +8605,7 @@
               </w:rPr>
               <w:t>SEB neturi bankų sektoriaus politikos, todėl taikoma investicijų politika bei aplinkosaugos ir socialinė / žmogaus teisių politikos</w:t>
             </w:r>
-            <w:hyperlink r:id="rId36">
+            <w:hyperlink r:id="rId37">
               <w:r>
                 <w:rPr>
                   <w:color w:val="2A78D6"/>
@@ -8578,7 +8662,7 @@
               </w:rPr>
               <w:t>Pinigų plovimo prevencijos procedūros, pranešėjų kanalas, tiekėjų elgesio kodeksas, atsakingo investavimo reglamentas</w:t>
             </w:r>
-            <w:hyperlink r:id="rId31">
+            <w:hyperlink r:id="rId32">
               <w:r>
                 <w:rPr>
                   <w:color w:val="2A78D6"/>
@@ -8614,7 +8698,7 @@
               </w:rPr>
               <w:t>Sankcijų bankui netaikyta</w:t>
             </w:r>
-            <w:hyperlink r:id="rId33">
+            <w:hyperlink r:id="rId34">
               <w:r>
                 <w:rPr>
                   <w:color w:val="2A78D6"/>
@@ -8933,7 +9017,7 @@
               </w:rPr>
               <w:t>Moterų dalis grupės darbuotojų – 77,8 %</w:t>
             </w:r>
-            <w:hyperlink r:id="rId37">
+            <w:hyperlink r:id="rId38">
               <w:r>
                 <w:rPr>
                   <w:color w:val="2A78D6"/>
@@ -8969,7 +9053,7 @@
               </w:rPr>
               <w:t>Klimato neutralumo tikslas 2050 m.</w:t>
             </w:r>
-            <w:hyperlink r:id="rId31">
+            <w:hyperlink r:id="rId32">
               <w:r>
                 <w:rPr>
                   <w:color w:val="2A78D6"/>
@@ -9792,7 +9876,7 @@
         <w:t>26.</w:t>
         <w:tab/>
       </w:r>
-      <w:hyperlink r:id="rId31">
+      <w:hyperlink r:id="rId32">
         <w:r>
           <w:rPr>
             <w:color w:val="2A78D6"/>
@@ -9819,7 +9903,7 @@
         <w:t>27.</w:t>
         <w:tab/>
       </w:r>
-      <w:hyperlink r:id="rId32">
+      <w:hyperlink r:id="rId33">
         <w:r>
           <w:rPr>
             <w:color w:val="2A78D6"/>
@@ -9846,7 +9930,7 @@
         <w:t>28.</w:t>
         <w:tab/>
       </w:r>
-      <w:hyperlink r:id="rId33">
+      <w:hyperlink r:id="rId34">
         <w:r>
           <w:rPr>
             <w:color w:val="2A78D6"/>
@@ -9873,7 +9957,7 @@
         <w:t>29.</w:t>
         <w:tab/>
       </w:r>
-      <w:hyperlink r:id="rId34">
+      <w:hyperlink r:id="rId35">
         <w:r>
           <w:rPr>
             <w:color w:val="2A78D6"/>
@@ -9900,7 +9984,7 @@
         <w:t>30.</w:t>
         <w:tab/>
       </w:r>
-      <w:hyperlink r:id="rId35">
+      <w:hyperlink r:id="rId36">
         <w:r>
           <w:rPr>
             <w:color w:val="2A78D6"/>
@@ -9927,7 +10011,7 @@
         <w:t>31.</w:t>
         <w:tab/>
       </w:r>
-      <w:hyperlink r:id="rId36">
+      <w:hyperlink r:id="rId37">
         <w:r>
           <w:rPr>
             <w:color w:val="2A78D6"/>
@@ -9954,7 +10038,7 @@
         <w:t>32.</w:t>
         <w:tab/>
       </w:r>
-      <w:hyperlink r:id="rId37">
+      <w:hyperlink r:id="rId38">
         <w:r>
           <w:rPr>
             <w:color w:val="2A78D6"/>

--- a/docs/files/artea/artea_6M2026_lt.docx
+++ b/docs/files/artea/artea_6M2026_lt.docx
@@ -7066,7 +7066,7 @@
           <w:color w:val="667085"/>
           <w:sz w:val="18"/>
         </w:rPr>
-        <w:t>Automatinė naujienų paieška (Google News, LT), 2026-08-01 – 2026-10-30: 11 pranešimų.</w:t>
+        <w:t>Automatinė naujienų paieška (Google News, LT), 2026-08-02 – 2026-10-31: 11 pranešimų.</w:t>
       </w:r>
     </w:p>
     <w:tbl>
@@ -7803,7 +7803,7 @@
                 <w:color w:val="333333"/>
                 <w:sz w:val="18"/>
               </w:rPr>
-              <w:t>Nerasta EU, UN, US OFAC konsoliduotuose sankcijų sąrašuose (automatinė patikra 2026-10-30).</w:t>
+              <w:t>Nerasta EU, UN, US OFAC konsoliduotuose sankcijų sąrašuose (automatinė patikra 2026-10-31).</w:t>
             </w:r>
           </w:p>
           <w:p>
@@ -8068,7 +8068,7 @@
                 <w:color w:val="333333"/>
                 <w:sz w:val="18"/>
               </w:rPr>
-              <w:t>Naujienų suvestinė 2026-08-01 – 2026-10-30: 11 pranešimų, iš jų su neigiamu žodžiu antraštėje – 0 (plačiau – skiltyje „Ką rašo spauda“).</w:t>
+              <w:t>Naujienų suvestinė 2026-08-02 – 2026-10-31: 11 pranešimų, iš jų su neigiamu žodžiu antraštėje – 0 (plačiau – skiltyje „Ką rašo spauda“).</w:t>
             </w:r>
           </w:p>
         </w:tc>
